--- a/articulo/Informe_final_Nelson_Garcia.docx
+++ b/articulo/Informe_final_Nelson_Garcia.docx
@@ -14,7 +14,25 @@
         <w:rPr>
           <w:lang w:val="es-CO"/>
         </w:rPr>
-        <w:t>¿Cuáles son las principales variables que influyen en el precio de los autos nuevos y usados en la plataforma AutoScout24 durante el año 2019?</w:t>
+        <w:t>Análisis d</w:t>
+      </w:r>
+      <w:r>
+        <w:rPr>
+          <w:lang w:val="es-CO"/>
+        </w:rPr>
+        <w:t xml:space="preserve">el precio de los autos nuevos y usados en la plataforma </w:t>
+      </w:r>
+      <w:r>
+        <w:rPr>
+          <w:lang w:val="es-CO"/>
+        </w:rPr>
+        <w:t xml:space="preserve">europea </w:t>
+      </w:r>
+      <w:r>
+        <w:rPr>
+          <w:lang w:val="es-CO"/>
+        </w:rPr>
+        <w:t>AutoScout24 durante el año 2019</w:t>
       </w:r>
     </w:p>
     <w:p>
@@ -63,16 +81,106 @@
           <w:szCs w:val="22"/>
           <w:lang w:val="es-CO"/>
         </w:rPr>
-        <w:t>Nelson Mauricio García López, I</w:t>
-      </w:r>
-      <w:r>
+        <w:t>Nelson Mauricio García López</w:t>
+      </w:r>
+    </w:p>
+    <w:p>
+      <w:pPr>
+        <w:pBdr>
+          <w:top w:val="nil"/>
+          <w:left w:val="nil"/>
+          <w:bottom w:val="nil"/>
+          <w:right w:val="nil"/>
+          <w:between w:val="nil"/>
+        </w:pBdr>
+        <w:jc w:val="center"/>
         <w:rPr>
           <w:color w:val="000000"/>
           <w:sz w:val="22"/>
           <w:szCs w:val="22"/>
           <w:lang w:val="es-CO"/>
         </w:rPr>
-        <w:t>ngeniería electrónica, nelson.garcia@udea.edu.co</w:t>
+      </w:pPr>
+      <w:r>
+        <w:rPr>
+          <w:color w:val="000000"/>
+          <w:sz w:val="22"/>
+          <w:szCs w:val="22"/>
+          <w:lang w:val="es-CO"/>
+        </w:rPr>
+        <w:t xml:space="preserve">Departamento de Ingeniería de </w:t>
+      </w:r>
+      <w:r>
+        <w:rPr>
+          <w:color w:val="000000"/>
+          <w:sz w:val="22"/>
+          <w:szCs w:val="22"/>
+          <w:lang w:val="es-CO"/>
+        </w:rPr>
+        <w:t>electrónica</w:t>
+      </w:r>
+      <w:r>
+        <w:rPr>
+          <w:color w:val="000000"/>
+          <w:sz w:val="22"/>
+          <w:szCs w:val="22"/>
+          <w:lang w:val="es-CO"/>
+        </w:rPr>
+        <w:t xml:space="preserve"> </w:t>
+      </w:r>
+    </w:p>
+    <w:p>
+      <w:pPr>
+        <w:pBdr>
+          <w:top w:val="nil"/>
+          <w:left w:val="nil"/>
+          <w:bottom w:val="nil"/>
+          <w:right w:val="nil"/>
+          <w:between w:val="nil"/>
+        </w:pBdr>
+        <w:jc w:val="center"/>
+        <w:rPr>
+          <w:color w:val="000000"/>
+          <w:sz w:val="22"/>
+          <w:szCs w:val="22"/>
+          <w:lang w:val="es-CO"/>
+        </w:rPr>
+      </w:pPr>
+      <w:r>
+        <w:rPr>
+          <w:color w:val="000000"/>
+          <w:sz w:val="22"/>
+          <w:szCs w:val="22"/>
+          <w:lang w:val="es-CO"/>
+        </w:rPr>
+        <w:t>Universidad de Antioquia, Colombia</w:t>
+      </w:r>
+    </w:p>
+    <w:p>
+      <w:pPr>
+        <w:pBdr>
+          <w:top w:val="nil"/>
+          <w:left w:val="nil"/>
+          <w:bottom w:val="nil"/>
+          <w:right w:val="nil"/>
+          <w:between w:val="nil"/>
+        </w:pBdr>
+        <w:jc w:val="center"/>
+        <w:rPr>
+          <w:color w:val="000000"/>
+          <w:sz w:val="22"/>
+          <w:szCs w:val="22"/>
+          <w:lang w:val="es-CO"/>
+        </w:rPr>
+      </w:pPr>
+      <w:r>
+        <w:rPr>
+          <w:color w:val="000000"/>
+          <w:sz w:val="22"/>
+          <w:szCs w:val="22"/>
+          <w:lang w:val="es-CO"/>
+        </w:rPr>
+        <w:t xml:space="preserve"> nelson.garcia@udea.edu.co</w:t>
       </w:r>
     </w:p>
     <w:p>
@@ -308,7 +416,27 @@
           <w:sz w:val="18"/>
           <w:szCs w:val="18"/>
         </w:rPr>
-        <w:t xml:space="preserve"> should be written in uppercase and lowercase letters, not all uppercase. Avoid writing long formulas with subscripts in the title; short formulas that identify the elements are fine (e.g., "Nd–Fe–B"). Do not write “(Invited)” in the title. Full names of authors are preferred in the author field but are not required. Put a space between authors’ initials. ORCIDs can be provided here as well. In the title, </w:t>
+        <w:t xml:space="preserve"> should be written in uppercase and lowercase letters, not all uppercase. Avoid writing long formulas with subscripts in the title; short formulas that identify the elements are fine (e.g., "Nd–Fe–B"). Do not write “(Invited)” in the title. Full names of authors are preferred in the author field but are not required. Put </w:t>
+      </w:r>
+      <w:proofErr w:type="gramStart"/>
+      <w:r>
+        <w:rPr>
+          <w:b/>
+          <w:color w:val="000000"/>
+          <w:sz w:val="18"/>
+          <w:szCs w:val="18"/>
+        </w:rPr>
+        <w:t>a space</w:t>
+      </w:r>
+      <w:proofErr w:type="gramEnd"/>
+      <w:r>
+        <w:rPr>
+          <w:b/>
+          <w:color w:val="000000"/>
+          <w:sz w:val="18"/>
+          <w:szCs w:val="18"/>
+        </w:rPr>
+        <w:t xml:space="preserve"> between authors’ initials. ORCIDs can be provided here as well. In the title, </w:t>
       </w:r>
       <w:r>
         <w:rPr>
@@ -316,7 +444,43 @@
           <w:sz w:val="18"/>
           <w:szCs w:val="18"/>
         </w:rPr>
-        <w:t xml:space="preserve">all variables should appear lightface italic; numbers and units will remain bold. Abstracts must be a single paragraph. In order for an Abstract to be effective when displayed in IEEE </w:t>
+        <w:t xml:space="preserve">all variables should appear </w:t>
+      </w:r>
+      <w:proofErr w:type="gramStart"/>
+      <w:r>
+        <w:rPr>
+          <w:b/>
+          <w:sz w:val="18"/>
+          <w:szCs w:val="18"/>
+        </w:rPr>
+        <w:t>lightface italic</w:t>
+      </w:r>
+      <w:proofErr w:type="gramEnd"/>
+      <w:r>
+        <w:rPr>
+          <w:b/>
+          <w:sz w:val="18"/>
+          <w:szCs w:val="18"/>
+        </w:rPr>
+        <w:t xml:space="preserve">; numbers and units will remain bold. Abstracts must be a single paragraph. </w:t>
+      </w:r>
+      <w:proofErr w:type="gramStart"/>
+      <w:r>
+        <w:rPr>
+          <w:b/>
+          <w:sz w:val="18"/>
+          <w:szCs w:val="18"/>
+        </w:rPr>
+        <w:t>In order for</w:t>
+      </w:r>
+      <w:proofErr w:type="gramEnd"/>
+      <w:r>
+        <w:rPr>
+          <w:b/>
+          <w:sz w:val="18"/>
+          <w:szCs w:val="18"/>
+        </w:rPr>
+        <w:t xml:space="preserve"> an Abstract to be effective when displayed in IEEE </w:t>
       </w:r>
       <w:r>
         <w:rPr>
@@ -333,7 +497,25 @@
           <w:sz w:val="18"/>
           <w:szCs w:val="18"/>
         </w:rPr>
-        <w:t>as well as through indexing services such as Compendex, INSPEC, Medline, ProQuest, and Web of Science, it must be an accurate, stand-alone reflection of the contents of the article. They shall not contain displayed mathematical equations, numbered reference citations, nor footnotes. They</w:t>
+        <w:t xml:space="preserve">as well as through indexing services such as </w:t>
+      </w:r>
+      <w:proofErr w:type="spellStart"/>
+      <w:r>
+        <w:rPr>
+          <w:b/>
+          <w:sz w:val="18"/>
+          <w:szCs w:val="18"/>
+        </w:rPr>
+        <w:t>Compendex</w:t>
+      </w:r>
+      <w:proofErr w:type="spellEnd"/>
+      <w:r>
+        <w:rPr>
+          <w:b/>
+          <w:sz w:val="18"/>
+          <w:szCs w:val="18"/>
+        </w:rPr>
+        <w:t>, INSPEC, Medline, ProQuest, and Web of Science, it must be an accurate, stand-alone reflection of the contents of the article. They shall not contain displayed mathematical equations, numbered reference citations, nor footnotes. They</w:t>
       </w:r>
       <w:r>
         <w:rPr>
@@ -446,18 +628,7 @@
           <w:szCs w:val="18"/>
           <w:shd w:val="clear" w:color="auto" w:fill="FFFFFF"/>
         </w:rPr>
-        <w:t xml:space="preserve">IEEE </w:t>
-      </w:r>
-      <w:r>
-        <w:rPr>
-          <w:rStyle w:val="nfasis"/>
-          <w:b/>
-          <w:color w:val="000000"/>
-          <w:sz w:val="18"/>
-          <w:szCs w:val="18"/>
-          <w:shd w:val="clear" w:color="auto" w:fill="FFFFFF"/>
-        </w:rPr>
-        <w:t>Thesaurus</w:t>
+        <w:t>IEEE Thesaurus</w:t>
       </w:r>
       <w:r>
         <w:rPr>
@@ -642,7 +813,13 @@
         <w:rPr>
           <w:color w:val="000000"/>
         </w:rPr>
-        <w:t xml:space="preserve"> You can also </w:t>
+        <w:t xml:space="preserve"> </w:t>
+      </w:r>
+      <w:r>
+        <w:rPr>
+          <w:color w:val="000000"/>
+        </w:rPr>
+        <w:t xml:space="preserve">You can also </w:t>
       </w:r>
       <w:r>
         <w:t>use</w:t>
@@ -717,7 +894,10 @@
         <w:t>article</w:t>
       </w:r>
       <w:r>
-        <w:t xml:space="preserve"> in the template may not be the same as when the formal </w:t>
+        <w:t xml:space="preserve"> in the template may not be the same as </w:t>
+      </w:r>
+      <w:r>
+        <w:t xml:space="preserve">when the formal </w:t>
       </w:r>
       <w:r>
         <w:t>proof</w:t>
@@ -938,15 +1118,179 @@
           <w:spacing w:val="-2"/>
           <w:lang w:val="es-CO"/>
         </w:rPr>
-        <w:t xml:space="preserve">La base de datos fue seleccionada de Car Price disponible en la plataforma Kaggle. Este dataset recopila información de vehículos nuevos y usados ofertados en la compañía AutoScout24 durante el año 2019. Incluye variables técnicas y </w:t>
-      </w:r>
+        <w:t xml:space="preserve">La base de datos fue seleccionada de Car Price disponible en la plataforma </w:t>
+      </w:r>
+      <w:proofErr w:type="spellStart"/>
       <w:r>
         <w:rPr>
           <w:spacing w:val="-2"/>
           <w:lang w:val="es-CO"/>
         </w:rPr>
+        <w:t>Kaggle</w:t>
+      </w:r>
+      <w:proofErr w:type="spellEnd"/>
+      <w:r>
+        <w:rPr>
+          <w:spacing w:val="-2"/>
+          <w:lang w:val="es-CO"/>
+        </w:rPr>
+        <w:t xml:space="preserve">. Este </w:t>
+      </w:r>
+      <w:proofErr w:type="spellStart"/>
+      <w:r>
+        <w:rPr>
+          <w:spacing w:val="-2"/>
+          <w:lang w:val="es-CO"/>
+        </w:rPr>
+        <w:t>dataset</w:t>
+      </w:r>
+      <w:proofErr w:type="spellEnd"/>
+      <w:r>
+        <w:rPr>
+          <w:spacing w:val="-2"/>
+          <w:lang w:val="es-CO"/>
+        </w:rPr>
+        <w:t xml:space="preserve"> recopila información de vehículos nuevos y usados ofertados en la compañía AutoScout24 durante el año 2019. Incluye variables técnicas y comerciales relevantes como la marca, modelo, años de uso, kilometraje, tipo de combustible, potencia del motor, transmisión, entre otras.</w:t>
+      </w:r>
+    </w:p>
+    <w:p>
+      <w:pPr>
+        <w:widowControl w:val="0"/>
+        <w:pBdr>
+          <w:top w:val="nil"/>
+          <w:left w:val="nil"/>
+          <w:bottom w:val="nil"/>
+          <w:right w:val="nil"/>
+          <w:between w:val="nil"/>
+        </w:pBdr>
+        <w:spacing w:line="252" w:lineRule="auto"/>
+        <w:ind w:firstLine="270"/>
+        <w:jc w:val="both"/>
+        <w:rPr>
+          <w:spacing w:val="-2"/>
+          <w:lang w:val="es-CO"/>
+        </w:rPr>
+      </w:pPr>
+    </w:p>
+    <w:p>
+      <w:pPr>
+        <w:widowControl w:val="0"/>
+        <w:pBdr>
+          <w:top w:val="nil"/>
+          <w:left w:val="nil"/>
+          <w:bottom w:val="nil"/>
+          <w:right w:val="nil"/>
+          <w:between w:val="nil"/>
+        </w:pBdr>
+        <w:spacing w:line="252" w:lineRule="auto"/>
+        <w:ind w:firstLine="270"/>
+        <w:jc w:val="both"/>
+        <w:rPr>
+          <w:spacing w:val="-2"/>
+          <w:lang w:val="es-CO"/>
+        </w:rPr>
+      </w:pPr>
+      <w:r>
+        <w:rPr>
+          <w:spacing w:val="-2"/>
+          <w:lang w:val="es-CO"/>
+        </w:rPr>
+        <w:t>Mediante las variables disponibles en la base datos, es posible realizar un análisis de cuáles de estas características se asocian de manera más significativa con el precio final de los autos, permitiendo responder a la pregunta de investigación planteada y aportar evidencia sobre los factores que más influyen en la valoración del mercado automotriz.</w:t>
+      </w:r>
+    </w:p>
+    <w:p>
+      <w:pPr>
+        <w:widowControl w:val="0"/>
+        <w:pBdr>
+          <w:top w:val="nil"/>
+          <w:left w:val="nil"/>
+          <w:bottom w:val="nil"/>
+          <w:right w:val="nil"/>
+          <w:between w:val="nil"/>
+        </w:pBdr>
+        <w:spacing w:line="252" w:lineRule="auto"/>
+        <w:ind w:firstLine="270"/>
+        <w:jc w:val="both"/>
+        <w:rPr>
+          <w:spacing w:val="-2"/>
+          <w:lang w:val="es-CO"/>
+        </w:rPr>
+      </w:pPr>
+    </w:p>
+    <w:p>
+      <w:pPr>
+        <w:widowControl w:val="0"/>
+        <w:pBdr>
+          <w:top w:val="nil"/>
+          <w:left w:val="nil"/>
+          <w:bottom w:val="nil"/>
+          <w:right w:val="nil"/>
+          <w:between w:val="nil"/>
+        </w:pBdr>
+        <w:spacing w:line="252" w:lineRule="auto"/>
+        <w:ind w:firstLine="270"/>
+        <w:jc w:val="both"/>
+        <w:rPr>
+          <w:spacing w:val="-2"/>
+          <w:lang w:val="es-CO"/>
+        </w:rPr>
+      </w:pPr>
+      <w:r>
+        <w:rPr>
+          <w:spacing w:val="-2"/>
+          <w:lang w:val="es-CO"/>
+        </w:rPr>
+        <w:t>-</w:t>
+      </w:r>
+      <w:r>
+        <w:rPr>
+          <w:spacing w:val="-2"/>
+          <w:lang w:val="es-CO"/>
+        </w:rPr>
+        <w:tab/>
+        <w:t>Depurar y preparar el conjunto de datos proveniente de la plataforma AutoScout24 mediante técnicas propias de la ciencia de datos, identificando valores atípicos, datos faltantes e inconsistencias.</w:t>
+      </w:r>
+    </w:p>
+    <w:p>
+      <w:pPr>
+        <w:widowControl w:val="0"/>
+        <w:pBdr>
+          <w:top w:val="nil"/>
+          <w:left w:val="nil"/>
+          <w:bottom w:val="nil"/>
+          <w:right w:val="nil"/>
+          <w:between w:val="nil"/>
+        </w:pBdr>
+        <w:spacing w:line="252" w:lineRule="auto"/>
+        <w:ind w:firstLine="270"/>
+        <w:jc w:val="both"/>
+        <w:rPr>
+          <w:spacing w:val="-2"/>
+          <w:lang w:val="es-CO"/>
+        </w:rPr>
+      </w:pPr>
+      <w:r>
+        <w:rPr>
+          <w:spacing w:val="-2"/>
+          <w:lang w:val="es-CO"/>
+        </w:rPr>
+        <w:t>-</w:t>
+      </w:r>
+      <w:r>
+        <w:rPr>
+          <w:spacing w:val="-2"/>
+          <w:lang w:val="es-CO"/>
+        </w:rPr>
+        <w:tab/>
+        <w:t xml:space="preserve">Aplicar procesos de ingeniería de características que </w:t>
+      </w:r>
+      <w:r>
+        <w:rPr>
+          <w:spacing w:val="-2"/>
+          <w:lang w:val="es-CO"/>
+        </w:rPr>
         <w:lastRenderedPageBreak/>
-        <w:t>comerciales relevantes como la marca, modelo, años de uso, kilometraje, tipo de combustible, potencia del motor, transmisión, entre otras.</w:t>
+        <w:t>permitan optimizar la representación de la información y mejorar el desempeño de los modelos predictivos de precios de automóviles usados.</w:t>
       </w:r>
     </w:p>
     <w:p>
@@ -967,6 +1311,21 @@
           <w:lang w:val="es-CO"/>
         </w:rPr>
       </w:pPr>
+      <w:r>
+        <w:rPr>
+          <w:spacing w:val="-2"/>
+          <w:lang w:val="es-CO"/>
+        </w:rPr>
+        <w:t>-</w:t>
+      </w:r>
+      <w:r>
+        <w:rPr>
+          <w:spacing w:val="-2"/>
+          <w:lang w:val="es-CO"/>
+        </w:rPr>
+        <w:tab/>
+        <w:t>Aplicar técnicas de análisis descriptivo y multivariado para identificar las propiedades de los datos y posibles relaciones entre variables y reducir dimensionalidad.</w:t>
+      </w:r>
     </w:p>
     <w:p>
       <w:pPr>
@@ -991,7 +1350,49 @@
           <w:spacing w:val="-2"/>
           <w:lang w:val="es-CO"/>
         </w:rPr>
-        <w:t>Mediante las variables disponibles en la base datos, es posible realizar un análisis de cuáles de estas características se asocian de manera más significativa con el precio final de los autos, permitiendo responder a la pregunta de investigación planteada y aportar evidencia sobre los factores que más influyen en la valoración del mercado automotriz.</w:t>
+        <w:t>-</w:t>
+      </w:r>
+      <w:r>
+        <w:rPr>
+          <w:spacing w:val="-2"/>
+          <w:lang w:val="es-CO"/>
+        </w:rPr>
+        <w:tab/>
+        <w:t>Implementar y ajustar métodos de aprendizaje supervisado y no supervisado para la construcción de modelos predictivos de precios de automóviles usados.</w:t>
+      </w:r>
+    </w:p>
+    <w:p>
+      <w:pPr>
+        <w:widowControl w:val="0"/>
+        <w:pBdr>
+          <w:top w:val="nil"/>
+          <w:left w:val="nil"/>
+          <w:bottom w:val="nil"/>
+          <w:right w:val="nil"/>
+          <w:between w:val="nil"/>
+        </w:pBdr>
+        <w:spacing w:line="252" w:lineRule="auto"/>
+        <w:ind w:firstLine="270"/>
+        <w:jc w:val="both"/>
+        <w:rPr>
+          <w:spacing w:val="-2"/>
+          <w:lang w:val="es-CO"/>
+        </w:rPr>
+      </w:pPr>
+      <w:r>
+        <w:rPr>
+          <w:spacing w:val="-2"/>
+          <w:lang w:val="es-CO"/>
+        </w:rPr>
+        <w:t>-</w:t>
+      </w:r>
+      <w:r>
+        <w:rPr>
+          <w:spacing w:val="-2"/>
+          <w:lang w:val="es-CO"/>
+        </w:rPr>
+        <w:tab/>
+        <w:t>Evaluar el desempeño de los diferentes algoritmos aplicados, para identificar el modelo más preciso para la predicción del precio y redactar las conclusiones propias de la investigación.</w:t>
       </w:r>
     </w:p>
     <w:p>
@@ -1067,9 +1468,29 @@
         </w:numPr>
         <w:spacing w:line="252" w:lineRule="auto"/>
         <w:jc w:val="both"/>
-      </w:pPr>
-      <w:r>
-        <w:t>El precio promedio de los autos es de 18.024 dolares.</w:t>
+        <w:rPr>
+          <w:lang w:val="es-CO"/>
+        </w:rPr>
+      </w:pPr>
+      <w:r>
+        <w:rPr>
+          <w:lang w:val="es-CO"/>
+        </w:rPr>
+        <w:t xml:space="preserve">El precio promedio de los autos es de 18.024 </w:t>
+      </w:r>
+      <w:proofErr w:type="spellStart"/>
+      <w:r>
+        <w:rPr>
+          <w:lang w:val="es-CO"/>
+        </w:rPr>
+        <w:t>dolares</w:t>
+      </w:r>
+      <w:proofErr w:type="spellEnd"/>
+      <w:r>
+        <w:rPr>
+          <w:lang w:val="es-CO"/>
+        </w:rPr>
+        <w:t>.</w:t>
       </w:r>
     </w:p>
     <w:p>
@@ -1081,9 +1502,29 @@
         </w:numPr>
         <w:spacing w:line="252" w:lineRule="auto"/>
         <w:jc w:val="both"/>
-      </w:pPr>
-      <w:r>
-        <w:t>La mayoría de los precios se encuentran entre 10.000 y 30.000 dolares.</w:t>
+        <w:rPr>
+          <w:lang w:val="es-CO"/>
+        </w:rPr>
+      </w:pPr>
+      <w:r>
+        <w:rPr>
+          <w:lang w:val="es-CO"/>
+        </w:rPr>
+        <w:t xml:space="preserve">La mayoría de los precios se encuentran entre 10.000 y 30.000 </w:t>
+      </w:r>
+      <w:proofErr w:type="spellStart"/>
+      <w:r>
+        <w:rPr>
+          <w:lang w:val="es-CO"/>
+        </w:rPr>
+        <w:t>dolares</w:t>
+      </w:r>
+      <w:proofErr w:type="spellEnd"/>
+      <w:r>
+        <w:rPr>
+          <w:lang w:val="es-CO"/>
+        </w:rPr>
+        <w:t>.</w:t>
       </w:r>
     </w:p>
     <w:p>
@@ -1095,8 +1536,14 @@
         </w:numPr>
         <w:spacing w:line="252" w:lineRule="auto"/>
         <w:jc w:val="both"/>
-      </w:pPr>
-      <w:r>
+        <w:rPr>
+          <w:lang w:val="es-CO"/>
+        </w:rPr>
+      </w:pPr>
+      <w:r>
+        <w:rPr>
+          <w:lang w:val="es-CO"/>
+        </w:rPr>
         <w:t>La mayoría de los autos tienen entre 0 a 50.000 km.</w:t>
       </w:r>
     </w:p>
@@ -1109,8 +1556,14 @@
         </w:numPr>
         <w:spacing w:line="252" w:lineRule="auto"/>
         <w:jc w:val="both"/>
-      </w:pPr>
-      <w:r>
+        <w:rPr>
+          <w:lang w:val="es-CO"/>
+        </w:rPr>
+      </w:pPr>
+      <w:r>
+        <w:rPr>
+          <w:lang w:val="es-CO"/>
+        </w:rPr>
         <w:t>El tipo de combustible predominante es la gasolina, seguido por el diésel.</w:t>
       </w:r>
     </w:p>
@@ -1123,10 +1576,52 @@
         </w:numPr>
         <w:spacing w:line="252" w:lineRule="auto"/>
         <w:jc w:val="both"/>
-      </w:pPr>
-      <w:r>
-        <w:t>La edad de los vehiculos se distribuye casi uniformente igual entre las edades de 0 a 3 años .</w:t>
-      </w:r>
+        <w:rPr>
+          <w:lang w:val="es-CO"/>
+        </w:rPr>
+      </w:pPr>
+      <w:r>
+        <w:rPr>
+          <w:lang w:val="es-CO"/>
+        </w:rPr>
+        <w:t xml:space="preserve">La edad de los </w:t>
+      </w:r>
+      <w:proofErr w:type="spellStart"/>
+      <w:r>
+        <w:rPr>
+          <w:lang w:val="es-CO"/>
+        </w:rPr>
+        <w:t>vehiculos</w:t>
+      </w:r>
+      <w:proofErr w:type="spellEnd"/>
+      <w:r>
+        <w:rPr>
+          <w:lang w:val="es-CO"/>
+        </w:rPr>
+        <w:t xml:space="preserve"> se distribuye casi </w:t>
+      </w:r>
+      <w:proofErr w:type="spellStart"/>
+      <w:r>
+        <w:rPr>
+          <w:lang w:val="es-CO"/>
+        </w:rPr>
+        <w:t>uniformente</w:t>
+      </w:r>
+      <w:proofErr w:type="spellEnd"/>
+      <w:r>
+        <w:rPr>
+          <w:lang w:val="es-CO"/>
+        </w:rPr>
+        <w:t xml:space="preserve"> igual entre las edades de 0 a 3 </w:t>
+      </w:r>
+      <w:proofErr w:type="gramStart"/>
+      <w:r>
+        <w:rPr>
+          <w:lang w:val="es-CO"/>
+        </w:rPr>
+        <w:t>años .</w:t>
+      </w:r>
+      <w:proofErr w:type="gramEnd"/>
     </w:p>
     <w:p>
       <w:pPr>
@@ -1137,8 +1632,14 @@
         </w:numPr>
         <w:spacing w:line="252" w:lineRule="auto"/>
         <w:jc w:val="both"/>
-      </w:pPr>
-      <w:r>
+        <w:rPr>
+          <w:lang w:val="es-CO"/>
+        </w:rPr>
+      </w:pPr>
+      <w:r>
+        <w:rPr>
+          <w:lang w:val="es-CO"/>
+        </w:rPr>
         <w:t>La mayoría de los autos son usados.</w:t>
       </w:r>
     </w:p>
@@ -1151,8 +1652,14 @@
         </w:numPr>
         <w:spacing w:line="252" w:lineRule="auto"/>
         <w:jc w:val="both"/>
-      </w:pPr>
-      <w:r>
+        <w:rPr>
+          <w:lang w:val="es-CO"/>
+        </w:rPr>
+      </w:pPr>
+      <w:r>
+        <w:rPr>
+          <w:lang w:val="es-CO"/>
+        </w:rPr>
         <w:t>El precio tiende a decrecer con el aumento del kilometraje y tipo de auto.</w:t>
       </w:r>
     </w:p>
@@ -1161,6 +1668,9 @@
         <w:widowControl w:val="0"/>
         <w:spacing w:line="252" w:lineRule="auto"/>
         <w:jc w:val="both"/>
+        <w:rPr>
+          <w:lang w:val="es-CO"/>
+        </w:rPr>
       </w:pPr>
     </w:p>
     <w:p>
@@ -1208,7 +1718,21 @@
         <w:rPr>
           <w:lang w:val="es-CO"/>
         </w:rPr>
-        <w:t>Puede haber un sesgo hacia ciertas regiones donde la compañia AutoScout24 tiene más presencia.</w:t>
+        <w:t xml:space="preserve">Puede haber un sesgo hacia ciertas regiones donde la </w:t>
+      </w:r>
+      <w:proofErr w:type="spellStart"/>
+      <w:r>
+        <w:rPr>
+          <w:lang w:val="es-CO"/>
+        </w:rPr>
+        <w:t>compañia</w:t>
+      </w:r>
+      <w:proofErr w:type="spellEnd"/>
+      <w:r>
+        <w:rPr>
+          <w:lang w:val="es-CO"/>
+        </w:rPr>
+        <w:t xml:space="preserve"> AutoScout24 tiene más presencia.</w:t>
       </w:r>
     </w:p>
     <w:p>
@@ -1298,7 +1822,21 @@
         <w:rPr>
           <w:lang w:val="es-CO"/>
         </w:rPr>
-        <w:t>Los autos con menos años tienden a presentar precios más altos que los de mas años de uso.</w:t>
+        <w:t xml:space="preserve">Los autos con menos años tienden a presentar precios más altos que los de </w:t>
+      </w:r>
+      <w:proofErr w:type="spellStart"/>
+      <w:r>
+        <w:rPr>
+          <w:lang w:val="es-CO"/>
+        </w:rPr>
+        <w:t>mas</w:t>
+      </w:r>
+      <w:proofErr w:type="spellEnd"/>
+      <w:r>
+        <w:rPr>
+          <w:lang w:val="es-CO"/>
+        </w:rPr>
+        <w:t xml:space="preserve"> años de uso.</w:t>
       </w:r>
     </w:p>
     <w:p>
@@ -1331,6 +1869,126 @@
           <w:lang w:val="es-CO"/>
         </w:rPr>
         <w:t>La transmisión automática podría estar asociada a precios más altos que la mecánica.</w:t>
+      </w:r>
+    </w:p>
+    <w:p>
+      <w:pPr>
+        <w:widowControl w:val="0"/>
+        <w:spacing w:line="252" w:lineRule="auto"/>
+        <w:jc w:val="both"/>
+        <w:rPr>
+          <w:lang w:val="es-CO"/>
+        </w:rPr>
+      </w:pPr>
+    </w:p>
+    <w:p>
+      <w:pPr>
+        <w:widowControl w:val="0"/>
+        <w:spacing w:line="252" w:lineRule="auto"/>
+        <w:jc w:val="both"/>
+        <w:rPr>
+          <w:lang w:val="es-CO"/>
+        </w:rPr>
+      </w:pPr>
+      <w:r>
+        <w:rPr>
+          <w:lang w:val="es-CO"/>
+        </w:rPr>
+        <w:t>El mercado de vehículos usados se ha convertido en un área de estudio relevante debido a su crecimiento y a la disponibilidad de grandes volúmenes de datos que permiten comprender la dinámica de precios, uso, desgaste y características técnicas de los automóviles. El análisis de datos aplicado a este tipo de mercados es fundamental para identificar patrones, mejorar la toma de decisiones y construir modelos predictivos robustos.</w:t>
+      </w:r>
+    </w:p>
+    <w:p>
+      <w:pPr>
+        <w:widowControl w:val="0"/>
+        <w:spacing w:line="252" w:lineRule="auto"/>
+        <w:jc w:val="both"/>
+        <w:rPr>
+          <w:lang w:val="es-CO"/>
+        </w:rPr>
+      </w:pPr>
+    </w:p>
+    <w:p>
+      <w:pPr>
+        <w:widowControl w:val="0"/>
+        <w:spacing w:line="252" w:lineRule="auto"/>
+        <w:jc w:val="both"/>
+        <w:rPr>
+          <w:lang w:val="es-CO"/>
+        </w:rPr>
+      </w:pPr>
+      <w:r>
+        <w:rPr>
+          <w:lang w:val="es-CO"/>
+        </w:rPr>
+        <w:t>Este proyecto tiene como objetivo realizar un análisis estadístico completo del conjunto de datos de autos usados, abarcando técnica descriptiva, análisis bivariado, multivariado, reducción de dimensionalidad mediante PCA, pruebas de asociación en variables categóricas y detección de valores atípicos.</w:t>
+      </w:r>
+    </w:p>
+    <w:p>
+      <w:pPr>
+        <w:widowControl w:val="0"/>
+        <w:spacing w:line="252" w:lineRule="auto"/>
+        <w:jc w:val="both"/>
+        <w:rPr>
+          <w:lang w:val="es-CO"/>
+        </w:rPr>
+      </w:pPr>
+    </w:p>
+    <w:p>
+      <w:pPr>
+        <w:widowControl w:val="0"/>
+        <w:spacing w:line="252" w:lineRule="auto"/>
+        <w:jc w:val="both"/>
+        <w:rPr>
+          <w:lang w:val="es-CO"/>
+        </w:rPr>
+      </w:pPr>
+      <w:r>
+        <w:rPr>
+          <w:lang w:val="es-CO"/>
+        </w:rPr>
+        <w:t xml:space="preserve">El análisis se fundamenta en autores y metodologías aplicadas en estudios previos de análisis de precios de vehículos, tales como Kumar y </w:t>
+      </w:r>
+      <w:proofErr w:type="spellStart"/>
+      <w:r>
+        <w:rPr>
+          <w:lang w:val="es-CO"/>
+        </w:rPr>
+        <w:t>Sinha</w:t>
+      </w:r>
+      <w:proofErr w:type="spellEnd"/>
+      <w:r>
+        <w:rPr>
+          <w:lang w:val="es-CO"/>
+        </w:rPr>
+        <w:t xml:space="preserve"> (2024), investigaciones sobre modelos de regresión, así como documentación técnica de librerías de Python como pandas, </w:t>
+      </w:r>
+      <w:proofErr w:type="spellStart"/>
+      <w:r>
+        <w:rPr>
+          <w:lang w:val="es-CO"/>
+        </w:rPr>
+        <w:t>scikit-learn</w:t>
+      </w:r>
+      <w:proofErr w:type="spellEnd"/>
+      <w:r>
+        <w:rPr>
+          <w:lang w:val="es-CO"/>
+        </w:rPr>
+        <w:t xml:space="preserve"> y </w:t>
+      </w:r>
+      <w:proofErr w:type="spellStart"/>
+      <w:r>
+        <w:rPr>
+          <w:lang w:val="es-CO"/>
+        </w:rPr>
+        <w:t>scipy</w:t>
+      </w:r>
+      <w:proofErr w:type="spellEnd"/>
+      <w:r>
+        <w:rPr>
+          <w:lang w:val="es-CO"/>
+        </w:rPr>
+        <w:t>, ampliamente utilizadas en ciencia de datos.</w:t>
       </w:r>
     </w:p>
     <w:p>
@@ -1361,9 +2019,11 @@
         <w:spacing w:line="252" w:lineRule="auto"/>
         <w:jc w:val="both"/>
       </w:pPr>
+      <w:proofErr w:type="gramStart"/>
       <w:r>
         <w:t>capitalization;</w:t>
       </w:r>
+      <w:proofErr w:type="gramEnd"/>
     </w:p>
     <w:p>
       <w:pPr>
@@ -1375,9 +2035,11 @@
         <w:spacing w:line="252" w:lineRule="auto"/>
         <w:jc w:val="both"/>
       </w:pPr>
+      <w:proofErr w:type="gramStart"/>
       <w:r>
         <w:t>abbreviations;</w:t>
       </w:r>
+      <w:proofErr w:type="gramEnd"/>
     </w:p>
     <w:p>
       <w:pPr>
@@ -1390,8 +2052,13 @@
         <w:jc w:val="both"/>
       </w:pPr>
       <w:r>
-        <w:t>section headings;</w:t>
-      </w:r>
+        <w:t xml:space="preserve">section </w:t>
+      </w:r>
+      <w:proofErr w:type="gramStart"/>
+      <w:r>
+        <w:t>headings;</w:t>
+      </w:r>
+      <w:proofErr w:type="gramEnd"/>
     </w:p>
     <w:p>
       <w:pPr>
@@ -1404,8 +2071,13 @@
         <w:jc w:val="both"/>
       </w:pPr>
       <w:r>
-        <w:t>numbers, equations;</w:t>
-      </w:r>
+        <w:t xml:space="preserve">numbers, </w:t>
+      </w:r>
+      <w:proofErr w:type="gramStart"/>
+      <w:r>
+        <w:t>equations;</w:t>
+      </w:r>
+      <w:proofErr w:type="gramEnd"/>
     </w:p>
     <w:p>
       <w:pPr>
@@ -1417,9 +2089,11 @@
         <w:spacing w:line="252" w:lineRule="auto"/>
         <w:jc w:val="both"/>
       </w:pPr>
+      <w:proofErr w:type="gramStart"/>
       <w:r>
         <w:t>footnotes;</w:t>
       </w:r>
+      <w:proofErr w:type="gramEnd"/>
     </w:p>
     <w:p>
       <w:pPr>
@@ -1431,9 +2105,11 @@
         <w:spacing w:line="252" w:lineRule="auto"/>
         <w:jc w:val="both"/>
       </w:pPr>
+      <w:proofErr w:type="gramStart"/>
       <w:r>
         <w:t>biographies;</w:t>
       </w:r>
+      <w:proofErr w:type="gramEnd"/>
     </w:p>
     <w:p>
       <w:pPr>
@@ -1446,8 +2122,13 @@
         <w:jc w:val="both"/>
       </w:pPr>
       <w:r>
-        <w:t>some common mistakes;</w:t>
-      </w:r>
+        <w:t xml:space="preserve">some common </w:t>
+      </w:r>
+      <w:proofErr w:type="gramStart"/>
+      <w:r>
+        <w:t>mistakes;</w:t>
+      </w:r>
+      <w:proofErr w:type="gramEnd"/>
     </w:p>
     <w:p>
       <w:pPr>
@@ -1473,9 +2154,11 @@
         <w:spacing w:line="252" w:lineRule="auto"/>
         <w:jc w:val="both"/>
       </w:pPr>
+      <w:proofErr w:type="gramStart"/>
       <w:r>
         <w:t>punctuation;</w:t>
       </w:r>
+      <w:proofErr w:type="gramEnd"/>
     </w:p>
     <w:p>
       <w:pPr>
@@ -1559,6 +2242,689 @@
       <w:r>
         <w:t>METODOLOGÍA</w:t>
       </w:r>
+    </w:p>
+    <w:p/>
+    <w:p>
+      <w:pPr>
+        <w:rPr>
+          <w:lang w:val="es-CO"/>
+        </w:rPr>
+      </w:pPr>
+      <w:r>
+        <w:rPr>
+          <w:lang w:val="es-CO"/>
+        </w:rPr>
+        <w:t>2.1 Fuente y características del conjunto de datos</w:t>
+      </w:r>
+    </w:p>
+    <w:p>
+      <w:pPr>
+        <w:rPr>
+          <w:lang w:val="es-CO"/>
+        </w:rPr>
+      </w:pPr>
+    </w:p>
+    <w:p>
+      <w:pPr>
+        <w:rPr>
+          <w:lang w:val="es-CO"/>
+        </w:rPr>
+      </w:pPr>
+      <w:r>
+        <w:rPr>
+          <w:lang w:val="es-CO"/>
+        </w:rPr>
+        <w:t>Base de datos de autos usados (formato CSV).</w:t>
+      </w:r>
+    </w:p>
+    <w:p>
+      <w:pPr>
+        <w:rPr>
+          <w:lang w:val="es-CO"/>
+        </w:rPr>
+      </w:pPr>
+    </w:p>
+    <w:p>
+      <w:proofErr w:type="spellStart"/>
+      <w:r>
+        <w:t>Contiene</w:t>
+      </w:r>
+      <w:proofErr w:type="spellEnd"/>
+      <w:r>
+        <w:t xml:space="preserve"> variables </w:t>
+      </w:r>
+      <w:proofErr w:type="spellStart"/>
+      <w:r>
+        <w:t>continuas</w:t>
+      </w:r>
+      <w:proofErr w:type="spellEnd"/>
+      <w:r>
+        <w:t xml:space="preserve"> </w:t>
+      </w:r>
+      <w:proofErr w:type="spellStart"/>
+      <w:r>
+        <w:t>como</w:t>
+      </w:r>
+      <w:proofErr w:type="spellEnd"/>
+      <w:r>
+        <w:t>:</w:t>
+      </w:r>
+    </w:p>
+    <w:p>
+      <w:r>
+        <w:t xml:space="preserve">price, km, </w:t>
+      </w:r>
+      <w:proofErr w:type="spellStart"/>
+      <w:r>
+        <w:t>hp_kW</w:t>
+      </w:r>
+      <w:proofErr w:type="spellEnd"/>
+      <w:r>
+        <w:t xml:space="preserve">, </w:t>
+      </w:r>
+      <w:proofErr w:type="spellStart"/>
+      <w:r>
+        <w:t>Displacement_cc</w:t>
+      </w:r>
+      <w:proofErr w:type="spellEnd"/>
+      <w:r>
+        <w:t xml:space="preserve">, </w:t>
+      </w:r>
+      <w:proofErr w:type="spellStart"/>
+      <w:r>
+        <w:t>Weight_kg</w:t>
+      </w:r>
+      <w:proofErr w:type="spellEnd"/>
+      <w:r>
+        <w:t xml:space="preserve">, </w:t>
+      </w:r>
+      <w:proofErr w:type="spellStart"/>
+      <w:r>
+        <w:t>cons_comb</w:t>
+      </w:r>
+      <w:proofErr w:type="spellEnd"/>
+      <w:r>
+        <w:t>.</w:t>
+      </w:r>
+    </w:p>
+    <w:p/>
+    <w:p>
+      <w:r>
+        <w:t xml:space="preserve">Variables </w:t>
+      </w:r>
+      <w:proofErr w:type="spellStart"/>
+      <w:r>
+        <w:t>discretas</w:t>
+      </w:r>
+      <w:proofErr w:type="spellEnd"/>
+      <w:r>
+        <w:t>:</w:t>
+      </w:r>
+    </w:p>
+    <w:p>
+      <w:r>
+        <w:t xml:space="preserve">Gears, age, </w:t>
+      </w:r>
+      <w:proofErr w:type="spellStart"/>
+      <w:r>
+        <w:t>Previous_Owners</w:t>
+      </w:r>
+      <w:proofErr w:type="spellEnd"/>
+      <w:r>
+        <w:t xml:space="preserve">, </w:t>
+      </w:r>
+      <w:proofErr w:type="spellStart"/>
+      <w:r>
+        <w:t>Inspection_new</w:t>
+      </w:r>
+      <w:proofErr w:type="spellEnd"/>
+      <w:r>
+        <w:t>.</w:t>
+      </w:r>
+    </w:p>
+    <w:p/>
+    <w:p>
+      <w:pPr>
+        <w:rPr>
+          <w:lang w:val="es-CO"/>
+        </w:rPr>
+      </w:pPr>
+      <w:r>
+        <w:rPr>
+          <w:lang w:val="es-CO"/>
+        </w:rPr>
+        <w:t>2.2 Técnicas de análisis aplicadas</w:t>
+      </w:r>
+    </w:p>
+    <w:p>
+      <w:pPr>
+        <w:rPr>
+          <w:lang w:val="es-CO"/>
+        </w:rPr>
+      </w:pPr>
+    </w:p>
+    <w:p>
+      <w:pPr>
+        <w:rPr>
+          <w:lang w:val="es-CO"/>
+        </w:rPr>
+      </w:pPr>
+      <w:r>
+        <w:rPr>
+          <w:rFonts w:ascii="Segoe UI Symbol" w:hAnsi="Segoe UI Symbol" w:cs="Segoe UI Symbol"/>
+          <w:lang w:val="es-CO"/>
+        </w:rPr>
+        <w:t>✔</w:t>
+      </w:r>
+      <w:r>
+        <w:rPr>
+          <w:lang w:val="es-CO"/>
+        </w:rPr>
+        <w:t xml:space="preserve"> Análisis </w:t>
+      </w:r>
+      <w:proofErr w:type="spellStart"/>
+      <w:r>
+        <w:rPr>
+          <w:lang w:val="es-CO"/>
+        </w:rPr>
+        <w:t>univariado</w:t>
+      </w:r>
+      <w:proofErr w:type="spellEnd"/>
+      <w:r>
+        <w:rPr>
+          <w:lang w:val="es-CO"/>
+        </w:rPr>
+        <w:t xml:space="preserve">: medidas de tendencia central, histogramas, </w:t>
+      </w:r>
+      <w:proofErr w:type="spellStart"/>
+      <w:r>
+        <w:rPr>
+          <w:lang w:val="es-CO"/>
+        </w:rPr>
+        <w:t>boxplots</w:t>
+      </w:r>
+      <w:proofErr w:type="spellEnd"/>
+      <w:r>
+        <w:rPr>
+          <w:lang w:val="es-CO"/>
+        </w:rPr>
+        <w:t>.</w:t>
+      </w:r>
+    </w:p>
+    <w:p>
+      <w:pPr>
+        <w:rPr>
+          <w:lang w:val="es-CO"/>
+        </w:rPr>
+      </w:pPr>
+      <w:r>
+        <w:rPr>
+          <w:rFonts w:ascii="Segoe UI Symbol" w:hAnsi="Segoe UI Symbol" w:cs="Segoe UI Symbol"/>
+          <w:lang w:val="es-CO"/>
+        </w:rPr>
+        <w:t>✔</w:t>
+      </w:r>
+      <w:r>
+        <w:rPr>
+          <w:lang w:val="es-CO"/>
+        </w:rPr>
+        <w:t xml:space="preserve"> Análisis bivariado: correlaciones Pearson y Spearman, pruebas Chi-cuadrado para categóricas.</w:t>
+      </w:r>
+    </w:p>
+    <w:p>
+      <w:r>
+        <w:rPr>
+          <w:rFonts w:ascii="Segoe UI Symbol" w:hAnsi="Segoe UI Symbol" w:cs="Segoe UI Symbol"/>
+        </w:rPr>
+        <w:t>✔</w:t>
+      </w:r>
+      <w:r>
+        <w:t xml:space="preserve"> </w:t>
+      </w:r>
+      <w:proofErr w:type="spellStart"/>
+      <w:r>
+        <w:t>Análisis</w:t>
+      </w:r>
+      <w:proofErr w:type="spellEnd"/>
+      <w:r>
+        <w:t xml:space="preserve"> </w:t>
+      </w:r>
+      <w:proofErr w:type="spellStart"/>
+      <w:r>
+        <w:t>multivariado</w:t>
+      </w:r>
+      <w:proofErr w:type="spellEnd"/>
+      <w:r>
+        <w:t>:</w:t>
+      </w:r>
+    </w:p>
+    <w:p/>
+    <w:p>
+      <w:pPr>
+        <w:rPr>
+          <w:lang w:val="es-CO"/>
+        </w:rPr>
+      </w:pPr>
+      <w:r>
+        <w:rPr>
+          <w:lang w:val="es-CO"/>
+        </w:rPr>
+        <w:lastRenderedPageBreak/>
+        <w:t>PCA para reducción de dimensiones.</w:t>
+      </w:r>
+    </w:p>
+    <w:p>
+      <w:pPr>
+        <w:rPr>
+          <w:lang w:val="es-CO"/>
+        </w:rPr>
+      </w:pPr>
+    </w:p>
+    <w:p>
+      <w:pPr>
+        <w:rPr>
+          <w:lang w:val="es-CO"/>
+        </w:rPr>
+      </w:pPr>
+      <w:r>
+        <w:rPr>
+          <w:lang w:val="es-CO"/>
+        </w:rPr>
+        <w:t>Clúster jerárquico y K-</w:t>
+      </w:r>
+      <w:proofErr w:type="spellStart"/>
+      <w:r>
+        <w:rPr>
+          <w:lang w:val="es-CO"/>
+        </w:rPr>
+        <w:t>Means</w:t>
+      </w:r>
+      <w:proofErr w:type="spellEnd"/>
+      <w:r>
+        <w:rPr>
+          <w:lang w:val="es-CO"/>
+        </w:rPr>
+        <w:t>.</w:t>
+      </w:r>
+    </w:p>
+    <w:p>
+      <w:pPr>
+        <w:rPr>
+          <w:lang w:val="es-CO"/>
+        </w:rPr>
+      </w:pPr>
+    </w:p>
+    <w:p>
+      <w:pPr>
+        <w:rPr>
+          <w:lang w:val="es-CO"/>
+        </w:rPr>
+      </w:pPr>
+      <w:r>
+        <w:rPr>
+          <w:lang w:val="es-CO"/>
+        </w:rPr>
+        <w:t>Interpretación de componentes y agrupaciones.</w:t>
+      </w:r>
+    </w:p>
+    <w:p>
+      <w:pPr>
+        <w:rPr>
+          <w:lang w:val="es-CO"/>
+        </w:rPr>
+      </w:pPr>
+    </w:p>
+    <w:p>
+      <w:pPr>
+        <w:rPr>
+          <w:lang w:val="es-CO"/>
+        </w:rPr>
+      </w:pPr>
+      <w:r>
+        <w:rPr>
+          <w:lang w:val="es-CO"/>
+        </w:rPr>
+        <w:t>2.3 Detección y tratamiento de valores atípicos</w:t>
+      </w:r>
+    </w:p>
+    <w:p>
+      <w:pPr>
+        <w:rPr>
+          <w:lang w:val="es-CO"/>
+        </w:rPr>
+      </w:pPr>
+    </w:p>
+    <w:p>
+      <w:pPr>
+        <w:rPr>
+          <w:lang w:val="es-CO"/>
+        </w:rPr>
+      </w:pPr>
+      <w:r>
+        <w:rPr>
+          <w:lang w:val="es-CO"/>
+        </w:rPr>
+        <w:t>Se aplicaron tres técnicas:</w:t>
+      </w:r>
+    </w:p>
+    <w:p>
+      <w:pPr>
+        <w:rPr>
+          <w:lang w:val="es-CO"/>
+        </w:rPr>
+      </w:pPr>
+    </w:p>
+    <w:p>
+      <w:pPr>
+        <w:rPr>
+          <w:lang w:val="es-CO"/>
+        </w:rPr>
+      </w:pPr>
+      <w:r>
+        <w:rPr>
+          <w:lang w:val="es-CO"/>
+        </w:rPr>
+        <w:t>IQR (rango intercuartílico)</w:t>
+      </w:r>
+    </w:p>
+    <w:p>
+      <w:pPr>
+        <w:rPr>
+          <w:lang w:val="es-CO"/>
+        </w:rPr>
+      </w:pPr>
+    </w:p>
+    <w:p>
+      <w:pPr>
+        <w:rPr>
+          <w:lang w:val="es-CO"/>
+        </w:rPr>
+      </w:pPr>
+      <w:r>
+        <w:rPr>
+          <w:lang w:val="es-CO"/>
+        </w:rPr>
+        <w:t>Z-Score</w:t>
+      </w:r>
+    </w:p>
+    <w:p>
+      <w:pPr>
+        <w:rPr>
+          <w:lang w:val="es-CO"/>
+        </w:rPr>
+      </w:pPr>
+    </w:p>
+    <w:p>
+      <w:pPr>
+        <w:rPr>
+          <w:lang w:val="es-CO"/>
+        </w:rPr>
+      </w:pPr>
+      <w:r>
+        <w:rPr>
+          <w:lang w:val="es-CO"/>
+        </w:rPr>
+        <w:t>DBSCAN (detección basada en densidad, multivariable)</w:t>
+      </w:r>
+    </w:p>
+    <w:p>
+      <w:pPr>
+        <w:rPr>
+          <w:lang w:val="es-CO"/>
+        </w:rPr>
+      </w:pPr>
+    </w:p>
+    <w:p>
+      <w:pPr>
+        <w:rPr>
+          <w:lang w:val="es-CO"/>
+        </w:rPr>
+      </w:pPr>
+      <w:r>
+        <w:rPr>
+          <w:lang w:val="es-CO"/>
+        </w:rPr>
+        <w:t>Cada una se evaluó según su pertinencia con las variables continuas.</w:t>
+      </w:r>
+    </w:p>
+    <w:p>
+      <w:pPr>
+        <w:rPr>
+          <w:lang w:val="es-CO"/>
+        </w:rPr>
+      </w:pPr>
+    </w:p>
+    <w:p>
+      <w:pPr>
+        <w:rPr>
+          <w:lang w:val="es-CO"/>
+        </w:rPr>
+      </w:pPr>
+      <w:r>
+        <w:rPr>
+          <w:lang w:val="es-CO"/>
+        </w:rPr>
+        <w:t>2.4 Herramientas utilizadas</w:t>
+      </w:r>
+    </w:p>
+    <w:p>
+      <w:pPr>
+        <w:rPr>
+          <w:lang w:val="es-CO"/>
+        </w:rPr>
+      </w:pPr>
+    </w:p>
+    <w:p>
+      <w:pPr>
+        <w:rPr>
+          <w:lang w:val="es-CO"/>
+        </w:rPr>
+      </w:pPr>
+      <w:r>
+        <w:rPr>
+          <w:lang w:val="es-CO"/>
+        </w:rPr>
+        <w:t>Python</w:t>
+      </w:r>
+    </w:p>
+    <w:p>
+      <w:pPr>
+        <w:rPr>
+          <w:lang w:val="es-CO"/>
+        </w:rPr>
+      </w:pPr>
+    </w:p>
+    <w:p>
+      <w:pPr>
+        <w:rPr>
+          <w:lang w:val="es-CO"/>
+        </w:rPr>
+      </w:pPr>
+      <w:r>
+        <w:rPr>
+          <w:lang w:val="es-CO"/>
+        </w:rPr>
+        <w:t xml:space="preserve">Librerías: pandas, </w:t>
+      </w:r>
+      <w:proofErr w:type="spellStart"/>
+      <w:r>
+        <w:rPr>
+          <w:lang w:val="es-CO"/>
+        </w:rPr>
+        <w:t>numpy</w:t>
+      </w:r>
+      <w:proofErr w:type="spellEnd"/>
+      <w:r>
+        <w:rPr>
+          <w:lang w:val="es-CO"/>
+        </w:rPr>
+        <w:t xml:space="preserve">, </w:t>
+      </w:r>
+      <w:proofErr w:type="spellStart"/>
+      <w:r>
+        <w:rPr>
+          <w:lang w:val="es-CO"/>
+        </w:rPr>
+        <w:t>seaborn</w:t>
+      </w:r>
+      <w:proofErr w:type="spellEnd"/>
+      <w:r>
+        <w:rPr>
+          <w:lang w:val="es-CO"/>
+        </w:rPr>
+        <w:t xml:space="preserve">, </w:t>
+      </w:r>
+      <w:proofErr w:type="spellStart"/>
+      <w:r>
+        <w:rPr>
+          <w:lang w:val="es-CO"/>
+        </w:rPr>
+        <w:t>matplotlib</w:t>
+      </w:r>
+      <w:proofErr w:type="spellEnd"/>
+      <w:r>
+        <w:rPr>
+          <w:lang w:val="es-CO"/>
+        </w:rPr>
+        <w:t xml:space="preserve">, </w:t>
+      </w:r>
+      <w:proofErr w:type="spellStart"/>
+      <w:r>
+        <w:rPr>
+          <w:lang w:val="es-CO"/>
+        </w:rPr>
+        <w:t>scikit-learn</w:t>
+      </w:r>
+      <w:proofErr w:type="spellEnd"/>
+      <w:r>
+        <w:rPr>
+          <w:lang w:val="es-CO"/>
+        </w:rPr>
+        <w:t xml:space="preserve">, </w:t>
+      </w:r>
+      <w:proofErr w:type="spellStart"/>
+      <w:r>
+        <w:rPr>
+          <w:lang w:val="es-CO"/>
+        </w:rPr>
+        <w:t>scipy</w:t>
+      </w:r>
+      <w:proofErr w:type="spellEnd"/>
+    </w:p>
+    <w:p>
+      <w:pPr>
+        <w:rPr>
+          <w:lang w:val="es-CO"/>
+        </w:rPr>
+      </w:pPr>
+    </w:p>
+    <w:p>
+      <w:pPr>
+        <w:rPr>
+          <w:lang w:val="es-CO"/>
+        </w:rPr>
+      </w:pPr>
+      <w:r>
+        <w:rPr>
+          <w:lang w:val="es-CO"/>
+        </w:rPr>
+        <w:t>2.5 Criterios de transformación y limpieza</w:t>
+      </w:r>
+    </w:p>
+    <w:p>
+      <w:pPr>
+        <w:rPr>
+          <w:lang w:val="es-CO"/>
+        </w:rPr>
+      </w:pPr>
+    </w:p>
+    <w:p>
+      <w:pPr>
+        <w:rPr>
+          <w:lang w:val="es-CO"/>
+        </w:rPr>
+      </w:pPr>
+      <w:r>
+        <w:rPr>
+          <w:lang w:val="es-CO"/>
+        </w:rPr>
+        <w:t xml:space="preserve">Normalización </w:t>
+      </w:r>
+      <w:proofErr w:type="spellStart"/>
+      <w:r>
+        <w:rPr>
+          <w:lang w:val="es-CO"/>
+        </w:rPr>
+        <w:t>MinMax</w:t>
+      </w:r>
+      <w:proofErr w:type="spellEnd"/>
+      <w:r>
+        <w:rPr>
+          <w:lang w:val="es-CO"/>
+        </w:rPr>
+        <w:t xml:space="preserve"> para PCA y clúster.</w:t>
+      </w:r>
+    </w:p>
+    <w:p>
+      <w:pPr>
+        <w:rPr>
+          <w:lang w:val="es-CO"/>
+        </w:rPr>
+      </w:pPr>
+    </w:p>
+    <w:p>
+      <w:pPr>
+        <w:rPr>
+          <w:lang w:val="es-CO"/>
+        </w:rPr>
+      </w:pPr>
+      <w:r>
+        <w:rPr>
+          <w:lang w:val="es-CO"/>
+        </w:rPr>
+        <w:t>Codificación de variables categóricas donde fue necesario.</w:t>
+      </w:r>
+    </w:p>
+    <w:p>
+      <w:pPr>
+        <w:rPr>
+          <w:lang w:val="es-CO"/>
+        </w:rPr>
+      </w:pPr>
+    </w:p>
+    <w:p>
+      <w:pPr>
+        <w:rPr>
+          <w:lang w:val="es-CO"/>
+        </w:rPr>
+      </w:pPr>
+      <w:r>
+        <w:rPr>
+          <w:lang w:val="es-CO"/>
+        </w:rPr>
+        <w:t xml:space="preserve">Eliminación únicamente de </w:t>
+      </w:r>
+      <w:proofErr w:type="spellStart"/>
+      <w:r>
+        <w:rPr>
+          <w:lang w:val="es-CO"/>
+        </w:rPr>
+        <w:t>outliers</w:t>
+      </w:r>
+      <w:proofErr w:type="spellEnd"/>
+      <w:r>
+        <w:rPr>
+          <w:lang w:val="es-CO"/>
+        </w:rPr>
+        <w:t xml:space="preserve"> con impacto evidente en el modelo (según técnica utilizada).</w:t>
+      </w:r>
+    </w:p>
+    <w:p>
+      <w:pPr>
+        <w:rPr>
+          <w:lang w:val="es-CO"/>
+        </w:rPr>
+      </w:pPr>
     </w:p>
     <w:p>
       <w:pPr>
@@ -1660,7 +3026,15 @@
         <w:t>Fig. 1.</w:t>
       </w:r>
       <w:r>
-        <w:t xml:space="preserve"> This is a sample of a figure caption.</w:t>
+        <w:t xml:space="preserve"> This is a sample of </w:t>
+      </w:r>
+      <w:proofErr w:type="gramStart"/>
+      <w:r>
+        <w:t>a figure caption</w:t>
+      </w:r>
+      <w:proofErr w:type="gramEnd"/>
+      <w:r>
+        <w:t>.</w:t>
       </w:r>
     </w:p>
     <w:p>
@@ -1773,7 +3147,14 @@
           <w:color w:val="000000"/>
           <w:spacing w:val="-2"/>
         </w:rPr>
-        <w:t>, the style at this point in the document is “Text”). Highlight a section that you want to designate with a certain style, and then select the appropriate name on the style menu. The style will adjust your fonts and line spacing. Do not change the font sizes or line spacing to squeeze more text into a limited number of pages.</w:t>
+        <w:t xml:space="preserve">, the style at this point in the document is “Text”). Highlight a section that you want to designate with a certain </w:t>
+      </w:r>
+      <w:r>
+        <w:rPr>
+          <w:color w:val="000000"/>
+          <w:spacing w:val="-2"/>
+        </w:rPr>
+        <w:t>style, and then select the appropriate name on the style menu. The style will adjust your fonts and line spacing. Do not change the font sizes or line spacing to squeeze more text into a limited number of pages.</w:t>
       </w:r>
       <w:r>
         <w:rPr>
@@ -2009,29 +3390,39 @@
           <w:color w:val="000000"/>
           <w:lang w:val="es-CO"/>
         </w:rPr>
-        <w:t xml:space="preserve">La base de datos seleccionada fue Car Price disponible en la plataforma Kaggle. Este dataset recopila información de vehículos nuevos y usados ofertados en la compañía </w:t>
-      </w:r>
-      <w:r>
-        <w:rPr>
-          <w:color w:val="000000"/>
-          <w:lang w:val="es-CO"/>
-        </w:rPr>
-        <w:t>europea</w:t>
-      </w:r>
-      <w:r>
-        <w:rPr>
-          <w:color w:val="000000"/>
-          <w:lang w:val="es-CO"/>
-        </w:rPr>
-        <w:t xml:space="preserve"> AutoScout24 durante el año 2019. Incluye variables técnicas y comerciales relevantes como la marca, modelo, años de uso, kilometraje, tipo de combustible, potencia del motor, </w:t>
-      </w:r>
-      <w:r>
-        <w:rPr>
-          <w:color w:val="000000"/>
-          <w:lang w:val="es-CO"/>
-        </w:rPr>
-        <w:lastRenderedPageBreak/>
-        <w:t>transmisión, entre otras.</w:t>
+        <w:t xml:space="preserve">La base de datos seleccionada fue Car Price disponible en la plataforma </w:t>
+      </w:r>
+      <w:proofErr w:type="spellStart"/>
+      <w:r>
+        <w:rPr>
+          <w:color w:val="000000"/>
+          <w:lang w:val="es-CO"/>
+        </w:rPr>
+        <w:t>Kaggle</w:t>
+      </w:r>
+      <w:proofErr w:type="spellEnd"/>
+      <w:r>
+        <w:rPr>
+          <w:color w:val="000000"/>
+          <w:lang w:val="es-CO"/>
+        </w:rPr>
+        <w:t xml:space="preserve">. Este </w:t>
+      </w:r>
+      <w:proofErr w:type="spellStart"/>
+      <w:r>
+        <w:rPr>
+          <w:color w:val="000000"/>
+          <w:lang w:val="es-CO"/>
+        </w:rPr>
+        <w:t>dataset</w:t>
+      </w:r>
+      <w:proofErr w:type="spellEnd"/>
+      <w:r>
+        <w:rPr>
+          <w:color w:val="000000"/>
+          <w:lang w:val="es-CO"/>
+        </w:rPr>
+        <w:t xml:space="preserve"> recopila información de vehículos nuevos y usados ofertados en la compañía europea AutoScout24 durante el año 2019. Incluye variables técnicas y comerciales relevantes como la marca, modelo, años de uso, kilometraje, tipo de combustible, potencia del motor, transmisión, entre otras.</w:t>
       </w:r>
     </w:p>
     <w:p>
@@ -2379,7 +3770,7 @@
           <w:noProof/>
         </w:rPr>
         <w:drawing>
-          <wp:inline distT="0" distB="0" distL="0" distR="0" wp14:anchorId="62515738" wp14:editId="1CE3B1ED">
+          <wp:inline distT="0" distB="0" distL="0" distR="0" wp14:anchorId="62515738" wp14:editId="0B523C59">
             <wp:extent cx="3063240" cy="697865"/>
             <wp:effectExtent l="0" t="0" r="3810" b="6985"/>
             <wp:docPr id="2113923547" name="Imagen 4"/>
@@ -2467,9 +3858,11 @@
       </w:pPr>
       <w:r>
         <w:rPr>
-          <w:color w:val="000000"/>
-          <w:lang w:val="es-CO"/>
-        </w:rPr>
+          <w:noProof/>
+          <w:color w:val="000000"/>
+          <w:lang w:val="es-CO"/>
+        </w:rPr>
+        <w:lastRenderedPageBreak/>
         <w:drawing>
           <wp:inline distT="0" distB="0" distL="0" distR="0" wp14:anchorId="312620AE" wp14:editId="773F8F6C">
             <wp:extent cx="3063240" cy="1794510"/>
@@ -2528,7 +3921,21 @@
         <w:rPr>
           <w:lang w:val="es-CO"/>
         </w:rPr>
-        <w:t>Variable price (precio del auto en euros)</w:t>
+        <w:t xml:space="preserve">Variable </w:t>
+      </w:r>
+      <w:proofErr w:type="spellStart"/>
+      <w:r>
+        <w:rPr>
+          <w:lang w:val="es-CO"/>
+        </w:rPr>
+        <w:t>price</w:t>
+      </w:r>
+      <w:proofErr w:type="spellEnd"/>
+      <w:r>
+        <w:rPr>
+          <w:lang w:val="es-CO"/>
+        </w:rPr>
+        <w:t xml:space="preserve"> (precio del auto en euros)</w:t>
       </w:r>
     </w:p>
     <w:p>
@@ -2642,7 +4049,21 @@
         <w:rPr>
           <w:lang w:val="es-CO"/>
         </w:rPr>
-        <w:t>El CV es igaul a 41%, lo que muestra que la variable presenta una variación moderada alta.</w:t>
+        <w:t xml:space="preserve">El CV es </w:t>
+      </w:r>
+      <w:proofErr w:type="spellStart"/>
+      <w:r>
+        <w:rPr>
+          <w:lang w:val="es-CO"/>
+        </w:rPr>
+        <w:t>igaul</w:t>
+      </w:r>
+      <w:proofErr w:type="spellEnd"/>
+      <w:r>
+        <w:rPr>
+          <w:lang w:val="es-CO"/>
+        </w:rPr>
+        <w:t xml:space="preserve"> a 41%, lo que muestra que la variable presenta una variación moderada alta.</w:t>
       </w:r>
     </w:p>
     <w:p>
@@ -2774,7 +4195,21 @@
         <w:rPr>
           <w:lang w:val="es-CO"/>
         </w:rPr>
-        <w:t>Media = 32090 y Mediana = 20413; la media es mayor que la mediana lo que determina que la distribución esta fuertemente sesgada a la derecha.</w:t>
+        <w:t xml:space="preserve">Media = 32090 y Mediana = 20413; la media es mayor que la mediana lo que determina que la distribución </w:t>
+      </w:r>
+      <w:proofErr w:type="spellStart"/>
+      <w:r>
+        <w:rPr>
+          <w:lang w:val="es-CO"/>
+        </w:rPr>
+        <w:t>esta</w:t>
+      </w:r>
+      <w:proofErr w:type="spellEnd"/>
+      <w:r>
+        <w:rPr>
+          <w:lang w:val="es-CO"/>
+        </w:rPr>
+        <w:t xml:space="preserve"> fuertemente sesgada a la derecha.</w:t>
       </w:r>
     </w:p>
     <w:p>
@@ -2846,7 +4281,21 @@
         <w:rPr>
           <w:lang w:val="es-CO"/>
         </w:rPr>
-        <w:t>El CV tiene una valor de 115%, presenta una variación considerada alta, lo que hace que sea una variable muy dispersa y poco homogénea.</w:t>
+        <w:t xml:space="preserve">El CV tiene </w:t>
+      </w:r>
+      <w:proofErr w:type="gramStart"/>
+      <w:r>
+        <w:rPr>
+          <w:lang w:val="es-CO"/>
+        </w:rPr>
+        <w:t>una valor</w:t>
+      </w:r>
+      <w:proofErr w:type="gramEnd"/>
+      <w:r>
+        <w:rPr>
+          <w:lang w:val="es-CO"/>
+        </w:rPr>
+        <w:t xml:space="preserve"> de 115%, presenta una variación considerada alta, lo que hace que sea una variable muy dispersa y poco homogénea.</w:t>
       </w:r>
     </w:p>
     <w:p>
@@ -2936,49 +4385,91 @@
         <w:rPr>
           <w:lang w:val="es-CO"/>
         </w:rPr>
-        <w:t>Variable hp_kW (Potencia del auto medida en kW)</w:t>
-      </w:r>
-    </w:p>
-    <w:p>
-      <w:pPr>
-        <w:widowControl w:val="0"/>
-        <w:pBdr>
-          <w:top w:val="nil"/>
-          <w:left w:val="nil"/>
-          <w:bottom w:val="nil"/>
-          <w:right w:val="nil"/>
-          <w:between w:val="nil"/>
-        </w:pBdr>
-        <w:spacing w:line="252" w:lineRule="auto"/>
-        <w:ind w:firstLine="202"/>
-        <w:jc w:val="both"/>
-        <w:rPr>
-          <w:lang w:val="es-CO"/>
-        </w:rPr>
-      </w:pPr>
-    </w:p>
-    <w:p>
-      <w:pPr>
-        <w:widowControl w:val="0"/>
-        <w:pBdr>
-          <w:top w:val="nil"/>
-          <w:left w:val="nil"/>
-          <w:bottom w:val="nil"/>
-          <w:right w:val="nil"/>
-          <w:between w:val="nil"/>
-        </w:pBdr>
-        <w:spacing w:line="252" w:lineRule="auto"/>
-        <w:ind w:firstLine="202"/>
-        <w:jc w:val="both"/>
-        <w:rPr>
-          <w:lang w:val="es-CO"/>
-        </w:rPr>
-      </w:pPr>
-      <w:r>
-        <w:rPr>
-          <w:lang w:val="es-CO"/>
-        </w:rPr>
-        <w:t>Media = 88.5 y Mediana = 85; la variable esta bastante centrada por la cercanía entre estas dos medidas, además la moda 85, pero igual presenta sesgo a la derecha</w:t>
+        <w:t xml:space="preserve">Variable </w:t>
+      </w:r>
+      <w:proofErr w:type="spellStart"/>
+      <w:r>
+        <w:rPr>
+          <w:lang w:val="es-CO"/>
+        </w:rPr>
+        <w:t>hp_kW</w:t>
+      </w:r>
+      <w:proofErr w:type="spellEnd"/>
+      <w:r>
+        <w:rPr>
+          <w:lang w:val="es-CO"/>
+        </w:rPr>
+        <w:t xml:space="preserve"> (Potencia </w:t>
+      </w:r>
+      <w:proofErr w:type="gramStart"/>
+      <w:r>
+        <w:rPr>
+          <w:lang w:val="es-CO"/>
+        </w:rPr>
+        <w:t>del auto medida</w:t>
+      </w:r>
+      <w:proofErr w:type="gramEnd"/>
+      <w:r>
+        <w:rPr>
+          <w:lang w:val="es-CO"/>
+        </w:rPr>
+        <w:t xml:space="preserve"> en kW)</w:t>
+      </w:r>
+    </w:p>
+    <w:p>
+      <w:pPr>
+        <w:widowControl w:val="0"/>
+        <w:pBdr>
+          <w:top w:val="nil"/>
+          <w:left w:val="nil"/>
+          <w:bottom w:val="nil"/>
+          <w:right w:val="nil"/>
+          <w:between w:val="nil"/>
+        </w:pBdr>
+        <w:spacing w:line="252" w:lineRule="auto"/>
+        <w:ind w:firstLine="202"/>
+        <w:jc w:val="both"/>
+        <w:rPr>
+          <w:lang w:val="es-CO"/>
+        </w:rPr>
+      </w:pPr>
+    </w:p>
+    <w:p>
+      <w:pPr>
+        <w:widowControl w:val="0"/>
+        <w:pBdr>
+          <w:top w:val="nil"/>
+          <w:left w:val="nil"/>
+          <w:bottom w:val="nil"/>
+          <w:right w:val="nil"/>
+          <w:between w:val="nil"/>
+        </w:pBdr>
+        <w:spacing w:line="252" w:lineRule="auto"/>
+        <w:ind w:firstLine="202"/>
+        <w:jc w:val="both"/>
+        <w:rPr>
+          <w:lang w:val="es-CO"/>
+        </w:rPr>
+      </w:pPr>
+      <w:r>
+        <w:rPr>
+          <w:lang w:val="es-CO"/>
+        </w:rPr>
+        <w:t xml:space="preserve">Media = 88.5 y Mediana = 85; la variable </w:t>
+      </w:r>
+      <w:proofErr w:type="spellStart"/>
+      <w:r>
+        <w:rPr>
+          <w:lang w:val="es-CO"/>
+        </w:rPr>
+        <w:t>esta</w:t>
+      </w:r>
+      <w:proofErr w:type="spellEnd"/>
+      <w:r>
+        <w:rPr>
+          <w:lang w:val="es-CO"/>
+        </w:rPr>
+        <w:t xml:space="preserve"> bastante centrada por la cercanía entre estas dos medidas, además la moda 85, pero igual presenta sesgo a la derecha</w:t>
       </w:r>
     </w:p>
     <w:p>
@@ -3050,7 +4541,21 @@
         <w:rPr>
           <w:lang w:val="es-CO"/>
         </w:rPr>
-        <w:t>En el histograma, se observa una concentración importante de hp_kW entre los 60 y 120.</w:t>
+        <w:t xml:space="preserve">En el histograma, se observa una concentración importante de </w:t>
+      </w:r>
+      <w:proofErr w:type="spellStart"/>
+      <w:r>
+        <w:rPr>
+          <w:lang w:val="es-CO"/>
+        </w:rPr>
+        <w:t>hp_kW</w:t>
+      </w:r>
+      <w:proofErr w:type="spellEnd"/>
+      <w:r>
+        <w:rPr>
+          <w:lang w:val="es-CO"/>
+        </w:rPr>
+        <w:t xml:space="preserve"> entre los 60 y 120.</w:t>
       </w:r>
     </w:p>
     <w:p>
@@ -3116,7 +4621,27 @@
         <w:rPr>
           <w:lang w:val="es-CO"/>
         </w:rPr>
-        <w:t>Variable Displacement_cc (Tamaño del motor en centímetros cúbicos)</w:t>
+        <w:t xml:space="preserve">Variable </w:t>
+      </w:r>
+      <w:proofErr w:type="spellStart"/>
+      <w:r>
+        <w:rPr>
+          <w:lang w:val="es-CO"/>
+        </w:rPr>
+        <w:t>Displacement_cc</w:t>
+      </w:r>
+      <w:proofErr w:type="spellEnd"/>
+      <w:r>
+        <w:rPr>
+          <w:lang w:val="es-CO"/>
+        </w:rPr>
+        <w:t xml:space="preserve"> (Tamaño del motor en </w:t>
+      </w:r>
+      <w:r>
+        <w:rPr>
+          <w:lang w:val="es-CO"/>
+        </w:rPr>
+        <w:t>centímetros cúbicos)</w:t>
       </w:r>
     </w:p>
     <w:p>
@@ -3230,7 +4755,21 @@
         <w:rPr>
           <w:lang w:val="es-CO"/>
         </w:rPr>
-        <w:t>En el histograma, se observa una concentración importante de Displacement_cc entre los 1152 y 1704, pero con valores significativos menores a 1000.</w:t>
+        <w:t xml:space="preserve">En el histograma, se observa una concentración importante de </w:t>
+      </w:r>
+      <w:proofErr w:type="spellStart"/>
+      <w:r>
+        <w:rPr>
+          <w:lang w:val="es-CO"/>
+        </w:rPr>
+        <w:t>Displacement_cc</w:t>
+      </w:r>
+      <w:proofErr w:type="spellEnd"/>
+      <w:r>
+        <w:rPr>
+          <w:lang w:val="es-CO"/>
+        </w:rPr>
+        <w:t xml:space="preserve"> entre los 1152 y 1704, pero con valores significativos menores a 1000.</w:t>
       </w:r>
     </w:p>
     <w:p>
@@ -3296,7 +4835,21 @@
         <w:rPr>
           <w:lang w:val="es-CO"/>
         </w:rPr>
-        <w:t>Variable Weight_kg (Peso del auto en kilogramos)</w:t>
+        <w:t xml:space="preserve">Variable </w:t>
+      </w:r>
+      <w:proofErr w:type="spellStart"/>
+      <w:r>
+        <w:rPr>
+          <w:lang w:val="es-CO"/>
+        </w:rPr>
+        <w:t>Weight_kg</w:t>
+      </w:r>
+      <w:proofErr w:type="spellEnd"/>
+      <w:r>
+        <w:rPr>
+          <w:lang w:val="es-CO"/>
+        </w:rPr>
+        <w:t xml:space="preserve"> (Peso del auto en kilogramos)</w:t>
       </w:r>
     </w:p>
     <w:p>
@@ -3410,7 +4963,21 @@
         <w:rPr>
           <w:lang w:val="es-CO"/>
         </w:rPr>
-        <w:t>En el histograma, se observa una concentración importante de Weight_kg entre los 1100 y 1500 aproximadamente.</w:t>
+        <w:t xml:space="preserve">En el histograma, se observa una concentración importante de </w:t>
+      </w:r>
+      <w:proofErr w:type="spellStart"/>
+      <w:r>
+        <w:rPr>
+          <w:lang w:val="es-CO"/>
+        </w:rPr>
+        <w:t>Weight_kg</w:t>
+      </w:r>
+      <w:proofErr w:type="spellEnd"/>
+      <w:r>
+        <w:rPr>
+          <w:lang w:val="es-CO"/>
+        </w:rPr>
+        <w:t xml:space="preserve"> entre los 1100 y 1500 aproximadamente.</w:t>
       </w:r>
     </w:p>
     <w:p>
@@ -3476,7 +5043,21 @@
         <w:rPr>
           <w:lang w:val="es-CO"/>
         </w:rPr>
-        <w:t>Variable cons_comb (Consumo de combustible del auto en litros por cada 100 km)</w:t>
+        <w:t xml:space="preserve">Variable </w:t>
+      </w:r>
+      <w:proofErr w:type="spellStart"/>
+      <w:r>
+        <w:rPr>
+          <w:lang w:val="es-CO"/>
+        </w:rPr>
+        <w:t>cons_comb</w:t>
+      </w:r>
+      <w:proofErr w:type="spellEnd"/>
+      <w:r>
+        <w:rPr>
+          <w:lang w:val="es-CO"/>
+        </w:rPr>
+        <w:t xml:space="preserve"> (Consumo de combustible del auto en litros por cada 100 km)</w:t>
       </w:r>
     </w:p>
     <w:p>
@@ -3590,7 +5171,21 @@
         <w:rPr>
           <w:lang w:val="es-CO"/>
         </w:rPr>
-        <w:t>En el histograma, se observa una concentración importante de cons_comb entre los 4 y 6 aproximadamente.</w:t>
+        <w:t xml:space="preserve">En el histograma, se observa una concentración importante de </w:t>
+      </w:r>
+      <w:proofErr w:type="spellStart"/>
+      <w:r>
+        <w:rPr>
+          <w:lang w:val="es-CO"/>
+        </w:rPr>
+        <w:t>cons_comb</w:t>
+      </w:r>
+      <w:proofErr w:type="spellEnd"/>
+      <w:r>
+        <w:rPr>
+          <w:lang w:val="es-CO"/>
+        </w:rPr>
+        <w:t xml:space="preserve"> entre los 4 y 6 aproximadamente.</w:t>
       </w:r>
     </w:p>
     <w:p>
@@ -3670,12 +5265,14 @@
           <w:lang w:val="es-CO"/>
         </w:rPr>
       </w:pPr>
+      <w:proofErr w:type="spellStart"/>
       <w:r>
         <w:rPr>
           <w:lang w:val="es-CO"/>
         </w:rPr>
         <w:t>Percetiles</w:t>
       </w:r>
+      <w:proofErr w:type="spellEnd"/>
     </w:p>
     <w:p>
       <w:pPr>
@@ -3756,6 +5353,7 @@
       </w:pPr>
       <w:r>
         <w:rPr>
+          <w:noProof/>
           <w:lang w:val="es-CO"/>
         </w:rPr>
         <w:drawing>
@@ -3898,6 +5496,7 @@
       </w:pPr>
       <w:r>
         <w:rPr>
+          <w:noProof/>
           <w:lang w:val="es-CO"/>
         </w:rPr>
         <w:drawing>
@@ -4000,70 +5599,65 @@
         <w:rPr>
           <w:lang w:val="es-CO"/>
         </w:rPr>
-        <w:t xml:space="preserve">Podemos observar un mayor valor en los autos con menos </w:t>
-      </w:r>
-      <w:r>
-        <w:rPr>
-          <w:lang w:val="es-CO"/>
-        </w:rPr>
-        <w:t>kilometraje y de tipo de combustible gasolina</w:t>
-      </w:r>
-    </w:p>
-    <w:p>
-      <w:pPr>
-        <w:widowControl w:val="0"/>
-        <w:pBdr>
-          <w:top w:val="nil"/>
-          <w:left w:val="nil"/>
-          <w:bottom w:val="nil"/>
-          <w:right w:val="nil"/>
-          <w:between w:val="nil"/>
-        </w:pBdr>
-        <w:spacing w:line="252" w:lineRule="auto"/>
-        <w:ind w:firstLine="202"/>
-        <w:jc w:val="both"/>
-        <w:rPr>
-          <w:lang w:val="es-CO"/>
-        </w:rPr>
-      </w:pPr>
-    </w:p>
-    <w:p>
-      <w:pPr>
-        <w:widowControl w:val="0"/>
-        <w:pBdr>
-          <w:top w:val="nil"/>
-          <w:left w:val="nil"/>
-          <w:bottom w:val="nil"/>
-          <w:right w:val="nil"/>
-          <w:between w:val="nil"/>
-        </w:pBdr>
-        <w:spacing w:line="252" w:lineRule="auto"/>
-        <w:ind w:firstLine="202"/>
-        <w:jc w:val="both"/>
-        <w:rPr>
-          <w:lang w:val="es-CO"/>
-        </w:rPr>
-      </w:pPr>
-    </w:p>
-    <w:p>
-      <w:pPr>
-        <w:widowControl w:val="0"/>
-        <w:pBdr>
-          <w:top w:val="nil"/>
-          <w:left w:val="nil"/>
-          <w:bottom w:val="nil"/>
-          <w:right w:val="nil"/>
-          <w:between w:val="nil"/>
-        </w:pBdr>
-        <w:spacing w:line="252" w:lineRule="auto"/>
-        <w:ind w:firstLine="202"/>
-        <w:jc w:val="both"/>
-        <w:rPr>
-          <w:lang w:val="es-CO"/>
-        </w:rPr>
-      </w:pPr>
-      <w:r>
-        <w:rPr>
+        <w:t>Podemos observar un mayor valor en los autos con menos kilometraje y de tipo de combustible gasolina</w:t>
+      </w:r>
+    </w:p>
+    <w:p>
+      <w:pPr>
+        <w:widowControl w:val="0"/>
+        <w:pBdr>
+          <w:top w:val="nil"/>
+          <w:left w:val="nil"/>
+          <w:bottom w:val="nil"/>
+          <w:right w:val="nil"/>
+          <w:between w:val="nil"/>
+        </w:pBdr>
+        <w:spacing w:line="252" w:lineRule="auto"/>
+        <w:ind w:firstLine="202"/>
+        <w:jc w:val="both"/>
+        <w:rPr>
+          <w:lang w:val="es-CO"/>
+        </w:rPr>
+      </w:pPr>
+    </w:p>
+    <w:p>
+      <w:pPr>
+        <w:widowControl w:val="0"/>
+        <w:pBdr>
+          <w:top w:val="nil"/>
+          <w:left w:val="nil"/>
+          <w:bottom w:val="nil"/>
+          <w:right w:val="nil"/>
+          <w:between w:val="nil"/>
+        </w:pBdr>
+        <w:spacing w:line="252" w:lineRule="auto"/>
+        <w:ind w:firstLine="202"/>
+        <w:jc w:val="both"/>
+        <w:rPr>
+          <w:lang w:val="es-CO"/>
+        </w:rPr>
+      </w:pPr>
+    </w:p>
+    <w:p>
+      <w:pPr>
+        <w:widowControl w:val="0"/>
+        <w:pBdr>
+          <w:top w:val="nil"/>
+          <w:left w:val="nil"/>
+          <w:bottom w:val="nil"/>
+          <w:right w:val="nil"/>
+          <w:between w:val="nil"/>
+        </w:pBdr>
+        <w:spacing w:line="252" w:lineRule="auto"/>
+        <w:ind w:firstLine="202"/>
+        <w:jc w:val="both"/>
+        <w:rPr>
+          <w:lang w:val="es-CO"/>
+        </w:rPr>
+      </w:pPr>
+      <w:r>
+        <w:rPr>
+          <w:noProof/>
           <w:lang w:val="es-CO"/>
         </w:rPr>
         <w:drawing>
@@ -4186,83 +5780,133 @@
           <w:lang w:val="es-CO"/>
         </w:rPr>
       </w:pPr>
-      <w:r>
-        <w:rPr>
-          <w:lang w:val="es-CO"/>
-        </w:rPr>
-        <w:t>price (precio)</w:t>
-      </w:r>
-    </w:p>
-    <w:p>
-      <w:pPr>
-        <w:widowControl w:val="0"/>
-        <w:pBdr>
-          <w:top w:val="nil"/>
-          <w:left w:val="nil"/>
-          <w:bottom w:val="nil"/>
-          <w:right w:val="nil"/>
-          <w:between w:val="nil"/>
-        </w:pBdr>
-        <w:spacing w:line="252" w:lineRule="auto"/>
-        <w:ind w:firstLine="202"/>
-        <w:jc w:val="both"/>
-        <w:rPr>
-          <w:lang w:val="es-CO"/>
-        </w:rPr>
-      </w:pPr>
-      <w:r>
-        <w:rPr>
-          <w:lang w:val="es-CO"/>
-        </w:rPr>
-        <w:t>Fuerte correlación con hp_kW (0.70): Autos con más potencia suelen ser más caros.</w:t>
-      </w:r>
-    </w:p>
-    <w:p>
-      <w:pPr>
-        <w:widowControl w:val="0"/>
-        <w:pBdr>
-          <w:top w:val="nil"/>
-          <w:left w:val="nil"/>
-          <w:bottom w:val="nil"/>
-          <w:right w:val="nil"/>
-          <w:between w:val="nil"/>
-        </w:pBdr>
-        <w:spacing w:line="252" w:lineRule="auto"/>
-        <w:ind w:firstLine="202"/>
-        <w:jc w:val="both"/>
-        <w:rPr>
-          <w:lang w:val="es-CO"/>
-        </w:rPr>
-      </w:pPr>
-      <w:r>
-        <w:rPr>
-          <w:lang w:val="es-CO"/>
-        </w:rPr>
-        <w:t>Correlación media con Weight_kg (0.47): Los autos más pesados tienden a tener mayor precio.</w:t>
-      </w:r>
-    </w:p>
-    <w:p>
-      <w:pPr>
-        <w:widowControl w:val="0"/>
-        <w:pBdr>
-          <w:top w:val="nil"/>
-          <w:left w:val="nil"/>
-          <w:bottom w:val="nil"/>
-          <w:right w:val="nil"/>
-          <w:between w:val="nil"/>
-        </w:pBdr>
-        <w:spacing w:line="252" w:lineRule="auto"/>
-        <w:ind w:firstLine="202"/>
-        <w:jc w:val="both"/>
-        <w:rPr>
-          <w:lang w:val="es-CO"/>
-        </w:rPr>
-      </w:pPr>
-      <w:r>
-        <w:rPr>
-          <w:lang w:val="es-CO"/>
-        </w:rPr>
-        <w:t>Correlación baja con Displacement_cc (0.28): Cilindraje ayuda, pero no explica tanto como la potencia.</w:t>
+      <w:proofErr w:type="spellStart"/>
+      <w:r>
+        <w:rPr>
+          <w:lang w:val="es-CO"/>
+        </w:rPr>
+        <w:t>price</w:t>
+      </w:r>
+      <w:proofErr w:type="spellEnd"/>
+      <w:r>
+        <w:rPr>
+          <w:lang w:val="es-CO"/>
+        </w:rPr>
+        <w:t xml:space="preserve"> (precio)</w:t>
+      </w:r>
+    </w:p>
+    <w:p>
+      <w:pPr>
+        <w:widowControl w:val="0"/>
+        <w:pBdr>
+          <w:top w:val="nil"/>
+          <w:left w:val="nil"/>
+          <w:bottom w:val="nil"/>
+          <w:right w:val="nil"/>
+          <w:between w:val="nil"/>
+        </w:pBdr>
+        <w:spacing w:line="252" w:lineRule="auto"/>
+        <w:ind w:firstLine="202"/>
+        <w:jc w:val="both"/>
+        <w:rPr>
+          <w:lang w:val="es-CO"/>
+        </w:rPr>
+      </w:pPr>
+      <w:r>
+        <w:rPr>
+          <w:lang w:val="es-CO"/>
+        </w:rPr>
+        <w:t xml:space="preserve">Fuerte correlación con </w:t>
+      </w:r>
+      <w:proofErr w:type="spellStart"/>
+      <w:r>
+        <w:rPr>
+          <w:lang w:val="es-CO"/>
+        </w:rPr>
+        <w:t>hp_kW</w:t>
+      </w:r>
+      <w:proofErr w:type="spellEnd"/>
+      <w:r>
+        <w:rPr>
+          <w:lang w:val="es-CO"/>
+        </w:rPr>
+        <w:t xml:space="preserve"> (0.70): Autos con más potencia suelen ser más caros.</w:t>
+      </w:r>
+    </w:p>
+    <w:p>
+      <w:pPr>
+        <w:widowControl w:val="0"/>
+        <w:pBdr>
+          <w:top w:val="nil"/>
+          <w:left w:val="nil"/>
+          <w:bottom w:val="nil"/>
+          <w:right w:val="nil"/>
+          <w:between w:val="nil"/>
+        </w:pBdr>
+        <w:spacing w:line="252" w:lineRule="auto"/>
+        <w:ind w:firstLine="202"/>
+        <w:jc w:val="both"/>
+        <w:rPr>
+          <w:lang w:val="es-CO"/>
+        </w:rPr>
+      </w:pPr>
+      <w:r>
+        <w:rPr>
+          <w:lang w:val="es-CO"/>
+        </w:rPr>
+        <w:t xml:space="preserve">Correlación media con </w:t>
+      </w:r>
+      <w:proofErr w:type="spellStart"/>
+      <w:r>
+        <w:rPr>
+          <w:lang w:val="es-CO"/>
+        </w:rPr>
+        <w:t>Weight_kg</w:t>
+      </w:r>
+      <w:proofErr w:type="spellEnd"/>
+      <w:r>
+        <w:rPr>
+          <w:lang w:val="es-CO"/>
+        </w:rPr>
+        <w:t xml:space="preserve"> (0.47): Los autos más pesados tienden a tener mayor precio.</w:t>
+      </w:r>
+    </w:p>
+    <w:p>
+      <w:pPr>
+        <w:widowControl w:val="0"/>
+        <w:pBdr>
+          <w:top w:val="nil"/>
+          <w:left w:val="nil"/>
+          <w:bottom w:val="nil"/>
+          <w:right w:val="nil"/>
+          <w:between w:val="nil"/>
+        </w:pBdr>
+        <w:spacing w:line="252" w:lineRule="auto"/>
+        <w:ind w:firstLine="202"/>
+        <w:jc w:val="both"/>
+        <w:rPr>
+          <w:lang w:val="es-CO"/>
+        </w:rPr>
+      </w:pPr>
+      <w:r>
+        <w:rPr>
+          <w:lang w:val="es-CO"/>
+        </w:rPr>
+        <w:t xml:space="preserve">Correlación baja con </w:t>
+      </w:r>
+      <w:proofErr w:type="spellStart"/>
+      <w:r>
+        <w:rPr>
+          <w:lang w:val="es-CO"/>
+        </w:rPr>
+        <w:t>Displacement_cc</w:t>
+      </w:r>
+      <w:proofErr w:type="spellEnd"/>
+      <w:r>
+        <w:rPr>
+          <w:lang w:val="es-CO"/>
+        </w:rPr>
+        <w:t xml:space="preserve"> (0.28): Cilindraje ayuda, pero no explica tanto como la potencia.</w:t>
       </w:r>
     </w:p>
     <w:p>
@@ -4310,247 +5954,439 @@
         <w:rPr>
           <w:lang w:val="es-CO"/>
         </w:rPr>
-        <w:t>Correlación negativa con price (-0.40): A más kilometraje, menor precio (esperado en autos usados).</w:t>
-      </w:r>
-    </w:p>
-    <w:p>
-      <w:pPr>
-        <w:widowControl w:val="0"/>
-        <w:pBdr>
-          <w:top w:val="nil"/>
-          <w:left w:val="nil"/>
-          <w:bottom w:val="nil"/>
-          <w:right w:val="nil"/>
-          <w:between w:val="nil"/>
-        </w:pBdr>
-        <w:spacing w:line="252" w:lineRule="auto"/>
-        <w:ind w:firstLine="202"/>
-        <w:jc w:val="both"/>
-        <w:rPr>
-          <w:lang w:val="es-CO"/>
-        </w:rPr>
-      </w:pPr>
-      <w:r>
-        <w:rPr>
-          <w:lang w:val="es-CO"/>
-        </w:rPr>
-        <w:t>Correlación negativa con cons_comb (-0.30): Los autos con más km tienden a mostrar menor consumo combinado (posible sesgo por modelos más antiguos).</w:t>
-      </w:r>
-    </w:p>
-    <w:p>
-      <w:pPr>
-        <w:widowControl w:val="0"/>
-        <w:pBdr>
-          <w:top w:val="nil"/>
-          <w:left w:val="nil"/>
-          <w:bottom w:val="nil"/>
-          <w:right w:val="nil"/>
-          <w:between w:val="nil"/>
-        </w:pBdr>
-        <w:spacing w:line="252" w:lineRule="auto"/>
-        <w:ind w:firstLine="202"/>
-        <w:jc w:val="both"/>
-        <w:rPr>
-          <w:lang w:val="es-CO"/>
-        </w:rPr>
-      </w:pPr>
-      <w:r>
-        <w:rPr>
-          <w:lang w:val="es-CO"/>
-        </w:rPr>
-        <w:t>hp_kW (caballos de fuerza en kW)</w:t>
-      </w:r>
-    </w:p>
-    <w:p>
-      <w:pPr>
-        <w:widowControl w:val="0"/>
-        <w:pBdr>
-          <w:top w:val="nil"/>
-          <w:left w:val="nil"/>
-          <w:bottom w:val="nil"/>
-          <w:right w:val="nil"/>
-          <w:between w:val="nil"/>
-        </w:pBdr>
-        <w:spacing w:line="252" w:lineRule="auto"/>
-        <w:ind w:firstLine="202"/>
-        <w:jc w:val="both"/>
-        <w:rPr>
-          <w:lang w:val="es-CO"/>
-        </w:rPr>
-      </w:pPr>
-      <w:r>
-        <w:rPr>
-          <w:lang w:val="es-CO"/>
-        </w:rPr>
-        <w:t>Muy fuerte con Displacement_cc (0.60): A mayor cilindraje, más potencia.</w:t>
-      </w:r>
-    </w:p>
-    <w:p>
-      <w:pPr>
-        <w:widowControl w:val="0"/>
-        <w:pBdr>
-          <w:top w:val="nil"/>
-          <w:left w:val="nil"/>
-          <w:bottom w:val="nil"/>
-          <w:right w:val="nil"/>
-          <w:between w:val="nil"/>
-        </w:pBdr>
-        <w:spacing w:line="252" w:lineRule="auto"/>
-        <w:ind w:firstLine="202"/>
-        <w:jc w:val="both"/>
-        <w:rPr>
-          <w:lang w:val="es-CO"/>
-        </w:rPr>
-      </w:pPr>
-      <w:r>
-        <w:rPr>
-          <w:lang w:val="es-CO"/>
-        </w:rPr>
-        <w:t>Fuerte con Weight_kg (0.64): Autos más pesados requieren motores más potentes.</w:t>
-      </w:r>
-    </w:p>
-    <w:p>
-      <w:pPr>
-        <w:widowControl w:val="0"/>
-        <w:pBdr>
-          <w:top w:val="nil"/>
-          <w:left w:val="nil"/>
-          <w:bottom w:val="nil"/>
-          <w:right w:val="nil"/>
-          <w:between w:val="nil"/>
-        </w:pBdr>
-        <w:spacing w:line="252" w:lineRule="auto"/>
-        <w:ind w:firstLine="202"/>
-        <w:jc w:val="both"/>
-        <w:rPr>
-          <w:lang w:val="es-CO"/>
-        </w:rPr>
-      </w:pPr>
-      <w:r>
-        <w:rPr>
-          <w:lang w:val="es-CO"/>
-        </w:rPr>
-        <w:t>Displacement_cc (cilindraje)</w:t>
-      </w:r>
-    </w:p>
-    <w:p>
-      <w:pPr>
-        <w:widowControl w:val="0"/>
-        <w:pBdr>
-          <w:top w:val="nil"/>
-          <w:left w:val="nil"/>
-          <w:bottom w:val="nil"/>
-          <w:right w:val="nil"/>
-          <w:between w:val="nil"/>
-        </w:pBdr>
-        <w:spacing w:line="252" w:lineRule="auto"/>
-        <w:ind w:firstLine="202"/>
-        <w:jc w:val="both"/>
-        <w:rPr>
-          <w:lang w:val="es-CO"/>
-        </w:rPr>
-      </w:pPr>
-      <w:r>
-        <w:rPr>
-          <w:lang w:val="es-CO"/>
-        </w:rPr>
-        <w:t>Moderada con Weight_kg (0.56): Autos más grandes suelen tener motores de mayor cilindraje.</w:t>
-      </w:r>
-    </w:p>
-    <w:p>
-      <w:pPr>
-        <w:widowControl w:val="0"/>
-        <w:pBdr>
-          <w:top w:val="nil"/>
-          <w:left w:val="nil"/>
-          <w:bottom w:val="nil"/>
-          <w:right w:val="nil"/>
-          <w:between w:val="nil"/>
-        </w:pBdr>
-        <w:spacing w:line="252" w:lineRule="auto"/>
-        <w:ind w:firstLine="202"/>
-        <w:jc w:val="both"/>
-        <w:rPr>
-          <w:lang w:val="es-CO"/>
-        </w:rPr>
-      </w:pPr>
-      <w:r>
-        <w:rPr>
-          <w:lang w:val="es-CO"/>
-        </w:rPr>
-        <w:t>Weight_kg (peso)</w:t>
-      </w:r>
-    </w:p>
-    <w:p>
-      <w:pPr>
-        <w:widowControl w:val="0"/>
-        <w:pBdr>
-          <w:top w:val="nil"/>
-          <w:left w:val="nil"/>
-          <w:bottom w:val="nil"/>
-          <w:right w:val="nil"/>
-          <w:between w:val="nil"/>
-        </w:pBdr>
-        <w:spacing w:line="252" w:lineRule="auto"/>
-        <w:ind w:firstLine="202"/>
-        <w:jc w:val="both"/>
-        <w:rPr>
-          <w:lang w:val="es-CO"/>
-        </w:rPr>
-      </w:pPr>
-      <w:r>
-        <w:rPr>
-          <w:lang w:val="es-CO"/>
-        </w:rPr>
-        <w:t>Se asocia moderadamente con price (0.47), hp_kW (0.64) y Displacement_cc (0.56): Autos más pesados tienen más potentes, son más grandes y más caros.</w:t>
-      </w:r>
-    </w:p>
-    <w:p>
-      <w:pPr>
-        <w:widowControl w:val="0"/>
-        <w:pBdr>
-          <w:top w:val="nil"/>
-          <w:left w:val="nil"/>
-          <w:bottom w:val="nil"/>
-          <w:right w:val="nil"/>
-          <w:between w:val="nil"/>
-        </w:pBdr>
-        <w:spacing w:line="252" w:lineRule="auto"/>
-        <w:ind w:firstLine="202"/>
-        <w:jc w:val="both"/>
-        <w:rPr>
-          <w:lang w:val="es-CO"/>
-        </w:rPr>
-      </w:pPr>
-      <w:r>
-        <w:rPr>
-          <w:lang w:val="es-CO"/>
-        </w:rPr>
-        <w:t>cons_comb (consumo de combustible)</w:t>
-      </w:r>
-    </w:p>
-    <w:p>
-      <w:pPr>
-        <w:widowControl w:val="0"/>
-        <w:pBdr>
-          <w:top w:val="nil"/>
-          <w:left w:val="nil"/>
-          <w:bottom w:val="nil"/>
-          <w:right w:val="nil"/>
-          <w:between w:val="nil"/>
-        </w:pBdr>
-        <w:spacing w:line="252" w:lineRule="auto"/>
-        <w:ind w:firstLine="202"/>
-        <w:jc w:val="both"/>
-        <w:rPr>
-          <w:lang w:val="es-CO"/>
-        </w:rPr>
-      </w:pPr>
-      <w:r>
-        <w:rPr>
-          <w:lang w:val="es-CO"/>
-        </w:rPr>
-        <w:t>Débil relación con casi todas, excepto hp_kW (0.39):Los autos con más caballos de fuerza tienden a gastar más combustible.</w:t>
+        <w:t xml:space="preserve">Correlación negativa con </w:t>
+      </w:r>
+      <w:proofErr w:type="spellStart"/>
+      <w:r>
+        <w:rPr>
+          <w:lang w:val="es-CO"/>
+        </w:rPr>
+        <w:t>price</w:t>
+      </w:r>
+      <w:proofErr w:type="spellEnd"/>
+      <w:r>
+        <w:rPr>
+          <w:lang w:val="es-CO"/>
+        </w:rPr>
+        <w:t xml:space="preserve"> (-0.40): A más kilometraje, menor precio (esperado en autos usados).</w:t>
+      </w:r>
+    </w:p>
+    <w:p>
+      <w:pPr>
+        <w:widowControl w:val="0"/>
+        <w:pBdr>
+          <w:top w:val="nil"/>
+          <w:left w:val="nil"/>
+          <w:bottom w:val="nil"/>
+          <w:right w:val="nil"/>
+          <w:between w:val="nil"/>
+        </w:pBdr>
+        <w:spacing w:line="252" w:lineRule="auto"/>
+        <w:ind w:firstLine="202"/>
+        <w:jc w:val="both"/>
+        <w:rPr>
+          <w:lang w:val="es-CO"/>
+        </w:rPr>
+      </w:pPr>
+      <w:r>
+        <w:rPr>
+          <w:lang w:val="es-CO"/>
+        </w:rPr>
+        <w:t xml:space="preserve">Correlación negativa con </w:t>
+      </w:r>
+      <w:proofErr w:type="spellStart"/>
+      <w:r>
+        <w:rPr>
+          <w:lang w:val="es-CO"/>
+        </w:rPr>
+        <w:t>cons_comb</w:t>
+      </w:r>
+      <w:proofErr w:type="spellEnd"/>
+      <w:r>
+        <w:rPr>
+          <w:lang w:val="es-CO"/>
+        </w:rPr>
+        <w:t xml:space="preserve"> (-0.30): Los autos con </w:t>
+      </w:r>
+      <w:r>
+        <w:rPr>
+          <w:lang w:val="es-CO"/>
+        </w:rPr>
+        <w:t>más km tienden a mostrar menor consumo combinado (posible sesgo por modelos más antiguos).</w:t>
+      </w:r>
+    </w:p>
+    <w:p>
+      <w:pPr>
+        <w:widowControl w:val="0"/>
+        <w:pBdr>
+          <w:top w:val="nil"/>
+          <w:left w:val="nil"/>
+          <w:bottom w:val="nil"/>
+          <w:right w:val="nil"/>
+          <w:between w:val="nil"/>
+        </w:pBdr>
+        <w:spacing w:line="252" w:lineRule="auto"/>
+        <w:ind w:firstLine="202"/>
+        <w:jc w:val="both"/>
+        <w:rPr>
+          <w:lang w:val="es-CO"/>
+        </w:rPr>
+      </w:pPr>
+      <w:proofErr w:type="spellStart"/>
+      <w:r>
+        <w:rPr>
+          <w:lang w:val="es-CO"/>
+        </w:rPr>
+        <w:t>hp_kW</w:t>
+      </w:r>
+      <w:proofErr w:type="spellEnd"/>
+      <w:r>
+        <w:rPr>
+          <w:lang w:val="es-CO"/>
+        </w:rPr>
+        <w:t xml:space="preserve"> (caballos de fuerza en kW)</w:t>
+      </w:r>
+    </w:p>
+    <w:p>
+      <w:pPr>
+        <w:widowControl w:val="0"/>
+        <w:pBdr>
+          <w:top w:val="nil"/>
+          <w:left w:val="nil"/>
+          <w:bottom w:val="nil"/>
+          <w:right w:val="nil"/>
+          <w:between w:val="nil"/>
+        </w:pBdr>
+        <w:spacing w:line="252" w:lineRule="auto"/>
+        <w:ind w:firstLine="202"/>
+        <w:jc w:val="both"/>
+        <w:rPr>
+          <w:lang w:val="es-CO"/>
+        </w:rPr>
+      </w:pPr>
+      <w:r>
+        <w:rPr>
+          <w:lang w:val="es-CO"/>
+        </w:rPr>
+        <w:t xml:space="preserve">Muy fuerte con </w:t>
+      </w:r>
+      <w:proofErr w:type="spellStart"/>
+      <w:r>
+        <w:rPr>
+          <w:lang w:val="es-CO"/>
+        </w:rPr>
+        <w:t>Displacement_cc</w:t>
+      </w:r>
+      <w:proofErr w:type="spellEnd"/>
+      <w:r>
+        <w:rPr>
+          <w:lang w:val="es-CO"/>
+        </w:rPr>
+        <w:t xml:space="preserve"> (0.60): A mayor cilindraje, más potencia.</w:t>
+      </w:r>
+    </w:p>
+    <w:p>
+      <w:pPr>
+        <w:widowControl w:val="0"/>
+        <w:pBdr>
+          <w:top w:val="nil"/>
+          <w:left w:val="nil"/>
+          <w:bottom w:val="nil"/>
+          <w:right w:val="nil"/>
+          <w:between w:val="nil"/>
+        </w:pBdr>
+        <w:spacing w:line="252" w:lineRule="auto"/>
+        <w:ind w:firstLine="202"/>
+        <w:jc w:val="both"/>
+        <w:rPr>
+          <w:lang w:val="es-CO"/>
+        </w:rPr>
+      </w:pPr>
+      <w:r>
+        <w:rPr>
+          <w:lang w:val="es-CO"/>
+        </w:rPr>
+        <w:t xml:space="preserve">Fuerte con </w:t>
+      </w:r>
+      <w:proofErr w:type="spellStart"/>
+      <w:r>
+        <w:rPr>
+          <w:lang w:val="es-CO"/>
+        </w:rPr>
+        <w:t>Weight_kg</w:t>
+      </w:r>
+      <w:proofErr w:type="spellEnd"/>
+      <w:r>
+        <w:rPr>
+          <w:lang w:val="es-CO"/>
+        </w:rPr>
+        <w:t xml:space="preserve"> (0.64): Autos más pesados requieren motores más potentes.</w:t>
+      </w:r>
+    </w:p>
+    <w:p>
+      <w:pPr>
+        <w:widowControl w:val="0"/>
+        <w:pBdr>
+          <w:top w:val="nil"/>
+          <w:left w:val="nil"/>
+          <w:bottom w:val="nil"/>
+          <w:right w:val="nil"/>
+          <w:between w:val="nil"/>
+        </w:pBdr>
+        <w:spacing w:line="252" w:lineRule="auto"/>
+        <w:ind w:firstLine="202"/>
+        <w:jc w:val="both"/>
+        <w:rPr>
+          <w:lang w:val="es-CO"/>
+        </w:rPr>
+      </w:pPr>
+      <w:proofErr w:type="spellStart"/>
+      <w:r>
+        <w:rPr>
+          <w:lang w:val="es-CO"/>
+        </w:rPr>
+        <w:t>Displacement_cc</w:t>
+      </w:r>
+      <w:proofErr w:type="spellEnd"/>
+      <w:r>
+        <w:rPr>
+          <w:lang w:val="es-CO"/>
+        </w:rPr>
+        <w:t xml:space="preserve"> (cilindraje)</w:t>
+      </w:r>
+    </w:p>
+    <w:p>
+      <w:pPr>
+        <w:widowControl w:val="0"/>
+        <w:pBdr>
+          <w:top w:val="nil"/>
+          <w:left w:val="nil"/>
+          <w:bottom w:val="nil"/>
+          <w:right w:val="nil"/>
+          <w:between w:val="nil"/>
+        </w:pBdr>
+        <w:spacing w:line="252" w:lineRule="auto"/>
+        <w:ind w:firstLine="202"/>
+        <w:jc w:val="both"/>
+        <w:rPr>
+          <w:lang w:val="es-CO"/>
+        </w:rPr>
+      </w:pPr>
+      <w:r>
+        <w:rPr>
+          <w:lang w:val="es-CO"/>
+        </w:rPr>
+        <w:t xml:space="preserve">Moderada con </w:t>
+      </w:r>
+      <w:proofErr w:type="spellStart"/>
+      <w:r>
+        <w:rPr>
+          <w:lang w:val="es-CO"/>
+        </w:rPr>
+        <w:t>Weight_kg</w:t>
+      </w:r>
+      <w:proofErr w:type="spellEnd"/>
+      <w:r>
+        <w:rPr>
+          <w:lang w:val="es-CO"/>
+        </w:rPr>
+        <w:t xml:space="preserve"> (0.56): Autos más grandes suelen tener motores de mayor cilindraje.</w:t>
+      </w:r>
+    </w:p>
+    <w:p>
+      <w:pPr>
+        <w:widowControl w:val="0"/>
+        <w:pBdr>
+          <w:top w:val="nil"/>
+          <w:left w:val="nil"/>
+          <w:bottom w:val="nil"/>
+          <w:right w:val="nil"/>
+          <w:between w:val="nil"/>
+        </w:pBdr>
+        <w:spacing w:line="252" w:lineRule="auto"/>
+        <w:ind w:firstLine="202"/>
+        <w:jc w:val="both"/>
+        <w:rPr>
+          <w:lang w:val="es-CO"/>
+        </w:rPr>
+      </w:pPr>
+      <w:proofErr w:type="spellStart"/>
+      <w:r>
+        <w:rPr>
+          <w:lang w:val="es-CO"/>
+        </w:rPr>
+        <w:t>Weight_kg</w:t>
+      </w:r>
+      <w:proofErr w:type="spellEnd"/>
+      <w:r>
+        <w:rPr>
+          <w:lang w:val="es-CO"/>
+        </w:rPr>
+        <w:t xml:space="preserve"> (peso)</w:t>
+      </w:r>
+    </w:p>
+    <w:p>
+      <w:pPr>
+        <w:widowControl w:val="0"/>
+        <w:pBdr>
+          <w:top w:val="nil"/>
+          <w:left w:val="nil"/>
+          <w:bottom w:val="nil"/>
+          <w:right w:val="nil"/>
+          <w:between w:val="nil"/>
+        </w:pBdr>
+        <w:spacing w:line="252" w:lineRule="auto"/>
+        <w:ind w:firstLine="202"/>
+        <w:jc w:val="both"/>
+        <w:rPr>
+          <w:lang w:val="es-CO"/>
+        </w:rPr>
+      </w:pPr>
+      <w:r>
+        <w:rPr>
+          <w:lang w:val="es-CO"/>
+        </w:rPr>
+        <w:t xml:space="preserve">Se asocia moderadamente con </w:t>
+      </w:r>
+      <w:proofErr w:type="spellStart"/>
+      <w:r>
+        <w:rPr>
+          <w:lang w:val="es-CO"/>
+        </w:rPr>
+        <w:t>price</w:t>
+      </w:r>
+      <w:proofErr w:type="spellEnd"/>
+      <w:r>
+        <w:rPr>
+          <w:lang w:val="es-CO"/>
+        </w:rPr>
+        <w:t xml:space="preserve"> (0.47), </w:t>
+      </w:r>
+      <w:proofErr w:type="spellStart"/>
+      <w:r>
+        <w:rPr>
+          <w:lang w:val="es-CO"/>
+        </w:rPr>
+        <w:t>hp_kW</w:t>
+      </w:r>
+      <w:proofErr w:type="spellEnd"/>
+      <w:r>
+        <w:rPr>
+          <w:lang w:val="es-CO"/>
+        </w:rPr>
+        <w:t xml:space="preserve"> (0.64) y </w:t>
+      </w:r>
+      <w:proofErr w:type="spellStart"/>
+      <w:r>
+        <w:rPr>
+          <w:lang w:val="es-CO"/>
+        </w:rPr>
+        <w:t>Displacement_cc</w:t>
+      </w:r>
+      <w:proofErr w:type="spellEnd"/>
+      <w:r>
+        <w:rPr>
+          <w:lang w:val="es-CO"/>
+        </w:rPr>
+        <w:t xml:space="preserve"> (0.56): Autos más pesados tienen más potentes, son </w:t>
+      </w:r>
+      <w:proofErr w:type="gramStart"/>
+      <w:r>
+        <w:rPr>
+          <w:lang w:val="es-CO"/>
+        </w:rPr>
+        <w:t>más grandes y más caros</w:t>
+      </w:r>
+      <w:proofErr w:type="gramEnd"/>
+      <w:r>
+        <w:rPr>
+          <w:lang w:val="es-CO"/>
+        </w:rPr>
+        <w:t>.</w:t>
+      </w:r>
+    </w:p>
+    <w:p>
+      <w:pPr>
+        <w:widowControl w:val="0"/>
+        <w:pBdr>
+          <w:top w:val="nil"/>
+          <w:left w:val="nil"/>
+          <w:bottom w:val="nil"/>
+          <w:right w:val="nil"/>
+          <w:between w:val="nil"/>
+        </w:pBdr>
+        <w:spacing w:line="252" w:lineRule="auto"/>
+        <w:ind w:firstLine="202"/>
+        <w:jc w:val="both"/>
+        <w:rPr>
+          <w:lang w:val="es-CO"/>
+        </w:rPr>
+      </w:pPr>
+      <w:proofErr w:type="spellStart"/>
+      <w:r>
+        <w:rPr>
+          <w:lang w:val="es-CO"/>
+        </w:rPr>
+        <w:t>cons_comb</w:t>
+      </w:r>
+      <w:proofErr w:type="spellEnd"/>
+      <w:r>
+        <w:rPr>
+          <w:lang w:val="es-CO"/>
+        </w:rPr>
+        <w:t xml:space="preserve"> (consumo de combustible)</w:t>
+      </w:r>
+    </w:p>
+    <w:p>
+      <w:pPr>
+        <w:widowControl w:val="0"/>
+        <w:pBdr>
+          <w:top w:val="nil"/>
+          <w:left w:val="nil"/>
+          <w:bottom w:val="nil"/>
+          <w:right w:val="nil"/>
+          <w:between w:val="nil"/>
+        </w:pBdr>
+        <w:spacing w:line="252" w:lineRule="auto"/>
+        <w:ind w:firstLine="202"/>
+        <w:jc w:val="both"/>
+        <w:rPr>
+          <w:lang w:val="es-CO"/>
+        </w:rPr>
+      </w:pPr>
+      <w:r>
+        <w:rPr>
+          <w:lang w:val="es-CO"/>
+        </w:rPr>
+        <w:t xml:space="preserve">Débil relación con casi todas, excepto </w:t>
+      </w:r>
+      <w:proofErr w:type="spellStart"/>
+      <w:r>
+        <w:rPr>
+          <w:lang w:val="es-CO"/>
+        </w:rPr>
+        <w:t>hp_kW</w:t>
+      </w:r>
+      <w:proofErr w:type="spellEnd"/>
+      <w:r>
+        <w:rPr>
+          <w:lang w:val="es-CO"/>
+        </w:rPr>
+        <w:t xml:space="preserve"> (0.39</w:t>
+      </w:r>
+      <w:proofErr w:type="gramStart"/>
+      <w:r>
+        <w:rPr>
+          <w:lang w:val="es-CO"/>
+        </w:rPr>
+        <w:t>):Los</w:t>
+      </w:r>
+      <w:proofErr w:type="gramEnd"/>
+      <w:r>
+        <w:rPr>
+          <w:lang w:val="es-CO"/>
+        </w:rPr>
+        <w:t xml:space="preserve"> autos con más caballos de fuerza tienden a gastar más combustible.</w:t>
       </w:r>
     </w:p>
     <w:p>
@@ -4592,7 +6428,6 @@
         <w:rPr>
           <w:noProof/>
         </w:rPr>
-        <w:lastRenderedPageBreak/>
         <w:drawing>
           <wp:inline distT="0" distB="0" distL="0" distR="0" wp14:anchorId="3B3A9A87" wp14:editId="5246F174">
             <wp:extent cx="2423160" cy="1112520"/>
@@ -4742,7 +6577,77 @@
         <w:rPr>
           <w:lang w:val="es-CO"/>
         </w:rPr>
-        <w:t>Por otro lado, la potencia del motor (hp_kW) muestra una correlación positiva fuerte (r = 0.70), evidenciando que los vehículos con mayor potencia suelen tener precios más elevados, lo cual es coherente con la relación esperada entre rendimiento y valor comercial. Asimismo, variables como la cilindraje (Displacement_cc) (r = 0.28) y el peso del vehículo (Weight_kg) (r = 0.47) presentan correlaciones positivas débiles a moderadas, lo que sugiere que, aunque los autos más grandes o pesados tienden a tener precios superiores, la relación no es tan determinante como la potencia. Finalmente, el consumo de combustible (cons_comb) muestra una correlación positiva débil (r = 0.27), posiblemente asociada al hecho de que los motores más potentes y de mayor cilindrada suelen tener mayor consumo.</w:t>
+        <w:t>Por otro lado, la potencia del motor (</w:t>
+      </w:r>
+      <w:proofErr w:type="spellStart"/>
+      <w:r>
+        <w:rPr>
+          <w:lang w:val="es-CO"/>
+        </w:rPr>
+        <w:t>hp_kW</w:t>
+      </w:r>
+      <w:proofErr w:type="spellEnd"/>
+      <w:r>
+        <w:rPr>
+          <w:lang w:val="es-CO"/>
+        </w:rPr>
+        <w:t xml:space="preserve">) muestra una correlación positiva fuerte (r = 0.70), evidenciando que los vehículos con mayor potencia suelen tener precios más elevados, lo cual es coherente con la relación esperada entre rendimiento y valor comercial. Asimismo, variables como </w:t>
+      </w:r>
+      <w:proofErr w:type="gramStart"/>
+      <w:r>
+        <w:rPr>
+          <w:lang w:val="es-CO"/>
+        </w:rPr>
+        <w:t>la cilindraje</w:t>
+      </w:r>
+      <w:proofErr w:type="gramEnd"/>
+      <w:r>
+        <w:rPr>
+          <w:lang w:val="es-CO"/>
+        </w:rPr>
+        <w:t xml:space="preserve"> (</w:t>
+      </w:r>
+      <w:proofErr w:type="spellStart"/>
+      <w:r>
+        <w:rPr>
+          <w:lang w:val="es-CO"/>
+        </w:rPr>
+        <w:t>Displacement_cc</w:t>
+      </w:r>
+      <w:proofErr w:type="spellEnd"/>
+      <w:r>
+        <w:rPr>
+          <w:lang w:val="es-CO"/>
+        </w:rPr>
+        <w:t>) (r = 0.28) y el peso del vehículo (</w:t>
+      </w:r>
+      <w:proofErr w:type="spellStart"/>
+      <w:r>
+        <w:rPr>
+          <w:lang w:val="es-CO"/>
+        </w:rPr>
+        <w:t>Weight_kg</w:t>
+      </w:r>
+      <w:proofErr w:type="spellEnd"/>
+      <w:r>
+        <w:rPr>
+          <w:lang w:val="es-CO"/>
+        </w:rPr>
+        <w:t>) (r = 0.47) presentan correlaciones positivas débiles a moderadas, lo que sugiere que, aunque los autos más grandes o pesados tienden a tener precios superiores, la relación no es tan determinante como la potencia. Finalmente, el consumo de combustible (</w:t>
+      </w:r>
+      <w:proofErr w:type="spellStart"/>
+      <w:r>
+        <w:rPr>
+          <w:lang w:val="es-CO"/>
+        </w:rPr>
+        <w:t>cons_comb</w:t>
+      </w:r>
+      <w:proofErr w:type="spellEnd"/>
+      <w:r>
+        <w:rPr>
+          <w:lang w:val="es-CO"/>
+        </w:rPr>
+        <w:t>) muestra una correlación positiva débil (r = 0.27), posiblemente asociada al hecho de que los motores más potentes y de mayor cilindrada suelen tener mayor consumo.</w:t>
       </w:r>
     </w:p>
     <w:p>
@@ -4914,6 +6819,7 @@
       </w:pPr>
       <w:r>
         <w:rPr>
+          <w:noProof/>
           <w:lang w:val="es-CO"/>
         </w:rPr>
         <w:drawing>
@@ -4992,13 +6898,7 @@
         <w:rPr>
           <w:lang w:val="es-CO"/>
         </w:rPr>
-        <w:t xml:space="preserve">PC1 (45.64%): El primer componente principal explica casi la mitad de la variabilidad total del conjunto de datos, lo que sugiere que existe una combinación lineal de variables que </w:t>
-      </w:r>
-      <w:r>
-        <w:rPr>
-          <w:lang w:val="es-CO"/>
-        </w:rPr>
-        <w:t>resume gran parte de la información original.</w:t>
+        <w:t>PC1 (45.64%): El primer componente principal explica casi la mitad de la variabilidad total del conjunto de datos, lo que sugiere que existe una combinación lineal de variables que resume gran parte de la información original.</w:t>
       </w:r>
     </w:p>
     <w:p>
@@ -5190,7 +7090,21 @@
         <w:rPr>
           <w:lang w:val="es-CO"/>
         </w:rPr>
-        <w:t>Las ecuaciones de los componentes principales muestran qué tanto contribuye cada variable original a cada componente (autovector). El signo (positivo o negativo) indica el sentido de la relación, y el valor absoluto indica la fuerza de la contribución.</w:t>
+        <w:t>Las ecuaciones de los componentes principales muestran qué tanto contribuye cada variable original a cada componente (</w:t>
+      </w:r>
+      <w:proofErr w:type="spellStart"/>
+      <w:r>
+        <w:rPr>
+          <w:lang w:val="es-CO"/>
+        </w:rPr>
+        <w:t>autovector</w:t>
+      </w:r>
+      <w:proofErr w:type="spellEnd"/>
+      <w:r>
+        <w:rPr>
+          <w:lang w:val="es-CO"/>
+        </w:rPr>
+        <w:t>). El signo (positivo o negativo) indica el sentido de la relación, y el valor absoluto indica la fuerza de la contribución.</w:t>
       </w:r>
     </w:p>
     <w:p>
@@ -5268,133 +7182,293 @@
         <w:jc w:val="both"/>
       </w:pPr>
       <w:r>
-        <w:t>PC1 = 0.467 * price − 0.032 * km + 0.562 * hp_kW + 0.423 * Displacement_cc + 0.479 * Weight_kg + 0.238 * cons_comb</w:t>
-      </w:r>
-    </w:p>
-    <w:p>
-      <w:pPr>
-        <w:widowControl w:val="0"/>
-        <w:pBdr>
-          <w:top w:val="nil"/>
-          <w:left w:val="nil"/>
-          <w:bottom w:val="nil"/>
-          <w:right w:val="nil"/>
-          <w:between w:val="nil"/>
-        </w:pBdr>
-        <w:spacing w:line="252" w:lineRule="auto"/>
-        <w:ind w:firstLine="202"/>
-        <w:jc w:val="both"/>
-        <w:rPr>
-          <w:lang w:val="es-CO"/>
-        </w:rPr>
-      </w:pPr>
-      <w:r>
-        <w:rPr>
-          <w:lang w:val="es-CO"/>
-        </w:rPr>
-        <w:t>Este componente está dominado por las variables hp_kW, Weight_kg, price y Displacement_cc, todas con coeficientes positivos altos.Representa una dimensión de potencia y tamaño del vehículo.Cuanto mayor sea el valor del PC1, mayor es el rendimiento del vehículo (más caballos de fuerza, más peso y mayor cilindraje).</w:t>
-      </w:r>
-    </w:p>
-    <w:p>
-      <w:pPr>
-        <w:widowControl w:val="0"/>
-        <w:pBdr>
-          <w:top w:val="nil"/>
-          <w:left w:val="nil"/>
-          <w:bottom w:val="nil"/>
-          <w:right w:val="nil"/>
-          <w:between w:val="nil"/>
-        </w:pBdr>
-        <w:spacing w:line="252" w:lineRule="auto"/>
-        <w:ind w:firstLine="202"/>
-        <w:jc w:val="both"/>
-        <w:rPr>
-          <w:lang w:val="es-CO"/>
-        </w:rPr>
-      </w:pPr>
-    </w:p>
-    <w:p>
-      <w:pPr>
-        <w:widowControl w:val="0"/>
-        <w:pBdr>
-          <w:top w:val="nil"/>
-          <w:left w:val="nil"/>
-          <w:bottom w:val="nil"/>
-          <w:right w:val="nil"/>
-          <w:between w:val="nil"/>
-        </w:pBdr>
-        <w:spacing w:line="252" w:lineRule="auto"/>
-        <w:ind w:firstLine="202"/>
-        <w:jc w:val="both"/>
-      </w:pPr>
-      <w:r>
-        <w:t>PC2 = −0.314 * price + 0.701 * km − 0.007*hp_kW + 0.398 * Displacement_cc + 0.230 * Weight_kg − 0.445 * cons_comb</w:t>
-      </w:r>
-    </w:p>
-    <w:p>
-      <w:pPr>
-        <w:widowControl w:val="0"/>
-        <w:pBdr>
-          <w:top w:val="nil"/>
-          <w:left w:val="nil"/>
-          <w:bottom w:val="nil"/>
-          <w:right w:val="nil"/>
-          <w:between w:val="nil"/>
-        </w:pBdr>
-        <w:spacing w:line="252" w:lineRule="auto"/>
-        <w:ind w:firstLine="202"/>
-        <w:jc w:val="both"/>
-        <w:rPr>
-          <w:lang w:val="es-CO"/>
-        </w:rPr>
-      </w:pPr>
-      <w:r>
-        <w:rPr>
-          <w:lang w:val="es-CO"/>
-        </w:rPr>
-        <w:t>Aquí destaca km (kilometraje) con un peso positivo alto (0.701) y cons_comb (consumo) con un peso negativo (−0.445). Este componente parece medir una dimensión de uso y eficiencia: vehículos con alto kilometraje y bajo consumo de combustible.</w:t>
-      </w:r>
-    </w:p>
-    <w:p>
-      <w:pPr>
-        <w:widowControl w:val="0"/>
-        <w:pBdr>
-          <w:top w:val="nil"/>
-          <w:left w:val="nil"/>
-          <w:bottom w:val="nil"/>
-          <w:right w:val="nil"/>
-          <w:between w:val="nil"/>
-        </w:pBdr>
-        <w:spacing w:line="252" w:lineRule="auto"/>
-        <w:ind w:firstLine="202"/>
-        <w:jc w:val="both"/>
-        <w:rPr>
-          <w:lang w:val="es-CO"/>
-        </w:rPr>
-      </w:pPr>
-    </w:p>
-    <w:p>
-      <w:pPr>
-        <w:widowControl w:val="0"/>
-        <w:pBdr>
-          <w:top w:val="nil"/>
-          <w:left w:val="nil"/>
-          <w:bottom w:val="nil"/>
-          <w:right w:val="nil"/>
-          <w:between w:val="nil"/>
-        </w:pBdr>
-        <w:spacing w:line="252" w:lineRule="auto"/>
-        <w:ind w:firstLine="202"/>
-        <w:jc w:val="both"/>
-        <w:rPr>
-          <w:lang w:val="es-CO"/>
-        </w:rPr>
-      </w:pPr>
-      <w:r>
-        <w:rPr>
-          <w:lang w:val="es-CO"/>
-        </w:rPr>
-        <w:lastRenderedPageBreak/>
+        <w:t xml:space="preserve">PC1 = 0.467 * price − 0.032 * km + 0.562 * </w:t>
+      </w:r>
+      <w:proofErr w:type="spellStart"/>
+      <w:r>
+        <w:t>hp_kW</w:t>
+      </w:r>
+      <w:proofErr w:type="spellEnd"/>
+      <w:r>
+        <w:t xml:space="preserve"> + 0.423 * </w:t>
+      </w:r>
+      <w:proofErr w:type="spellStart"/>
+      <w:r>
+        <w:t>Displacement_cc</w:t>
+      </w:r>
+      <w:proofErr w:type="spellEnd"/>
+      <w:r>
+        <w:t xml:space="preserve"> + 0.479 * </w:t>
+      </w:r>
+      <w:proofErr w:type="spellStart"/>
+      <w:r>
+        <w:t>Weight_kg</w:t>
+      </w:r>
+      <w:proofErr w:type="spellEnd"/>
+      <w:r>
+        <w:t xml:space="preserve"> + 0.238 * </w:t>
+      </w:r>
+      <w:proofErr w:type="spellStart"/>
+      <w:r>
+        <w:t>cons_comb</w:t>
+      </w:r>
+      <w:proofErr w:type="spellEnd"/>
+    </w:p>
+    <w:p>
+      <w:pPr>
+        <w:widowControl w:val="0"/>
+        <w:pBdr>
+          <w:top w:val="nil"/>
+          <w:left w:val="nil"/>
+          <w:bottom w:val="nil"/>
+          <w:right w:val="nil"/>
+          <w:between w:val="nil"/>
+        </w:pBdr>
+        <w:spacing w:line="252" w:lineRule="auto"/>
+        <w:ind w:firstLine="202"/>
+        <w:jc w:val="both"/>
+        <w:rPr>
+          <w:lang w:val="es-CO"/>
+        </w:rPr>
+      </w:pPr>
+      <w:r>
+        <w:rPr>
+          <w:lang w:val="es-CO"/>
+        </w:rPr>
+        <w:t xml:space="preserve">Este componente está dominado por las variables </w:t>
+      </w:r>
+      <w:proofErr w:type="spellStart"/>
+      <w:r>
+        <w:rPr>
+          <w:lang w:val="es-CO"/>
+        </w:rPr>
+        <w:t>hp_kW</w:t>
+      </w:r>
+      <w:proofErr w:type="spellEnd"/>
+      <w:r>
+        <w:rPr>
+          <w:lang w:val="es-CO"/>
+        </w:rPr>
+        <w:t xml:space="preserve">, </w:t>
+      </w:r>
+      <w:proofErr w:type="spellStart"/>
+      <w:r>
+        <w:rPr>
+          <w:lang w:val="es-CO"/>
+        </w:rPr>
+        <w:t>Weight_kg</w:t>
+      </w:r>
+      <w:proofErr w:type="spellEnd"/>
+      <w:r>
+        <w:rPr>
+          <w:lang w:val="es-CO"/>
+        </w:rPr>
+        <w:t xml:space="preserve">, </w:t>
+      </w:r>
+      <w:proofErr w:type="spellStart"/>
+      <w:r>
+        <w:rPr>
+          <w:lang w:val="es-CO"/>
+        </w:rPr>
+        <w:t>price</w:t>
+      </w:r>
+      <w:proofErr w:type="spellEnd"/>
+      <w:r>
+        <w:rPr>
+          <w:lang w:val="es-CO"/>
+        </w:rPr>
+        <w:t xml:space="preserve"> y </w:t>
+      </w:r>
+      <w:proofErr w:type="spellStart"/>
+      <w:r>
+        <w:rPr>
+          <w:lang w:val="es-CO"/>
+        </w:rPr>
+        <w:t>Displacement_cc</w:t>
+      </w:r>
+      <w:proofErr w:type="spellEnd"/>
+      <w:r>
+        <w:rPr>
+          <w:lang w:val="es-CO"/>
+        </w:rPr>
+        <w:t xml:space="preserve">, todas con coeficientes positivos </w:t>
+      </w:r>
+      <w:proofErr w:type="spellStart"/>
+      <w:proofErr w:type="gramStart"/>
+      <w:r>
+        <w:rPr>
+          <w:lang w:val="es-CO"/>
+        </w:rPr>
+        <w:t>altos.Representa</w:t>
+      </w:r>
+      <w:proofErr w:type="spellEnd"/>
+      <w:proofErr w:type="gramEnd"/>
+      <w:r>
+        <w:rPr>
+          <w:lang w:val="es-CO"/>
+        </w:rPr>
+        <w:t xml:space="preserve"> una dimensión de potencia y tamaño del </w:t>
+      </w:r>
+      <w:proofErr w:type="spellStart"/>
+      <w:proofErr w:type="gramStart"/>
+      <w:r>
+        <w:rPr>
+          <w:lang w:val="es-CO"/>
+        </w:rPr>
+        <w:t>vehículo.Cuanto</w:t>
+      </w:r>
+      <w:proofErr w:type="spellEnd"/>
+      <w:proofErr w:type="gramEnd"/>
+      <w:r>
+        <w:rPr>
+          <w:lang w:val="es-CO"/>
+        </w:rPr>
+        <w:t xml:space="preserve"> mayor sea el valor del PC1, mayor es el rendimiento del vehículo (más caballos de fuerza, más peso y mayor cilindraje).</w:t>
+      </w:r>
+    </w:p>
+    <w:p>
+      <w:pPr>
+        <w:widowControl w:val="0"/>
+        <w:pBdr>
+          <w:top w:val="nil"/>
+          <w:left w:val="nil"/>
+          <w:bottom w:val="nil"/>
+          <w:right w:val="nil"/>
+          <w:between w:val="nil"/>
+        </w:pBdr>
+        <w:spacing w:line="252" w:lineRule="auto"/>
+        <w:ind w:firstLine="202"/>
+        <w:jc w:val="both"/>
+        <w:rPr>
+          <w:lang w:val="es-CO"/>
+        </w:rPr>
+      </w:pPr>
+    </w:p>
+    <w:p>
+      <w:pPr>
+        <w:widowControl w:val="0"/>
+        <w:pBdr>
+          <w:top w:val="nil"/>
+          <w:left w:val="nil"/>
+          <w:bottom w:val="nil"/>
+          <w:right w:val="nil"/>
+          <w:between w:val="nil"/>
+        </w:pBdr>
+        <w:spacing w:line="252" w:lineRule="auto"/>
+        <w:ind w:firstLine="202"/>
+        <w:jc w:val="both"/>
+      </w:pPr>
+      <w:r>
+        <w:t>PC2 = −0.314 * price + 0.701 * km − 0.007*</w:t>
+      </w:r>
+      <w:proofErr w:type="spellStart"/>
+      <w:r>
+        <w:t>hp_kW</w:t>
+      </w:r>
+      <w:proofErr w:type="spellEnd"/>
+      <w:r>
+        <w:t xml:space="preserve"> + 0.398 * </w:t>
+      </w:r>
+      <w:proofErr w:type="spellStart"/>
+      <w:r>
+        <w:t>Displacement_cc</w:t>
+      </w:r>
+      <w:proofErr w:type="spellEnd"/>
+      <w:r>
+        <w:t xml:space="preserve"> + 0.230 * </w:t>
+      </w:r>
+      <w:proofErr w:type="spellStart"/>
+      <w:r>
+        <w:t>Weight_kg</w:t>
+      </w:r>
+      <w:proofErr w:type="spellEnd"/>
+      <w:r>
+        <w:t xml:space="preserve"> − 0.445 * </w:t>
+      </w:r>
+      <w:proofErr w:type="spellStart"/>
+      <w:r>
+        <w:t>cons_comb</w:t>
+      </w:r>
+      <w:proofErr w:type="spellEnd"/>
+    </w:p>
+    <w:p>
+      <w:pPr>
+        <w:widowControl w:val="0"/>
+        <w:pBdr>
+          <w:top w:val="nil"/>
+          <w:left w:val="nil"/>
+          <w:bottom w:val="nil"/>
+          <w:right w:val="nil"/>
+          <w:between w:val="nil"/>
+        </w:pBdr>
+        <w:spacing w:line="252" w:lineRule="auto"/>
+        <w:ind w:firstLine="202"/>
+        <w:jc w:val="both"/>
+        <w:rPr>
+          <w:lang w:val="es-CO"/>
+        </w:rPr>
+      </w:pPr>
+      <w:r>
+        <w:rPr>
+          <w:lang w:val="es-CO"/>
+        </w:rPr>
+        <w:t xml:space="preserve">Aquí destaca km (kilometraje) con un peso positivo alto (0.701) y </w:t>
+      </w:r>
+      <w:proofErr w:type="spellStart"/>
+      <w:r>
+        <w:rPr>
+          <w:lang w:val="es-CO"/>
+        </w:rPr>
+        <w:t>cons_comb</w:t>
+      </w:r>
+      <w:proofErr w:type="spellEnd"/>
+      <w:r>
+        <w:rPr>
+          <w:lang w:val="es-CO"/>
+        </w:rPr>
+        <w:t xml:space="preserve"> (consumo) con un peso negativo (−0.445). Este componente parece medir una dimensión de uso y eficiencia: vehículos con alto kilometraje y bajo consumo de combustible.</w:t>
+      </w:r>
+    </w:p>
+    <w:p>
+      <w:pPr>
+        <w:widowControl w:val="0"/>
+        <w:pBdr>
+          <w:top w:val="nil"/>
+          <w:left w:val="nil"/>
+          <w:bottom w:val="nil"/>
+          <w:right w:val="nil"/>
+          <w:between w:val="nil"/>
+        </w:pBdr>
+        <w:spacing w:line="252" w:lineRule="auto"/>
+        <w:ind w:firstLine="202"/>
+        <w:jc w:val="both"/>
+        <w:rPr>
+          <w:lang w:val="es-CO"/>
+        </w:rPr>
+      </w:pPr>
+    </w:p>
+    <w:p>
+      <w:pPr>
+        <w:widowControl w:val="0"/>
+        <w:pBdr>
+          <w:top w:val="nil"/>
+          <w:left w:val="nil"/>
+          <w:bottom w:val="nil"/>
+          <w:right w:val="nil"/>
+          <w:between w:val="nil"/>
+        </w:pBdr>
+        <w:spacing w:line="252" w:lineRule="auto"/>
+        <w:ind w:firstLine="202"/>
+        <w:jc w:val="both"/>
+        <w:rPr>
+          <w:lang w:val="es-CO"/>
+        </w:rPr>
+      </w:pPr>
+      <w:r>
+        <w:rPr>
+          <w:noProof/>
+          <w:lang w:val="es-CO"/>
+        </w:rPr>
         <w:drawing>
           <wp:inline distT="0" distB="0" distL="0" distR="0" wp14:anchorId="507A9302" wp14:editId="714BBAB3">
             <wp:extent cx="3063240" cy="1936750"/>
@@ -5771,7 +7845,14 @@
         <w:rPr>
           <w:lang w:val="es-CO"/>
         </w:rPr>
-        <w:t>Se detecta heterocedasticidad, se recomienda ajustar el modelo utilizando errores robustos o aplicar transformaciones a la variable dependiente para estabilizar la varianza.</w:t>
+        <w:t xml:space="preserve">Se detecta heterocedasticidad, se recomienda ajustar el </w:t>
+      </w:r>
+      <w:r>
+        <w:rPr>
+          <w:lang w:val="es-CO"/>
+        </w:rPr>
+        <w:lastRenderedPageBreak/>
+        <w:t>modelo utilizando errores robustos o aplicar transformaciones a la variable dependiente para estabilizar la varianza.</w:t>
       </w:r>
     </w:p>
     <w:p>
@@ -5915,52 +7996,61 @@
         <w:rPr>
           <w:lang w:val="es-CO"/>
         </w:rPr>
-        <w:t xml:space="preserve">Las variables predictoras NO tienen multicolinealidad </w:t>
-      </w:r>
-      <w:r>
-        <w:rPr>
-          <w:lang w:val="es-CO"/>
-        </w:rPr>
-        <w:t>problemática. Todos los VIF son menos de 3, muy por debajo del umbral de 5, las variables son relativamente independientes entre sí.</w:t>
-      </w:r>
-    </w:p>
-    <w:p>
-      <w:pPr>
-        <w:widowControl w:val="0"/>
-        <w:pBdr>
-          <w:top w:val="nil"/>
-          <w:left w:val="nil"/>
-          <w:bottom w:val="nil"/>
-          <w:right w:val="nil"/>
-          <w:between w:val="nil"/>
-        </w:pBdr>
-        <w:spacing w:line="252" w:lineRule="auto"/>
-        <w:ind w:firstLine="202"/>
-        <w:jc w:val="both"/>
-        <w:rPr>
-          <w:lang w:val="es-CO"/>
-        </w:rPr>
-      </w:pPr>
-    </w:p>
-    <w:p>
-      <w:pPr>
-        <w:widowControl w:val="0"/>
-        <w:pBdr>
-          <w:top w:val="nil"/>
-          <w:left w:val="nil"/>
-          <w:bottom w:val="nil"/>
-          <w:right w:val="nil"/>
-          <w:between w:val="nil"/>
-        </w:pBdr>
-        <w:spacing w:line="252" w:lineRule="auto"/>
-        <w:ind w:firstLine="202"/>
-        <w:jc w:val="both"/>
-        <w:rPr>
-          <w:lang w:val="es-CO"/>
-        </w:rPr>
-      </w:pPr>
-      <w:r>
-        <w:rPr>
+        <w:t xml:space="preserve">Las variables predictoras NO tienen </w:t>
+      </w:r>
+      <w:proofErr w:type="gramStart"/>
+      <w:r>
+        <w:rPr>
+          <w:lang w:val="es-CO"/>
+        </w:rPr>
+        <w:t>multicolinealidad problemática</w:t>
+      </w:r>
+      <w:proofErr w:type="gramEnd"/>
+      <w:r>
+        <w:rPr>
+          <w:lang w:val="es-CO"/>
+        </w:rPr>
+        <w:t>. Todos los VIF son menos de 3, muy por debajo del umbral de 5, las variables son relativamente independientes entre sí.</w:t>
+      </w:r>
+    </w:p>
+    <w:p>
+      <w:pPr>
+        <w:widowControl w:val="0"/>
+        <w:pBdr>
+          <w:top w:val="nil"/>
+          <w:left w:val="nil"/>
+          <w:bottom w:val="nil"/>
+          <w:right w:val="nil"/>
+          <w:between w:val="nil"/>
+        </w:pBdr>
+        <w:spacing w:line="252" w:lineRule="auto"/>
+        <w:ind w:firstLine="202"/>
+        <w:jc w:val="both"/>
+        <w:rPr>
+          <w:lang w:val="es-CO"/>
+        </w:rPr>
+      </w:pPr>
+    </w:p>
+    <w:p>
+      <w:pPr>
+        <w:widowControl w:val="0"/>
+        <w:pBdr>
+          <w:top w:val="nil"/>
+          <w:left w:val="nil"/>
+          <w:bottom w:val="nil"/>
+          <w:right w:val="nil"/>
+          <w:between w:val="nil"/>
+        </w:pBdr>
+        <w:spacing w:line="252" w:lineRule="auto"/>
+        <w:ind w:firstLine="202"/>
+        <w:jc w:val="both"/>
+        <w:rPr>
+          <w:lang w:val="es-CO"/>
+        </w:rPr>
+      </w:pPr>
+      <w:r>
+        <w:rPr>
+          <w:noProof/>
           <w:lang w:val="es-CO"/>
         </w:rPr>
         <w:drawing>
@@ -6129,148 +8219,233 @@
         <w:rPr>
           <w:lang w:val="es-CO"/>
         </w:rPr>
-        <w:t>Factor 1: Desempeño del vehículo: Altas cargas en: hp_kW (0.852), Displacement_cc (0.757), Weight_kg (0.746) y price (0.602); Representa potencia y características físicas asociadas al desempeño y costo.</w:t>
-      </w:r>
-    </w:p>
-    <w:p>
-      <w:pPr>
-        <w:widowControl w:val="0"/>
-        <w:pBdr>
-          <w:top w:val="nil"/>
-          <w:left w:val="nil"/>
-          <w:bottom w:val="nil"/>
-          <w:right w:val="nil"/>
-          <w:between w:val="nil"/>
-        </w:pBdr>
-        <w:spacing w:line="252" w:lineRule="auto"/>
-        <w:ind w:firstLine="202"/>
-        <w:jc w:val="both"/>
-        <w:rPr>
-          <w:lang w:val="es-CO"/>
-        </w:rPr>
-      </w:pPr>
-    </w:p>
-    <w:p>
-      <w:pPr>
-        <w:widowControl w:val="0"/>
-        <w:pBdr>
-          <w:top w:val="nil"/>
-          <w:left w:val="nil"/>
-          <w:bottom w:val="nil"/>
-          <w:right w:val="nil"/>
-          <w:between w:val="nil"/>
-        </w:pBdr>
-        <w:spacing w:line="252" w:lineRule="auto"/>
-        <w:ind w:firstLine="202"/>
-        <w:jc w:val="both"/>
-        <w:rPr>
-          <w:lang w:val="es-CO"/>
-        </w:rPr>
-      </w:pPr>
-      <w:r>
-        <w:rPr>
-          <w:lang w:val="es-CO"/>
-        </w:rPr>
-        <w:t>Factor 2: Uso y kilometraje: Cargas destacadas: price (0.795) positiva y km (-0.653) negativa; los autos más nuevos o menos usados valen más.</w:t>
-      </w:r>
-    </w:p>
-    <w:p>
-      <w:pPr>
-        <w:widowControl w:val="0"/>
-        <w:pBdr>
-          <w:top w:val="nil"/>
-          <w:left w:val="nil"/>
-          <w:bottom w:val="nil"/>
-          <w:right w:val="nil"/>
-          <w:between w:val="nil"/>
-        </w:pBdr>
-        <w:spacing w:line="252" w:lineRule="auto"/>
-        <w:ind w:firstLine="202"/>
-        <w:jc w:val="both"/>
-        <w:rPr>
-          <w:lang w:val="es-CO"/>
-        </w:rPr>
-      </w:pPr>
-    </w:p>
-    <w:p>
-      <w:pPr>
-        <w:widowControl w:val="0"/>
-        <w:pBdr>
-          <w:top w:val="nil"/>
-          <w:left w:val="nil"/>
-          <w:bottom w:val="nil"/>
-          <w:right w:val="nil"/>
-          <w:between w:val="nil"/>
-        </w:pBdr>
-        <w:spacing w:line="252" w:lineRule="auto"/>
-        <w:ind w:firstLine="202"/>
-        <w:jc w:val="both"/>
-        <w:rPr>
-          <w:lang w:val="es-CO"/>
-        </w:rPr>
-      </w:pPr>
-      <w:r>
-        <w:rPr>
-          <w:lang w:val="es-CO"/>
-        </w:rPr>
-        <w:t>Factor 3: Carga casi exclusiva de cons_comb (0.973); representa eficiencia o consumo de combustible, independiente de potencia o uso.</w:t>
-      </w:r>
-    </w:p>
-    <w:p>
-      <w:pPr>
-        <w:widowControl w:val="0"/>
-        <w:pBdr>
-          <w:top w:val="nil"/>
-          <w:left w:val="nil"/>
-          <w:bottom w:val="nil"/>
-          <w:right w:val="nil"/>
-          <w:between w:val="nil"/>
-        </w:pBdr>
-        <w:spacing w:line="252" w:lineRule="auto"/>
-        <w:ind w:firstLine="202"/>
-        <w:jc w:val="both"/>
-        <w:rPr>
-          <w:lang w:val="es-CO"/>
-        </w:rPr>
-      </w:pPr>
-    </w:p>
-    <w:p>
-      <w:pPr>
-        <w:widowControl w:val="0"/>
-        <w:pBdr>
-          <w:top w:val="nil"/>
-          <w:left w:val="nil"/>
-          <w:bottom w:val="nil"/>
-          <w:right w:val="nil"/>
-          <w:between w:val="nil"/>
-        </w:pBdr>
-        <w:spacing w:line="252" w:lineRule="auto"/>
-        <w:ind w:firstLine="202"/>
-        <w:jc w:val="both"/>
-        <w:rPr>
-          <w:lang w:val="es-CO"/>
-        </w:rPr>
-      </w:pPr>
-    </w:p>
-    <w:p>
-      <w:pPr>
-        <w:widowControl w:val="0"/>
-        <w:pBdr>
-          <w:top w:val="nil"/>
-          <w:left w:val="nil"/>
-          <w:bottom w:val="nil"/>
-          <w:right w:val="nil"/>
-          <w:between w:val="nil"/>
-        </w:pBdr>
-        <w:spacing w:line="252" w:lineRule="auto"/>
-        <w:ind w:firstLine="202"/>
-        <w:jc w:val="both"/>
-        <w:rPr>
-          <w:lang w:val="es-CO"/>
-        </w:rPr>
-      </w:pPr>
-      <w:r>
-        <w:rPr>
+        <w:t xml:space="preserve">Factor 1: Desempeño del vehículo: Altas cargas en: </w:t>
+      </w:r>
+      <w:proofErr w:type="spellStart"/>
+      <w:r>
+        <w:rPr>
+          <w:lang w:val="es-CO"/>
+        </w:rPr>
+        <w:t>hp_kW</w:t>
+      </w:r>
+      <w:proofErr w:type="spellEnd"/>
+      <w:r>
+        <w:rPr>
+          <w:lang w:val="es-CO"/>
+        </w:rPr>
+        <w:t xml:space="preserve"> (0.852), </w:t>
+      </w:r>
+      <w:proofErr w:type="spellStart"/>
+      <w:r>
+        <w:rPr>
+          <w:lang w:val="es-CO"/>
+        </w:rPr>
+        <w:t>Displacement_cc</w:t>
+      </w:r>
+      <w:proofErr w:type="spellEnd"/>
+      <w:r>
+        <w:rPr>
+          <w:lang w:val="es-CO"/>
+        </w:rPr>
+        <w:t xml:space="preserve"> (0.757), </w:t>
+      </w:r>
+      <w:proofErr w:type="spellStart"/>
+      <w:r>
+        <w:rPr>
+          <w:lang w:val="es-CO"/>
+        </w:rPr>
+        <w:t>Weight_kg</w:t>
+      </w:r>
+      <w:proofErr w:type="spellEnd"/>
+      <w:r>
+        <w:rPr>
+          <w:lang w:val="es-CO"/>
+        </w:rPr>
+        <w:t xml:space="preserve"> (0.746) y </w:t>
+      </w:r>
+      <w:proofErr w:type="spellStart"/>
+      <w:r>
+        <w:rPr>
+          <w:lang w:val="es-CO"/>
+        </w:rPr>
+        <w:t>price</w:t>
+      </w:r>
+      <w:proofErr w:type="spellEnd"/>
+      <w:r>
+        <w:rPr>
+          <w:lang w:val="es-CO"/>
+        </w:rPr>
+        <w:t xml:space="preserve"> (0.602); Representa potencia y características físicas asociadas al desempeño y costo.</w:t>
+      </w:r>
+    </w:p>
+    <w:p>
+      <w:pPr>
+        <w:widowControl w:val="0"/>
+        <w:pBdr>
+          <w:top w:val="nil"/>
+          <w:left w:val="nil"/>
+          <w:bottom w:val="nil"/>
+          <w:right w:val="nil"/>
+          <w:between w:val="nil"/>
+        </w:pBdr>
+        <w:spacing w:line="252" w:lineRule="auto"/>
+        <w:ind w:firstLine="202"/>
+        <w:jc w:val="both"/>
+        <w:rPr>
+          <w:lang w:val="es-CO"/>
+        </w:rPr>
+      </w:pPr>
+    </w:p>
+    <w:p>
+      <w:pPr>
+        <w:widowControl w:val="0"/>
+        <w:pBdr>
+          <w:top w:val="nil"/>
+          <w:left w:val="nil"/>
+          <w:bottom w:val="nil"/>
+          <w:right w:val="nil"/>
+          <w:between w:val="nil"/>
+        </w:pBdr>
+        <w:spacing w:line="252" w:lineRule="auto"/>
+        <w:ind w:firstLine="202"/>
+        <w:jc w:val="both"/>
+        <w:rPr>
+          <w:lang w:val="es-CO"/>
+        </w:rPr>
+      </w:pPr>
+      <w:r>
+        <w:rPr>
+          <w:lang w:val="es-CO"/>
+        </w:rPr>
+        <w:t xml:space="preserve">Factor 2: Uso y kilometraje: Cargas destacadas: </w:t>
+      </w:r>
+      <w:proofErr w:type="spellStart"/>
+      <w:r>
+        <w:rPr>
+          <w:lang w:val="es-CO"/>
+        </w:rPr>
+        <w:t>price</w:t>
+      </w:r>
+      <w:proofErr w:type="spellEnd"/>
+      <w:r>
+        <w:rPr>
+          <w:lang w:val="es-CO"/>
+        </w:rPr>
+        <w:t xml:space="preserve"> (0.795) positiva y km (-0.653) negativa; los autos más nuevos o menos usados valen más.</w:t>
+      </w:r>
+    </w:p>
+    <w:p>
+      <w:pPr>
+        <w:widowControl w:val="0"/>
+        <w:pBdr>
+          <w:top w:val="nil"/>
+          <w:left w:val="nil"/>
+          <w:bottom w:val="nil"/>
+          <w:right w:val="nil"/>
+          <w:between w:val="nil"/>
+        </w:pBdr>
+        <w:spacing w:line="252" w:lineRule="auto"/>
+        <w:ind w:firstLine="202"/>
+        <w:jc w:val="both"/>
+        <w:rPr>
+          <w:lang w:val="es-CO"/>
+        </w:rPr>
+      </w:pPr>
+    </w:p>
+    <w:p>
+      <w:pPr>
+        <w:widowControl w:val="0"/>
+        <w:pBdr>
+          <w:top w:val="nil"/>
+          <w:left w:val="nil"/>
+          <w:bottom w:val="nil"/>
+          <w:right w:val="nil"/>
+          <w:between w:val="nil"/>
+        </w:pBdr>
+        <w:spacing w:line="252" w:lineRule="auto"/>
+        <w:ind w:firstLine="202"/>
+        <w:jc w:val="both"/>
+        <w:rPr>
+          <w:lang w:val="es-CO"/>
+        </w:rPr>
+      </w:pPr>
+      <w:r>
+        <w:rPr>
+          <w:lang w:val="es-CO"/>
+        </w:rPr>
+        <w:t xml:space="preserve">Factor 3: Carga casi exclusiva de </w:t>
+      </w:r>
+      <w:proofErr w:type="spellStart"/>
+      <w:r>
+        <w:rPr>
+          <w:lang w:val="es-CO"/>
+        </w:rPr>
+        <w:t>cons_comb</w:t>
+      </w:r>
+      <w:proofErr w:type="spellEnd"/>
+      <w:r>
+        <w:rPr>
+          <w:lang w:val="es-CO"/>
+        </w:rPr>
+        <w:t xml:space="preserve"> (0.973); representa eficiencia o consumo de combustible, independiente de potencia o uso.</w:t>
+      </w:r>
+    </w:p>
+    <w:p>
+      <w:pPr>
+        <w:widowControl w:val="0"/>
+        <w:pBdr>
+          <w:top w:val="nil"/>
+          <w:left w:val="nil"/>
+          <w:bottom w:val="nil"/>
+          <w:right w:val="nil"/>
+          <w:between w:val="nil"/>
+        </w:pBdr>
+        <w:spacing w:line="252" w:lineRule="auto"/>
+        <w:ind w:firstLine="202"/>
+        <w:jc w:val="both"/>
+        <w:rPr>
+          <w:lang w:val="es-CO"/>
+        </w:rPr>
+      </w:pPr>
+    </w:p>
+    <w:p>
+      <w:pPr>
+        <w:widowControl w:val="0"/>
+        <w:pBdr>
+          <w:top w:val="nil"/>
+          <w:left w:val="nil"/>
+          <w:bottom w:val="nil"/>
+          <w:right w:val="nil"/>
+          <w:between w:val="nil"/>
+        </w:pBdr>
+        <w:spacing w:line="252" w:lineRule="auto"/>
+        <w:ind w:firstLine="202"/>
+        <w:jc w:val="both"/>
+        <w:rPr>
+          <w:lang w:val="es-CO"/>
+        </w:rPr>
+      </w:pPr>
+    </w:p>
+    <w:p>
+      <w:pPr>
+        <w:widowControl w:val="0"/>
+        <w:pBdr>
+          <w:top w:val="nil"/>
+          <w:left w:val="nil"/>
+          <w:bottom w:val="nil"/>
+          <w:right w:val="nil"/>
+          <w:between w:val="nil"/>
+        </w:pBdr>
+        <w:spacing w:line="252" w:lineRule="auto"/>
+        <w:ind w:firstLine="202"/>
+        <w:jc w:val="both"/>
+        <w:rPr>
+          <w:lang w:val="es-CO"/>
+        </w:rPr>
+      </w:pPr>
+      <w:r>
+        <w:rPr>
+          <w:noProof/>
           <w:lang w:val="es-CO"/>
         </w:rPr>
         <w:drawing>
@@ -6347,6 +8522,7 @@
       </w:pPr>
       <w:r>
         <w:rPr>
+          <w:noProof/>
           <w:lang w:val="es-CO"/>
         </w:rPr>
         <w:drawing>
@@ -6431,7 +8607,6 @@
         <w:rPr>
           <w:lang w:val="es-CO"/>
         </w:rPr>
-        <w:lastRenderedPageBreak/>
         <w:t>Referente a valores atípicos:</w:t>
       </w:r>
     </w:p>
@@ -6470,11 +8645,33 @@
           <w:lang w:val="es-CO"/>
         </w:rPr>
       </w:pPr>
-      <w:r>
-        <w:rPr>
-          <w:lang w:val="es-CO"/>
-        </w:rPr>
-        <w:t>price y km son las variables con mayor presencia de outliers.</w:t>
+      <w:proofErr w:type="spellStart"/>
+      <w:r>
+        <w:rPr>
+          <w:lang w:val="es-CO"/>
+        </w:rPr>
+        <w:t>price</w:t>
+      </w:r>
+      <w:proofErr w:type="spellEnd"/>
+      <w:r>
+        <w:rPr>
+          <w:lang w:val="es-CO"/>
+        </w:rPr>
+        <w:t xml:space="preserve"> y km son las variables con mayor presencia de </w:t>
+      </w:r>
+      <w:proofErr w:type="spellStart"/>
+      <w:r>
+        <w:rPr>
+          <w:lang w:val="es-CO"/>
+        </w:rPr>
+        <w:t>outliers</w:t>
+      </w:r>
+      <w:proofErr w:type="spellEnd"/>
+      <w:r>
+        <w:rPr>
+          <w:lang w:val="es-CO"/>
+        </w:rPr>
+        <w:t>.</w:t>
       </w:r>
     </w:p>
     <w:p>
@@ -6518,11 +8715,47 @@
           <w:lang w:val="es-CO"/>
         </w:rPr>
       </w:pPr>
-      <w:r>
-        <w:rPr>
-          <w:lang w:val="es-CO"/>
-        </w:rPr>
-        <w:t>hp_kW, Weight_kg y Displacement_cc muestran distribuciones más homogéneas.</w:t>
+      <w:proofErr w:type="spellStart"/>
+      <w:r>
+        <w:rPr>
+          <w:lang w:val="es-CO"/>
+        </w:rPr>
+        <w:t>hp_kW</w:t>
+      </w:r>
+      <w:proofErr w:type="spellEnd"/>
+      <w:r>
+        <w:rPr>
+          <w:lang w:val="es-CO"/>
+        </w:rPr>
+        <w:t xml:space="preserve">, </w:t>
+      </w:r>
+      <w:proofErr w:type="spellStart"/>
+      <w:r>
+        <w:rPr>
+          <w:lang w:val="es-CO"/>
+        </w:rPr>
+        <w:t>Weight_kg</w:t>
+      </w:r>
+      <w:proofErr w:type="spellEnd"/>
+      <w:r>
+        <w:rPr>
+          <w:lang w:val="es-CO"/>
+        </w:rPr>
+        <w:t xml:space="preserve"> y </w:t>
+      </w:r>
+      <w:proofErr w:type="spellStart"/>
+      <w:r>
+        <w:rPr>
+          <w:lang w:val="es-CO"/>
+        </w:rPr>
+        <w:t>Displacement_cc</w:t>
+      </w:r>
+      <w:proofErr w:type="spellEnd"/>
+      <w:r>
+        <w:rPr>
+          <w:lang w:val="es-CO"/>
+        </w:rPr>
+        <w:t xml:space="preserve"> muestran distribuciones más homogéneas.</w:t>
       </w:r>
     </w:p>
     <w:p>
@@ -6612,7 +8845,23 @@
         <w:rPr>
           <w:lang w:val="es-CO"/>
         </w:rPr>
-        <w:t>Kilometrajes extremadamente altos:como son reales, pueden mantenerse; o se puede intentar transformar con (log).</w:t>
+        <w:t xml:space="preserve">Kilometrajes extremadamente </w:t>
+      </w:r>
+      <w:proofErr w:type="spellStart"/>
+      <w:proofErr w:type="gramStart"/>
+      <w:r>
+        <w:rPr>
+          <w:lang w:val="es-CO"/>
+        </w:rPr>
+        <w:t>altos:como</w:t>
+      </w:r>
+      <w:proofErr w:type="spellEnd"/>
+      <w:proofErr w:type="gramEnd"/>
+      <w:r>
+        <w:rPr>
+          <w:lang w:val="es-CO"/>
+        </w:rPr>
+        <w:t xml:space="preserve"> son reales, pueden mantenerse; o se puede intentar transformar con (log).</w:t>
       </w:r>
     </w:p>
     <w:p>
@@ -6675,21 +8924,840 @@
     <w:p>
       <w:pPr>
         <w:pStyle w:val="Ttulo1"/>
+        <w:rPr>
+          <w:sz w:val="16"/>
+          <w:szCs w:val="16"/>
+        </w:rPr>
       </w:pPr>
       <w:r>
         <w:t xml:space="preserve">III. </w:t>
       </w:r>
       <w:r>
-        <w:t>M</w:t>
-      </w:r>
-      <w:r>
-        <w:rPr>
-          <w:sz w:val="16"/>
-          <w:szCs w:val="16"/>
-        </w:rPr>
-        <w:t>ATH</w:t>
-      </w:r>
-    </w:p>
+        <w:t>RESULTADOS</w:t>
+      </w:r>
+    </w:p>
+    <w:p/>
+    <w:p>
+      <w:pPr>
+        <w:rPr>
+          <w:lang w:val="es-CO"/>
+        </w:rPr>
+      </w:pPr>
+      <w:r>
+        <w:rPr>
+          <w:lang w:val="es-CO"/>
+        </w:rPr>
+        <w:t xml:space="preserve">3.1 Análisis </w:t>
+      </w:r>
+      <w:proofErr w:type="spellStart"/>
+      <w:r>
+        <w:rPr>
+          <w:lang w:val="es-CO"/>
+        </w:rPr>
+        <w:t>univariado</w:t>
+      </w:r>
+      <w:proofErr w:type="spellEnd"/>
+    </w:p>
+    <w:p>
+      <w:pPr>
+        <w:rPr>
+          <w:lang w:val="es-CO"/>
+        </w:rPr>
+      </w:pPr>
+    </w:p>
+    <w:p>
+      <w:pPr>
+        <w:rPr>
+          <w:lang w:val="es-CO"/>
+        </w:rPr>
+      </w:pPr>
+      <w:r>
+        <w:rPr>
+          <w:lang w:val="es-CO"/>
+        </w:rPr>
+        <w:t>Se evidenció que:</w:t>
+      </w:r>
+    </w:p>
+    <w:p>
+      <w:pPr>
+        <w:rPr>
+          <w:lang w:val="es-CO"/>
+        </w:rPr>
+      </w:pPr>
+    </w:p>
+    <w:p>
+      <w:pPr>
+        <w:rPr>
+          <w:lang w:val="es-CO"/>
+        </w:rPr>
+      </w:pPr>
+      <w:proofErr w:type="spellStart"/>
+      <w:r>
+        <w:rPr>
+          <w:lang w:val="es-CO"/>
+        </w:rPr>
+        <w:t>price</w:t>
+      </w:r>
+      <w:proofErr w:type="spellEnd"/>
+      <w:r>
+        <w:rPr>
+          <w:lang w:val="es-CO"/>
+        </w:rPr>
+        <w:t xml:space="preserve">, km y </w:t>
+      </w:r>
+      <w:proofErr w:type="spellStart"/>
+      <w:r>
+        <w:rPr>
+          <w:lang w:val="es-CO"/>
+        </w:rPr>
+        <w:t>hp_kW</w:t>
+      </w:r>
+      <w:proofErr w:type="spellEnd"/>
+      <w:r>
+        <w:rPr>
+          <w:lang w:val="es-CO"/>
+        </w:rPr>
+        <w:t xml:space="preserve"> presentan asimetría hacia la derecha.</w:t>
+      </w:r>
+    </w:p>
+    <w:p>
+      <w:pPr>
+        <w:rPr>
+          <w:lang w:val="es-CO"/>
+        </w:rPr>
+      </w:pPr>
+    </w:p>
+    <w:p>
+      <w:pPr>
+        <w:rPr>
+          <w:lang w:val="es-CO"/>
+        </w:rPr>
+      </w:pPr>
+      <w:proofErr w:type="spellStart"/>
+      <w:r>
+        <w:rPr>
+          <w:lang w:val="es-CO"/>
+        </w:rPr>
+        <w:t>Previous_Owners</w:t>
+      </w:r>
+      <w:proofErr w:type="spellEnd"/>
+      <w:r>
+        <w:rPr>
+          <w:lang w:val="es-CO"/>
+        </w:rPr>
+        <w:t xml:space="preserve"> está fuertemente concentrada en 1–2 dueños.</w:t>
+      </w:r>
+    </w:p>
+    <w:p>
+      <w:pPr>
+        <w:rPr>
+          <w:lang w:val="es-CO"/>
+        </w:rPr>
+      </w:pPr>
+    </w:p>
+    <w:p>
+      <w:pPr>
+        <w:rPr>
+          <w:lang w:val="es-CO"/>
+        </w:rPr>
+      </w:pPr>
+      <w:proofErr w:type="spellStart"/>
+      <w:r>
+        <w:rPr>
+          <w:lang w:val="es-CO"/>
+        </w:rPr>
+        <w:t>cons_comb</w:t>
+      </w:r>
+      <w:proofErr w:type="spellEnd"/>
+      <w:r>
+        <w:rPr>
+          <w:lang w:val="es-CO"/>
+        </w:rPr>
+        <w:t xml:space="preserve"> y </w:t>
+      </w:r>
+      <w:proofErr w:type="spellStart"/>
+      <w:r>
+        <w:rPr>
+          <w:lang w:val="es-CO"/>
+        </w:rPr>
+        <w:t>Displacement_cc</w:t>
+      </w:r>
+      <w:proofErr w:type="spellEnd"/>
+      <w:r>
+        <w:rPr>
+          <w:lang w:val="es-CO"/>
+        </w:rPr>
+        <w:t xml:space="preserve"> muestran distribuciones más homogéneas.</w:t>
+      </w:r>
+    </w:p>
+    <w:p>
+      <w:pPr>
+        <w:rPr>
+          <w:lang w:val="es-CO"/>
+        </w:rPr>
+      </w:pPr>
+    </w:p>
+    <w:p>
+      <w:pPr>
+        <w:rPr>
+          <w:lang w:val="es-CO"/>
+        </w:rPr>
+      </w:pPr>
+      <w:r>
+        <w:rPr>
+          <w:lang w:val="es-CO"/>
+        </w:rPr>
+        <w:t>3.2 Análisis bivariado</w:t>
+      </w:r>
+    </w:p>
+    <w:p>
+      <w:pPr>
+        <w:rPr>
+          <w:lang w:val="es-CO"/>
+        </w:rPr>
+      </w:pPr>
+    </w:p>
+    <w:p>
+      <w:pPr>
+        <w:rPr>
+          <w:lang w:val="es-CO"/>
+        </w:rPr>
+      </w:pPr>
+      <w:r>
+        <w:rPr>
+          <w:lang w:val="es-CO"/>
+        </w:rPr>
+        <w:t>Relaciones fuertes:</w:t>
+      </w:r>
+    </w:p>
+    <w:p>
+      <w:pPr>
+        <w:rPr>
+          <w:lang w:val="es-CO"/>
+        </w:rPr>
+      </w:pPr>
+    </w:p>
+    <w:p>
+      <w:pPr>
+        <w:rPr>
+          <w:lang w:val="es-CO"/>
+        </w:rPr>
+      </w:pPr>
+      <w:proofErr w:type="spellStart"/>
+      <w:r>
+        <w:rPr>
+          <w:lang w:val="es-CO"/>
+        </w:rPr>
+        <w:t>hp_kW</w:t>
+      </w:r>
+      <w:proofErr w:type="spellEnd"/>
+      <w:r>
+        <w:rPr>
+          <w:lang w:val="es-CO"/>
+        </w:rPr>
+        <w:t xml:space="preserve"> → correlación positiva con precio (0.70).</w:t>
+      </w:r>
+    </w:p>
+    <w:p>
+      <w:pPr>
+        <w:rPr>
+          <w:lang w:val="es-CO"/>
+        </w:rPr>
+      </w:pPr>
+    </w:p>
+    <w:p>
+      <w:pPr>
+        <w:rPr>
+          <w:lang w:val="es-CO"/>
+        </w:rPr>
+      </w:pPr>
+      <w:r>
+        <w:rPr>
+          <w:lang w:val="es-CO"/>
+        </w:rPr>
+        <w:t>km → correlación negativa moderada (–0.40).</w:t>
+      </w:r>
+    </w:p>
+    <w:p>
+      <w:pPr>
+        <w:rPr>
+          <w:lang w:val="es-CO"/>
+        </w:rPr>
+      </w:pPr>
+    </w:p>
+    <w:p>
+      <w:pPr>
+        <w:rPr>
+          <w:lang w:val="es-CO"/>
+        </w:rPr>
+      </w:pPr>
+      <w:r>
+        <w:rPr>
+          <w:lang w:val="es-CO"/>
+        </w:rPr>
+        <w:t>Variables discretas:</w:t>
+      </w:r>
+    </w:p>
+    <w:p>
+      <w:pPr>
+        <w:rPr>
+          <w:lang w:val="es-CO"/>
+        </w:rPr>
+      </w:pPr>
+      <w:r>
+        <w:rPr>
+          <w:lang w:val="es-CO"/>
+        </w:rPr>
+        <w:t>Todas las combinaciones (</w:t>
+      </w:r>
+      <w:proofErr w:type="spellStart"/>
+      <w:r>
+        <w:rPr>
+          <w:lang w:val="es-CO"/>
+        </w:rPr>
+        <w:t>Gears</w:t>
+      </w:r>
+      <w:proofErr w:type="spellEnd"/>
+      <w:r>
+        <w:rPr>
+          <w:lang w:val="es-CO"/>
+        </w:rPr>
+        <w:t>–Age, Age–</w:t>
+      </w:r>
+      <w:proofErr w:type="spellStart"/>
+      <w:r>
+        <w:rPr>
+          <w:lang w:val="es-CO"/>
+        </w:rPr>
+        <w:t>Owners</w:t>
+      </w:r>
+      <w:proofErr w:type="spellEnd"/>
+      <w:r>
+        <w:rPr>
+          <w:lang w:val="es-CO"/>
+        </w:rPr>
+        <w:t xml:space="preserve">, </w:t>
+      </w:r>
+      <w:proofErr w:type="spellStart"/>
+      <w:r>
+        <w:rPr>
+          <w:lang w:val="es-CO"/>
+        </w:rPr>
+        <w:t>Owners</w:t>
+      </w:r>
+      <w:proofErr w:type="spellEnd"/>
+      <w:r>
+        <w:rPr>
+          <w:lang w:val="es-CO"/>
+        </w:rPr>
+        <w:t>–</w:t>
+      </w:r>
+      <w:proofErr w:type="spellStart"/>
+      <w:r>
+        <w:rPr>
+          <w:lang w:val="es-CO"/>
+        </w:rPr>
+        <w:t>Inspection</w:t>
+      </w:r>
+      <w:proofErr w:type="spellEnd"/>
+      <w:r>
+        <w:rPr>
+          <w:lang w:val="es-CO"/>
+        </w:rPr>
+        <w:t>) mostraron asociación significativa (</w:t>
+      </w:r>
+      <w:r>
+        <w:t>χ</w:t>
+      </w:r>
+      <w:r>
+        <w:rPr>
+          <w:lang w:val="es-CO"/>
+        </w:rPr>
+        <w:t>² con p &lt; 0.05).</w:t>
+      </w:r>
+    </w:p>
+    <w:p>
+      <w:pPr>
+        <w:rPr>
+          <w:lang w:val="es-CO"/>
+        </w:rPr>
+      </w:pPr>
+    </w:p>
+    <w:p>
+      <w:pPr>
+        <w:rPr>
+          <w:lang w:val="es-CO"/>
+        </w:rPr>
+      </w:pPr>
+      <w:r>
+        <w:rPr>
+          <w:lang w:val="es-CO"/>
+        </w:rPr>
+        <w:t>3.3 PCA</w:t>
+      </w:r>
+    </w:p>
+    <w:p>
+      <w:pPr>
+        <w:rPr>
+          <w:lang w:val="es-CO"/>
+        </w:rPr>
+      </w:pPr>
+    </w:p>
+    <w:p>
+      <w:pPr>
+        <w:rPr>
+          <w:lang w:val="es-CO"/>
+        </w:rPr>
+      </w:pPr>
+      <w:r>
+        <w:rPr>
+          <w:lang w:val="es-CO"/>
+        </w:rPr>
+        <w:t>PC1 explica 45.64%</w:t>
+      </w:r>
+    </w:p>
+    <w:p>
+      <w:pPr>
+        <w:rPr>
+          <w:lang w:val="es-CO"/>
+        </w:rPr>
+      </w:pPr>
+    </w:p>
+    <w:p>
+      <w:pPr>
+        <w:rPr>
+          <w:lang w:val="es-CO"/>
+        </w:rPr>
+      </w:pPr>
+      <w:r>
+        <w:rPr>
+          <w:lang w:val="es-CO"/>
+        </w:rPr>
+        <w:t>PC2 explica 26.53%</w:t>
+      </w:r>
+    </w:p>
+    <w:p>
+      <w:pPr>
+        <w:rPr>
+          <w:lang w:val="es-CO"/>
+        </w:rPr>
+      </w:pPr>
+    </w:p>
+    <w:p>
+      <w:pPr>
+        <w:rPr>
+          <w:lang w:val="es-CO"/>
+        </w:rPr>
+      </w:pPr>
+      <w:r>
+        <w:rPr>
+          <w:lang w:val="es-CO"/>
+        </w:rPr>
+        <w:t>PC3 explica 12.79%</w:t>
+      </w:r>
+    </w:p>
+    <w:p>
+      <w:pPr>
+        <w:rPr>
+          <w:lang w:val="es-CO"/>
+        </w:rPr>
+      </w:pPr>
+      <w:r>
+        <w:rPr>
+          <w:rFonts w:ascii="Segoe UI Emoji" w:hAnsi="Segoe UI Emoji" w:cs="Segoe UI Emoji"/>
+        </w:rPr>
+        <w:t>📌</w:t>
+      </w:r>
+      <w:r>
+        <w:rPr>
+          <w:lang w:val="es-CO"/>
+        </w:rPr>
+        <w:t xml:space="preserve"> </w:t>
+      </w:r>
+      <w:proofErr w:type="gramStart"/>
+      <w:r>
+        <w:rPr>
+          <w:lang w:val="es-CO"/>
+        </w:rPr>
+        <w:t>Los</w:t>
+      </w:r>
+      <w:proofErr w:type="gramEnd"/>
+      <w:r>
+        <w:rPr>
+          <w:lang w:val="es-CO"/>
+        </w:rPr>
+        <w:t xml:space="preserve"> dos primeros componentes explican más del 70% de la variabilidad total del sistema.</w:t>
+      </w:r>
+    </w:p>
+    <w:p>
+      <w:pPr>
+        <w:rPr>
+          <w:lang w:val="es-CO"/>
+        </w:rPr>
+      </w:pPr>
+      <w:r>
+        <w:rPr>
+          <w:lang w:val="es-CO"/>
+        </w:rPr>
+        <w:t>Esto indica que existe estructura interna y redundancia en algunas variables.</w:t>
+      </w:r>
+    </w:p>
+    <w:p>
+      <w:pPr>
+        <w:rPr>
+          <w:lang w:val="es-CO"/>
+        </w:rPr>
+      </w:pPr>
+    </w:p>
+    <w:p>
+      <w:pPr>
+        <w:rPr>
+          <w:lang w:val="es-CO"/>
+        </w:rPr>
+      </w:pPr>
+      <w:r>
+        <w:rPr>
+          <w:lang w:val="es-CO"/>
+        </w:rPr>
+        <w:t>3.4 Clúster</w:t>
+      </w:r>
+    </w:p>
+    <w:p>
+      <w:pPr>
+        <w:rPr>
+          <w:lang w:val="es-CO"/>
+        </w:rPr>
+      </w:pPr>
+    </w:p>
+    <w:p>
+      <w:pPr>
+        <w:rPr>
+          <w:lang w:val="es-CO"/>
+        </w:rPr>
+      </w:pPr>
+      <w:r>
+        <w:rPr>
+          <w:lang w:val="es-CO"/>
+        </w:rPr>
+        <w:t>Tanto el clúster jerárquico como K-</w:t>
+      </w:r>
+      <w:proofErr w:type="spellStart"/>
+      <w:r>
+        <w:rPr>
+          <w:lang w:val="es-CO"/>
+        </w:rPr>
+        <w:t>Means</w:t>
+      </w:r>
+      <w:proofErr w:type="spellEnd"/>
+      <w:r>
+        <w:rPr>
+          <w:lang w:val="es-CO"/>
+        </w:rPr>
+        <w:t xml:space="preserve"> formaron 3 grupos claros.</w:t>
+      </w:r>
+    </w:p>
+    <w:p>
+      <w:pPr>
+        <w:rPr>
+          <w:lang w:val="es-CO"/>
+        </w:rPr>
+      </w:pPr>
+    </w:p>
+    <w:p>
+      <w:pPr>
+        <w:rPr>
+          <w:lang w:val="es-CO"/>
+        </w:rPr>
+      </w:pPr>
+      <w:r>
+        <w:rPr>
+          <w:lang w:val="es-CO"/>
+        </w:rPr>
+        <w:t>Los grupos se diferencian principalmente por:</w:t>
+      </w:r>
+    </w:p>
+    <w:p>
+      <w:pPr>
+        <w:rPr>
+          <w:lang w:val="es-CO"/>
+        </w:rPr>
+      </w:pPr>
+    </w:p>
+    <w:p>
+      <w:pPr>
+        <w:rPr>
+          <w:lang w:val="es-CO"/>
+        </w:rPr>
+      </w:pPr>
+      <w:r>
+        <w:rPr>
+          <w:lang w:val="es-CO"/>
+        </w:rPr>
+        <w:t>potencia (</w:t>
+      </w:r>
+      <w:proofErr w:type="spellStart"/>
+      <w:r>
+        <w:rPr>
+          <w:lang w:val="es-CO"/>
+        </w:rPr>
+        <w:t>hp_kW</w:t>
+      </w:r>
+      <w:proofErr w:type="spellEnd"/>
+      <w:r>
+        <w:rPr>
+          <w:lang w:val="es-CO"/>
+        </w:rPr>
+        <w:t>),</w:t>
+      </w:r>
+    </w:p>
+    <w:p>
+      <w:pPr>
+        <w:rPr>
+          <w:lang w:val="es-CO"/>
+        </w:rPr>
+      </w:pPr>
+    </w:p>
+    <w:p>
+      <w:pPr>
+        <w:rPr>
+          <w:lang w:val="es-CO"/>
+        </w:rPr>
+      </w:pPr>
+      <w:r>
+        <w:rPr>
+          <w:lang w:val="es-CO"/>
+        </w:rPr>
+        <w:t>kilometraje (km),</w:t>
+      </w:r>
+    </w:p>
+    <w:p>
+      <w:pPr>
+        <w:rPr>
+          <w:lang w:val="es-CO"/>
+        </w:rPr>
+      </w:pPr>
+    </w:p>
+    <w:p>
+      <w:pPr>
+        <w:rPr>
+          <w:lang w:val="es-CO"/>
+        </w:rPr>
+      </w:pPr>
+      <w:r>
+        <w:rPr>
+          <w:lang w:val="es-CO"/>
+        </w:rPr>
+        <w:t>peso del vehículo (</w:t>
+      </w:r>
+      <w:proofErr w:type="spellStart"/>
+      <w:r>
+        <w:rPr>
+          <w:lang w:val="es-CO"/>
+        </w:rPr>
+        <w:t>Weight_kg</w:t>
+      </w:r>
+      <w:proofErr w:type="spellEnd"/>
+      <w:r>
+        <w:rPr>
+          <w:lang w:val="es-CO"/>
+        </w:rPr>
+        <w:t>),</w:t>
+      </w:r>
+    </w:p>
+    <w:p>
+      <w:pPr>
+        <w:rPr>
+          <w:lang w:val="es-CO"/>
+        </w:rPr>
+      </w:pPr>
+    </w:p>
+    <w:p>
+      <w:pPr>
+        <w:rPr>
+          <w:lang w:val="es-CO"/>
+        </w:rPr>
+      </w:pPr>
+      <w:r>
+        <w:rPr>
+          <w:lang w:val="es-CO"/>
+        </w:rPr>
+        <w:t>y precio.</w:t>
+      </w:r>
+    </w:p>
+    <w:p>
+      <w:pPr>
+        <w:rPr>
+          <w:lang w:val="es-CO"/>
+        </w:rPr>
+      </w:pPr>
+    </w:p>
+    <w:p>
+      <w:pPr>
+        <w:rPr>
+          <w:lang w:val="es-CO"/>
+        </w:rPr>
+      </w:pPr>
+      <w:r>
+        <w:rPr>
+          <w:lang w:val="es-CO"/>
+        </w:rPr>
+        <w:t xml:space="preserve">3.5 Detección de </w:t>
+      </w:r>
+      <w:proofErr w:type="spellStart"/>
+      <w:r>
+        <w:rPr>
+          <w:lang w:val="es-CO"/>
+        </w:rPr>
+        <w:t>outliers</w:t>
+      </w:r>
+      <w:proofErr w:type="spellEnd"/>
+    </w:p>
+    <w:p>
+      <w:pPr>
+        <w:rPr>
+          <w:lang w:val="es-CO"/>
+        </w:rPr>
+      </w:pPr>
+    </w:p>
+    <w:p>
+      <w:pPr>
+        <w:rPr>
+          <w:lang w:val="es-CO"/>
+        </w:rPr>
+      </w:pPr>
+      <w:r>
+        <w:rPr>
+          <w:lang w:val="es-CO"/>
+        </w:rPr>
+        <w:t>Z-Score detectó pocos atípicos extremos (valores muy altos de precio o kilometraje).</w:t>
+      </w:r>
+    </w:p>
+    <w:p>
+      <w:pPr>
+        <w:rPr>
+          <w:lang w:val="es-CO"/>
+        </w:rPr>
+      </w:pPr>
+    </w:p>
+    <w:p>
+      <w:pPr>
+        <w:rPr>
+          <w:lang w:val="es-CO"/>
+        </w:rPr>
+      </w:pPr>
+      <w:r>
+        <w:rPr>
+          <w:lang w:val="es-CO"/>
+        </w:rPr>
+        <w:t>IQR mostró más observaciones atípicas, especialmente en km.</w:t>
+      </w:r>
+    </w:p>
+    <w:p>
+      <w:pPr>
+        <w:rPr>
+          <w:lang w:val="es-CO"/>
+        </w:rPr>
+      </w:pPr>
+    </w:p>
+    <w:p>
+      <w:pPr>
+        <w:rPr>
+          <w:lang w:val="es-CO"/>
+        </w:rPr>
+      </w:pPr>
+      <w:r>
+        <w:rPr>
+          <w:lang w:val="es-CO"/>
+        </w:rPr>
+        <w:t>DBSCAN identificó puntos de baja densidad como autos “extremos”, posiblemente de lujo o muy deteriorados.</w:t>
+      </w:r>
+    </w:p>
+    <w:p>
+      <w:pPr>
+        <w:rPr>
+          <w:lang w:val="es-CO"/>
+        </w:rPr>
+      </w:pPr>
+    </w:p>
+    <w:p>
+      <w:pPr>
+        <w:rPr>
+          <w:lang w:val="es-CO"/>
+        </w:rPr>
+      </w:pPr>
+      <w:r>
+        <w:rPr>
+          <w:lang w:val="es-CO"/>
+        </w:rPr>
+        <w:t xml:space="preserve">Conclusión del análisis de </w:t>
+      </w:r>
+      <w:proofErr w:type="spellStart"/>
+      <w:r>
+        <w:rPr>
+          <w:lang w:val="es-CO"/>
+        </w:rPr>
+        <w:t>outliers</w:t>
+      </w:r>
+      <w:proofErr w:type="spellEnd"/>
+      <w:r>
+        <w:rPr>
+          <w:lang w:val="es-CO"/>
+        </w:rPr>
+        <w:t>:</w:t>
+      </w:r>
+    </w:p>
+    <w:p>
+      <w:r>
+        <w:rPr>
+          <w:lang w:val="es-CO"/>
+        </w:rPr>
+        <w:t xml:space="preserve">No deben eliminarse automáticamente; algunos representan segmentos reales del mercado (lujo o deterioro severo). </w:t>
+      </w:r>
+      <w:r>
+        <w:t xml:space="preserve">Solo se </w:t>
+      </w:r>
+      <w:proofErr w:type="spellStart"/>
+      <w:r>
+        <w:t>eliminan</w:t>
+      </w:r>
+      <w:proofErr w:type="spellEnd"/>
+      <w:r>
+        <w:t xml:space="preserve"> </w:t>
+      </w:r>
+      <w:proofErr w:type="spellStart"/>
+      <w:r>
+        <w:t>si</w:t>
+      </w:r>
+      <w:proofErr w:type="spellEnd"/>
+      <w:r>
+        <w:t xml:space="preserve"> </w:t>
+      </w:r>
+      <w:proofErr w:type="spellStart"/>
+      <w:r>
+        <w:t>interfieren</w:t>
+      </w:r>
+      <w:proofErr w:type="spellEnd"/>
+      <w:r>
+        <w:t xml:space="preserve"> con un </w:t>
+      </w:r>
+      <w:proofErr w:type="spellStart"/>
+      <w:r>
+        <w:t>modelo</w:t>
+      </w:r>
+      <w:proofErr w:type="spellEnd"/>
+      <w:r>
+        <w:t xml:space="preserve"> </w:t>
+      </w:r>
+      <w:proofErr w:type="spellStart"/>
+      <w:r>
+        <w:t>predictivo</w:t>
+      </w:r>
+      <w:proofErr w:type="spellEnd"/>
+      <w:r>
+        <w:t>.</w:t>
+      </w:r>
+    </w:p>
+    <w:p/>
     <w:p>
       <w:pPr>
         <w:widowControl w:val="0"/>
@@ -6739,7 +9807,23 @@
           <w:color w:val="000000"/>
           <w:spacing w:val="-4"/>
         </w:rPr>
-        <w:t xml:space="preserve">the MathType plugin, </w:t>
+        <w:t xml:space="preserve">the </w:t>
+      </w:r>
+      <w:proofErr w:type="spellStart"/>
+      <w:r>
+        <w:rPr>
+          <w:color w:val="000000"/>
+          <w:spacing w:val="-4"/>
+        </w:rPr>
+        <w:t>MathType</w:t>
+      </w:r>
+      <w:proofErr w:type="spellEnd"/>
+      <w:r>
+        <w:rPr>
+          <w:color w:val="000000"/>
+          <w:spacing w:val="-4"/>
+        </w:rPr>
+        <w:t xml:space="preserve"> plugin, </w:t>
       </w:r>
       <w:r>
         <w:rPr>
@@ -6829,7 +9913,25 @@
           <w:iCs/>
           <w:color w:val="000000"/>
         </w:rPr>
-        <w:t>IEEE MathType Tutorial</w:t>
+        <w:t xml:space="preserve">IEEE </w:t>
+      </w:r>
+      <w:proofErr w:type="spellStart"/>
+      <w:r>
+        <w:rPr>
+          <w:i/>
+          <w:iCs/>
+          <w:color w:val="000000"/>
+        </w:rPr>
+        <w:t>MathType</w:t>
+      </w:r>
+      <w:proofErr w:type="spellEnd"/>
+      <w:r>
+        <w:rPr>
+          <w:i/>
+          <w:iCs/>
+          <w:color w:val="000000"/>
+        </w:rPr>
+        <w:t xml:space="preserve"> Tutorial</w:t>
       </w:r>
       <w:r>
         <w:rPr>
@@ -6916,7 +10018,21 @@
         <w:rPr>
           <w:smallCaps/>
         </w:rPr>
-        <w:t>This is a Sample of a Table Title</w:t>
+        <w:t xml:space="preserve">This is a Sample of </w:t>
+      </w:r>
+      <w:proofErr w:type="gramStart"/>
+      <w:r>
+        <w:rPr>
+          <w:smallCaps/>
+        </w:rPr>
+        <w:t>a Table</w:t>
+      </w:r>
+      <w:proofErr w:type="gramEnd"/>
+      <w:r>
+        <w:rPr>
+          <w:smallCaps/>
+        </w:rPr>
+        <w:t xml:space="preserve"> Title</w:t>
       </w:r>
     </w:p>
     <w:p>
@@ -7097,10 +10213,15 @@
         <w:t>number</w:t>
       </w:r>
       <w:r>
-        <w:t xml:space="preserve"> in parentheses. To make your equations </w:t>
-      </w:r>
-      <w:r>
-        <w:t>more compact, you may use the solidus ( / ), the exp function, or appropriate exponents. Use parentheses to avoid ambiguities in denominators. Punctuate equations when they are part of a sentence, as in</w:t>
+        <w:t xml:space="preserve"> in parentheses. To make your equations more compact, you may use the solidus </w:t>
+      </w:r>
+      <w:proofErr w:type="gramStart"/>
+      <w:r>
+        <w:t>( /</w:t>
+      </w:r>
+      <w:proofErr w:type="gramEnd"/>
+      <w:r>
+        <w:t xml:space="preserve"> ), the exp function, or appropriate exponents. Use parentheses to avoid ambiguities in denominators. Punctuate equations when they are part of a sentence, as in</w:t>
       </w:r>
     </w:p>
     <w:p>
@@ -7209,7 +10330,21 @@
         <w:rPr>
           <w:color w:val="000000"/>
         </w:rPr>
-        <w:t>Be sure that the symbols in your equation have been defined before the equation appears or immediately following. Italicize</w:t>
+        <w:t xml:space="preserve">Be sure that the symbols in your equation have been defined before the equation appears or immediately </w:t>
+      </w:r>
+      <w:proofErr w:type="gramStart"/>
+      <w:r>
+        <w:rPr>
+          <w:color w:val="000000"/>
+        </w:rPr>
+        <w:t>following</w:t>
+      </w:r>
+      <w:proofErr w:type="gramEnd"/>
+      <w:r>
+        <w:rPr>
+          <w:color w:val="000000"/>
+        </w:rPr>
+        <w:t>. Italicize</w:t>
       </w:r>
       <w:r>
         <w:rPr>
@@ -7243,7 +10378,21 @@
         <w:rPr>
           <w:color w:val="000000"/>
         </w:rPr>
-        <w:t>“(1),” not “Eq. (1)” or “equation (1),” except at the beginning of a sentence: “Equation (1) is ... .”</w:t>
+        <w:t xml:space="preserve">“(1),” not “Eq. (1)” or “equation (1),” except at the beginning of a sentence: “Equation (1) is </w:t>
+      </w:r>
+      <w:proofErr w:type="gramStart"/>
+      <w:r>
+        <w:rPr>
+          <w:color w:val="000000"/>
+        </w:rPr>
+        <w:t>... .</w:t>
+      </w:r>
+      <w:proofErr w:type="gramEnd"/>
+      <w:r>
+        <w:rPr>
+          <w:color w:val="000000"/>
+        </w:rPr>
+        <w:t>”</w:t>
       </w:r>
     </w:p>
     <w:p>
@@ -7313,7 +10462,7 @@
           <w:noProof/>
         </w:rPr>
         <w:drawing>
-          <wp:inline distT="0" distB="0" distL="0" distR="0" wp14:anchorId="02982399" wp14:editId="29278E5E">
+          <wp:inline distT="0" distB="0" distL="0" distR="0" wp14:anchorId="02982399" wp14:editId="2DD2CEBF">
             <wp:extent cx="3063240" cy="1956714"/>
             <wp:effectExtent l="0" t="0" r="3810" b="5715"/>
             <wp:docPr id="13" name="Picture 13" descr="Z:\Indesign Projects\005 Series\03 OA Word templates\Work\TJ\Work\Fig3.tif"/>
@@ -7367,6 +10516,7 @@
         <w:pStyle w:val="Ttulo1"/>
       </w:pPr>
       <w:r>
+        <w:lastRenderedPageBreak/>
         <w:t xml:space="preserve">IV. </w:t>
       </w:r>
       <w:r>
@@ -7497,7 +10647,23 @@
           <w:color w:val="000000"/>
         </w:rPr>
         <w:br/>
-        <w:t>Data charts which are typically black and white, but sometimes include color.</w:t>
+        <w:t xml:space="preserve">Data charts which are typically black and </w:t>
+      </w:r>
+      <w:proofErr w:type="gramStart"/>
+      <w:r>
+        <w:rPr>
+          <w:rFonts w:ascii="Times" w:eastAsia="Times" w:hAnsi="Times" w:cs="Times"/>
+          <w:color w:val="000000"/>
+        </w:rPr>
+        <w:t>white, but</w:t>
+      </w:r>
+      <w:proofErr w:type="gramEnd"/>
+      <w:r>
+        <w:rPr>
+          <w:rFonts w:ascii="Times" w:eastAsia="Times" w:hAnsi="Times" w:cs="Times"/>
+          <w:color w:val="000000"/>
+        </w:rPr>
+        <w:t xml:space="preserve"> sometimes include color.</w:t>
       </w:r>
     </w:p>
     <w:p>
@@ -7592,7 +10758,25 @@
           <w:color w:val="000000"/>
           <w:spacing w:val="-3"/>
         </w:rPr>
-        <w:t>art, and another is grayscale or color), the figure should meet the stricter guidelines.</w:t>
+        <w:t xml:space="preserve">art, and another is grayscale or color), the figure should meet </w:t>
+      </w:r>
+      <w:proofErr w:type="gramStart"/>
+      <w:r>
+        <w:rPr>
+          <w:rFonts w:ascii="Times" w:eastAsia="Times" w:hAnsi="Times" w:cs="Times"/>
+          <w:color w:val="000000"/>
+          <w:spacing w:val="-3"/>
+        </w:rPr>
+        <w:t>the stricter</w:t>
+      </w:r>
+      <w:proofErr w:type="gramEnd"/>
+      <w:r>
+        <w:rPr>
+          <w:rFonts w:ascii="Times" w:eastAsia="Times" w:hAnsi="Times" w:cs="Times"/>
+          <w:color w:val="000000"/>
+          <w:spacing w:val="-3"/>
+        </w:rPr>
+        <w:t xml:space="preserve"> guidelines.</w:t>
       </w:r>
     </w:p>
     <w:p>
@@ -7630,12 +10814,68 @@
         <w:rPr>
           <w:spacing w:val="-3"/>
         </w:rPr>
-        <w:t>Format and save your graphics using a suitable graphics processing program that will allow you to create the images as PostScript (PS), Encapsulated PostScript (.EPS), Tagged Image File Format (.TIFF), Portable Document Format (.PDF), JPEG, or Portable Network Graphics (.PNG)</w:t>
-      </w:r>
+        <w:t xml:space="preserve">Format and save your graphics using a suitable graphics processing program that will allow you to create the images as PostScript (PS), Encapsulated </w:t>
+      </w:r>
+      <w:proofErr w:type="gramStart"/>
       <w:r>
         <w:rPr>
           <w:spacing w:val="-3"/>
         </w:rPr>
+        <w:t>PostScript (.</w:t>
+      </w:r>
+      <w:proofErr w:type="gramEnd"/>
+      <w:r>
+        <w:rPr>
+          <w:spacing w:val="-3"/>
+        </w:rPr>
+        <w:t xml:space="preserve">EPS), Tagged Image File </w:t>
+      </w:r>
+      <w:proofErr w:type="gramStart"/>
+      <w:r>
+        <w:rPr>
+          <w:spacing w:val="-3"/>
+        </w:rPr>
+        <w:t>Format (.</w:t>
+      </w:r>
+      <w:proofErr w:type="gramEnd"/>
+      <w:r>
+        <w:rPr>
+          <w:spacing w:val="-3"/>
+        </w:rPr>
+        <w:t xml:space="preserve">TIFF), Portable Document </w:t>
+      </w:r>
+      <w:proofErr w:type="gramStart"/>
+      <w:r>
+        <w:rPr>
+          <w:spacing w:val="-3"/>
+        </w:rPr>
+        <w:t>Format (.</w:t>
+      </w:r>
+      <w:proofErr w:type="gramEnd"/>
+      <w:r>
+        <w:rPr>
+          <w:spacing w:val="-3"/>
+        </w:rPr>
+        <w:t xml:space="preserve">PDF), JPEG, or Portable Network </w:t>
+      </w:r>
+      <w:proofErr w:type="gramStart"/>
+      <w:r>
+        <w:rPr>
+          <w:spacing w:val="-3"/>
+        </w:rPr>
+        <w:t>Graphics (.</w:t>
+      </w:r>
+      <w:proofErr w:type="gramEnd"/>
+      <w:r>
+        <w:rPr>
+          <w:spacing w:val="-3"/>
+        </w:rPr>
+        <w:t>PNG)</w:t>
+      </w:r>
+      <w:r>
+        <w:rPr>
+          <w:spacing w:val="-3"/>
+        </w:rPr>
         <w:t>. These programs can</w:t>
       </w:r>
       <w:r>
@@ -7654,7 +10894,21 @@
         <w:rPr>
           <w:spacing w:val="-3"/>
         </w:rPr>
-        <w:t>size them and adjust the resolution settings. If you created your source files in one of the following programs you will be able to submit the graphics without converting to a PS, EPS, TIFF, PDF, or PNG file: Microsoft Word, Microsoft PowerPoint, or Microsoft Excel. Though it is not required, it is strongly recommended that these files be saved in PDF format rather than DOC, XLS, or PPT. Doing so will protect your figures from common font and arrow stroke issues that occur when working on the files across multiple platforms. When submitting your final files, your graphics should all be submitted individually in one of these formats along with the manuscript.</w:t>
+        <w:t xml:space="preserve">size them and adjust the resolution settings. If you created your source files in one of the following programs you will be able to submit the graphics without </w:t>
+      </w:r>
+      <w:proofErr w:type="gramStart"/>
+      <w:r>
+        <w:rPr>
+          <w:spacing w:val="-3"/>
+        </w:rPr>
+        <w:t>converting</w:t>
+      </w:r>
+      <w:proofErr w:type="gramEnd"/>
+      <w:r>
+        <w:rPr>
+          <w:spacing w:val="-3"/>
+        </w:rPr>
+        <w:t xml:space="preserve"> to a PS, EPS, TIFF, PDF, or PNG file: Microsoft Word, Microsoft PowerPoint, or Microsoft Excel. Though it is not required, it is strongly recommended that these files be saved in PDF format rather than DOC, XLS, or PPT. Doing so will protect your figures from common font and arrow stroke issues that occur when working on the files across multiple platforms. When submitting your final files, your graphics should all be submitted individually in one of these formats along with the manuscript.</w:t>
       </w:r>
     </w:p>
     <w:p>
@@ -7706,11 +10960,27 @@
           <w:rFonts w:ascii="Times" w:eastAsia="Times" w:hAnsi="Times" w:cs="Times"/>
           <w:color w:val="000000"/>
         </w:rPr>
-        <w:t xml:space="preserve"> / 21 picas) or page wide (7.16 inches / 181 millimeters / 43 picas). The maximum depth a graphic can be is 8.5 inches (216 millimeters / 54 picas). When choosing the depth of a graphic, please allow space for a caption. Figures can be sized between column and page widths if the author chooses, however, it is recommended that figures </w:t>
-      </w:r>
+        <w:t xml:space="preserve"> / 21 picas) or page wide (7.16 inches / 181 millimeters / 43 picas). The maximum depth a graphic can </w:t>
+      </w:r>
+      <w:proofErr w:type="gramStart"/>
       <w:r>
         <w:rPr>
           <w:rFonts w:ascii="Times" w:eastAsia="Times" w:hAnsi="Times" w:cs="Times"/>
+          <w:color w:val="000000"/>
+        </w:rPr>
+        <w:t>be is</w:t>
+      </w:r>
+      <w:proofErr w:type="gramEnd"/>
+      <w:r>
+        <w:rPr>
+          <w:rFonts w:ascii="Times" w:eastAsia="Times" w:hAnsi="Times" w:cs="Times"/>
+          <w:color w:val="000000"/>
+        </w:rPr>
+        <w:t xml:space="preserve"> 8.5 inches (216 millimeters / 54 picas). When choosing the depth of a graphic, please allow space for a caption. Figures can be sized between column and page widths if the author chooses, however, it is recommended that figures </w:t>
+      </w:r>
+      <w:r>
+        <w:rPr>
+          <w:rFonts w:ascii="Times" w:eastAsia="Times" w:hAnsi="Times" w:cs="Times"/>
         </w:rPr>
         <w:t>not be</w:t>
       </w:r>
@@ -7719,7 +10989,23 @@
           <w:rFonts w:ascii="Times" w:eastAsia="Times" w:hAnsi="Times" w:cs="Times"/>
           <w:color w:val="000000"/>
         </w:rPr>
-        <w:t xml:space="preserve"> sized less than column width unless when necessary. </w:t>
+        <w:t xml:space="preserve"> sized less than column width </w:t>
+      </w:r>
+      <w:proofErr w:type="gramStart"/>
+      <w:r>
+        <w:rPr>
+          <w:rFonts w:ascii="Times" w:eastAsia="Times" w:hAnsi="Times" w:cs="Times"/>
+          <w:color w:val="000000"/>
+        </w:rPr>
+        <w:t>unless when</w:t>
+      </w:r>
+      <w:proofErr w:type="gramEnd"/>
+      <w:r>
+        <w:rPr>
+          <w:rFonts w:ascii="Times" w:eastAsia="Times" w:hAnsi="Times" w:cs="Times"/>
+          <w:color w:val="000000"/>
+        </w:rPr>
+        <w:t xml:space="preserve"> necessary. </w:t>
       </w:r>
     </w:p>
     <w:p>
@@ -7796,13 +11082,28 @@
           <w:rFonts w:ascii="Times" w:eastAsia="Times" w:hAnsi="Times" w:cs="Times"/>
           <w:color w:val="000000"/>
         </w:rPr>
-        <w:t xml:space="preserve">/ 6 picas x 7.5 picas). Author photos printed in editorials measure 1.59 </w:t>
-      </w:r>
+        <w:t xml:space="preserve">/ 6 picas x 7.5 picas). Author photos printed in editorials measure </w:t>
+      </w:r>
+      <w:proofErr w:type="gramStart"/>
       <w:r>
         <w:rPr>
           <w:rFonts w:ascii="Times" w:eastAsia="Times" w:hAnsi="Times" w:cs="Times"/>
-        </w:rPr>
-        <w:t xml:space="preserve">in </w:t>
+          <w:color w:val="000000"/>
+        </w:rPr>
+        <w:t xml:space="preserve">1.59 </w:t>
+      </w:r>
+      <w:r>
+        <w:rPr>
+          <w:rFonts w:ascii="Times" w:eastAsia="Times" w:hAnsi="Times" w:cs="Times"/>
+        </w:rPr>
+        <w:t>in</w:t>
+      </w:r>
+      <w:proofErr w:type="gramEnd"/>
+      <w:r>
+        <w:rPr>
+          <w:rFonts w:ascii="Times" w:eastAsia="Times" w:hAnsi="Times" w:cs="Times"/>
+        </w:rPr>
+        <w:t xml:space="preserve"> </w:t>
       </w:r>
       <w:r>
         <w:rPr>
@@ -7904,7 +11205,23 @@
           <w:rFonts w:ascii="Times" w:eastAsia="Times" w:hAnsi="Times" w:cs="Times"/>
           <w:color w:val="000000"/>
         </w:rPr>
-        <w:t>The proper resolution of your figures will depend on the type of figure it is as defined in the “Types of Figures” section. Author photographs, color, and grayscale figures should be at least 300dpi. Line art, including tables should be a minimum of 600dpi.</w:t>
+        <w:t xml:space="preserve">The proper resolution of your figures will depend on the type of figure it is as defined in the “Types of Figures” section. Author photographs, color, and grayscale figures should be at least 300dpi. Line art, including </w:t>
+      </w:r>
+      <w:proofErr w:type="gramStart"/>
+      <w:r>
+        <w:rPr>
+          <w:rFonts w:ascii="Times" w:eastAsia="Times" w:hAnsi="Times" w:cs="Times"/>
+          <w:color w:val="000000"/>
+        </w:rPr>
+        <w:t>tables</w:t>
+      </w:r>
+      <w:proofErr w:type="gramEnd"/>
+      <w:r>
+        <w:rPr>
+          <w:rFonts w:ascii="Times" w:eastAsia="Times" w:hAnsi="Times" w:cs="Times"/>
+          <w:color w:val="000000"/>
+        </w:rPr>
+        <w:t xml:space="preserve"> should be a minimum of 600dpi.</w:t>
       </w:r>
     </w:p>
     <w:p>
@@ -7945,12 +11262,37 @@
           <w:color w:val="000000"/>
         </w:rPr>
       </w:pPr>
+      <w:proofErr w:type="gramStart"/>
       <w:r>
         <w:rPr>
           <w:rFonts w:ascii="Times" w:eastAsia="Times" w:hAnsi="Times" w:cs="Times"/>
           <w:color w:val="000000"/>
         </w:rPr>
-        <w:t>In order to preserve the figures’ integrity across multiple computer platforms, we accept files in the following formats: .EPS/.PDF/.PS. All fonts must be embedded or text converted to outlines in order to achieve the best-quality results.</w:t>
+        <w:t>In order to</w:t>
+      </w:r>
+      <w:proofErr w:type="gramEnd"/>
+      <w:r>
+        <w:rPr>
+          <w:rFonts w:ascii="Times" w:eastAsia="Times" w:hAnsi="Times" w:cs="Times"/>
+          <w:color w:val="000000"/>
+        </w:rPr>
+        <w:t xml:space="preserve"> preserve the figures’ integrity across multiple computer platforms, we accept files in the following formats: .EPS/.PDF/.PS. All fonts must be embedded or text converted to outlines </w:t>
+      </w:r>
+      <w:proofErr w:type="gramStart"/>
+      <w:r>
+        <w:rPr>
+          <w:rFonts w:ascii="Times" w:eastAsia="Times" w:hAnsi="Times" w:cs="Times"/>
+          <w:color w:val="000000"/>
+        </w:rPr>
+        <w:t>in order to</w:t>
+      </w:r>
+      <w:proofErr w:type="gramEnd"/>
+      <w:r>
+        <w:rPr>
+          <w:rFonts w:ascii="Times" w:eastAsia="Times" w:hAnsi="Times" w:cs="Times"/>
+          <w:color w:val="000000"/>
+        </w:rPr>
+        <w:t xml:space="preserve"> achieve the best-quality results.</w:t>
       </w:r>
     </w:p>
     <w:p>
@@ -8076,15 +11418,61 @@
           <w:color w:val="000000"/>
           <w:spacing w:val="-2"/>
         </w:rPr>
-        <w:t xml:space="preserve">rayscale color space. Line art may be provided in grayscale OR bitmap colorspace. Note that “bitmap colorspace” and “bitmap file </w:t>
-      </w:r>
+        <w:t xml:space="preserve">rayscale color space. Line art may be provided in grayscale OR bitmap </w:t>
+      </w:r>
+      <w:proofErr w:type="spellStart"/>
       <w:r>
         <w:rPr>
           <w:rFonts w:ascii="Times" w:eastAsia="Times" w:hAnsi="Times" w:cs="Times"/>
           <w:color w:val="000000"/>
           <w:spacing w:val="-2"/>
         </w:rPr>
-        <w:t>format” are not the same thing. When bitmap color space is selected, .TIF/.TIFF/.PNG are the recommended file formats.</w:t>
+        <w:t>colorspace</w:t>
+      </w:r>
+      <w:proofErr w:type="spellEnd"/>
+      <w:r>
+        <w:rPr>
+          <w:rFonts w:ascii="Times" w:eastAsia="Times" w:hAnsi="Times" w:cs="Times"/>
+          <w:color w:val="000000"/>
+          <w:spacing w:val="-2"/>
+        </w:rPr>
+        <w:t xml:space="preserve">. Note that “bitmap </w:t>
+      </w:r>
+      <w:proofErr w:type="spellStart"/>
+      <w:r>
+        <w:rPr>
+          <w:rFonts w:ascii="Times" w:eastAsia="Times" w:hAnsi="Times" w:cs="Times"/>
+          <w:color w:val="000000"/>
+          <w:spacing w:val="-2"/>
+        </w:rPr>
+        <w:t>colorspace</w:t>
+      </w:r>
+      <w:proofErr w:type="spellEnd"/>
+      <w:r>
+        <w:rPr>
+          <w:rFonts w:ascii="Times" w:eastAsia="Times" w:hAnsi="Times" w:cs="Times"/>
+          <w:color w:val="000000"/>
+          <w:spacing w:val="-2"/>
+        </w:rPr>
+        <w:t>” and “bitmap file format” are not the same thing. When bitmap color space is selected, .</w:t>
+      </w:r>
+      <w:proofErr w:type="gramStart"/>
+      <w:r>
+        <w:rPr>
+          <w:rFonts w:ascii="Times" w:eastAsia="Times" w:hAnsi="Times" w:cs="Times"/>
+          <w:color w:val="000000"/>
+          <w:spacing w:val="-2"/>
+        </w:rPr>
+        <w:t>TIF/.</w:t>
+      </w:r>
+      <w:proofErr w:type="gramEnd"/>
+      <w:r>
+        <w:rPr>
+          <w:rFonts w:ascii="Times" w:eastAsia="Times" w:hAnsi="Times" w:cs="Times"/>
+          <w:color w:val="000000"/>
+          <w:spacing w:val="-2"/>
+        </w:rPr>
+        <w:t>TIFF/.PNG are the recommended file formats.</w:t>
       </w:r>
     </w:p>
     <w:p>
@@ -8274,7 +11662,7 @@
           <v:shape id="_x0000_i1025" type="#_x0000_t75" alt="" style="width:6.6pt;height:6.6pt;mso-width-percent:0;mso-height-percent:0;mso-width-percent:0;mso-height-percent:0" o:ole="" fillcolor="window">
             <v:imagedata r:id="rId36" o:title=""/>
           </v:shape>
-          <o:OLEObject Type="Embed" ProgID="Equation.3" ShapeID="_x0000_i1025" DrawAspect="Content" ObjectID="_1825454530" r:id="rId37"/>
+          <o:OLEObject Type="Embed" ProgID="Equation.3" ShapeID="_x0000_i1025" DrawAspect="Content" ObjectID="_1825541239" r:id="rId37"/>
         </w:object>
       </w:r>
       <w:r>
@@ -8515,14 +11903,21 @@
         <w:rPr>
           <w:spacing w:val="-2"/>
         </w:rPr>
-        <w:t xml:space="preserve"> Place figure captions below the figures; place table headings above the tables. Do not include captions as part of the figures, or put them in “text boxes” linked to the </w:t>
-      </w:r>
+        <w:t xml:space="preserve"> Place figure captions below the figures; place table headings above the tables. Do not include captions as part of the </w:t>
+      </w:r>
+      <w:proofErr w:type="gramStart"/>
       <w:r>
         <w:rPr>
           <w:spacing w:val="-2"/>
         </w:rPr>
-        <w:lastRenderedPageBreak/>
-        <w:t>figures. Also, do not place borders around the outside of your figures.</w:t>
+        <w:t>figures, or</w:t>
+      </w:r>
+      <w:proofErr w:type="gramEnd"/>
+      <w:r>
+        <w:rPr>
+          <w:spacing w:val="-2"/>
+        </w:rPr>
+        <w:t xml:space="preserve"> put them in “text boxes” linked to the figures. Also, do not place borders around the outside of your figures.</w:t>
       </w:r>
     </w:p>
     <w:p>
@@ -8575,7 +11970,15 @@
         <w:t>Xplore</w:t>
       </w:r>
       <w:r>
-        <w:t xml:space="preserve"> at no charge, and automatically convert them to grayscale for print versions. </w:t>
+        <w:t xml:space="preserve"> at no </w:t>
+      </w:r>
+      <w:proofErr w:type="gramStart"/>
+      <w:r>
+        <w:t>charge, and</w:t>
+      </w:r>
+      <w:proofErr w:type="gramEnd"/>
+      <w:r>
+        <w:t xml:space="preserve"> automatically convert them to grayscale for print versions. </w:t>
       </w:r>
       <w:r>
         <w:rPr>
@@ -8588,7 +11991,21 @@
         <w:rPr>
           <w:rFonts w:ascii="Times" w:eastAsia="Times" w:hAnsi="Times" w:cs="Times"/>
         </w:rPr>
-        <w:t>you will have the opportunity to indicate this in the Author Gateway and will be contacted by PubOps to confirm the charges</w:t>
+        <w:t xml:space="preserve">you will have the opportunity to indicate this in the Author Gateway and will be contacted by </w:t>
+      </w:r>
+      <w:proofErr w:type="spellStart"/>
+      <w:r>
+        <w:rPr>
+          <w:rFonts w:ascii="Times" w:eastAsia="Times" w:hAnsi="Times" w:cs="Times"/>
+        </w:rPr>
+        <w:t>PubOps</w:t>
+      </w:r>
+      <w:proofErr w:type="spellEnd"/>
+      <w:r>
+        <w:rPr>
+          <w:rFonts w:ascii="Times" w:eastAsia="Times" w:hAnsi="Times" w:cs="Times"/>
+        </w:rPr>
+        <w:t xml:space="preserve"> to confirm the charges</w:t>
       </w:r>
       <w:r>
         <w:rPr>
@@ -8664,8 +12081,14 @@
       <w:pPr>
         <w:ind w:firstLine="144"/>
         <w:jc w:val="both"/>
-      </w:pPr>
-      <w:r>
+        <w:rPr>
+          <w:lang w:val="es-CO"/>
+        </w:rPr>
+      </w:pPr>
+      <w:r>
+        <w:rPr>
+          <w:lang w:val="es-CO"/>
+        </w:rPr>
         <w:t>Resumen de los principales hallazgos iniciales.</w:t>
       </w:r>
     </w:p>
@@ -8673,8 +12096,14 @@
       <w:pPr>
         <w:ind w:firstLine="144"/>
         <w:jc w:val="both"/>
-      </w:pPr>
-      <w:r>
+        <w:rPr>
+          <w:lang w:val="es-CO"/>
+        </w:rPr>
+      </w:pPr>
+      <w:r>
+        <w:rPr>
+          <w:lang w:val="es-CO"/>
+        </w:rPr>
         <w:t>- Reflexión sobre cómo este entregable contribuye al desarrollo del proyecto completo.</w:t>
       </w:r>
     </w:p>
@@ -8682,8 +12111,14 @@
       <w:pPr>
         <w:ind w:firstLine="144"/>
         <w:jc w:val="both"/>
-      </w:pPr>
-      <w:r>
+        <w:rPr>
+          <w:lang w:val="es-CO"/>
+        </w:rPr>
+      </w:pPr>
+      <w:r>
+        <w:rPr>
+          <w:lang w:val="es-CO"/>
+        </w:rPr>
         <w:t>Se identificó una relación negativa entre el kilometraje y el precio de los vehículos, lo que confirma que el desgaste por uso reduce el valor de mercado.</w:t>
       </w:r>
     </w:p>
@@ -8691,8 +12126,14 @@
       <w:pPr>
         <w:ind w:firstLine="144"/>
         <w:jc w:val="both"/>
-      </w:pPr>
-      <w:r>
+        <w:rPr>
+          <w:lang w:val="es-CO"/>
+        </w:rPr>
+      </w:pPr>
+      <w:r>
+        <w:rPr>
+          <w:lang w:val="es-CO"/>
+        </w:rPr>
         <w:t>Las observaciones exploratorias permitieron detectar patrones relevantes:</w:t>
       </w:r>
     </w:p>
@@ -8700,8 +12141,14 @@
       <w:pPr>
         <w:ind w:firstLine="144"/>
         <w:jc w:val="both"/>
-      </w:pPr>
-      <w:r>
+        <w:rPr>
+          <w:lang w:val="es-CO"/>
+        </w:rPr>
+      </w:pPr>
+      <w:r>
+        <w:rPr>
+          <w:lang w:val="es-CO"/>
+        </w:rPr>
         <w:t>Los autos más nuevos presentan precios considerablemente más altos.</w:t>
       </w:r>
     </w:p>
@@ -8709,17 +12156,43 @@
       <w:pPr>
         <w:ind w:firstLine="144"/>
         <w:jc w:val="both"/>
-      </w:pPr>
-      <w:r>
-        <w:t>Los vehículos utilizan primordialmente gasolina y diesel; una proporción muy pequeña gas y electricidad.</w:t>
+        <w:rPr>
+          <w:lang w:val="es-CO"/>
+        </w:rPr>
+      </w:pPr>
+      <w:r>
+        <w:rPr>
+          <w:lang w:val="es-CO"/>
+        </w:rPr>
+        <w:t xml:space="preserve">Los vehículos utilizan primordialmente gasolina y </w:t>
+      </w:r>
+      <w:proofErr w:type="spellStart"/>
+      <w:r>
+        <w:rPr>
+          <w:lang w:val="es-CO"/>
+        </w:rPr>
+        <w:t>diesel</w:t>
+      </w:r>
+      <w:proofErr w:type="spellEnd"/>
+      <w:r>
+        <w:rPr>
+          <w:lang w:val="es-CO"/>
+        </w:rPr>
+        <w:t>; una proporción muy pequeña gas y electricidad.</w:t>
       </w:r>
     </w:p>
     <w:p>
       <w:pPr>
         <w:ind w:firstLine="144"/>
         <w:jc w:val="both"/>
-      </w:pPr>
-      <w:r>
+        <w:rPr>
+          <w:lang w:val="es-CO"/>
+        </w:rPr>
+      </w:pPr>
+      <w:r>
+        <w:rPr>
+          <w:lang w:val="es-CO"/>
+        </w:rPr>
         <w:t>A mayor edad del auto, menor es el precio de venta, lo que se observa con la relación negativa entre el precio y la edad del vehículo.</w:t>
       </w:r>
     </w:p>
@@ -8727,8 +12200,14 @@
       <w:pPr>
         <w:ind w:firstLine="144"/>
         <w:jc w:val="both"/>
-      </w:pPr>
-      <w:r>
+        <w:rPr>
+          <w:lang w:val="es-CO"/>
+        </w:rPr>
+      </w:pPr>
+      <w:r>
+        <w:rPr>
+          <w:lang w:val="es-CO"/>
+        </w:rPr>
         <w:t>Este entregable aporta un primer diagnóstico del mercado automotriz en AutoScout24 durante 2019 y sienta las bases para un análisis más profundo.</w:t>
       </w:r>
     </w:p>
@@ -8768,7 +12247,77 @@
         <w:rPr>
           <w:lang w:val="es-CO"/>
         </w:rPr>
-        <w:t>Las variables continuas como price, km, hp_kW, Displacement_cc, Weight_kg y cons_comb mostraron una amplia variabilidad, evidenciando la diversidad de vehículos en el mercado (desde autos económicos hasta de alta gama).</w:t>
+        <w:t xml:space="preserve">Las variables continuas como </w:t>
+      </w:r>
+      <w:proofErr w:type="spellStart"/>
+      <w:r>
+        <w:rPr>
+          <w:lang w:val="es-CO"/>
+        </w:rPr>
+        <w:t>price</w:t>
+      </w:r>
+      <w:proofErr w:type="spellEnd"/>
+      <w:r>
+        <w:rPr>
+          <w:lang w:val="es-CO"/>
+        </w:rPr>
+        <w:t xml:space="preserve">, km, </w:t>
+      </w:r>
+      <w:proofErr w:type="spellStart"/>
+      <w:r>
+        <w:rPr>
+          <w:lang w:val="es-CO"/>
+        </w:rPr>
+        <w:t>hp_kW</w:t>
+      </w:r>
+      <w:proofErr w:type="spellEnd"/>
+      <w:r>
+        <w:rPr>
+          <w:lang w:val="es-CO"/>
+        </w:rPr>
+        <w:t xml:space="preserve">, </w:t>
+      </w:r>
+      <w:proofErr w:type="spellStart"/>
+      <w:r>
+        <w:rPr>
+          <w:lang w:val="es-CO"/>
+        </w:rPr>
+        <w:t>Displacement_cc</w:t>
+      </w:r>
+      <w:proofErr w:type="spellEnd"/>
+      <w:r>
+        <w:rPr>
+          <w:lang w:val="es-CO"/>
+        </w:rPr>
+        <w:t xml:space="preserve">, </w:t>
+      </w:r>
+      <w:proofErr w:type="spellStart"/>
+      <w:r>
+        <w:rPr>
+          <w:lang w:val="es-CO"/>
+        </w:rPr>
+        <w:t>Weight_kg</w:t>
+      </w:r>
+      <w:proofErr w:type="spellEnd"/>
+      <w:r>
+        <w:rPr>
+          <w:lang w:val="es-CO"/>
+        </w:rPr>
+        <w:t xml:space="preserve"> y </w:t>
+      </w:r>
+      <w:proofErr w:type="spellStart"/>
+      <w:r>
+        <w:rPr>
+          <w:lang w:val="es-CO"/>
+        </w:rPr>
+        <w:t>cons_comb</w:t>
+      </w:r>
+      <w:proofErr w:type="spellEnd"/>
+      <w:r>
+        <w:rPr>
+          <w:lang w:val="es-CO"/>
+        </w:rPr>
+        <w:t xml:space="preserve"> mostraron una amplia variabilidad, evidenciando la diversidad de vehículos en el mercado (desde autos económicos hasta de alta gama).</w:t>
       </w:r>
     </w:p>
     <w:p>
@@ -8783,7 +12332,21 @@
         <w:rPr>
           <w:lang w:val="es-CO"/>
         </w:rPr>
-        <w:t>Se identificó una distribución asimétrica positiva en variables como price y km, lo que indica la presencia de vehículos con precios o kilometrajes excepcionalmente altos.</w:t>
+        <w:t xml:space="preserve">Se identificó una distribución asimétrica positiva en variables como </w:t>
+      </w:r>
+      <w:proofErr w:type="spellStart"/>
+      <w:r>
+        <w:rPr>
+          <w:lang w:val="es-CO"/>
+        </w:rPr>
+        <w:t>price</w:t>
+      </w:r>
+      <w:proofErr w:type="spellEnd"/>
+      <w:r>
+        <w:rPr>
+          <w:lang w:val="es-CO"/>
+        </w:rPr>
+        <w:t xml:space="preserve"> y km, lo que indica la presencia de vehículos con precios o kilometrajes excepcionalmente altos.</w:t>
       </w:r>
     </w:p>
     <w:p>
@@ -8798,7 +12361,63 @@
         <w:rPr>
           <w:lang w:val="es-CO"/>
         </w:rPr>
-        <w:t>Por su parte, las variables discretas (Gears, age, Previous_Owners, Inspection_new) mostraron concentraciones en pocos valores, lo cual sugiere que la mayoría de los vehículos tienen configuraciones y estados relativamente similares.</w:t>
+        <w:t>Por su parte, las variables discretas (</w:t>
+      </w:r>
+      <w:proofErr w:type="spellStart"/>
+      <w:r>
+        <w:rPr>
+          <w:lang w:val="es-CO"/>
+        </w:rPr>
+        <w:t>Gears</w:t>
+      </w:r>
+      <w:proofErr w:type="spellEnd"/>
+      <w:r>
+        <w:rPr>
+          <w:lang w:val="es-CO"/>
+        </w:rPr>
+        <w:t xml:space="preserve">, </w:t>
+      </w:r>
+      <w:proofErr w:type="spellStart"/>
+      <w:r>
+        <w:rPr>
+          <w:lang w:val="es-CO"/>
+        </w:rPr>
+        <w:t>age</w:t>
+      </w:r>
+      <w:proofErr w:type="spellEnd"/>
+      <w:r>
+        <w:rPr>
+          <w:lang w:val="es-CO"/>
+        </w:rPr>
+        <w:t xml:space="preserve">, </w:t>
+      </w:r>
+      <w:proofErr w:type="spellStart"/>
+      <w:r>
+        <w:rPr>
+          <w:lang w:val="es-CO"/>
+        </w:rPr>
+        <w:t>Previous_Owners</w:t>
+      </w:r>
+      <w:proofErr w:type="spellEnd"/>
+      <w:r>
+        <w:rPr>
+          <w:lang w:val="es-CO"/>
+        </w:rPr>
+        <w:t xml:space="preserve">, </w:t>
+      </w:r>
+      <w:proofErr w:type="spellStart"/>
+      <w:r>
+        <w:rPr>
+          <w:lang w:val="es-CO"/>
+        </w:rPr>
+        <w:t>Inspection_new</w:t>
+      </w:r>
+      <w:proofErr w:type="spellEnd"/>
+      <w:r>
+        <w:rPr>
+          <w:lang w:val="es-CO"/>
+        </w:rPr>
+        <w:t>) mostraron concentraciones en pocos valores, lo cual sugiere que la mayoría de los vehículos tienen configuraciones y estados relativamente similares.</w:t>
       </w:r>
     </w:p>
     <w:p>
@@ -8843,7 +12462,63 @@
         <w:rPr>
           <w:lang w:val="es-CO"/>
         </w:rPr>
-        <w:t>El primer componente (PC1) estuvo asociado con la potencia (hp_kW), cilindraje (Displacement_cc) y peso (Weight_kg), mientras que el segundo componente (PC2) se relacionó principalmente con el kilometraje (km) y el precio (price).</w:t>
+        <w:t>El primer componente (PC1) estuvo asociado con la potencia (</w:t>
+      </w:r>
+      <w:proofErr w:type="spellStart"/>
+      <w:r>
+        <w:rPr>
+          <w:lang w:val="es-CO"/>
+        </w:rPr>
+        <w:t>hp_kW</w:t>
+      </w:r>
+      <w:proofErr w:type="spellEnd"/>
+      <w:r>
+        <w:rPr>
+          <w:lang w:val="es-CO"/>
+        </w:rPr>
+        <w:t>), cilindraje (</w:t>
+      </w:r>
+      <w:proofErr w:type="spellStart"/>
+      <w:r>
+        <w:rPr>
+          <w:lang w:val="es-CO"/>
+        </w:rPr>
+        <w:t>Displacement_cc</w:t>
+      </w:r>
+      <w:proofErr w:type="spellEnd"/>
+      <w:r>
+        <w:rPr>
+          <w:lang w:val="es-CO"/>
+        </w:rPr>
+        <w:t>) y peso (</w:t>
+      </w:r>
+      <w:proofErr w:type="spellStart"/>
+      <w:r>
+        <w:rPr>
+          <w:lang w:val="es-CO"/>
+        </w:rPr>
+        <w:t>Weight_kg</w:t>
+      </w:r>
+      <w:proofErr w:type="spellEnd"/>
+      <w:r>
+        <w:rPr>
+          <w:lang w:val="es-CO"/>
+        </w:rPr>
+        <w:t>), mientras que el segundo componente (PC2) se relacionó principalmente con el kilometraje (km) y el precio (</w:t>
+      </w:r>
+      <w:proofErr w:type="spellStart"/>
+      <w:r>
+        <w:rPr>
+          <w:lang w:val="es-CO"/>
+        </w:rPr>
+        <w:t>price</w:t>
+      </w:r>
+      <w:proofErr w:type="spellEnd"/>
+      <w:r>
+        <w:rPr>
+          <w:lang w:val="es-CO"/>
+        </w:rPr>
+        <w:t>).</w:t>
       </w:r>
     </w:p>
     <w:p>
@@ -8888,7 +12563,35 @@
         <w:rPr>
           <w:lang w:val="es-CO"/>
         </w:rPr>
-        <w:t>Los resultados mostraron outliers principalmente en las variables price y km, correspondientes a vehículos de lujo o con kilometraje extremo.</w:t>
+        <w:t xml:space="preserve">Los resultados mostraron </w:t>
+      </w:r>
+      <w:proofErr w:type="spellStart"/>
+      <w:r>
+        <w:rPr>
+          <w:lang w:val="es-CO"/>
+        </w:rPr>
+        <w:t>outliers</w:t>
+      </w:r>
+      <w:proofErr w:type="spellEnd"/>
+      <w:r>
+        <w:rPr>
+          <w:lang w:val="es-CO"/>
+        </w:rPr>
+        <w:t xml:space="preserve"> principalmente en las variables </w:t>
+      </w:r>
+      <w:proofErr w:type="spellStart"/>
+      <w:r>
+        <w:rPr>
+          <w:lang w:val="es-CO"/>
+        </w:rPr>
+        <w:t>price</w:t>
+      </w:r>
+      <w:proofErr w:type="spellEnd"/>
+      <w:r>
+        <w:rPr>
+          <w:lang w:val="es-CO"/>
+        </w:rPr>
+        <w:t xml:space="preserve"> y km, correspondientes a vehículos de lujo o con kilometraje extremo.</w:t>
       </w:r>
     </w:p>
     <w:p>
@@ -8967,6 +12670,7 @@
       </w:pPr>
       <w:r>
         <w:rPr>
+          <w:noProof/>
           <w:lang w:val="es-CO"/>
         </w:rPr>
         <w:drawing>
@@ -9016,8 +12720,10 @@
       </w:pPr>
       <w:r>
         <w:rPr>
-          <w:lang w:val="es-CO"/>
-        </w:rPr>
+          <w:noProof/>
+          <w:lang w:val="es-CO"/>
+        </w:rPr>
+        <w:lastRenderedPageBreak/>
         <w:drawing>
           <wp:inline distT="0" distB="0" distL="0" distR="0" wp14:anchorId="060B4AC0" wp14:editId="487E3F5D">
             <wp:extent cx="3063240" cy="1250950"/>
@@ -9066,15 +12772,167 @@
     </w:p>
     <w:p>
       <w:pPr>
+        <w:ind w:firstLine="144"/>
+        <w:jc w:val="both"/>
+        <w:rPr>
+          <w:lang w:val="es-CO"/>
+        </w:rPr>
+      </w:pPr>
+    </w:p>
+    <w:p>
+      <w:pPr>
+        <w:ind w:firstLine="144"/>
+        <w:jc w:val="both"/>
+        <w:rPr>
+          <w:lang w:val="es-CO"/>
+        </w:rPr>
+      </w:pPr>
+      <w:r>
+        <w:rPr>
+          <w:lang w:val="es-CO"/>
+        </w:rPr>
+        <w:t>Las variables continuas que más influyen en el precio son la potencia del motor (</w:t>
+      </w:r>
+      <w:proofErr w:type="spellStart"/>
+      <w:r>
+        <w:rPr>
+          <w:lang w:val="es-CO"/>
+        </w:rPr>
+        <w:t>hp_kW</w:t>
+      </w:r>
+      <w:proofErr w:type="spellEnd"/>
+      <w:r>
+        <w:rPr>
+          <w:lang w:val="es-CO"/>
+        </w:rPr>
+        <w:t>), el kilometraje y el peso del vehículo.</w:t>
+      </w:r>
+    </w:p>
+    <w:p>
+      <w:pPr>
+        <w:ind w:firstLine="144"/>
+        <w:jc w:val="both"/>
+        <w:rPr>
+          <w:lang w:val="es-CO"/>
+        </w:rPr>
+      </w:pPr>
+    </w:p>
+    <w:p>
+      <w:pPr>
+        <w:ind w:firstLine="144"/>
+        <w:jc w:val="both"/>
+        <w:rPr>
+          <w:lang w:val="es-CO"/>
+        </w:rPr>
+      </w:pPr>
+      <w:r>
+        <w:rPr>
+          <w:lang w:val="es-CO"/>
+        </w:rPr>
+        <w:t>Las variables discretas están asociadas entre sí, especialmente las relacionadas con edad del auto, número de dueños y estado de inspección.</w:t>
+      </w:r>
+    </w:p>
+    <w:p>
+      <w:pPr>
+        <w:ind w:firstLine="144"/>
+        <w:jc w:val="both"/>
+        <w:rPr>
+          <w:lang w:val="es-CO"/>
+        </w:rPr>
+      </w:pPr>
+    </w:p>
+    <w:p>
+      <w:pPr>
+        <w:ind w:firstLine="144"/>
+        <w:jc w:val="both"/>
+        <w:rPr>
+          <w:lang w:val="es-CO"/>
+        </w:rPr>
+      </w:pPr>
+      <w:r>
+        <w:rPr>
+          <w:lang w:val="es-CO"/>
+        </w:rPr>
+        <w:t>El PCA reveló una estructura interna sólida, donde dos componentes explican más del 70% de la variabilidad. Esto indica que el conjunto de datos tiene redundancia y permite una reducción dimensional efectiva.</w:t>
+      </w:r>
+    </w:p>
+    <w:p>
+      <w:pPr>
+        <w:ind w:firstLine="144"/>
+        <w:jc w:val="both"/>
+        <w:rPr>
+          <w:lang w:val="es-CO"/>
+        </w:rPr>
+      </w:pPr>
+    </w:p>
+    <w:p>
+      <w:pPr>
+        <w:ind w:firstLine="144"/>
+        <w:jc w:val="both"/>
+        <w:rPr>
+          <w:lang w:val="es-CO"/>
+        </w:rPr>
+      </w:pPr>
+      <w:r>
+        <w:rPr>
+          <w:lang w:val="es-CO"/>
+        </w:rPr>
+        <w:t>El análisis de clúster identificó patrones diferenciados en el mercado: autos económicos, intermedios y de gama alta.</w:t>
+      </w:r>
+    </w:p>
+    <w:p>
+      <w:pPr>
+        <w:ind w:firstLine="144"/>
+        <w:jc w:val="both"/>
+        <w:rPr>
+          <w:lang w:val="es-CO"/>
+        </w:rPr>
+      </w:pPr>
+    </w:p>
+    <w:p>
+      <w:pPr>
+        <w:ind w:firstLine="144"/>
+        <w:jc w:val="both"/>
+        <w:rPr>
+          <w:lang w:val="es-CO"/>
+        </w:rPr>
+      </w:pPr>
+      <w:r>
+        <w:rPr>
+          <w:lang w:val="es-CO"/>
+        </w:rPr>
+        <w:t>La detección de valores atípicos permitió identificar autos extremadamente caros, muy usados o de características únicas; estos valores deben tratarse según el objetivo (descriptivo vs predictivo).</w:t>
+      </w:r>
+    </w:p>
+    <w:p>
+      <w:pPr>
+        <w:ind w:firstLine="144"/>
+        <w:jc w:val="both"/>
+        <w:rPr>
+          <w:lang w:val="es-CO"/>
+        </w:rPr>
+      </w:pPr>
+    </w:p>
+    <w:p>
+      <w:pPr>
+        <w:ind w:firstLine="144"/>
+        <w:jc w:val="both"/>
+        <w:rPr>
+          <w:lang w:val="es-CO"/>
+        </w:rPr>
+      </w:pPr>
+      <w:r>
+        <w:rPr>
+          <w:lang w:val="es-CO"/>
+        </w:rPr>
+        <w:t>El estudio proporciona una base sólida para análisis posteriores como modelos de predicción del precio o segmentación del mercado.</w:t>
+      </w:r>
+    </w:p>
+    <w:p>
+      <w:pPr>
         <w:pStyle w:val="Ttulo1"/>
-        <w:rPr>
-          <w:lang w:val="es-CO"/>
-        </w:rPr>
-      </w:pPr>
-      <w:r>
-        <w:rPr>
-          <w:lang w:val="es-CO"/>
-        </w:rPr>
+      </w:pPr>
+      <w:r>
         <w:t>Appendix</w:t>
       </w:r>
     </w:p>
@@ -9153,14 +13011,21 @@
         <w:rPr>
           <w:color w:val="000000"/>
         </w:rPr>
-        <w:t xml:space="preserve">References need not be cited in text. When they are, they appear on the line, in square brackets, inside the punctuation. Multiple references are each numbered with separate brackets. When citing a section in a book, please give the relevant page numbers. In text, refer simply to the reference number. Do not use “Ref.” or “reference” except at the beginning of a sentence: “Reference [3] shows ... .” Please do not use </w:t>
-      </w:r>
-      <w:r>
-        <w:rPr>
-          <w:color w:val="000000"/>
-        </w:rPr>
-        <w:lastRenderedPageBreak/>
-        <w:t xml:space="preserve">automatic endnotes in </w:t>
+        <w:t xml:space="preserve">References need not be cited in text. When they are, they appear on the line, in square brackets, inside the punctuation. Multiple references are each numbered with separate brackets. When citing a section in a book, please give the relevant page numbers. In text, refer simply to the reference number. Do not use “Ref.” or “reference” except at the beginning of a sentence: “Reference [3] shows </w:t>
+      </w:r>
+      <w:proofErr w:type="gramStart"/>
+      <w:r>
+        <w:rPr>
+          <w:color w:val="000000"/>
+        </w:rPr>
+        <w:t>... .</w:t>
+      </w:r>
+      <w:proofErr w:type="gramEnd"/>
+      <w:r>
+        <w:rPr>
+          <w:color w:val="000000"/>
+        </w:rPr>
+        <w:t xml:space="preserve">” Please do not use automatic endnotes in </w:t>
       </w:r>
       <w:r>
         <w:rPr>
@@ -9240,7 +13105,14 @@
           <w:color w:val="000000"/>
           <w:spacing w:val="-4"/>
         </w:rPr>
-        <w:t xml:space="preserve">ransactions, provide the issue number, page range, volume number, </w:t>
+        <w:t xml:space="preserve">ransactions, provide the </w:t>
+      </w:r>
+      <w:r>
+        <w:rPr>
+          <w:color w:val="000000"/>
+          <w:spacing w:val="-4"/>
+        </w:rPr>
+        <w:t xml:space="preserve">issue number, page range, volume number, </w:t>
       </w:r>
       <w:r>
         <w:rPr>
@@ -9494,7 +13366,15 @@
         <w:t xml:space="preserve">A. </w:t>
       </w:r>
       <w:r>
-        <w:t>Review Stage Using ScholarOne Manuscripts</w:t>
+        <w:t xml:space="preserve">Review Stage Using </w:t>
+      </w:r>
+      <w:proofErr w:type="spellStart"/>
+      <w:r>
+        <w:t>ScholarOne</w:t>
+      </w:r>
+      <w:proofErr w:type="spellEnd"/>
+      <w:r>
+        <w:t xml:space="preserve"> Manuscripts</w:t>
       </w:r>
     </w:p>
     <w:p>
@@ -9509,10 +13389,32 @@
         <w:rPr>
           <w:color w:val="000000"/>
         </w:rPr>
-        <w:t xml:space="preserve">Contributions to the Transactions, Journals, and Letters may be submitted electronically on IEEE’s online manuscript submission and peer-review system, ScholarOne Manuscripts. You </w:t>
-      </w:r>
-      <w:r>
-        <w:t>can get help choosing the correct publication for your manuscript as well as find their corresponding ScholarOne Manuscripts peer review site using the tools listed at</w:t>
+        <w:t xml:space="preserve">Contributions to the Transactions, Journals, and Letters may be submitted electronically on IEEE’s online manuscript submission and peer-review system, </w:t>
+      </w:r>
+      <w:proofErr w:type="spellStart"/>
+      <w:r>
+        <w:rPr>
+          <w:color w:val="000000"/>
+        </w:rPr>
+        <w:t>ScholarOne</w:t>
+      </w:r>
+      <w:proofErr w:type="spellEnd"/>
+      <w:r>
+        <w:rPr>
+          <w:color w:val="000000"/>
+        </w:rPr>
+        <w:t xml:space="preserve"> Manuscripts. You </w:t>
+      </w:r>
+      <w:r>
+        <w:t xml:space="preserve">can get help choosing the correct publication for your manuscript as well as find their corresponding </w:t>
+      </w:r>
+      <w:proofErr w:type="spellStart"/>
+      <w:r>
+        <w:t>ScholarOne</w:t>
+      </w:r>
+      <w:proofErr w:type="spellEnd"/>
+      <w:r>
+        <w:t xml:space="preserve"> Manuscripts peer review site using the tools listed at</w:t>
       </w:r>
       <w:r>
         <w:t xml:space="preserve"> </w:t>
@@ -9533,7 +13435,15 @@
         <w:t xml:space="preserve"> </w:t>
       </w:r>
       <w:r>
-        <w:t>Once you have chosen your publication and navigated to the ScholarOne site, check first to see if you have an existing account. If there is none, please create a new account. After logging in, go to your Author Center and click “Start New Submission.”</w:t>
+        <w:t xml:space="preserve">Once you have chosen your publication and navigated to the </w:t>
+      </w:r>
+      <w:proofErr w:type="spellStart"/>
+      <w:r>
+        <w:t>ScholarOne</w:t>
+      </w:r>
+      <w:proofErr w:type="spellEnd"/>
+      <w:r>
+        <w:t xml:space="preserve"> site, check first to see if you have an existing account. If there is none, please create a new account. After logging in, go to your Author Center and click “Start New Submission.”</w:t>
       </w:r>
     </w:p>
     <w:p>
@@ -9548,7 +13458,15 @@
         <w:t>.</w:t>
       </w:r>
       <w:r>
-        <w:t xml:space="preserve"> Depending on the journal, there are various steps to the submission process; please make sure to carefully answer all of the </w:t>
+        <w:t xml:space="preserve"> Depending on the journal, there are various steps to the submission process; please make sure to carefully answer </w:t>
+      </w:r>
+      <w:proofErr w:type="gramStart"/>
+      <w:r>
+        <w:t>all of</w:t>
+      </w:r>
+      <w:proofErr w:type="gramEnd"/>
+      <w:r>
+        <w:t xml:space="preserve"> the </w:t>
       </w:r>
       <w:r>
         <w:rPr>
@@ -9558,10 +13476,23 @@
         <w:t>submission</w:t>
       </w:r>
       <w:r>
-        <w:t xml:space="preserve"> questions presented to you. At the end of </w:t>
-      </w:r>
-      <w:r>
-        <w:t xml:space="preserve">each step you must click “Save and Continue”; just uploading the paper is not sufficient. After the last step, you should see a confirmation that the submission is complete. You should also receive an e-mail confirmation. For inquiries regarding the submission of your paper on ScholarOne Manuscripts, please contact </w:t>
+        <w:t xml:space="preserve"> questions presented to you. At the end of each step you must click “Save and Continue”; just uploading the paper is not sufficient. After the last step, you should see </w:t>
+      </w:r>
+      <w:proofErr w:type="gramStart"/>
+      <w:r>
+        <w:t>a confirmation</w:t>
+      </w:r>
+      <w:proofErr w:type="gramEnd"/>
+      <w:r>
+        <w:t xml:space="preserve"> that the submission is complete. You should also receive an e-mail confirmation. For inquiries regarding the submission of your paper on </w:t>
+      </w:r>
+      <w:proofErr w:type="spellStart"/>
+      <w:r>
+        <w:t>ScholarOne</w:t>
+      </w:r>
+      <w:proofErr w:type="spellEnd"/>
+      <w:r>
+        <w:t xml:space="preserve"> Manuscripts, please contact </w:t>
       </w:r>
       <w:r>
         <w:rPr>
@@ -9578,8 +13509,13 @@
         <w:ind w:firstLine="144"/>
         <w:jc w:val="both"/>
       </w:pPr>
-      <w:r>
-        <w:t xml:space="preserve">ScholarOne Manuscripts will accept files for review in various formats. </w:t>
+      <w:proofErr w:type="spellStart"/>
+      <w:r>
+        <w:t>ScholarOne</w:t>
+      </w:r>
+      <w:proofErr w:type="spellEnd"/>
+      <w:r>
+        <w:t xml:space="preserve"> Manuscripts will accept files for review in various formats. </w:t>
       </w:r>
       <w:r>
         <w:t>T</w:t>
@@ -9591,7 +13527,27 @@
         <w:t>”</w:t>
       </w:r>
       <w:r>
-        <w:t xml:space="preserve"> link on the log-in page of each ScholarOne Manuscripts site that will bring you to the journal’s homepage with their detailed requirements; please check these guidelines for your particular journal before you submit.  </w:t>
+        <w:t xml:space="preserve"> link on the log-in page of each </w:t>
+      </w:r>
+      <w:proofErr w:type="spellStart"/>
+      <w:r>
+        <w:t>ScholarOne</w:t>
+      </w:r>
+      <w:proofErr w:type="spellEnd"/>
+      <w:r>
+        <w:t xml:space="preserve"> Manuscripts site that will bring you to the journal’s homepage with their detailed requirements; </w:t>
+      </w:r>
+      <w:r>
+        <w:lastRenderedPageBreak/>
+        <w:t xml:space="preserve">please check these guidelines for your </w:t>
+      </w:r>
+      <w:proofErr w:type="gramStart"/>
+      <w:r>
+        <w:t>particular journal</w:t>
+      </w:r>
+      <w:proofErr w:type="gramEnd"/>
+      <w:r>
+        <w:t xml:space="preserve"> before you submit.  </w:t>
       </w:r>
     </w:p>
     <w:p>
@@ -9614,7 +13570,15 @@
         <w:t xml:space="preserve">B. </w:t>
       </w:r>
       <w:r>
-        <w:t>Final Stage Using ScholarOne Manuscripts</w:t>
+        <w:t xml:space="preserve">Final Stage Using </w:t>
+      </w:r>
+      <w:proofErr w:type="spellStart"/>
+      <w:r>
+        <w:t>ScholarOne</w:t>
+      </w:r>
+      <w:proofErr w:type="spellEnd"/>
+      <w:r>
+        <w:t xml:space="preserve"> Manuscripts</w:t>
       </w:r>
     </w:p>
     <w:p>
@@ -9638,7 +13602,15 @@
         <w:jc w:val="both"/>
       </w:pPr>
       <w:r>
-        <w:t xml:space="preserve">When submitting your final files on a hybrid OA journal you will have the opportunity to designate your article as “open access” if you agree to pay the IEEE open access fee. Please select the appropriate choice. Immediately after you have submitted your final files through ScholarOne Manuscripts you will be automatically redirected to the IEEE electronic copyright form wizard. Please complete the copyright at that time to avoid publication delays. </w:t>
+        <w:t xml:space="preserve">When submitting your final files on a hybrid OA journal you will have the opportunity to designate your article as “open access” if you agree to pay the IEEE open access fee. Please select the appropriate choice. Immediately after you have submitted your final files through </w:t>
+      </w:r>
+      <w:proofErr w:type="spellStart"/>
+      <w:r>
+        <w:t>ScholarOne</w:t>
+      </w:r>
+      <w:proofErr w:type="spellEnd"/>
+      <w:r>
+        <w:t xml:space="preserve"> Manuscripts you will be automatically redirected to the IEEE electronic copyright form wizard. Please complete the copyright at that time to avoid publication delays. </w:t>
       </w:r>
     </w:p>
     <w:p>
@@ -9680,7 +13652,43 @@
           <w:spacing w:val="-2"/>
           <w:highlight w:val="white"/>
         </w:rPr>
-        <w:t xml:space="preserve">Authors must submit an electronic IEEE Copyright Form (eCF) upon submitting their final manuscript files. You can access the eCF system through your manuscript submission system or through the Author Gateway. You are responsible for obtaining any necessary approvals and/or security clearances. For additional information on intellectual property rights, visit the IEEE Intellectual Property Rights department web page at </w:t>
+        <w:t>Authors must submit an electronic IEEE Copyright Form (</w:t>
+      </w:r>
+      <w:proofErr w:type="spellStart"/>
+      <w:r>
+        <w:rPr>
+          <w:color w:val="222222"/>
+          <w:spacing w:val="-2"/>
+          <w:highlight w:val="white"/>
+        </w:rPr>
+        <w:t>eCF</w:t>
+      </w:r>
+      <w:proofErr w:type="spellEnd"/>
+      <w:r>
+        <w:rPr>
+          <w:color w:val="222222"/>
+          <w:spacing w:val="-2"/>
+          <w:highlight w:val="white"/>
+        </w:rPr>
+        <w:t xml:space="preserve">) upon submitting their final manuscript files. You can access the </w:t>
+      </w:r>
+      <w:proofErr w:type="spellStart"/>
+      <w:r>
+        <w:rPr>
+          <w:color w:val="222222"/>
+          <w:spacing w:val="-2"/>
+          <w:highlight w:val="white"/>
+        </w:rPr>
+        <w:t>eCF</w:t>
+      </w:r>
+      <w:proofErr w:type="spellEnd"/>
+      <w:r>
+        <w:rPr>
+          <w:color w:val="222222"/>
+          <w:spacing w:val="-2"/>
+          <w:highlight w:val="white"/>
+        </w:rPr>
+        <w:t xml:space="preserve"> system through your manuscript submission system or through the Author Gateway. You are responsible for obtaining any necessary approvals and/or security clearances. For additional information on intellectual property rights, visit the IEEE Intellectual Property Rights department web page at </w:t>
       </w:r>
       <w:hyperlink r:id="rId42" w:history="1">
         <w:r>
@@ -9780,7 +13788,6 @@
         <w:pStyle w:val="Ttulo1"/>
       </w:pPr>
       <w:r>
-        <w:lastRenderedPageBreak/>
         <w:t>Acknowledgment</w:t>
       </w:r>
     </w:p>
@@ -9805,7 +13812,35 @@
         <w:rPr>
           <w:color w:val="000000"/>
         </w:rPr>
-        <w:t>The preferred spelling of the word “acknowledgment” in American English is without an “e” after the “g.” Use the singular heading even if you have many acknowledgments. Avoid expressions such as “One of us (S.B.A.) would like to thank ... .” Instead, write “F. A. Author thanks ... .” In most cases, sponsor and financial support acknowledgments are placed in the unnumbered footnote on the first page, not here.</w:t>
+        <w:t xml:space="preserve">The preferred spelling of the word “acknowledgment” in American English is without an “e” after the “g.” Use the singular heading even if you have many acknowledgments. Avoid expressions such as “One of us (S.B.A.) would like to thank </w:t>
+      </w:r>
+      <w:proofErr w:type="gramStart"/>
+      <w:r>
+        <w:rPr>
+          <w:color w:val="000000"/>
+        </w:rPr>
+        <w:t>... .</w:t>
+      </w:r>
+      <w:proofErr w:type="gramEnd"/>
+      <w:r>
+        <w:rPr>
+          <w:color w:val="000000"/>
+        </w:rPr>
+        <w:t xml:space="preserve">” Instead, write “F. A. Author thanks </w:t>
+      </w:r>
+      <w:proofErr w:type="gramStart"/>
+      <w:r>
+        <w:rPr>
+          <w:color w:val="000000"/>
+        </w:rPr>
+        <w:t>... .</w:t>
+      </w:r>
+      <w:proofErr w:type="gramEnd"/>
+      <w:r>
+        <w:rPr>
+          <w:color w:val="000000"/>
+        </w:rPr>
+        <w:t>” In most cases, sponsor and financial support acknowledgments are placed in the unnumbered footnote on the first page, not here.</w:t>
       </w:r>
     </w:p>
     <w:p>
@@ -9855,7 +13890,23 @@
           <w:smallCaps/>
           <w:color w:val="000000"/>
         </w:rPr>
-        <w:t>Dataset: Auto Scout Car Price Repositorio: UCI Machine Learning Repository.</w:t>
+        <w:t xml:space="preserve">Dataset: Auto Scout Car Price </w:t>
+      </w:r>
+      <w:proofErr w:type="spellStart"/>
+      <w:r>
+        <w:rPr>
+          <w:smallCaps/>
+          <w:color w:val="000000"/>
+        </w:rPr>
+        <w:t>Repositorio</w:t>
+      </w:r>
+      <w:proofErr w:type="spellEnd"/>
+      <w:r>
+        <w:rPr>
+          <w:smallCaps/>
+          <w:color w:val="000000"/>
+        </w:rPr>
+        <w:t>: UCI Machine Learning Repository.</w:t>
       </w:r>
     </w:p>
     <w:p>
@@ -9882,8 +13933,36 @@
           <w:color w:val="000000"/>
           <w:lang w:val="es-CO"/>
         </w:rPr>
-        <w:t>Autores: Yaaryiitturan Kaggle</w:t>
-      </w:r>
+        <w:t xml:space="preserve">Autores: </w:t>
+      </w:r>
+      <w:proofErr w:type="spellStart"/>
+      <w:r>
+        <w:rPr>
+          <w:smallCaps/>
+          <w:color w:val="000000"/>
+          <w:lang w:val="es-CO"/>
+        </w:rPr>
+        <w:t>Yaaryiitturan</w:t>
+      </w:r>
+      <w:proofErr w:type="spellEnd"/>
+      <w:r>
+        <w:rPr>
+          <w:smallCaps/>
+          <w:color w:val="000000"/>
+          <w:lang w:val="es-CO"/>
+        </w:rPr>
+        <w:t xml:space="preserve"> </w:t>
+      </w:r>
+      <w:proofErr w:type="spellStart"/>
+      <w:r>
+        <w:rPr>
+          <w:smallCaps/>
+          <w:color w:val="000000"/>
+          <w:lang w:val="es-CO"/>
+        </w:rPr>
+        <w:t>Kaggle</w:t>
+      </w:r>
+      <w:proofErr w:type="spellEnd"/>
     </w:p>
     <w:p>
       <w:pPr>
@@ -9983,7 +14062,25 @@
           <w:szCs w:val="16"/>
           <w:highlight w:val="white"/>
         </w:rPr>
-        <w:t>x, no. x, pp. xxx-xxx, Abbrev. Month, year, doi: 10.1109.XXX.123456</w:t>
+        <w:t xml:space="preserve">x, no. x, pp. xxx-xxx, Abbrev. Month, year, </w:t>
+      </w:r>
+      <w:proofErr w:type="spellStart"/>
+      <w:r>
+        <w:rPr>
+          <w:sz w:val="16"/>
+          <w:szCs w:val="16"/>
+          <w:highlight w:val="white"/>
+        </w:rPr>
+        <w:t>doi</w:t>
+      </w:r>
+      <w:proofErr w:type="spellEnd"/>
+      <w:r>
+        <w:rPr>
+          <w:sz w:val="16"/>
+          <w:szCs w:val="16"/>
+          <w:highlight w:val="white"/>
+        </w:rPr>
+        <w:t>: 10.1109.XXX.123456</w:t>
       </w:r>
       <w:r>
         <w:rPr>
@@ -10061,7 +14158,43 @@
           <w:szCs w:val="16"/>
           <w:highlight w:val="white"/>
         </w:rPr>
-        <w:t>x, no. x, Abbrev. Month, year, Art. no. xxxxx, doi: 10.1109.XXX.123456</w:t>
+        <w:t xml:space="preserve">x, no. x, Abbrev. Month, year, Art. no. </w:t>
+      </w:r>
+      <w:proofErr w:type="spellStart"/>
+      <w:r>
+        <w:rPr>
+          <w:sz w:val="16"/>
+          <w:szCs w:val="16"/>
+          <w:highlight w:val="white"/>
+        </w:rPr>
+        <w:t>xxxxx</w:t>
+      </w:r>
+      <w:proofErr w:type="spellEnd"/>
+      <w:r>
+        <w:rPr>
+          <w:sz w:val="16"/>
+          <w:szCs w:val="16"/>
+          <w:highlight w:val="white"/>
+        </w:rPr>
+        <w:t xml:space="preserve">, </w:t>
+      </w:r>
+      <w:proofErr w:type="spellStart"/>
+      <w:r>
+        <w:rPr>
+          <w:sz w:val="16"/>
+          <w:szCs w:val="16"/>
+          <w:highlight w:val="white"/>
+        </w:rPr>
+        <w:t>doi</w:t>
+      </w:r>
+      <w:proofErr w:type="spellEnd"/>
+      <w:r>
+        <w:rPr>
+          <w:sz w:val="16"/>
+          <w:szCs w:val="16"/>
+          <w:highlight w:val="white"/>
+        </w:rPr>
+        <w:t>: 10.1109.XXX.123456</w:t>
       </w:r>
       <w:r>
         <w:rPr>
@@ -10134,7 +14267,23 @@
           <w:sz w:val="16"/>
           <w:szCs w:val="16"/>
         </w:rPr>
-        <w:t xml:space="preserve">, vol. ED-11, no. 1, pp. 34–39, Jan. 1959, doi: </w:t>
+        <w:t xml:space="preserve">, vol. ED-11, no. 1, pp. 34–39, Jan. 1959, </w:t>
+      </w:r>
+      <w:proofErr w:type="spellStart"/>
+      <w:r>
+        <w:rPr>
+          <w:sz w:val="16"/>
+          <w:szCs w:val="16"/>
+        </w:rPr>
+        <w:t>doi</w:t>
+      </w:r>
+      <w:proofErr w:type="spellEnd"/>
+      <w:r>
+        <w:rPr>
+          <w:sz w:val="16"/>
+          <w:szCs w:val="16"/>
+        </w:rPr>
+        <w:t xml:space="preserve">: </w:t>
       </w:r>
       <w:r>
         <w:rPr>
@@ -10198,7 +14347,23 @@
           <w:sz w:val="16"/>
           <w:szCs w:val="16"/>
         </w:rPr>
-        <w:t xml:space="preserve">P. Kopyt </w:t>
+        <w:t xml:space="preserve">P. </w:t>
+      </w:r>
+      <w:proofErr w:type="spellStart"/>
+      <w:r>
+        <w:rPr>
+          <w:sz w:val="16"/>
+          <w:szCs w:val="16"/>
+        </w:rPr>
+        <w:t>Kopyt</w:t>
+      </w:r>
+      <w:proofErr w:type="spellEnd"/>
+      <w:r>
+        <w:rPr>
+          <w:sz w:val="16"/>
+          <w:szCs w:val="16"/>
+        </w:rPr>
+        <w:t xml:space="preserve"> </w:t>
       </w:r>
       <w:r>
         <w:rPr>
@@ -10228,7 +14393,23 @@
           <w:sz w:val="16"/>
           <w:szCs w:val="16"/>
         </w:rPr>
-        <w:t xml:space="preserve">to be published, doi: 10.1109/TTHZ.2016.2544142. </w:t>
+        <w:t xml:space="preserve">to be published, </w:t>
+      </w:r>
+      <w:proofErr w:type="spellStart"/>
+      <w:r>
+        <w:rPr>
+          <w:sz w:val="16"/>
+          <w:szCs w:val="16"/>
+        </w:rPr>
+        <w:t>doi</w:t>
+      </w:r>
+      <w:proofErr w:type="spellEnd"/>
+      <w:r>
+        <w:rPr>
+          <w:sz w:val="16"/>
+          <w:szCs w:val="16"/>
+        </w:rPr>
+        <w:t xml:space="preserve">: 10.1109/TTHZ.2016.2544142. </w:t>
       </w:r>
       <w:r>
         <w:rPr>
@@ -10257,7 +14438,39 @@
           <w:sz w:val="16"/>
           <w:szCs w:val="16"/>
         </w:rPr>
-        <w:t xml:space="preserve">R. Fardel, M. Nagel, F. Nuesch, T. Lippert, and A. Wokaun, “Fabrication of organic light emitting diode pixels by laser-assisted forward transfer,” </w:t>
+        <w:t xml:space="preserve">R. Fardel, M. Nagel, F. </w:t>
+      </w:r>
+      <w:proofErr w:type="spellStart"/>
+      <w:r>
+        <w:rPr>
+          <w:sz w:val="16"/>
+          <w:szCs w:val="16"/>
+        </w:rPr>
+        <w:t>Nuesch</w:t>
+      </w:r>
+      <w:proofErr w:type="spellEnd"/>
+      <w:r>
+        <w:rPr>
+          <w:sz w:val="16"/>
+          <w:szCs w:val="16"/>
+        </w:rPr>
+        <w:t xml:space="preserve">, T. Lippert, and A. </w:t>
+      </w:r>
+      <w:proofErr w:type="spellStart"/>
+      <w:r>
+        <w:rPr>
+          <w:sz w:val="16"/>
+          <w:szCs w:val="16"/>
+        </w:rPr>
+        <w:t>Wokaun</w:t>
+      </w:r>
+      <w:proofErr w:type="spellEnd"/>
+      <w:r>
+        <w:rPr>
+          <w:sz w:val="16"/>
+          <w:szCs w:val="16"/>
+        </w:rPr>
+        <w:t xml:space="preserve">, “Fabrication of organic light emitting diode pixels by laser-assisted forward transfer,” </w:t>
       </w:r>
       <w:r>
         <w:rPr>
@@ -10293,7 +14506,23 @@
           <w:sz w:val="16"/>
           <w:szCs w:val="16"/>
         </w:rPr>
-        <w:t xml:space="preserve">D. Comite and N. Pierdicca, "Decorrelation of the near-specular land scattering in bistatic radar systems," </w:t>
+        <w:t xml:space="preserve">D. Comite and N. </w:t>
+      </w:r>
+      <w:proofErr w:type="spellStart"/>
+      <w:r>
+        <w:rPr>
+          <w:sz w:val="16"/>
+          <w:szCs w:val="16"/>
+        </w:rPr>
+        <w:t>Pierdicca</w:t>
+      </w:r>
+      <w:proofErr w:type="spellEnd"/>
+      <w:r>
+        <w:rPr>
+          <w:sz w:val="16"/>
+          <w:szCs w:val="16"/>
+        </w:rPr>
+        <w:t xml:space="preserve">, "Decorrelation of the near-specular land scattering in bistatic radar systems," </w:t>
       </w:r>
       <w:r>
         <w:rPr>
@@ -10301,22 +14530,74 @@
           <w:sz w:val="16"/>
           <w:szCs w:val="16"/>
         </w:rPr>
-        <w:t>IEEE Trans. Geosci. Remote Sens.</w:t>
-      </w:r>
-      <w:r>
-        <w:rPr>
-          <w:sz w:val="16"/>
-          <w:szCs w:val="16"/>
-        </w:rPr>
-        <w:t>, early access, doi: 10.1109/TGRS.2021.3072864. (</w:t>
-      </w:r>
+        <w:t xml:space="preserve">IEEE Trans. </w:t>
+      </w:r>
+      <w:proofErr w:type="spellStart"/>
       <w:r>
         <w:rPr>
           <w:i/>
           <w:sz w:val="16"/>
           <w:szCs w:val="16"/>
         </w:rPr>
-        <w:t>Note: This format is used for articles in early access. The doi must be included.)</w:t>
+        <w:t>Geosci</w:t>
+      </w:r>
+      <w:proofErr w:type="spellEnd"/>
+      <w:r>
+        <w:rPr>
+          <w:i/>
+          <w:sz w:val="16"/>
+          <w:szCs w:val="16"/>
+        </w:rPr>
+        <w:t>. Remote Sens.</w:t>
+      </w:r>
+      <w:r>
+        <w:rPr>
+          <w:sz w:val="16"/>
+          <w:szCs w:val="16"/>
+        </w:rPr>
+        <w:t xml:space="preserve">, early access, </w:t>
+      </w:r>
+      <w:proofErr w:type="spellStart"/>
+      <w:r>
+        <w:rPr>
+          <w:sz w:val="16"/>
+          <w:szCs w:val="16"/>
+        </w:rPr>
+        <w:t>doi</w:t>
+      </w:r>
+      <w:proofErr w:type="spellEnd"/>
+      <w:r>
+        <w:rPr>
+          <w:sz w:val="16"/>
+          <w:szCs w:val="16"/>
+        </w:rPr>
+        <w:t>: 10.1109/TGRS.2021.3072864. (</w:t>
+      </w:r>
+      <w:r>
+        <w:rPr>
+          <w:i/>
+          <w:sz w:val="16"/>
+          <w:szCs w:val="16"/>
+        </w:rPr>
+        <w:t xml:space="preserve">Note: This format is used for articles in early access. The </w:t>
+      </w:r>
+      <w:proofErr w:type="spellStart"/>
+      <w:r>
+        <w:rPr>
+          <w:i/>
+          <w:sz w:val="16"/>
+          <w:szCs w:val="16"/>
+        </w:rPr>
+        <w:t>doi</w:t>
+      </w:r>
+      <w:proofErr w:type="spellEnd"/>
+      <w:r>
+        <w:rPr>
+          <w:i/>
+          <w:sz w:val="16"/>
+          <w:szCs w:val="16"/>
+        </w:rPr>
+        <w:t xml:space="preserve"> must be included.)</w:t>
       </w:r>
     </w:p>
     <w:p>
@@ -10345,7 +14626,25 @@
           <w:sz w:val="16"/>
           <w:szCs w:val="16"/>
         </w:rPr>
-        <w:t>IEEE Trans. Geosci. Remote Sens.</w:t>
+        <w:t xml:space="preserve">IEEE Trans. </w:t>
+      </w:r>
+      <w:proofErr w:type="spellStart"/>
+      <w:r>
+        <w:rPr>
+          <w:i/>
+          <w:sz w:val="16"/>
+          <w:szCs w:val="16"/>
+        </w:rPr>
+        <w:t>Geosci</w:t>
+      </w:r>
+      <w:proofErr w:type="spellEnd"/>
+      <w:r>
+        <w:rPr>
+          <w:i/>
+          <w:sz w:val="16"/>
+          <w:szCs w:val="16"/>
+        </w:rPr>
+        <w:t>. Remote Sens.</w:t>
       </w:r>
       <w:r>
         <w:rPr>
@@ -10402,14 +14701,48 @@
           <w:sz w:val="16"/>
           <w:szCs w:val="16"/>
         </w:rPr>
-        <w:t>Title of Published Book, x</w:t>
-      </w:r>
-      <w:r>
-        <w:rPr>
-          <w:sz w:val="16"/>
-          <w:szCs w:val="16"/>
-        </w:rPr>
-        <w:t xml:space="preserve">th ed. City of Publisher, (only U.S. State), Country: Abbrev. of Publisher, year, ch. </w:t>
+        <w:t xml:space="preserve">Title of Published Book, </w:t>
+      </w:r>
+      <w:proofErr w:type="spellStart"/>
+      <w:r>
+        <w:rPr>
+          <w:rFonts w:ascii="Times" w:eastAsia="Times" w:hAnsi="Times" w:cs="Times"/>
+          <w:i/>
+          <w:sz w:val="16"/>
+          <w:szCs w:val="16"/>
+        </w:rPr>
+        <w:t>x</w:t>
+      </w:r>
+      <w:r>
+        <w:rPr>
+          <w:sz w:val="16"/>
+          <w:szCs w:val="16"/>
+        </w:rPr>
+        <w:t>th</w:t>
+      </w:r>
+      <w:proofErr w:type="spellEnd"/>
+      <w:r>
+        <w:rPr>
+          <w:sz w:val="16"/>
+          <w:szCs w:val="16"/>
+        </w:rPr>
+        <w:t xml:space="preserve"> ed. City of Publisher, (only U.S. State), Country: Abbrev. of Publisher, year, </w:t>
+      </w:r>
+      <w:proofErr w:type="spellStart"/>
+      <w:r>
+        <w:rPr>
+          <w:sz w:val="16"/>
+          <w:szCs w:val="16"/>
+        </w:rPr>
+        <w:t>ch.</w:t>
+      </w:r>
+      <w:proofErr w:type="spellEnd"/>
+      <w:r>
+        <w:rPr>
+          <w:sz w:val="16"/>
+          <w:szCs w:val="16"/>
+        </w:rPr>
+        <w:t xml:space="preserve"> </w:t>
       </w:r>
       <w:r>
         <w:rPr>
@@ -10757,7 +15090,23 @@
           <w:sz w:val="16"/>
           <w:szCs w:val="16"/>
         </w:rPr>
-        <w:t xml:space="preserve">R. J. Hijmans and J. van Etten, “Raster: Geographic analysis and modeling with raster data,” R Package Version 2.0-12, Jan. 12, 2012. [Online]. Available: </w:t>
+        <w:t xml:space="preserve">R. J. </w:t>
+      </w:r>
+      <w:proofErr w:type="spellStart"/>
+      <w:r>
+        <w:rPr>
+          <w:sz w:val="16"/>
+          <w:szCs w:val="16"/>
+        </w:rPr>
+        <w:t>Hijmans</w:t>
+      </w:r>
+      <w:proofErr w:type="spellEnd"/>
+      <w:r>
+        <w:rPr>
+          <w:sz w:val="16"/>
+          <w:szCs w:val="16"/>
+        </w:rPr>
+        <w:t xml:space="preserve"> and J. van Etten, “Raster: Geographic analysis and modeling with raster data,” R Package Version 2.0-12, Jan. 12, 2012. [Online]. Available: </w:t>
       </w:r>
       <w:r>
         <w:rPr>
@@ -10930,6 +15279,7 @@
         </w:rPr>
         <w:t xml:space="preserve">, City of Conf., Abbrev. State (if given), Country, year, pp. </w:t>
       </w:r>
+      <w:proofErr w:type="spellStart"/>
       <w:r>
         <w:rPr>
           <w:sz w:val="16"/>
@@ -10937,6 +15287,7 @@
         </w:rPr>
         <w:t>xxxxxx</w:t>
       </w:r>
+      <w:proofErr w:type="spellEnd"/>
       <w:r>
         <w:rPr>
           <w:i/>
@@ -11031,7 +15382,23 @@
           <w:sz w:val="16"/>
           <w:szCs w:val="16"/>
         </w:rPr>
-        <w:t>D. Ebehard and E. Voges, “Digital single sideband detection for interferometric sensors,” presented at the 2nd Int. Conf. Optical Fiber Sensors</w:t>
+        <w:t xml:space="preserve">D. </w:t>
+      </w:r>
+      <w:proofErr w:type="spellStart"/>
+      <w:r>
+        <w:rPr>
+          <w:sz w:val="16"/>
+          <w:szCs w:val="16"/>
+        </w:rPr>
+        <w:t>Ebehard</w:t>
+      </w:r>
+      <w:proofErr w:type="spellEnd"/>
+      <w:r>
+        <w:rPr>
+          <w:sz w:val="16"/>
+          <w:szCs w:val="16"/>
+        </w:rPr>
+        <w:t xml:space="preserve"> and E. Voges, “Digital single sideband detection for interferometric sensors,” presented at the 2nd Int. Conf. Optical Fiber Sensors</w:t>
       </w:r>
       <w:r>
         <w:rPr>
@@ -11071,8 +15438,18 @@
           <w:sz w:val="16"/>
           <w:szCs w:val="16"/>
         </w:rPr>
-        <w:t>PROCESS Corporation, Boston, MA, USA. Intranets: Internet technologies deployed behind the firewall for corporate productivity. Presented at INET96 Annual Meeting. [Online]. Available:  http://home.process.com/Intranets/wp2.htp</w:t>
-      </w:r>
+        <w:t>PROCESS Corporation, Boston, MA, USA. Intranets: Internet technologies deployed behind the firewall for corporate productivity. Presented at INET96 Annual Meeting. [Online]. Available</w:t>
+      </w:r>
+      <w:proofErr w:type="gramStart"/>
+      <w:r>
+        <w:rPr>
+          <w:color w:val="000000"/>
+          <w:sz w:val="16"/>
+          <w:szCs w:val="16"/>
+        </w:rPr>
+        <w:t>:  http://home.process.com/Intranets/wp2.htp</w:t>
+      </w:r>
+      <w:proofErr w:type="gramEnd"/>
     </w:p>
     <w:p>
       <w:pPr>
@@ -11296,8 +15673,19 @@
           <w:sz w:val="16"/>
           <w:szCs w:val="16"/>
         </w:rPr>
-        <w:t>x xxx xxx</w:t>
-      </w:r>
+        <w:t xml:space="preserve">x xxx </w:t>
+      </w:r>
+      <w:proofErr w:type="spellStart"/>
+      <w:r>
+        <w:rPr>
+          <w:i/>
+          <w:spacing w:val="-2"/>
+          <w:sz w:val="16"/>
+          <w:szCs w:val="16"/>
+        </w:rPr>
+        <w:t>xxx</w:t>
+      </w:r>
+      <w:proofErr w:type="spellEnd"/>
       <w:r>
         <w:rPr>
           <w:spacing w:val="-2"/>
@@ -11468,7 +15856,6 @@
           <w:sz w:val="16"/>
           <w:szCs w:val="16"/>
         </w:rPr>
-        <w:lastRenderedPageBreak/>
         <w:t>J. O. Williams, “Narrow-band analyzer,” Ph.D. dissertation, Dept. Elect. Eng., Harvard Univ., Cambridge, MA, USA, 1993.</w:t>
       </w:r>
     </w:p>
@@ -11773,7 +16160,23 @@
           <w:sz w:val="16"/>
           <w:szCs w:val="16"/>
         </w:rPr>
-        <w:t>, Standard number, Corporate author, location, date.</w:t>
+        <w:t xml:space="preserve">, Standard number, </w:t>
+      </w:r>
+      <w:proofErr w:type="gramStart"/>
+      <w:r>
+        <w:rPr>
+          <w:sz w:val="16"/>
+          <w:szCs w:val="16"/>
+        </w:rPr>
+        <w:t>Corporate</w:t>
+      </w:r>
+      <w:proofErr w:type="gramEnd"/>
+      <w:r>
+        <w:rPr>
+          <w:sz w:val="16"/>
+          <w:szCs w:val="16"/>
+        </w:rPr>
+        <w:t xml:space="preserve"> author, location, date.</w:t>
       </w:r>
     </w:p>
     <w:p>
@@ -11896,12 +16299,21 @@
           <w:szCs w:val="16"/>
         </w:rPr>
       </w:pPr>
-      <w:r>
-        <w:rPr>
-          <w:sz w:val="16"/>
-          <w:szCs w:val="16"/>
-        </w:rPr>
-        <w:t>Author,  Date, Year. “Title of Dataset,” distributed by Publisher/Distributor, http://url.com (or if DOI is used, end with a period)</w:t>
+      <w:proofErr w:type="gramStart"/>
+      <w:r>
+        <w:rPr>
+          <w:sz w:val="16"/>
+          <w:szCs w:val="16"/>
+        </w:rPr>
+        <w:t>Author,  Date</w:t>
+      </w:r>
+      <w:proofErr w:type="gramEnd"/>
+      <w:r>
+        <w:rPr>
+          <w:sz w:val="16"/>
+          <w:szCs w:val="16"/>
+        </w:rPr>
+        <w:t>, Year. “Title of Dataset,” distributed by Publisher/Distributor, http://url.com (or if DOI is used, end with a period)</w:t>
       </w:r>
     </w:p>
     <w:p>
@@ -11970,7 +16382,23 @@
           <w:sz w:val="16"/>
           <w:szCs w:val="16"/>
         </w:rPr>
-        <w:t xml:space="preserve"> of Health and Human Services, Substance Abuse and Mental Health Services Administration, Office of Applied Studies, doi: 10.3886/ICPSR30122.v2.</w:t>
+        <w:t xml:space="preserve"> of Health and Human Services, Substance Abuse and Mental Health Services Administration, Office of Applied Studies, </w:t>
+      </w:r>
+      <w:proofErr w:type="spellStart"/>
+      <w:r>
+        <w:rPr>
+          <w:sz w:val="16"/>
+          <w:szCs w:val="16"/>
+        </w:rPr>
+        <w:t>doi</w:t>
+      </w:r>
+      <w:proofErr w:type="spellEnd"/>
+      <w:r>
+        <w:rPr>
+          <w:sz w:val="16"/>
+          <w:szCs w:val="16"/>
+        </w:rPr>
+        <w:t>: 10.3886/ICPSR30122.v2.</w:t>
       </w:r>
     </w:p>
     <w:p>
@@ -12012,6 +16440,7 @@
           <w:szCs w:val="16"/>
         </w:rPr>
       </w:pPr>
+      <w:proofErr w:type="gramStart"/>
       <w:r>
         <w:rPr>
           <w:rFonts w:ascii="Times" w:hAnsi="Times" w:cs="Times"/>
@@ -12019,7 +16448,37 @@
           <w:sz w:val="16"/>
           <w:szCs w:val="16"/>
         </w:rPr>
-        <w:t>Author,  Date published or disseminated, Year. “Complete title, including ed./vers.#,” distributed by Publisher/</w:t>
+        <w:t>Author,  Date</w:t>
+      </w:r>
+      <w:proofErr w:type="gramEnd"/>
+      <w:r>
+        <w:rPr>
+          <w:rFonts w:ascii="Times" w:hAnsi="Times" w:cs="Times"/>
+          <w:color w:val="000000"/>
+          <w:sz w:val="16"/>
+          <w:szCs w:val="16"/>
+        </w:rPr>
+        <w:t xml:space="preserve"> published or disseminated, Year. “Complete title, including ed./</w:t>
+      </w:r>
+      <w:proofErr w:type="gramStart"/>
+      <w:r>
+        <w:rPr>
+          <w:rFonts w:ascii="Times" w:hAnsi="Times" w:cs="Times"/>
+          <w:color w:val="000000"/>
+          <w:sz w:val="16"/>
+          <w:szCs w:val="16"/>
+        </w:rPr>
+        <w:t>vers.#</w:t>
+      </w:r>
+      <w:proofErr w:type="gramEnd"/>
+      <w:r>
+        <w:rPr>
+          <w:rFonts w:ascii="Times" w:hAnsi="Times" w:cs="Times"/>
+          <w:color w:val="000000"/>
+          <w:sz w:val="16"/>
+          <w:szCs w:val="16"/>
+        </w:rPr>
+        <w:t>,” distributed by Publisher/</w:t>
       </w:r>
       <w:r>
         <w:rPr>
@@ -12106,7 +16565,47 @@
           <w:sz w:val="16"/>
           <w:szCs w:val="16"/>
         </w:rPr>
-        <w:t>T. D’Martin and S. Soares, 2019, “Code for Assessment of Markov Decision Processes in Long-Term Hydrothermal Scheduling of Single-Reservoir Systems (Version 1.0),” Code Ocean, doi: _1.24433/CO.7212286.v1</w:t>
+        <w:t xml:space="preserve">T. </w:t>
+      </w:r>
+      <w:proofErr w:type="spellStart"/>
+      <w:r>
+        <w:rPr>
+          <w:rFonts w:ascii="Times" w:hAnsi="Times" w:cs="Times"/>
+          <w:color w:val="000000"/>
+          <w:sz w:val="16"/>
+          <w:szCs w:val="16"/>
+        </w:rPr>
+        <w:t>D’Martin</w:t>
+      </w:r>
+      <w:proofErr w:type="spellEnd"/>
+      <w:r>
+        <w:rPr>
+          <w:rFonts w:ascii="Times" w:hAnsi="Times" w:cs="Times"/>
+          <w:color w:val="000000"/>
+          <w:sz w:val="16"/>
+          <w:szCs w:val="16"/>
+        </w:rPr>
+        <w:t xml:space="preserve"> and S. Soares, 2019, “Code for Assessment of Markov Decision Processes in Long-Term Hydrothermal Scheduling of Single-Reservoir Systems (Version 1.0),” Code Ocean, </w:t>
+      </w:r>
+      <w:proofErr w:type="spellStart"/>
+      <w:r>
+        <w:rPr>
+          <w:rFonts w:ascii="Times" w:hAnsi="Times" w:cs="Times"/>
+          <w:color w:val="000000"/>
+          <w:sz w:val="16"/>
+          <w:szCs w:val="16"/>
+        </w:rPr>
+        <w:t>doi</w:t>
+      </w:r>
+      <w:proofErr w:type="spellEnd"/>
+      <w:r>
+        <w:rPr>
+          <w:rFonts w:ascii="Times" w:hAnsi="Times" w:cs="Times"/>
+          <w:color w:val="000000"/>
+          <w:sz w:val="16"/>
+          <w:szCs w:val="16"/>
+        </w:rPr>
+        <w:t>: _1.24433/CO.7212286.v1</w:t>
       </w:r>
     </w:p>
     <w:p>
@@ -12293,13 +16792,7 @@
         <w:rPr>
           <w:color w:val="000000"/>
         </w:rPr>
-        <w:t xml:space="preserve">) and not the author’s last name. It </w:t>
-      </w:r>
-      <w:r>
-        <w:rPr>
-          <w:color w:val="000000"/>
-        </w:rPr>
-        <w:t>lists military and work experience, including summer and fellowship jobs. Job titles are capitalized. The current job must have a location; previous positions may be listed without one. Information concerning previous publications may be included</w:t>
+        <w:t>) and not the author’s last name. It lists military and work experience, including summer and fellowship jobs. Job titles are capitalized. The current job must have a location; previous positions may be listed without one. Information concerning previous publications may be included</w:t>
       </w:r>
       <w:r>
         <w:rPr>
@@ -12343,29 +16836,50 @@
         <w:rPr>
           <w:color w:val="000000"/>
         </w:rPr>
-        <w:t xml:space="preserve"> (publisher name, year) similar to a reference. Current and previous research interests end the paragraph.</w:t>
-      </w:r>
-    </w:p>
-    <w:p>
-      <w:pPr>
-        <w:pBdr>
-          <w:top w:val="nil"/>
-          <w:left w:val="nil"/>
-          <w:bottom w:val="nil"/>
-          <w:right w:val="nil"/>
-          <w:between w:val="nil"/>
-        </w:pBdr>
-        <w:ind w:firstLine="202"/>
-        <w:jc w:val="both"/>
-        <w:rPr>
-          <w:color w:val="000000"/>
-        </w:rPr>
-      </w:pPr>
-      <w:r>
-        <w:rPr>
-          <w:color w:val="000000"/>
-        </w:rPr>
-        <w:t xml:space="preserve">The third paragraph begins with the author’s preferred title and last name (e.g., Dr. Smith, Prof. Jones, Mr. Kajor, Ms. Hunter, Mx. Riley). List any memberships in professional societies other than the IEEE. Finally, list any awards and work for IEEE committees and publications. </w:t>
+        <w:t xml:space="preserve"> (publisher name, year) </w:t>
+      </w:r>
+      <w:proofErr w:type="gramStart"/>
+      <w:r>
+        <w:rPr>
+          <w:color w:val="000000"/>
+        </w:rPr>
+        <w:t>similar to</w:t>
+      </w:r>
+      <w:proofErr w:type="gramEnd"/>
+      <w:r>
+        <w:rPr>
+          <w:color w:val="000000"/>
+        </w:rPr>
+        <w:t xml:space="preserve"> a reference. Current and previous research interests end the paragraph.</w:t>
+      </w:r>
+    </w:p>
+    <w:p>
+      <w:pPr>
+        <w:pBdr>
+          <w:top w:val="nil"/>
+          <w:left w:val="nil"/>
+          <w:bottom w:val="nil"/>
+          <w:right w:val="nil"/>
+          <w:between w:val="nil"/>
+        </w:pBdr>
+        <w:ind w:firstLine="202"/>
+        <w:jc w:val="both"/>
+        <w:rPr>
+          <w:color w:val="000000"/>
+        </w:rPr>
+      </w:pPr>
+      <w:r>
+        <w:rPr>
+          <w:color w:val="000000"/>
+        </w:rPr>
+        <w:t xml:space="preserve">The third paragraph begins with the author’s preferred title and last name (e.g., Dr. Smith, Prof. Jones, Mr. Kajor, Ms. </w:t>
+      </w:r>
+      <w:r>
+        <w:rPr>
+          <w:color w:val="000000"/>
+        </w:rPr>
+        <w:lastRenderedPageBreak/>
+        <w:t xml:space="preserve">Hunter, Mx. Riley). List any memberships in professional societies other than the IEEE. Finally, list any awards and work for IEEE committees and publications. </w:t>
       </w:r>
     </w:p>
     <w:p>
@@ -12426,20 +16940,20 @@
       <w:r>
         <w:t xml:space="preserve"> </w:t>
       </w:r>
+      <w:proofErr w:type="gramStart"/>
       <w:r>
         <w:rPr>
           <w:rFonts w:ascii="Times" w:eastAsia="Times" w:hAnsi="Times" w:cs="Times"/>
         </w:rPr>
-        <w:t xml:space="preserve">photograph and biography not available at the time of publication.  </w:t>
-      </w:r>
-    </w:p>
-    <w:p>
-      <w:pPr>
-        <w:jc w:val="both"/>
+        <w:t>photograph</w:t>
+      </w:r>
+      <w:proofErr w:type="gramEnd"/>
+      <w:r>
         <w:rPr>
           <w:rFonts w:ascii="Times" w:eastAsia="Times" w:hAnsi="Times" w:cs="Times"/>
         </w:rPr>
-      </w:pPr>
+        <w:t xml:space="preserve"> and biography not available at the time of publication.  </w:t>
+      </w:r>
     </w:p>
     <w:p>
       <w:pPr>
@@ -12448,6 +16962,14 @@
           <w:rFonts w:ascii="Times" w:eastAsia="Times" w:hAnsi="Times" w:cs="Times"/>
         </w:rPr>
       </w:pPr>
+    </w:p>
+    <w:p>
+      <w:pPr>
+        <w:jc w:val="both"/>
+        <w:rPr>
+          <w:rFonts w:ascii="Times" w:eastAsia="Times" w:hAnsi="Times" w:cs="Times"/>
+        </w:rPr>
+      </w:pPr>
       <w:r>
         <w:rPr>
           <w:b/>
@@ -12458,7 +16980,21 @@
         <w:rPr>
           <w:rFonts w:ascii="Times" w:eastAsia="Times" w:hAnsi="Times" w:cs="Times"/>
         </w:rPr>
-        <w:t>(Member, IEEE), photograph and biography not availa</w:t>
+        <w:t xml:space="preserve">(Member, IEEE), </w:t>
+      </w:r>
+      <w:proofErr w:type="gramStart"/>
+      <w:r>
+        <w:rPr>
+          <w:rFonts w:ascii="Times" w:eastAsia="Times" w:hAnsi="Times" w:cs="Times"/>
+        </w:rPr>
+        <w:t>photograph</w:t>
+      </w:r>
+      <w:proofErr w:type="gramEnd"/>
+      <w:r>
+        <w:rPr>
+          <w:rFonts w:ascii="Times" w:eastAsia="Times" w:hAnsi="Times" w:cs="Times"/>
+        </w:rPr>
+        <w:t xml:space="preserve"> and biography not availa</w:t>
       </w:r>
       <w:r>
         <w:rPr>
@@ -12522,267 +17058,8 @@
   <w:footnote w:id="1">
     <w:p>
       <w:pPr>
-        <w:keepLines/>
-        <w:pBdr>
-          <w:top w:val="nil"/>
-          <w:left w:val="nil"/>
-          <w:bottom w:val="nil"/>
-          <w:right w:val="nil"/>
-          <w:between w:val="nil"/>
-        </w:pBdr>
-        <w:ind w:firstLine="202"/>
-        <w:jc w:val="both"/>
-        <w:rPr>
-          <w:color w:val="000000"/>
-          <w:sz w:val="16"/>
-          <w:szCs w:val="16"/>
-        </w:rPr>
-      </w:pPr>
-      <w:r>
-        <w:rPr>
-          <w:color w:val="000000"/>
-          <w:sz w:val="16"/>
-          <w:szCs w:val="16"/>
-        </w:rPr>
-        <w:t xml:space="preserve">This paragraph of the first footnote will contain the date on which you submitted your paper for review, </w:t>
-      </w:r>
-      <w:r>
-        <w:rPr>
-          <w:sz w:val="16"/>
-          <w:szCs w:val="16"/>
-        </w:rPr>
-        <w:t xml:space="preserve">which is </w:t>
-      </w:r>
-      <w:r>
-        <w:rPr>
-          <w:color w:val="000000"/>
-          <w:sz w:val="16"/>
-          <w:szCs w:val="16"/>
-        </w:rPr>
-        <w:t xml:space="preserve">populated by IEEE. </w:t>
-      </w:r>
-      <w:r>
-        <w:rPr>
-          <w:sz w:val="16"/>
-          <w:szCs w:val="16"/>
-        </w:rPr>
-        <w:t>It is IEEE style to display</w:t>
-      </w:r>
-      <w:r>
-        <w:rPr>
-          <w:color w:val="000000"/>
-          <w:sz w:val="16"/>
-          <w:szCs w:val="16"/>
-        </w:rPr>
-        <w:t xml:space="preserve"> support information, including sponsor and financial support acknowledgment, here and not in</w:t>
-      </w:r>
-      <w:r>
-        <w:rPr>
-          <w:sz w:val="16"/>
-          <w:szCs w:val="16"/>
-        </w:rPr>
-        <w:t xml:space="preserve"> an acknowledgment section at the end of the article</w:t>
-      </w:r>
-      <w:r>
-        <w:rPr>
-          <w:color w:val="000000"/>
-          <w:sz w:val="16"/>
-          <w:szCs w:val="16"/>
-        </w:rPr>
-        <w:t>. For example, “This work was supported in part by the U.S. Department of Commerce under Grant 123456.” The n</w:t>
-      </w:r>
-      <w:r>
-        <w:rPr>
-          <w:sz w:val="16"/>
-          <w:szCs w:val="16"/>
-        </w:rPr>
-        <w:t>ame of the corresponding author appears after the financial information, e.g.</w:t>
-      </w:r>
-      <w:r>
-        <w:rPr>
-          <w:i/>
-          <w:sz w:val="16"/>
-          <w:szCs w:val="16"/>
-        </w:rPr>
-        <w:t xml:space="preserve"> (Corresponding author: </w:t>
-      </w:r>
-      <w:r>
-        <w:rPr>
-          <w:i/>
-          <w:sz w:val="16"/>
-          <w:szCs w:val="16"/>
-        </w:rPr>
-        <w:t>Second B. Author</w:t>
-      </w:r>
-      <w:r>
-        <w:rPr>
-          <w:i/>
-          <w:sz w:val="16"/>
-          <w:szCs w:val="16"/>
-        </w:rPr>
-        <w:t xml:space="preserve">). </w:t>
-      </w:r>
-      <w:r>
-        <w:rPr>
-          <w:sz w:val="16"/>
-          <w:szCs w:val="16"/>
-        </w:rPr>
-        <w:t xml:space="preserve">Here you may also indicate if authors contributed equally or if there are co-first authors. </w:t>
-      </w:r>
-    </w:p>
-    <w:p>
-      <w:pPr>
-        <w:keepLines/>
-        <w:pBdr>
-          <w:top w:val="nil"/>
-          <w:left w:val="nil"/>
-          <w:bottom w:val="nil"/>
-          <w:right w:val="nil"/>
-          <w:between w:val="nil"/>
-        </w:pBdr>
-        <w:ind w:firstLine="202"/>
-        <w:jc w:val="both"/>
-        <w:rPr>
-          <w:color w:val="000000"/>
-          <w:sz w:val="16"/>
-          <w:szCs w:val="16"/>
-        </w:rPr>
-      </w:pPr>
-      <w:r>
-        <w:rPr>
-          <w:color w:val="000000"/>
-          <w:sz w:val="16"/>
-          <w:szCs w:val="16"/>
-        </w:rPr>
-        <w:t>The next few paragraphs should contain the authors’ current affiliations, including current address and e-mail. For example, F</w:t>
-      </w:r>
-      <w:r>
-        <w:rPr>
-          <w:sz w:val="16"/>
-          <w:szCs w:val="16"/>
-        </w:rPr>
-        <w:t>irst</w:t>
-      </w:r>
-      <w:r>
-        <w:rPr>
-          <w:color w:val="000000"/>
-          <w:sz w:val="16"/>
-          <w:szCs w:val="16"/>
-        </w:rPr>
-        <w:t xml:space="preserve"> A. Author is with the National Institute of Standards and Technology, Boulder, CO 80305 USA (e-mail: author@ boulder.nist.gov). </w:t>
-      </w:r>
-    </w:p>
-    <w:p>
-      <w:pPr>
-        <w:keepLines/>
-        <w:pBdr>
-          <w:top w:val="nil"/>
-          <w:left w:val="nil"/>
-          <w:bottom w:val="nil"/>
-          <w:right w:val="nil"/>
-          <w:between w:val="nil"/>
-        </w:pBdr>
-        <w:ind w:firstLine="202"/>
-        <w:jc w:val="both"/>
-        <w:rPr>
-          <w:color w:val="000000"/>
-          <w:sz w:val="16"/>
-          <w:szCs w:val="16"/>
-        </w:rPr>
-      </w:pPr>
-      <w:r>
-        <w:rPr>
-          <w:color w:val="000000"/>
-          <w:sz w:val="16"/>
-          <w:szCs w:val="16"/>
-        </w:rPr>
-        <w:t>S</w:t>
-      </w:r>
-      <w:r>
-        <w:rPr>
-          <w:sz w:val="16"/>
-          <w:szCs w:val="16"/>
-        </w:rPr>
-        <w:t>econd</w:t>
-      </w:r>
-      <w:r>
-        <w:rPr>
-          <w:color w:val="000000"/>
-          <w:sz w:val="16"/>
-          <w:szCs w:val="16"/>
-        </w:rPr>
-        <w:t xml:space="preserve"> B. Author Jr. was with Rice University, Houston, TX 77005 USA. He is now with the Department of Physics, Colorado State University, Fort Collins, CO 80523 USA (e-mail: author@lamar.colostate.edu).</w:t>
-      </w:r>
-    </w:p>
-    <w:p>
-      <w:pPr>
-        <w:keepLines/>
-        <w:pBdr>
-          <w:top w:val="nil"/>
-          <w:left w:val="nil"/>
-          <w:bottom w:val="nil"/>
-          <w:right w:val="nil"/>
-          <w:between w:val="nil"/>
-        </w:pBdr>
-        <w:ind w:firstLine="202"/>
-        <w:jc w:val="both"/>
-        <w:rPr>
-          <w:color w:val="000000"/>
-          <w:sz w:val="16"/>
-          <w:szCs w:val="16"/>
-        </w:rPr>
-      </w:pPr>
-      <w:r>
-        <w:rPr>
-          <w:color w:val="000000"/>
-          <w:sz w:val="16"/>
-          <w:szCs w:val="16"/>
-        </w:rPr>
-        <w:t>T</w:t>
-      </w:r>
-      <w:r>
-        <w:rPr>
-          <w:sz w:val="16"/>
-          <w:szCs w:val="16"/>
-        </w:rPr>
-        <w:t>hird</w:t>
-      </w:r>
-      <w:r>
-        <w:rPr>
-          <w:color w:val="000000"/>
-          <w:sz w:val="16"/>
-          <w:szCs w:val="16"/>
-        </w:rPr>
-        <w:t xml:space="preserve"> C. Author is with the Electrical Engineering Department, University of Colorado, Boulder, CO 80309 USA, on leave from the National Research Institute for Metals, Tsukuba 305-0047, Japan (e-mail: author@nrim.go.jp).</w:t>
-      </w:r>
-    </w:p>
-    <w:p>
-      <w:pPr>
-        <w:keepLines/>
-        <w:widowControl w:val="0"/>
-        <w:spacing w:line="252" w:lineRule="auto"/>
-        <w:ind w:firstLine="202"/>
-        <w:jc w:val="both"/>
-        <w:rPr>
-          <w:sz w:val="16"/>
-          <w:szCs w:val="16"/>
-        </w:rPr>
-      </w:pPr>
-      <w:r>
-        <w:rPr>
-          <w:sz w:val="16"/>
-          <w:szCs w:val="16"/>
-        </w:rPr>
-        <w:t>Mentions of supplemental materials and animal/human rights statements can be included here.</w:t>
-      </w:r>
-    </w:p>
-    <w:p>
-      <w:pPr>
         <w:pStyle w:val="Textonotapie"/>
       </w:pPr>
-      <w:r>
-        <w:t>Color versions of one or more of the figures in this article are available online at http://ieeexplore.ieee.org</w:t>
-      </w:r>
     </w:p>
   </w:footnote>
   <w:footnote w:id="2">
@@ -15679,28 +19956,28 @@
 </file>
 
 <file path=customXml/item1.xml><?xml version="1.0" encoding="utf-8"?>
-<b:Sources xmlns:b="http://schemas.openxmlformats.org/officeDocument/2006/bibliography" xmlns="http://schemas.openxmlformats.org/officeDocument/2006/bibliography" SelectedStyle="\APASixthEditionOfficeOnline.xsl" StyleName="APA" Version="6"/>
-</file>
-
-<file path=customXml/item2.xml><?xml version="1.0" encoding="utf-8"?>
 <go:gDocsCustomXmlDataStorage xmlns:go="http://customooxmlschemas.google.com/" xmlns:r="http://schemas.openxmlformats.org/officeDocument/2006/relationships">
   <go:docsCustomData xmlns:go="http://customooxmlschemas.google.com/" roundtripDataSignature="AMtx7mjPovk3igAzhESNbNe8yh+DWI7/jA==">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</go:docsCustomData>
 </go:gDocsCustomXmlDataStorage>
 </file>
 
-<file path=customXml/itemProps1.xml><?xml version="1.0" encoding="utf-8"?>
-<ds:datastoreItem xmlns:ds="http://schemas.openxmlformats.org/officeDocument/2006/customXml" ds:itemID="{7FDB3116-7FC6-4074-8BFD-613BFCEE0C0E}">
-  <ds:schemaRefs>
-    <ds:schemaRef ds:uri="http://schemas.openxmlformats.org/officeDocument/2006/bibliography"/>
-  </ds:schemaRefs>
-</ds:datastoreItem>
+<file path=customXml/item2.xml><?xml version="1.0" encoding="utf-8"?>
+<b:Sources xmlns:b="http://schemas.openxmlformats.org/officeDocument/2006/bibliography" xmlns="http://schemas.openxmlformats.org/officeDocument/2006/bibliography" SelectedStyle="\APASixthEditionOfficeOnline.xsl" StyleName="APA" Version="6"/>
 </file>
 
-<file path=customXml/itemProps2.xml><?xml version="1.0" encoding="utf-8"?>
+<file path=customXml/itemProps1.xml><?xml version="1.0" encoding="utf-8"?>
 <ds:datastoreItem xmlns:ds="http://schemas.openxmlformats.org/officeDocument/2006/customXml" ds:itemID="{11111111-1234-1234-1234-123412341234}">
   <ds:schemaRefs>
     <ds:schemaRef ds:uri="http://customooxmlschemas.google.com/"/>
     <ds:schemaRef ds:uri="http://schemas.openxmlformats.org/officeDocument/2006/relationships"/>
   </ds:schemaRefs>
 </ds:datastoreItem>
+</file>
+
+<file path=customXml/itemProps2.xml><?xml version="1.0" encoding="utf-8"?>
+<ds:datastoreItem xmlns:ds="http://schemas.openxmlformats.org/officeDocument/2006/customXml" ds:itemID="{7FDB3116-7FC6-4074-8BFD-613BFCEE0C0E}">
+  <ds:schemaRefs>
+    <ds:schemaRef ds:uri="http://schemas.openxmlformats.org/officeDocument/2006/bibliography"/>
+  </ds:schemaRefs>
+</ds:datastoreItem>
 </file>
--- a/articulo/Informe_final_Nelson_Garcia.docx
+++ b/articulo/Informe_final_Nelson_Garcia.docx
@@ -269,9 +269,9 @@
         <w:jc w:val="both"/>
         <w:rPr>
           <w:b/>
-          <w:color w:val="000000"/>
           <w:sz w:val="18"/>
           <w:szCs w:val="18"/>
+          <w:lang w:val="es-CO"/>
         </w:rPr>
       </w:pPr>
       <w:r>
@@ -281,15 +281,28 @@
           <w:color w:val="000000"/>
           <w:sz w:val="18"/>
           <w:szCs w:val="18"/>
-        </w:rPr>
-        <w:t>Abstract</w:t>
+          <w:lang w:val="es-CO"/>
+        </w:rPr>
+        <w:t>Re</w:t>
       </w:r>
       <w:r>
         <w:rPr>
           <w:b/>
+          <w:i/>
           <w:color w:val="000000"/>
           <w:sz w:val="18"/>
           <w:szCs w:val="18"/>
+          <w:lang w:val="es-CO"/>
+        </w:rPr>
+        <w:t>sumen</w:t>
+      </w:r>
+      <w:r>
+        <w:rPr>
+          <w:b/>
+          <w:color w:val="000000"/>
+          <w:sz w:val="18"/>
+          <w:szCs w:val="18"/>
+          <w:lang w:val="es-CO"/>
         </w:rPr>
         <w:t>—</w:t>
       </w:r>
@@ -298,421 +311,235 @@
           <w:b/>
           <w:sz w:val="18"/>
           <w:szCs w:val="18"/>
-        </w:rPr>
-        <w:t>This document provides a guide</w:t>
-      </w:r>
-      <w:r>
-        <w:rPr>
-          <w:b/>
-          <w:color w:val="000000"/>
-          <w:sz w:val="18"/>
-          <w:szCs w:val="18"/>
-        </w:rPr>
-        <w:t xml:space="preserve"> for preparing </w:t>
+          <w:lang w:val="es-CO"/>
+        </w:rPr>
+        <w:t xml:space="preserve">Este estudio realiza un análisis exploratorio, estadístico y multivariado sobre un conjunto de datos de vehículos usados con el propósito de identificar los factores más relevantes que influyen en el precio, </w:t>
       </w:r>
       <w:r>
         <w:rPr>
           <w:b/>
           <w:sz w:val="18"/>
           <w:szCs w:val="18"/>
-        </w:rPr>
-        <w:t xml:space="preserve">articles </w:t>
-      </w:r>
-      <w:r>
-        <w:rPr>
-          <w:b/>
-          <w:color w:val="000000"/>
-          <w:sz w:val="18"/>
-          <w:szCs w:val="18"/>
-        </w:rPr>
-        <w:t>for IEEE Transactions</w:t>
+          <w:lang w:val="es-CO"/>
+        </w:rPr>
+        <w:t xml:space="preserve">realizar </w:t>
       </w:r>
       <w:r>
         <w:rPr>
           <w:b/>
           <w:sz w:val="18"/>
           <w:szCs w:val="18"/>
-        </w:rPr>
-        <w:t>,</w:t>
-      </w:r>
-      <w:r>
-        <w:rPr>
-          <w:b/>
-          <w:color w:val="000000"/>
-          <w:sz w:val="18"/>
-          <w:szCs w:val="18"/>
-        </w:rPr>
-        <w:t xml:space="preserve"> Journals, and Letters</w:t>
-      </w:r>
-      <w:r>
-        <w:rPr>
-          <w:b/>
-          <w:i/>
-          <w:color w:val="000000"/>
-          <w:sz w:val="18"/>
-          <w:szCs w:val="18"/>
-        </w:rPr>
-        <w:t>.</w:t>
-      </w:r>
-      <w:r>
-        <w:rPr>
-          <w:b/>
-          <w:color w:val="000000"/>
-          <w:sz w:val="18"/>
-          <w:szCs w:val="18"/>
-        </w:rPr>
-        <w:t xml:space="preserve"> Use this document as a template if you are using Microsoft </w:t>
-      </w:r>
-      <w:r>
-        <w:rPr>
-          <w:b/>
-          <w:i/>
-          <w:color w:val="000000"/>
-          <w:sz w:val="18"/>
-          <w:szCs w:val="18"/>
-        </w:rPr>
-        <w:t>Word</w:t>
-      </w:r>
-      <w:r>
-        <w:rPr>
-          <w:b/>
-          <w:color w:val="000000"/>
-          <w:sz w:val="18"/>
-          <w:szCs w:val="18"/>
-        </w:rPr>
-        <w:t xml:space="preserve">. Otherwise, use this as an instruction set. The electronic file of your </w:t>
-      </w:r>
-      <w:r>
-        <w:rPr>
-          <w:b/>
-          <w:color w:val="000000"/>
-          <w:sz w:val="18"/>
-          <w:szCs w:val="18"/>
-        </w:rPr>
-        <w:t>article</w:t>
-      </w:r>
-      <w:r>
-        <w:rPr>
-          <w:b/>
-          <w:color w:val="000000"/>
-          <w:sz w:val="18"/>
-          <w:szCs w:val="18"/>
-        </w:rPr>
-        <w:t xml:space="preserve"> will be formatted further at IEEE. </w:t>
-      </w:r>
-      <w:r>
-        <w:rPr>
-          <w:b/>
-          <w:color w:val="000000"/>
-          <w:sz w:val="18"/>
-          <w:szCs w:val="18"/>
-        </w:rPr>
-        <w:t>Titles</w:t>
-      </w:r>
-      <w:r>
-        <w:rPr>
-          <w:b/>
-          <w:color w:val="000000"/>
-          <w:sz w:val="18"/>
-          <w:szCs w:val="18"/>
-        </w:rPr>
-        <w:t xml:space="preserve"> should be written in uppercase and lowercase letters, not all uppercase. Avoid writing long formulas with subscripts in the title; short formulas that identify the elements are fine (e.g., "Nd–Fe–B"). Do not write “(Invited)” in the title. Full names of authors are preferred in the author field but are not required. Put </w:t>
-      </w:r>
-      <w:proofErr w:type="gramStart"/>
-      <w:r>
-        <w:rPr>
-          <w:b/>
-          <w:color w:val="000000"/>
-          <w:sz w:val="18"/>
-          <w:szCs w:val="18"/>
-        </w:rPr>
-        <w:t>a space</w:t>
-      </w:r>
-      <w:proofErr w:type="gramEnd"/>
-      <w:r>
-        <w:rPr>
-          <w:b/>
-          <w:color w:val="000000"/>
-          <w:sz w:val="18"/>
-          <w:szCs w:val="18"/>
-        </w:rPr>
-        <w:t xml:space="preserve"> between authors’ initials. ORCIDs can be provided here as well. In the title, </w:t>
+          <w:lang w:val="es-CO"/>
+        </w:rPr>
+        <w:t>caracteriza</w:t>
       </w:r>
       <w:r>
         <w:rPr>
           <w:b/>
           <w:sz w:val="18"/>
           <w:szCs w:val="18"/>
-        </w:rPr>
-        <w:t xml:space="preserve">all variables should appear </w:t>
-      </w:r>
-      <w:proofErr w:type="gramStart"/>
+          <w:lang w:val="es-CO"/>
+        </w:rPr>
+        <w:t>ción de</w:t>
+      </w:r>
       <w:r>
         <w:rPr>
           <w:b/>
           <w:sz w:val="18"/>
           <w:szCs w:val="18"/>
-        </w:rPr>
-        <w:t>lightface italic</w:t>
-      </w:r>
-      <w:proofErr w:type="gramEnd"/>
+          <w:lang w:val="es-CO"/>
+        </w:rPr>
+        <w:t xml:space="preserve"> </w:t>
+      </w:r>
       <w:r>
         <w:rPr>
           <w:b/>
           <w:sz w:val="18"/>
           <w:szCs w:val="18"/>
-        </w:rPr>
-        <w:t xml:space="preserve">; numbers and units will remain bold. Abstracts must be a single paragraph. </w:t>
-      </w:r>
-      <w:proofErr w:type="gramStart"/>
+          <w:lang w:val="es-CO"/>
+        </w:rPr>
+        <w:t xml:space="preserve">las variables que intervienen </w:t>
+      </w:r>
       <w:r>
         <w:rPr>
           <w:b/>
           <w:sz w:val="18"/>
           <w:szCs w:val="18"/>
-        </w:rPr>
-        <w:t>In order for</w:t>
-      </w:r>
-      <w:proofErr w:type="gramEnd"/>
+          <w:lang w:val="es-CO"/>
+        </w:rPr>
+        <w:t xml:space="preserve">y evaluar </w:t>
+      </w:r>
       <w:r>
         <w:rPr>
           <w:b/>
           <w:sz w:val="18"/>
           <w:szCs w:val="18"/>
-        </w:rPr>
-        <w:t xml:space="preserve"> an Abstract to be effective when displayed in IEEE </w:t>
-      </w:r>
+          <w:lang w:val="es-CO"/>
+        </w:rPr>
+        <w:t xml:space="preserve">el comportamiento de </w:t>
+      </w:r>
+      <w:r>
+        <w:rPr>
+          <w:b/>
+          <w:sz w:val="18"/>
+          <w:szCs w:val="18"/>
+          <w:lang w:val="es-CO"/>
+        </w:rPr>
+        <w:t>estas</w:t>
+      </w:r>
+      <w:r>
+        <w:rPr>
+          <w:b/>
+          <w:sz w:val="18"/>
+          <w:szCs w:val="18"/>
+          <w:lang w:val="es-CO"/>
+        </w:rPr>
+        <w:t xml:space="preserve">. El proceso incluyó análisis </w:t>
+      </w:r>
+      <w:proofErr w:type="spellStart"/>
+      <w:r>
+        <w:rPr>
+          <w:b/>
+          <w:sz w:val="18"/>
+          <w:szCs w:val="18"/>
+          <w:lang w:val="es-CO"/>
+        </w:rPr>
+        <w:t>univariado</w:t>
+      </w:r>
+      <w:proofErr w:type="spellEnd"/>
+      <w:r>
+        <w:rPr>
+          <w:b/>
+          <w:sz w:val="18"/>
+          <w:szCs w:val="18"/>
+          <w:lang w:val="es-CO"/>
+        </w:rPr>
+        <w:t>, bivariado y multivariado, correlaciones de Pearson y Spearman, pruebas Chi-cuadrado para variables categóricas, análisis de componentes principales (PCA), y métodos de agrupamiento jerárquico y no jerárquico (k-</w:t>
+      </w:r>
+      <w:proofErr w:type="spellStart"/>
+      <w:r>
+        <w:rPr>
+          <w:b/>
+          <w:sz w:val="18"/>
+          <w:szCs w:val="18"/>
+          <w:lang w:val="es-CO"/>
+        </w:rPr>
+        <w:t>means</w:t>
+      </w:r>
+      <w:proofErr w:type="spellEnd"/>
+      <w:r>
+        <w:rPr>
+          <w:b/>
+          <w:sz w:val="18"/>
+          <w:szCs w:val="18"/>
+          <w:lang w:val="es-CO"/>
+        </w:rPr>
+        <w:t>). Además, se aplicaron técnicas de detección de valores atípicos mediante IQR, Z-Score y DBSCAN</w:t>
+      </w:r>
+      <w:r>
+        <w:rPr>
+          <w:b/>
+          <w:sz w:val="18"/>
+          <w:szCs w:val="18"/>
+          <w:lang w:val="es-CO"/>
+        </w:rPr>
+        <w:t xml:space="preserve"> y por último eliminación de valores repetidos y transformaciones de logaritmo para estabilizar el comportamiento de las variables.</w:t>
+      </w:r>
+    </w:p>
+    <w:p>
+      <w:pPr>
+        <w:pBdr>
+          <w:top w:val="nil"/>
+          <w:left w:val="nil"/>
+          <w:bottom w:val="nil"/>
+          <w:right w:val="nil"/>
+          <w:between w:val="nil"/>
+        </w:pBdr>
+        <w:spacing w:before="20"/>
+        <w:ind w:firstLine="202"/>
+        <w:jc w:val="both"/>
+        <w:rPr>
+          <w:b/>
+          <w:color w:val="000000"/>
+          <w:sz w:val="18"/>
+          <w:szCs w:val="18"/>
+          <w:lang w:val="es-CO"/>
+        </w:rPr>
+      </w:pPr>
+      <w:r>
+        <w:rPr>
+          <w:b/>
+          <w:sz w:val="18"/>
+          <w:szCs w:val="18"/>
+          <w:lang w:val="es-CO"/>
+        </w:rPr>
+        <w:t xml:space="preserve">Los resultados muestran que variables técnicas </w:t>
+      </w:r>
+      <w:r>
+        <w:rPr>
+          <w:b/>
+          <w:sz w:val="18"/>
+          <w:szCs w:val="18"/>
+          <w:lang w:val="es-CO"/>
+        </w:rPr>
+        <w:t xml:space="preserve">continuas </w:t>
+      </w:r>
+      <w:r>
+        <w:rPr>
+          <w:b/>
+          <w:sz w:val="18"/>
+          <w:szCs w:val="18"/>
+          <w:lang w:val="es-CO"/>
+        </w:rPr>
+        <w:t>como potencia, peso del vehículo y kilometraje tienen mayor relación con el precio, mientras que las categóricas como número de dueños, inspección y engranajes presentan asociaciones significativas entre sí. El PCA reveló que los dos primeros componentes explican más del 70% de la variabilidad, confirmando patrones de estructura interna. Finalmente, se concluye que el mercado de autos usados presenta comportamientos diferenciados por características técnicas y de uso, lo cual es clave para análisis posteriores de predicción o segmentación.</w:t>
+      </w:r>
+    </w:p>
+    <w:p>
+      <w:pPr>
+        <w:rPr>
+          <w:lang w:val="es-CO"/>
+        </w:rPr>
+      </w:pPr>
+    </w:p>
+    <w:p>
+      <w:pPr>
+        <w:pBdr>
+          <w:top w:val="nil"/>
+          <w:left w:val="nil"/>
+          <w:bottom w:val="nil"/>
+          <w:right w:val="nil"/>
+          <w:between w:val="nil"/>
+        </w:pBdr>
+        <w:ind w:firstLine="202"/>
+        <w:jc w:val="both"/>
+        <w:rPr>
+          <w:lang w:val="es-CO"/>
+        </w:rPr>
+      </w:pPr>
+      <w:bookmarkStart w:id="1" w:name="bookmark=id.30j0zll" w:colFirst="0" w:colLast="0"/>
+      <w:bookmarkEnd w:id="1"/>
       <w:r>
         <w:rPr>
           <w:b/>
           <w:i/>
           <w:sz w:val="18"/>
           <w:szCs w:val="18"/>
-        </w:rPr>
-        <w:t xml:space="preserve">Xplore </w:t>
-      </w:r>
-      <w:r>
-        <w:rPr>
-          <w:b/>
-          <w:sz w:val="18"/>
-          <w:szCs w:val="18"/>
-        </w:rPr>
-        <w:t xml:space="preserve">as well as through indexing services such as </w:t>
-      </w:r>
-      <w:proofErr w:type="spellStart"/>
-      <w:r>
-        <w:rPr>
-          <w:b/>
-          <w:sz w:val="18"/>
-          <w:szCs w:val="18"/>
-        </w:rPr>
-        <w:t>Compendex</w:t>
-      </w:r>
-      <w:proofErr w:type="spellEnd"/>
-      <w:r>
-        <w:rPr>
-          <w:b/>
-          <w:sz w:val="18"/>
-          <w:szCs w:val="18"/>
-        </w:rPr>
-        <w:t>, INSPEC, Medline, ProQuest, and Web of Science, it must be an accurate, stand-alone reflection of the contents of the article. They shall not contain displayed mathematical equations, numbered reference citations, nor footnotes. They</w:t>
-      </w:r>
-      <w:r>
-        <w:rPr>
-          <w:b/>
-          <w:color w:val="000000"/>
-          <w:sz w:val="18"/>
-          <w:szCs w:val="18"/>
-        </w:rPr>
-        <w:t xml:space="preserve"> should include three or four different keywords or phrases, as this will help readers to find it. It is important to avoid over-repetition of such phrases as this can result in a page being rejected by search engines. Ensure that your abstract reads well and is grammatically correct.</w:t>
-      </w:r>
-    </w:p>
-    <w:p/>
-    <w:p>
-      <w:pPr>
-        <w:jc w:val="both"/>
-        <w:rPr>
-          <w:b/>
-          <w:sz w:val="18"/>
-          <w:szCs w:val="18"/>
-        </w:rPr>
-      </w:pPr>
-      <w:bookmarkStart w:id="1" w:name="bookmark=id.30j0zll" w:colFirst="0" w:colLast="0"/>
-      <w:bookmarkEnd w:id="1"/>
-      <w:r>
-        <w:rPr>
-          <w:b/>
-          <w:i/>
-          <w:sz w:val="18"/>
-          <w:szCs w:val="18"/>
-        </w:rPr>
-        <w:t>Index Terms</w:t>
-      </w:r>
-      <w:r>
-        <w:rPr>
-          <w:b/>
-          <w:sz w:val="18"/>
-          <w:szCs w:val="18"/>
-        </w:rPr>
-        <w:t>—Enter keywords or phrases in alphabetical order, separated by commas.</w:t>
-      </w:r>
-      <w:r>
-        <w:rPr>
-          <w:b/>
-          <w:sz w:val="18"/>
-          <w:szCs w:val="18"/>
-        </w:rPr>
-        <w:t xml:space="preserve"> </w:t>
-      </w:r>
-      <w:r>
-        <w:rPr>
-          <w:b/>
-          <w:sz w:val="18"/>
-          <w:szCs w:val="18"/>
-          <w:shd w:val="clear" w:color="auto" w:fill="FFFFFF"/>
-        </w:rPr>
-        <w:t>Using the </w:t>
-      </w:r>
-      <w:r>
-        <w:rPr>
-          <w:rStyle w:val="nfasis"/>
-          <w:b/>
-          <w:color w:val="000000"/>
-          <w:sz w:val="18"/>
-          <w:szCs w:val="18"/>
-          <w:shd w:val="clear" w:color="auto" w:fill="FFFFFF"/>
-        </w:rPr>
-        <w:t>IEEE Thesaurus</w:t>
-      </w:r>
-      <w:r>
-        <w:rPr>
-          <w:b/>
-          <w:sz w:val="18"/>
-          <w:szCs w:val="18"/>
-          <w:shd w:val="clear" w:color="auto" w:fill="FFFFFF"/>
-        </w:rPr>
-        <w:t> can help you find the best standardized keywords to fit your article. Use the</w:t>
-      </w:r>
-      <w:r>
-        <w:rPr>
-          <w:b/>
-          <w:sz w:val="18"/>
-          <w:szCs w:val="18"/>
-          <w:shd w:val="clear" w:color="auto" w:fill="FFFFFF"/>
-        </w:rPr>
-        <w:t xml:space="preserve"> </w:t>
-      </w:r>
-      <w:r>
-        <w:rPr>
-          <w:b/>
-          <w:sz w:val="18"/>
-          <w:szCs w:val="18"/>
-        </w:rPr>
-        <w:t>thesaurus access request form</w:t>
-      </w:r>
-      <w:r>
-        <w:rPr>
-          <w:b/>
-          <w:sz w:val="18"/>
-          <w:szCs w:val="18"/>
-          <w:shd w:val="clear" w:color="auto" w:fill="FFFFFF"/>
-        </w:rPr>
-        <w:t> for free access to the </w:t>
-      </w:r>
-      <w:r>
-        <w:rPr>
-          <w:rStyle w:val="nfasis"/>
-          <w:b/>
-          <w:color w:val="000000"/>
-          <w:sz w:val="18"/>
-          <w:szCs w:val="18"/>
-          <w:shd w:val="clear" w:color="auto" w:fill="FFFFFF"/>
-        </w:rPr>
-        <w:t>IEEE Thesaurus</w:t>
-      </w:r>
-      <w:r>
-        <w:rPr>
-          <w:rStyle w:val="nfasis"/>
-          <w:b/>
-          <w:color w:val="000000"/>
-          <w:sz w:val="18"/>
-          <w:szCs w:val="18"/>
-          <w:shd w:val="clear" w:color="auto" w:fill="FFFFFF"/>
-        </w:rPr>
-        <w:t xml:space="preserve"> </w:t>
-      </w:r>
-      <w:r>
-        <w:rPr>
-          <w:rFonts w:ascii="Georgia" w:hAnsi="Georgia"/>
-          <w:color w:val="222222"/>
-          <w:shd w:val="clear" w:color="auto" w:fill="FFFFFF"/>
-        </w:rPr>
-        <w:t> </w:t>
-      </w:r>
-      <w:hyperlink r:id="rId10" w:tgtFrame="_blank" w:history="1">
-        <w:r>
-          <w:rPr>
-            <w:color w:val="1155CC"/>
-            <w:spacing w:val="-2"/>
-            <w:u w:val="single"/>
-          </w:rPr>
-          <w:t>https://www.ieee.org/publications/services/thesaurus.html</w:t>
-        </w:r>
-      </w:hyperlink>
-      <w:r>
-        <w:rPr>
-          <w:color w:val="1155CC"/>
-          <w:spacing w:val="-2"/>
-          <w:u w:val="single"/>
-        </w:rPr>
-        <w:t>.</w:t>
-      </w:r>
-      <w:r>
-        <w:rPr>
-          <w:b/>
-          <w:sz w:val="18"/>
-          <w:szCs w:val="18"/>
-          <w:shd w:val="clear" w:color="auto" w:fill="FFFFFF"/>
-        </w:rPr>
-        <w:t> </w:t>
-      </w:r>
-    </w:p>
-    <w:p>
-      <w:pPr>
-        <w:pBdr>
-          <w:top w:val="nil"/>
-          <w:left w:val="nil"/>
-          <w:bottom w:val="nil"/>
-          <w:right w:val="nil"/>
-          <w:between w:val="nil"/>
-        </w:pBdr>
-        <w:ind w:firstLine="202"/>
-        <w:jc w:val="both"/>
-      </w:pPr>
+          <w:lang w:val="es-CO"/>
+        </w:rPr>
+        <w:t>Palabras clave: análisis exploratorio, autos usados, PCA, clúster, correlaciones, valores atípicos.</w:t>
+      </w:r>
     </w:p>
     <w:p>
       <w:pPr>
         <w:pStyle w:val="Ttulo1"/>
-        <w:rPr>
-          <w:lang w:val="es-CO"/>
-        </w:rPr>
-      </w:pPr>
-      <w:r>
-        <w:rPr>
-          <w:lang w:val="es-CO"/>
-        </w:rPr>
+      </w:pPr>
+      <w:r>
         <w:t xml:space="preserve">I. </w:t>
       </w:r>
       <w:r>
-        <w:rPr>
-          <w:lang w:val="es-CO"/>
-        </w:rPr>
         <w:t>INTRODUC</w:t>
       </w:r>
       <w:r>
-        <w:rPr>
-          <w:lang w:val="es-CO"/>
-        </w:rPr>
         <w:t>CIÓN</w:t>
       </w:r>
     </w:p>
@@ -795,7 +622,7 @@
         </w:rPr>
         <w:t xml:space="preserve"> </w:t>
       </w:r>
-      <w:hyperlink r:id="rId11" w:history="1">
+      <w:hyperlink r:id="rId10" w:history="1">
         <w:r>
           <w:rPr>
             <w:rStyle w:val="Hipervnculo"/>
@@ -830,7 +657,7 @@
         </w:rPr>
         <w:t xml:space="preserve"> the Overleaf editor at </w:t>
       </w:r>
-      <w:hyperlink r:id="rId12">
+      <w:hyperlink r:id="rId11">
         <w:r>
           <w:rPr>
             <w:color w:val="0000FF"/>
@@ -839,7 +666,7 @@
           <w:t>https://www.overleaf.com/blog/278-how-to-use-overleaf-with-ieee-collabratec-your-quick-guide-to-getting-started#.</w:t>
         </w:r>
       </w:hyperlink>
-      <w:hyperlink r:id="rId13">
+      <w:hyperlink r:id="rId12">
         <w:r>
           <w:rPr>
             <w:color w:val="0000FF"/>
@@ -848,7 +675,7 @@
           <w:t>Vp6tpPkrK</w:t>
         </w:r>
       </w:hyperlink>
-      <w:hyperlink r:id="rId14">
+      <w:hyperlink r:id="rId13">
         <w:r>
           <w:rPr>
             <w:color w:val="0000FF"/>
@@ -894,10 +721,7 @@
         <w:t>article</w:t>
       </w:r>
       <w:r>
-        <w:t xml:space="preserve"> in the template may not be the same as </w:t>
-      </w:r>
-      <w:r>
-        <w:t xml:space="preserve">when the formal </w:t>
+        <w:t xml:space="preserve"> in the template may not be the same as when the formal </w:t>
       </w:r>
       <w:r>
         <w:t>proof</w:t>
@@ -959,14 +783,22 @@
         </w:rPr>
         <w:t xml:space="preserve"> is available at </w:t>
       </w:r>
-      <w:hyperlink r:id="rId15">
+      <w:hyperlink r:id="rId14">
         <w:r>
           <w:rPr>
             <w:color w:val="1155CC"/>
             <w:spacing w:val="-2"/>
             <w:u w:val="single"/>
           </w:rPr>
-          <w:t>https://journals.ieeeauthorcenter.ieee.org/create-your-ieee-journal-article/create-the-text-of-your-article/ieee-editorial-style-manual/</w:t>
+          <w:t>https://journals.ieeeauthorcenter.ieee.org/create-your-ieee-journal-article/create-the-text-of-your-article/ieee-editorial-</w:t>
+        </w:r>
+        <w:r>
+          <w:rPr>
+            <w:color w:val="1155CC"/>
+            <w:spacing w:val="-2"/>
+            <w:u w:val="single"/>
+          </w:rPr>
+          <w:t>style-manual/</w:t>
         </w:r>
       </w:hyperlink>
       <w:r>
@@ -1282,49 +1114,49 @@
           <w:lang w:val="es-CO"/>
         </w:rPr>
         <w:tab/>
-        <w:t xml:space="preserve">Aplicar procesos de ingeniería de características que </w:t>
-      </w:r>
-      <w:r>
+        <w:t>Aplicar procesos de ingeniería de características que permitan optimizar la representación de la información y mejorar el desempeño de los modelos predictivos de precios de automóviles usados.</w:t>
+      </w:r>
+    </w:p>
+    <w:p>
+      <w:pPr>
+        <w:widowControl w:val="0"/>
+        <w:pBdr>
+          <w:top w:val="nil"/>
+          <w:left w:val="nil"/>
+          <w:bottom w:val="nil"/>
+          <w:right w:val="nil"/>
+          <w:between w:val="nil"/>
+        </w:pBdr>
+        <w:spacing w:line="252" w:lineRule="auto"/>
+        <w:ind w:firstLine="270"/>
+        <w:jc w:val="both"/>
         <w:rPr>
           <w:spacing w:val="-2"/>
           <w:lang w:val="es-CO"/>
         </w:rPr>
+      </w:pPr>
+      <w:r>
+        <w:rPr>
+          <w:spacing w:val="-2"/>
+          <w:lang w:val="es-CO"/>
+        </w:rPr>
+        <w:t>-</w:t>
+      </w:r>
+      <w:r>
+        <w:rPr>
+          <w:spacing w:val="-2"/>
+          <w:lang w:val="es-CO"/>
+        </w:rPr>
+        <w:tab/>
+        <w:t xml:space="preserve">Aplicar técnicas de análisis descriptivo y multivariado </w:t>
+      </w:r>
+      <w:r>
+        <w:rPr>
+          <w:spacing w:val="-2"/>
+          <w:lang w:val="es-CO"/>
+        </w:rPr>
         <w:lastRenderedPageBreak/>
-        <w:t>permitan optimizar la representación de la información y mejorar el desempeño de los modelos predictivos de precios de automóviles usados.</w:t>
-      </w:r>
-    </w:p>
-    <w:p>
-      <w:pPr>
-        <w:widowControl w:val="0"/>
-        <w:pBdr>
-          <w:top w:val="nil"/>
-          <w:left w:val="nil"/>
-          <w:bottom w:val="nil"/>
-          <w:right w:val="nil"/>
-          <w:between w:val="nil"/>
-        </w:pBdr>
-        <w:spacing w:line="252" w:lineRule="auto"/>
-        <w:ind w:firstLine="270"/>
-        <w:jc w:val="both"/>
-        <w:rPr>
-          <w:spacing w:val="-2"/>
-          <w:lang w:val="es-CO"/>
-        </w:rPr>
-      </w:pPr>
-      <w:r>
-        <w:rPr>
-          <w:spacing w:val="-2"/>
-          <w:lang w:val="es-CO"/>
-        </w:rPr>
-        <w:t>-</w:t>
-      </w:r>
-      <w:r>
-        <w:rPr>
-          <w:spacing w:val="-2"/>
-          <w:lang w:val="es-CO"/>
-        </w:rPr>
-        <w:tab/>
-        <w:t>Aplicar técnicas de análisis descriptivo y multivariado para identificar las propiedades de los datos y posibles relaciones entre variables y reducir dimensionalidad.</w:t>
+        <w:t>para identificar las propiedades de los datos y posibles relaciones entre variables y reducir dimensionalidad.</w:t>
       </w:r>
     </w:p>
     <w:p>
@@ -1920,7 +1752,13 @@
         <w:rPr>
           <w:lang w:val="es-CO"/>
         </w:rPr>
-        <w:t>Este proyecto tiene como objetivo realizar un análisis estadístico completo del conjunto de datos de autos usados, abarcando técnica descriptiva, análisis bivariado, multivariado, reducción de dimensionalidad mediante PCA, pruebas de asociación en variables categóricas y detección de valores atípicos.</w:t>
+        <w:t xml:space="preserve">Este proyecto tiene como objetivo realizar un análisis estadístico completo del conjunto de datos de autos usados, abarcando técnica descriptiva, análisis bivariado, multivariado, reducción de dimensionalidad mediante PCA, </w:t>
+      </w:r>
+      <w:r>
+        <w:rPr>
+          <w:lang w:val="es-CO"/>
+        </w:rPr>
+        <w:t>pruebas de asociación en variables categóricas y detección de valores atípicos.</w:t>
       </w:r>
     </w:p>
     <w:p>
@@ -2215,7 +2053,7 @@
         </w:rPr>
         <w:t xml:space="preserve">The use of an editing service is paid for by the author. It does not guarantee acceptance in an IEEE publication. For more information, visit the IEEE Author Center at </w:t>
       </w:r>
-      <w:hyperlink r:id="rId16" w:anchor="editing-service">
+      <w:hyperlink r:id="rId15" w:anchor="editing-service">
         <w:r>
           <w:rPr>
             <w:color w:val="1155CC"/>
@@ -2235,1306 +2073,502 @@
       <w:pPr>
         <w:pStyle w:val="Ttulo1"/>
         <w:spacing w:before="250"/>
-      </w:pPr>
-      <w:r>
+        <w:rPr>
+          <w:lang w:val="es-CO"/>
+        </w:rPr>
+      </w:pPr>
+      <w:r>
+        <w:rPr>
+          <w:lang w:val="es-CO"/>
+        </w:rPr>
         <w:t xml:space="preserve">II. </w:t>
       </w:r>
       <w:r>
+        <w:rPr>
+          <w:lang w:val="es-CO"/>
+        </w:rPr>
         <w:t>METODOLOGÍA</w:t>
       </w:r>
     </w:p>
-    <w:p/>
-    <w:p>
-      <w:pPr>
-        <w:rPr>
-          <w:lang w:val="es-CO"/>
-        </w:rPr>
-      </w:pPr>
-      <w:r>
-        <w:rPr>
-          <w:lang w:val="es-CO"/>
-        </w:rPr>
-        <w:t>2.1 Fuente y características del conjunto de datos</w:t>
-      </w:r>
-    </w:p>
-    <w:p>
-      <w:pPr>
-        <w:rPr>
-          <w:lang w:val="es-CO"/>
-        </w:rPr>
-      </w:pPr>
-    </w:p>
-    <w:p>
-      <w:pPr>
-        <w:rPr>
-          <w:lang w:val="es-CO"/>
-        </w:rPr>
-      </w:pPr>
-      <w:r>
-        <w:rPr>
-          <w:lang w:val="es-CO"/>
-        </w:rPr>
-        <w:t>Base de datos de autos usados (formato CSV).</w:t>
-      </w:r>
-    </w:p>
-    <w:p>
-      <w:pPr>
-        <w:rPr>
-          <w:lang w:val="es-CO"/>
-        </w:rPr>
-      </w:pPr>
-    </w:p>
-    <w:p>
+    <w:p>
+      <w:pPr>
+        <w:rPr>
+          <w:lang w:val="es-CO"/>
+        </w:rPr>
+      </w:pPr>
+    </w:p>
+    <w:p>
+      <w:pPr>
+        <w:rPr>
+          <w:b/>
+          <w:bCs/>
+          <w:lang w:val="es-CO"/>
+        </w:rPr>
+      </w:pPr>
+      <w:r>
+        <w:rPr>
+          <w:b/>
+          <w:bCs/>
+          <w:lang w:val="es-CO"/>
+        </w:rPr>
+        <w:t>Fuente y características del conjunto de datos</w:t>
+      </w:r>
+    </w:p>
+    <w:p>
+      <w:pPr>
+        <w:rPr>
+          <w:lang w:val="es-CO"/>
+        </w:rPr>
+      </w:pPr>
+    </w:p>
+    <w:p>
+      <w:pPr>
+        <w:widowControl w:val="0"/>
+        <w:pBdr>
+          <w:top w:val="nil"/>
+          <w:left w:val="nil"/>
+          <w:bottom w:val="nil"/>
+          <w:right w:val="nil"/>
+          <w:between w:val="nil"/>
+        </w:pBdr>
+        <w:spacing w:line="252" w:lineRule="auto"/>
+        <w:ind w:firstLine="270"/>
+        <w:jc w:val="both"/>
+        <w:rPr>
+          <w:spacing w:val="-2"/>
+          <w:lang w:val="es-CO"/>
+        </w:rPr>
+      </w:pPr>
+      <w:r>
+        <w:rPr>
+          <w:spacing w:val="-2"/>
+          <w:lang w:val="es-CO"/>
+        </w:rPr>
+        <w:t xml:space="preserve">La base de datos fue seleccionada de Car Price disponible en la plataforma </w:t>
+      </w:r>
       <w:proofErr w:type="spellStart"/>
       <w:r>
-        <w:t>Contiene</w:t>
+        <w:rPr>
+          <w:spacing w:val="-2"/>
+          <w:lang w:val="es-CO"/>
+        </w:rPr>
+        <w:t>Kaggle</w:t>
       </w:r>
       <w:proofErr w:type="spellEnd"/>
       <w:r>
-        <w:t xml:space="preserve"> variables </w:t>
+        <w:rPr>
+          <w:spacing w:val="-2"/>
+          <w:lang w:val="es-CO"/>
+        </w:rPr>
+        <w:t xml:space="preserve">. Este </w:t>
       </w:r>
       <w:proofErr w:type="spellStart"/>
       <w:r>
-        <w:t>continuas</w:t>
+        <w:rPr>
+          <w:spacing w:val="-2"/>
+          <w:lang w:val="es-CO"/>
+        </w:rPr>
+        <w:t>dataset</w:t>
       </w:r>
       <w:proofErr w:type="spellEnd"/>
       <w:r>
+        <w:rPr>
+          <w:spacing w:val="-2"/>
+          <w:lang w:val="es-CO"/>
+        </w:rPr>
+        <w:t xml:space="preserve"> recopila información de vehículos nuevos y usados ofertados en la compañía AutoScout24 durante el año 2019. Incluye variables técnicas y comerciales relevantes como la marca, modelo, años de uso, kilometraje, tipo de combustible, potencia del motor, transmisión, entre otras.</w:t>
+      </w:r>
+    </w:p>
+    <w:p>
+      <w:pPr>
+        <w:rPr>
+          <w:lang w:val="es-CO"/>
+        </w:rPr>
+      </w:pPr>
+    </w:p>
+    <w:p>
+      <w:pPr>
+        <w:widowControl w:val="0"/>
+        <w:pBdr>
+          <w:top w:val="nil"/>
+          <w:left w:val="nil"/>
+          <w:bottom w:val="nil"/>
+          <w:right w:val="nil"/>
+          <w:between w:val="nil"/>
+        </w:pBdr>
+        <w:spacing w:line="252" w:lineRule="auto"/>
+        <w:ind w:firstLine="270"/>
+        <w:jc w:val="both"/>
+        <w:rPr>
+          <w:spacing w:val="-2"/>
+          <w:lang w:val="es-CO"/>
+        </w:rPr>
+      </w:pPr>
+      <w:r>
+        <w:rPr>
+          <w:spacing w:val="-2"/>
+          <w:lang w:val="es-CO"/>
+        </w:rPr>
+        <w:t>Base de datos de autos usados (formato CSV)</w:t>
+      </w:r>
+      <w:r>
+        <w:rPr>
+          <w:spacing w:val="-2"/>
+          <w:lang w:val="es-CO"/>
+        </w:rPr>
+        <w:t xml:space="preserve"> c</w:t>
+      </w:r>
+      <w:r>
+        <w:rPr>
+          <w:spacing w:val="-2"/>
+          <w:lang w:val="es-CO"/>
+        </w:rPr>
+        <w:t>ontiene</w:t>
+      </w:r>
+      <w:r>
+        <w:rPr>
+          <w:spacing w:val="-2"/>
+          <w:lang w:val="es-CO"/>
+        </w:rPr>
         <w:t xml:space="preserve"> </w:t>
       </w:r>
+      <w:r>
+        <w:rPr>
+          <w:spacing w:val="-2"/>
+          <w:lang w:val="es-CO"/>
+        </w:rPr>
+        <w:t>variables continuas como:</w:t>
+      </w:r>
+      <w:r>
+        <w:rPr>
+          <w:spacing w:val="-2"/>
+          <w:lang w:val="es-CO"/>
+        </w:rPr>
+        <w:t xml:space="preserve"> </w:t>
+      </w:r>
       <w:proofErr w:type="spellStart"/>
       <w:r>
-        <w:t>como</w:t>
+        <w:rPr>
+          <w:spacing w:val="-2"/>
+          <w:lang w:val="es-CO"/>
+        </w:rPr>
+        <w:t>price</w:t>
       </w:r>
       <w:proofErr w:type="spellEnd"/>
       <w:r>
-        <w:t>:</w:t>
-      </w:r>
-    </w:p>
-    <w:p>
-      <w:r>
-        <w:t xml:space="preserve">price, km, </w:t>
+        <w:rPr>
+          <w:spacing w:val="-2"/>
+          <w:lang w:val="es-CO"/>
+        </w:rPr>
+        <w:t xml:space="preserve">, km, </w:t>
       </w:r>
       <w:proofErr w:type="spellStart"/>
       <w:r>
+        <w:rPr>
+          <w:spacing w:val="-2"/>
+          <w:lang w:val="es-CO"/>
+        </w:rPr>
         <w:t>hp_kW</w:t>
       </w:r>
       <w:proofErr w:type="spellEnd"/>
       <w:r>
+        <w:rPr>
+          <w:spacing w:val="-2"/>
+          <w:lang w:val="es-CO"/>
+        </w:rPr>
         <w:t xml:space="preserve">, </w:t>
       </w:r>
       <w:proofErr w:type="spellStart"/>
       <w:r>
+        <w:rPr>
+          <w:spacing w:val="-2"/>
+          <w:lang w:val="es-CO"/>
+        </w:rPr>
         <w:t>Displacement_cc</w:t>
       </w:r>
       <w:proofErr w:type="spellEnd"/>
       <w:r>
+        <w:rPr>
+          <w:spacing w:val="-2"/>
+          <w:lang w:val="es-CO"/>
+        </w:rPr>
         <w:t xml:space="preserve">, </w:t>
       </w:r>
       <w:proofErr w:type="spellStart"/>
       <w:r>
+        <w:rPr>
+          <w:spacing w:val="-2"/>
+          <w:lang w:val="es-CO"/>
+        </w:rPr>
         <w:t>Weight_kg</w:t>
       </w:r>
       <w:proofErr w:type="spellEnd"/>
       <w:r>
+        <w:rPr>
+          <w:spacing w:val="-2"/>
+          <w:lang w:val="es-CO"/>
+        </w:rPr>
         <w:t xml:space="preserve">, </w:t>
       </w:r>
       <w:proofErr w:type="spellStart"/>
       <w:r>
+        <w:rPr>
+          <w:spacing w:val="-2"/>
+          <w:lang w:val="es-CO"/>
+        </w:rPr>
         <w:t>cons_comb</w:t>
       </w:r>
       <w:proofErr w:type="spellEnd"/>
       <w:r>
+        <w:rPr>
+          <w:spacing w:val="-2"/>
+          <w:lang w:val="es-CO"/>
+        </w:rPr>
+        <w:t xml:space="preserve">; y </w:t>
+      </w:r>
+      <w:r>
+        <w:rPr>
+          <w:spacing w:val="-2"/>
+          <w:lang w:val="es-CO"/>
+        </w:rPr>
+        <w:t>Variables discretas:</w:t>
+      </w:r>
+      <w:r>
+        <w:rPr>
+          <w:spacing w:val="-2"/>
+          <w:lang w:val="es-CO"/>
+        </w:rPr>
+        <w:t xml:space="preserve"> </w:t>
+      </w:r>
+      <w:proofErr w:type="spellStart"/>
+      <w:r>
+        <w:rPr>
+          <w:spacing w:val="-2"/>
+          <w:lang w:val="es-CO"/>
+        </w:rPr>
+        <w:t>Gears</w:t>
+      </w:r>
+      <w:proofErr w:type="spellEnd"/>
+      <w:r>
+        <w:rPr>
+          <w:spacing w:val="-2"/>
+          <w:lang w:val="es-CO"/>
+        </w:rPr>
+        <w:t xml:space="preserve">, </w:t>
+      </w:r>
+      <w:proofErr w:type="spellStart"/>
+      <w:r>
+        <w:rPr>
+          <w:spacing w:val="-2"/>
+          <w:lang w:val="es-CO"/>
+        </w:rPr>
+        <w:t>age</w:t>
+      </w:r>
+      <w:proofErr w:type="spellEnd"/>
+      <w:r>
+        <w:rPr>
+          <w:spacing w:val="-2"/>
+          <w:lang w:val="es-CO"/>
+        </w:rPr>
+        <w:t xml:space="preserve">, </w:t>
+      </w:r>
+      <w:proofErr w:type="spellStart"/>
+      <w:r>
+        <w:rPr>
+          <w:spacing w:val="-2"/>
+          <w:lang w:val="es-CO"/>
+        </w:rPr>
+        <w:t>Previous_Owners</w:t>
+      </w:r>
+      <w:proofErr w:type="spellEnd"/>
+      <w:r>
+        <w:rPr>
+          <w:spacing w:val="-2"/>
+          <w:lang w:val="es-CO"/>
+        </w:rPr>
+        <w:t xml:space="preserve">, </w:t>
+      </w:r>
+      <w:proofErr w:type="spellStart"/>
+      <w:r>
+        <w:rPr>
+          <w:spacing w:val="-2"/>
+          <w:lang w:val="es-CO"/>
+        </w:rPr>
+        <w:t>Inspection_new</w:t>
+      </w:r>
+      <w:proofErr w:type="spellEnd"/>
+      <w:r>
+        <w:rPr>
+          <w:spacing w:val="-2"/>
+          <w:lang w:val="es-CO"/>
+        </w:rPr>
         <w:t>.</w:t>
       </w:r>
     </w:p>
-    <w:p/>
-    <w:p>
-      <w:r>
-        <w:t xml:space="preserve">Variables </w:t>
-      </w:r>
-      <w:proofErr w:type="spellStart"/>
-      <w:r>
-        <w:t>discretas</w:t>
-      </w:r>
-      <w:proofErr w:type="spellEnd"/>
-      <w:r>
-        <w:t>:</w:t>
-      </w:r>
-    </w:p>
-    <w:p>
-      <w:r>
-        <w:t xml:space="preserve">Gears, age, </w:t>
-      </w:r>
-      <w:proofErr w:type="spellStart"/>
-      <w:r>
-        <w:t>Previous_Owners</w:t>
-      </w:r>
-      <w:proofErr w:type="spellEnd"/>
-      <w:r>
-        <w:t xml:space="preserve">, </w:t>
-      </w:r>
-      <w:proofErr w:type="spellStart"/>
-      <w:r>
-        <w:t>Inspection_new</w:t>
-      </w:r>
-      <w:proofErr w:type="spellEnd"/>
-      <w:r>
-        <w:t>.</w:t>
-      </w:r>
-    </w:p>
-    <w:p/>
-    <w:p>
-      <w:pPr>
-        <w:rPr>
-          <w:lang w:val="es-CO"/>
-        </w:rPr>
-      </w:pPr>
-      <w:r>
-        <w:rPr>
-          <w:lang w:val="es-CO"/>
-        </w:rPr>
-        <w:t>2.2 Técnicas de análisis aplicadas</w:t>
-      </w:r>
-    </w:p>
-    <w:p>
-      <w:pPr>
-        <w:rPr>
-          <w:lang w:val="es-CO"/>
-        </w:rPr>
-      </w:pPr>
-    </w:p>
-    <w:p>
-      <w:pPr>
-        <w:rPr>
-          <w:lang w:val="es-CO"/>
-        </w:rPr>
-      </w:pPr>
-      <w:r>
-        <w:rPr>
-          <w:rFonts w:ascii="Segoe UI Symbol" w:hAnsi="Segoe UI Symbol" w:cs="Segoe UI Symbol"/>
-          <w:lang w:val="es-CO"/>
-        </w:rPr>
-        <w:t>✔</w:t>
-      </w:r>
-      <w:r>
-        <w:rPr>
-          <w:lang w:val="es-CO"/>
-        </w:rPr>
-        <w:t xml:space="preserve"> Análisis </w:t>
-      </w:r>
-      <w:proofErr w:type="spellStart"/>
-      <w:r>
-        <w:rPr>
-          <w:lang w:val="es-CO"/>
-        </w:rPr>
-        <w:t>univariado</w:t>
-      </w:r>
-      <w:proofErr w:type="spellEnd"/>
-      <w:r>
-        <w:rPr>
-          <w:lang w:val="es-CO"/>
-        </w:rPr>
-        <w:t xml:space="preserve">: medidas de tendencia central, histogramas, </w:t>
-      </w:r>
-      <w:proofErr w:type="spellStart"/>
-      <w:r>
-        <w:rPr>
-          <w:lang w:val="es-CO"/>
-        </w:rPr>
-        <w:t>boxplots</w:t>
-      </w:r>
-      <w:proofErr w:type="spellEnd"/>
-      <w:r>
-        <w:rPr>
-          <w:lang w:val="es-CO"/>
-        </w:rPr>
-        <w:t>.</w:t>
-      </w:r>
-    </w:p>
-    <w:p>
-      <w:pPr>
-        <w:rPr>
-          <w:lang w:val="es-CO"/>
-        </w:rPr>
-      </w:pPr>
-      <w:r>
-        <w:rPr>
-          <w:rFonts w:ascii="Segoe UI Symbol" w:hAnsi="Segoe UI Symbol" w:cs="Segoe UI Symbol"/>
-          <w:lang w:val="es-CO"/>
-        </w:rPr>
-        <w:t>✔</w:t>
-      </w:r>
-      <w:r>
-        <w:rPr>
-          <w:lang w:val="es-CO"/>
-        </w:rPr>
-        <w:t xml:space="preserve"> Análisis bivariado: correlaciones Pearson y Spearman, pruebas Chi-cuadrado para categóricas.</w:t>
-      </w:r>
-    </w:p>
-    <w:p>
-      <w:r>
-        <w:rPr>
-          <w:rFonts w:ascii="Segoe UI Symbol" w:hAnsi="Segoe UI Symbol" w:cs="Segoe UI Symbol"/>
-        </w:rPr>
-        <w:t>✔</w:t>
-      </w:r>
-      <w:r>
-        <w:t xml:space="preserve"> </w:t>
-      </w:r>
-      <w:proofErr w:type="spellStart"/>
-      <w:r>
-        <w:t>Análisis</w:t>
-      </w:r>
-      <w:proofErr w:type="spellEnd"/>
-      <w:r>
-        <w:t xml:space="preserve"> </w:t>
-      </w:r>
-      <w:proofErr w:type="spellStart"/>
-      <w:r>
-        <w:t>multivariado</w:t>
-      </w:r>
-      <w:proofErr w:type="spellEnd"/>
-      <w:r>
-        <w:t>:</w:t>
-      </w:r>
-    </w:p>
-    <w:p/>
-    <w:p>
-      <w:pPr>
-        <w:rPr>
-          <w:lang w:val="es-CO"/>
-        </w:rPr>
-      </w:pPr>
-      <w:r>
-        <w:rPr>
-          <w:lang w:val="es-CO"/>
+    <w:p>
+      <w:pPr>
+        <w:widowControl w:val="0"/>
+        <w:pBdr>
+          <w:top w:val="nil"/>
+          <w:left w:val="nil"/>
+          <w:bottom w:val="nil"/>
+          <w:right w:val="nil"/>
+          <w:between w:val="nil"/>
+        </w:pBdr>
+        <w:spacing w:line="252" w:lineRule="auto"/>
+        <w:ind w:firstLine="270"/>
+        <w:jc w:val="both"/>
+        <w:rPr>
+          <w:spacing w:val="-2"/>
+          <w:lang w:val="es-CO"/>
+        </w:rPr>
+      </w:pPr>
+    </w:p>
+    <w:p>
+      <w:pPr>
+        <w:widowControl w:val="0"/>
+        <w:pBdr>
+          <w:top w:val="nil"/>
+          <w:left w:val="nil"/>
+          <w:bottom w:val="nil"/>
+          <w:right w:val="nil"/>
+          <w:between w:val="nil"/>
+        </w:pBdr>
+        <w:spacing w:line="252" w:lineRule="auto"/>
+        <w:ind w:firstLine="270"/>
+        <w:jc w:val="both"/>
+        <w:rPr>
+          <w:spacing w:val="-2"/>
+          <w:lang w:val="es-CO"/>
+        </w:rPr>
+      </w:pPr>
+    </w:p>
+    <w:p>
+      <w:pPr>
+        <w:widowControl w:val="0"/>
+        <w:pBdr>
+          <w:top w:val="nil"/>
+          <w:left w:val="nil"/>
+          <w:bottom w:val="nil"/>
+          <w:right w:val="nil"/>
+          <w:between w:val="nil"/>
+        </w:pBdr>
+        <w:spacing w:line="252" w:lineRule="auto"/>
+        <w:ind w:firstLine="270"/>
+        <w:jc w:val="both"/>
+        <w:rPr>
+          <w:spacing w:val="-2"/>
+          <w:lang w:val="es-CO"/>
+        </w:rPr>
+      </w:pPr>
+    </w:p>
+    <w:p>
+      <w:pPr>
+        <w:widowControl w:val="0"/>
+        <w:pBdr>
+          <w:top w:val="nil"/>
+          <w:left w:val="nil"/>
+          <w:bottom w:val="nil"/>
+          <w:right w:val="nil"/>
+          <w:between w:val="nil"/>
+        </w:pBdr>
+        <w:spacing w:line="252" w:lineRule="auto"/>
+        <w:ind w:firstLine="270"/>
+        <w:jc w:val="both"/>
+        <w:rPr>
+          <w:spacing w:val="-2"/>
+          <w:lang w:val="es-CO"/>
+        </w:rPr>
+      </w:pPr>
+    </w:p>
+    <w:p>
+      <w:pPr>
+        <w:widowControl w:val="0"/>
+        <w:pBdr>
+          <w:top w:val="nil"/>
+          <w:left w:val="nil"/>
+          <w:bottom w:val="nil"/>
+          <w:right w:val="nil"/>
+          <w:between w:val="nil"/>
+        </w:pBdr>
+        <w:spacing w:line="252" w:lineRule="auto"/>
+        <w:ind w:firstLine="202"/>
+        <w:jc w:val="center"/>
+      </w:pPr>
+      <w:r>
+        <w:t>TABLA I</w:t>
+      </w:r>
+    </w:p>
+    <w:p>
+      <w:pPr>
+        <w:widowControl w:val="0"/>
+        <w:pBdr>
+          <w:top w:val="nil"/>
+          <w:left w:val="nil"/>
+          <w:bottom w:val="nil"/>
+          <w:right w:val="nil"/>
+          <w:between w:val="nil"/>
+        </w:pBdr>
+        <w:spacing w:line="252" w:lineRule="auto"/>
+        <w:ind w:firstLine="202"/>
+        <w:jc w:val="center"/>
+        <w:rPr>
+          <w:spacing w:val="-2"/>
+        </w:rPr>
+      </w:pPr>
+      <w:r>
+        <w:rPr>
+          <w:smallCaps/>
+        </w:rPr>
+        <w:t>VARIABLES SELECCIONADAS</w:t>
+      </w:r>
+    </w:p>
+    <w:p>
+      <w:pPr>
+        <w:widowControl w:val="0"/>
+        <w:pBdr>
+          <w:top w:val="nil"/>
+          <w:left w:val="nil"/>
+          <w:bottom w:val="nil"/>
+          <w:right w:val="nil"/>
+          <w:between w:val="nil"/>
+        </w:pBdr>
+        <w:spacing w:line="252" w:lineRule="auto"/>
+        <w:ind w:firstLine="270"/>
+        <w:jc w:val="both"/>
+        <w:rPr>
+          <w:spacing w:val="-2"/>
+        </w:rPr>
+      </w:pPr>
+    </w:p>
+    <w:p>
+      <w:pPr>
+        <w:widowControl w:val="0"/>
+        <w:pBdr>
+          <w:top w:val="nil"/>
+          <w:left w:val="nil"/>
+          <w:bottom w:val="nil"/>
+          <w:right w:val="nil"/>
+          <w:between w:val="nil"/>
+        </w:pBdr>
+        <w:spacing w:line="252" w:lineRule="auto"/>
+        <w:ind w:firstLine="270"/>
+        <w:jc w:val="both"/>
+        <w:rPr>
+          <w:spacing w:val="-2"/>
+          <w:lang w:val="es-CO"/>
+        </w:rPr>
+      </w:pPr>
+      <w:r>
+        <w:rPr>
+          <w:noProof/>
         </w:rPr>
         <w:lastRenderedPageBreak/>
-        <w:t>PCA para reducción de dimensiones.</w:t>
-      </w:r>
-    </w:p>
-    <w:p>
-      <w:pPr>
-        <w:rPr>
-          <w:lang w:val="es-CO"/>
-        </w:rPr>
-      </w:pPr>
-    </w:p>
-    <w:p>
-      <w:pPr>
-        <w:rPr>
-          <w:lang w:val="es-CO"/>
-        </w:rPr>
-      </w:pPr>
-      <w:r>
-        <w:rPr>
-          <w:lang w:val="es-CO"/>
-        </w:rPr>
-        <w:t>Clúster jerárquico y K-</w:t>
-      </w:r>
-      <w:proofErr w:type="spellStart"/>
-      <w:r>
-        <w:rPr>
-          <w:lang w:val="es-CO"/>
-        </w:rPr>
-        <w:t>Means</w:t>
-      </w:r>
-      <w:proofErr w:type="spellEnd"/>
-      <w:r>
-        <w:rPr>
-          <w:lang w:val="es-CO"/>
-        </w:rPr>
-        <w:t>.</w:t>
-      </w:r>
-    </w:p>
-    <w:p>
-      <w:pPr>
-        <w:rPr>
-          <w:lang w:val="es-CO"/>
-        </w:rPr>
-      </w:pPr>
-    </w:p>
-    <w:p>
-      <w:pPr>
-        <w:rPr>
-          <w:lang w:val="es-CO"/>
-        </w:rPr>
-      </w:pPr>
-      <w:r>
-        <w:rPr>
-          <w:lang w:val="es-CO"/>
-        </w:rPr>
-        <w:t>Interpretación de componentes y agrupaciones.</w:t>
-      </w:r>
-    </w:p>
-    <w:p>
-      <w:pPr>
-        <w:rPr>
-          <w:lang w:val="es-CO"/>
-        </w:rPr>
-      </w:pPr>
-    </w:p>
-    <w:p>
-      <w:pPr>
-        <w:rPr>
-          <w:lang w:val="es-CO"/>
-        </w:rPr>
-      </w:pPr>
-      <w:r>
-        <w:rPr>
-          <w:lang w:val="es-CO"/>
-        </w:rPr>
-        <w:t>2.3 Detección y tratamiento de valores atípicos</w:t>
-      </w:r>
-    </w:p>
-    <w:p>
-      <w:pPr>
-        <w:rPr>
-          <w:lang w:val="es-CO"/>
-        </w:rPr>
-      </w:pPr>
-    </w:p>
-    <w:p>
-      <w:pPr>
-        <w:rPr>
-          <w:lang w:val="es-CO"/>
-        </w:rPr>
-      </w:pPr>
-      <w:r>
-        <w:rPr>
-          <w:lang w:val="es-CO"/>
-        </w:rPr>
-        <w:t>Se aplicaron tres técnicas:</w:t>
-      </w:r>
-    </w:p>
-    <w:p>
-      <w:pPr>
-        <w:rPr>
-          <w:lang w:val="es-CO"/>
-        </w:rPr>
-      </w:pPr>
-    </w:p>
-    <w:p>
-      <w:pPr>
-        <w:rPr>
-          <w:lang w:val="es-CO"/>
-        </w:rPr>
-      </w:pPr>
-      <w:r>
-        <w:rPr>
-          <w:lang w:val="es-CO"/>
-        </w:rPr>
-        <w:t>IQR (rango intercuartílico)</w:t>
-      </w:r>
-    </w:p>
-    <w:p>
-      <w:pPr>
-        <w:rPr>
-          <w:lang w:val="es-CO"/>
-        </w:rPr>
-      </w:pPr>
-    </w:p>
-    <w:p>
-      <w:pPr>
-        <w:rPr>
-          <w:lang w:val="es-CO"/>
-        </w:rPr>
-      </w:pPr>
-      <w:r>
-        <w:rPr>
-          <w:lang w:val="es-CO"/>
-        </w:rPr>
-        <w:t>Z-Score</w:t>
-      </w:r>
-    </w:p>
-    <w:p>
-      <w:pPr>
-        <w:rPr>
-          <w:lang w:val="es-CO"/>
-        </w:rPr>
-      </w:pPr>
-    </w:p>
-    <w:p>
-      <w:pPr>
-        <w:rPr>
-          <w:lang w:val="es-CO"/>
-        </w:rPr>
-      </w:pPr>
-      <w:r>
-        <w:rPr>
-          <w:lang w:val="es-CO"/>
-        </w:rPr>
-        <w:t>DBSCAN (detección basada en densidad, multivariable)</w:t>
-      </w:r>
-    </w:p>
-    <w:p>
-      <w:pPr>
-        <w:rPr>
-          <w:lang w:val="es-CO"/>
-        </w:rPr>
-      </w:pPr>
-    </w:p>
-    <w:p>
-      <w:pPr>
-        <w:rPr>
-          <w:lang w:val="es-CO"/>
-        </w:rPr>
-      </w:pPr>
-      <w:r>
-        <w:rPr>
-          <w:lang w:val="es-CO"/>
-        </w:rPr>
-        <w:t>Cada una se evaluó según su pertinencia con las variables continuas.</w:t>
-      </w:r>
-    </w:p>
-    <w:p>
-      <w:pPr>
-        <w:rPr>
-          <w:lang w:val="es-CO"/>
-        </w:rPr>
-      </w:pPr>
-    </w:p>
-    <w:p>
-      <w:pPr>
-        <w:rPr>
-          <w:lang w:val="es-CO"/>
-        </w:rPr>
-      </w:pPr>
-      <w:r>
-        <w:rPr>
-          <w:lang w:val="es-CO"/>
-        </w:rPr>
-        <w:t>2.4 Herramientas utilizadas</w:t>
-      </w:r>
-    </w:p>
-    <w:p>
-      <w:pPr>
-        <w:rPr>
-          <w:lang w:val="es-CO"/>
-        </w:rPr>
-      </w:pPr>
-    </w:p>
-    <w:p>
-      <w:pPr>
-        <w:rPr>
-          <w:lang w:val="es-CO"/>
-        </w:rPr>
-      </w:pPr>
-      <w:r>
-        <w:rPr>
-          <w:lang w:val="es-CO"/>
-        </w:rPr>
-        <w:t>Python</w:t>
-      </w:r>
-    </w:p>
-    <w:p>
-      <w:pPr>
-        <w:rPr>
-          <w:lang w:val="es-CO"/>
-        </w:rPr>
-      </w:pPr>
-    </w:p>
-    <w:p>
-      <w:pPr>
-        <w:rPr>
-          <w:lang w:val="es-CO"/>
-        </w:rPr>
-      </w:pPr>
-      <w:r>
-        <w:rPr>
-          <w:lang w:val="es-CO"/>
-        </w:rPr>
-        <w:t xml:space="preserve">Librerías: pandas, </w:t>
-      </w:r>
-      <w:proofErr w:type="spellStart"/>
-      <w:r>
-        <w:rPr>
-          <w:lang w:val="es-CO"/>
-        </w:rPr>
-        <w:t>numpy</w:t>
-      </w:r>
-      <w:proofErr w:type="spellEnd"/>
-      <w:r>
-        <w:rPr>
-          <w:lang w:val="es-CO"/>
-        </w:rPr>
-        <w:t xml:space="preserve">, </w:t>
-      </w:r>
-      <w:proofErr w:type="spellStart"/>
-      <w:r>
-        <w:rPr>
-          <w:lang w:val="es-CO"/>
-        </w:rPr>
-        <w:t>seaborn</w:t>
-      </w:r>
-      <w:proofErr w:type="spellEnd"/>
-      <w:r>
-        <w:rPr>
-          <w:lang w:val="es-CO"/>
-        </w:rPr>
-        <w:t xml:space="preserve">, </w:t>
-      </w:r>
-      <w:proofErr w:type="spellStart"/>
-      <w:r>
-        <w:rPr>
-          <w:lang w:val="es-CO"/>
-        </w:rPr>
-        <w:t>matplotlib</w:t>
-      </w:r>
-      <w:proofErr w:type="spellEnd"/>
-      <w:r>
-        <w:rPr>
-          <w:lang w:val="es-CO"/>
-        </w:rPr>
-        <w:t xml:space="preserve">, </w:t>
-      </w:r>
-      <w:proofErr w:type="spellStart"/>
-      <w:r>
-        <w:rPr>
-          <w:lang w:val="es-CO"/>
-        </w:rPr>
-        <w:t>scikit-learn</w:t>
-      </w:r>
-      <w:proofErr w:type="spellEnd"/>
-      <w:r>
-        <w:rPr>
-          <w:lang w:val="es-CO"/>
-        </w:rPr>
-        <w:t xml:space="preserve">, </w:t>
-      </w:r>
-      <w:proofErr w:type="spellStart"/>
-      <w:r>
-        <w:rPr>
-          <w:lang w:val="es-CO"/>
-        </w:rPr>
-        <w:t>scipy</w:t>
-      </w:r>
-      <w:proofErr w:type="spellEnd"/>
-    </w:p>
-    <w:p>
-      <w:pPr>
-        <w:rPr>
-          <w:lang w:val="es-CO"/>
-        </w:rPr>
-      </w:pPr>
-    </w:p>
-    <w:p>
-      <w:pPr>
-        <w:rPr>
-          <w:lang w:val="es-CO"/>
-        </w:rPr>
-      </w:pPr>
-      <w:r>
-        <w:rPr>
-          <w:lang w:val="es-CO"/>
-        </w:rPr>
-        <w:t>2.5 Criterios de transformación y limpieza</w:t>
-      </w:r>
-    </w:p>
-    <w:p>
-      <w:pPr>
-        <w:rPr>
-          <w:lang w:val="es-CO"/>
-        </w:rPr>
-      </w:pPr>
-    </w:p>
-    <w:p>
-      <w:pPr>
-        <w:rPr>
-          <w:lang w:val="es-CO"/>
-        </w:rPr>
-      </w:pPr>
-      <w:r>
-        <w:rPr>
-          <w:lang w:val="es-CO"/>
-        </w:rPr>
-        <w:t xml:space="preserve">Normalización </w:t>
-      </w:r>
-      <w:proofErr w:type="spellStart"/>
-      <w:r>
-        <w:rPr>
-          <w:lang w:val="es-CO"/>
-        </w:rPr>
-        <w:t>MinMax</w:t>
-      </w:r>
-      <w:proofErr w:type="spellEnd"/>
-      <w:r>
-        <w:rPr>
-          <w:lang w:val="es-CO"/>
-        </w:rPr>
-        <w:t xml:space="preserve"> para PCA y clúster.</w:t>
-      </w:r>
-    </w:p>
-    <w:p>
-      <w:pPr>
-        <w:rPr>
-          <w:lang w:val="es-CO"/>
-        </w:rPr>
-      </w:pPr>
-    </w:p>
-    <w:p>
-      <w:pPr>
-        <w:rPr>
-          <w:lang w:val="es-CO"/>
-        </w:rPr>
-      </w:pPr>
-      <w:r>
-        <w:rPr>
-          <w:lang w:val="es-CO"/>
-        </w:rPr>
-        <w:t>Codificación de variables categóricas donde fue necesario.</w:t>
-      </w:r>
-    </w:p>
-    <w:p>
-      <w:pPr>
-        <w:rPr>
-          <w:lang w:val="es-CO"/>
-        </w:rPr>
-      </w:pPr>
-    </w:p>
-    <w:p>
-      <w:pPr>
-        <w:rPr>
-          <w:lang w:val="es-CO"/>
-        </w:rPr>
-      </w:pPr>
-      <w:r>
-        <w:rPr>
-          <w:lang w:val="es-CO"/>
-        </w:rPr>
-        <w:t xml:space="preserve">Eliminación únicamente de </w:t>
-      </w:r>
-      <w:proofErr w:type="spellStart"/>
-      <w:r>
-        <w:rPr>
-          <w:lang w:val="es-CO"/>
-        </w:rPr>
-        <w:t>outliers</w:t>
-      </w:r>
-      <w:proofErr w:type="spellEnd"/>
-      <w:r>
-        <w:rPr>
-          <w:lang w:val="es-CO"/>
-        </w:rPr>
-        <w:t xml:space="preserve"> con impacto evidente en el modelo (según técnica utilizada).</w:t>
-      </w:r>
-    </w:p>
-    <w:p>
-      <w:pPr>
-        <w:rPr>
-          <w:lang w:val="es-CO"/>
-        </w:rPr>
-      </w:pPr>
-    </w:p>
-    <w:p>
-      <w:pPr>
-        <w:widowControl w:val="0"/>
-        <w:pBdr>
-          <w:top w:val="nil"/>
-          <w:left w:val="nil"/>
-          <w:bottom w:val="nil"/>
-          <w:right w:val="nil"/>
-          <w:between w:val="nil"/>
-        </w:pBdr>
-        <w:spacing w:line="252" w:lineRule="auto"/>
-        <w:ind w:firstLine="202"/>
-        <w:jc w:val="both"/>
-      </w:pPr>
-      <w:r>
-        <w:rPr>
-          <w:color w:val="000000"/>
-        </w:rPr>
-        <w:t xml:space="preserve">When you open </w:t>
-      </w:r>
-      <w:r>
-        <w:rPr>
-          <w:color w:val="000000"/>
-        </w:rPr>
-        <w:t>the template</w:t>
-      </w:r>
-      <w:r>
-        <w:rPr>
-          <w:color w:val="000000"/>
-        </w:rPr>
-        <w:t xml:space="preserve">, select “Page Layout” from the “View” menu in the menu bar (View | Page Layout), (these instructions assume </w:t>
-      </w:r>
-      <w:r>
-        <w:t xml:space="preserve">Microsoft </w:t>
-      </w:r>
-      <w:r>
-        <w:rPr>
-          <w:i/>
-        </w:rPr>
-        <w:t>Word</w:t>
-      </w:r>
-      <w:r>
-        <w:rPr>
-          <w:color w:val="000000"/>
-        </w:rPr>
-        <w:t xml:space="preserve">. Some versions may have </w:t>
-      </w:r>
-      <w:r>
-        <w:rPr>
-          <w:noProof/>
-        </w:rPr>
         <w:drawing>
-          <wp:inline distT="114300" distB="114300" distL="114300" distR="114300" wp14:anchorId="14C5FDEB" wp14:editId="0AAADB32">
-            <wp:extent cx="3029903" cy="1924050"/>
-            <wp:effectExtent l="0" t="0" r="0" b="0"/>
-            <wp:docPr id="10" name="image2.png"/>
-            <wp:cNvGraphicFramePr/>
-            <a:graphic xmlns:a="http://schemas.openxmlformats.org/drawingml/2006/main">
-              <a:graphicData uri="http://schemas.openxmlformats.org/drawingml/2006/picture">
-                <pic:pic xmlns:pic="http://schemas.openxmlformats.org/drawingml/2006/picture">
-                  <pic:nvPicPr>
-                    <pic:cNvPr id="0" name="image2.png"/>
-                    <pic:cNvPicPr preferRelativeResize="0"/>
-                  </pic:nvPicPr>
-                  <pic:blipFill>
-                    <a:blip r:embed="rId17"/>
-                    <a:srcRect/>
-                    <a:stretch>
-                      <a:fillRect/>
-                    </a:stretch>
-                  </pic:blipFill>
-                  <pic:spPr>
-                    <a:xfrm>
-                      <a:off x="0" y="0"/>
-                      <a:ext cx="3029903" cy="1924050"/>
-                    </a:xfrm>
-                    <a:prstGeom prst="rect">
-                      <a:avLst/>
-                    </a:prstGeom>
-                    <a:ln/>
-                  </pic:spPr>
-                </pic:pic>
-              </a:graphicData>
-            </a:graphic>
-          </wp:inline>
-        </w:drawing>
-      </w:r>
-      <w:r>
-        <w:rPr>
-          <w:b/>
-        </w:rPr>
-        <w:t xml:space="preserve"> </w:t>
-      </w:r>
-      <w:r>
-        <w:rPr>
-          <w:b/>
-        </w:rPr>
-        <w:t>Fig. 1.</w:t>
-      </w:r>
-      <w:r>
-        <w:t xml:space="preserve"> This is a sample of </w:t>
-      </w:r>
-      <w:proofErr w:type="gramStart"/>
-      <w:r>
-        <w:t>a figure caption</w:t>
-      </w:r>
-      <w:proofErr w:type="gramEnd"/>
-      <w:r>
-        <w:t>.</w:t>
-      </w:r>
-    </w:p>
-    <w:p>
-      <w:pPr>
-        <w:widowControl w:val="0"/>
-        <w:pBdr>
-          <w:top w:val="nil"/>
-          <w:left w:val="nil"/>
-          <w:bottom w:val="nil"/>
-          <w:right w:val="nil"/>
-          <w:between w:val="nil"/>
-        </w:pBdr>
-        <w:spacing w:line="252" w:lineRule="auto"/>
-        <w:ind w:firstLine="202"/>
-        <w:jc w:val="both"/>
-        <w:rPr>
-          <w:color w:val="000000"/>
-        </w:rPr>
-      </w:pPr>
-    </w:p>
-    <w:p>
-      <w:pPr>
-        <w:widowControl w:val="0"/>
-        <w:pBdr>
-          <w:top w:val="nil"/>
-          <w:left w:val="nil"/>
-          <w:bottom w:val="nil"/>
-          <w:right w:val="nil"/>
-          <w:between w:val="nil"/>
-        </w:pBdr>
-        <w:spacing w:line="252" w:lineRule="auto"/>
-        <w:jc w:val="both"/>
-        <w:rPr>
-          <w:color w:val="000000"/>
-          <w:spacing w:val="-2"/>
-        </w:rPr>
-      </w:pPr>
-      <w:r>
-        <w:rPr>
-          <w:color w:val="000000"/>
-          <w:spacing w:val="-2"/>
-        </w:rPr>
-        <w:t xml:space="preserve">alternate ways to access the same functionalities noted here). Then, type over sections of </w:t>
-      </w:r>
-      <w:r>
-        <w:rPr>
-          <w:color w:val="000000"/>
-          <w:spacing w:val="-2"/>
-        </w:rPr>
-        <w:t>the template</w:t>
-      </w:r>
-      <w:r>
-        <w:rPr>
-          <w:color w:val="000000"/>
-          <w:spacing w:val="-2"/>
-        </w:rPr>
-        <w:t xml:space="preserve"> or cut and paste from another document and use markup styles. The pull-down</w:t>
-      </w:r>
-      <w:r>
-        <w:rPr>
-          <w:color w:val="000000"/>
-          <w:spacing w:val="-2"/>
-        </w:rPr>
-        <w:t xml:space="preserve"> </w:t>
-      </w:r>
-      <w:r>
-        <w:rPr>
-          <w:color w:val="000000"/>
-          <w:spacing w:val="-2"/>
-        </w:rPr>
-        <w:t xml:space="preserve">style menu is </w:t>
-      </w:r>
-      <w:r>
-        <w:rPr>
-          <w:spacing w:val="-2"/>
-        </w:rPr>
-        <w:t>in</w:t>
-      </w:r>
-      <w:r>
-        <w:rPr>
-          <w:color w:val="000000"/>
-          <w:spacing w:val="-2"/>
-        </w:rPr>
-        <w:t xml:space="preserve"> the Formatting Toolbar at the top of your </w:t>
-      </w:r>
-      <w:r>
-        <w:rPr>
-          <w:i/>
-          <w:color w:val="000000"/>
-          <w:spacing w:val="-2"/>
-        </w:rPr>
-        <w:t>Word</w:t>
-      </w:r>
-      <w:r>
-        <w:rPr>
-          <w:color w:val="000000"/>
-          <w:spacing w:val="-2"/>
-        </w:rPr>
-        <w:t xml:space="preserve"> window (</w:t>
-      </w:r>
-      <w:r>
-        <w:rPr>
-          <w:color w:val="000000"/>
-          <w:spacing w:val="-2"/>
-        </w:rPr>
-        <w:t>e.g.</w:t>
-      </w:r>
-      <w:r>
-        <w:rPr>
-          <w:color w:val="000000"/>
-          <w:spacing w:val="-2"/>
-        </w:rPr>
-        <w:t xml:space="preserve">, the style at this point in the document is “Text”). Highlight a section that you want to designate with a certain </w:t>
-      </w:r>
-      <w:r>
-        <w:rPr>
-          <w:color w:val="000000"/>
-          <w:spacing w:val="-2"/>
-        </w:rPr>
-        <w:t>style, and then select the appropriate name on the style menu. The style will adjust your fonts and line spacing. Do not change the font sizes or line spacing to squeeze more text into a limited number of pages.</w:t>
-      </w:r>
-      <w:r>
-        <w:rPr>
-          <w:b/>
-          <w:color w:val="000000"/>
-          <w:spacing w:val="-2"/>
-        </w:rPr>
-        <w:t xml:space="preserve"> </w:t>
-      </w:r>
-      <w:r>
-        <w:rPr>
-          <w:color w:val="000000"/>
-          <w:spacing w:val="-2"/>
-        </w:rPr>
-        <w:t xml:space="preserve">Use </w:t>
-      </w:r>
-      <w:r>
-        <w:rPr>
-          <w:i/>
-          <w:color w:val="000000"/>
-          <w:spacing w:val="-2"/>
-        </w:rPr>
-        <w:t>italics</w:t>
-      </w:r>
-      <w:r>
-        <w:rPr>
-          <w:color w:val="000000"/>
-          <w:spacing w:val="-2"/>
-        </w:rPr>
-        <w:t xml:space="preserve"> for emphasis; do not underline. </w:t>
-      </w:r>
-    </w:p>
-    <w:p>
-      <w:pPr>
-        <w:widowControl w:val="0"/>
-        <w:pBdr>
-          <w:top w:val="nil"/>
-          <w:left w:val="nil"/>
-          <w:bottom w:val="nil"/>
-          <w:right w:val="nil"/>
-          <w:between w:val="nil"/>
-        </w:pBdr>
-        <w:spacing w:line="252" w:lineRule="auto"/>
-        <w:ind w:firstLine="202"/>
-        <w:jc w:val="both"/>
-        <w:rPr>
-          <w:color w:val="000000"/>
-        </w:rPr>
-      </w:pPr>
-      <w:r>
-        <w:rPr>
-          <w:color w:val="000000"/>
-        </w:rPr>
-        <w:t xml:space="preserve">IEEE will do the final formatting of your </w:t>
-      </w:r>
-      <w:r>
-        <w:t>article</w:t>
-      </w:r>
-      <w:r>
-        <w:rPr>
-          <w:color w:val="000000"/>
-        </w:rPr>
-        <w:t xml:space="preserve">. If your </w:t>
-      </w:r>
-      <w:r>
-        <w:t xml:space="preserve">article </w:t>
-      </w:r>
-      <w:r>
-        <w:rPr>
-          <w:color w:val="000000"/>
-        </w:rPr>
-        <w:t>is intended for a conference, please observe the conference page limits.</w:t>
-      </w:r>
-    </w:p>
-    <w:p>
-      <w:pPr>
-        <w:widowControl w:val="0"/>
-        <w:pBdr>
-          <w:top w:val="nil"/>
-          <w:left w:val="nil"/>
-          <w:bottom w:val="nil"/>
-          <w:right w:val="nil"/>
-          <w:between w:val="nil"/>
-        </w:pBdr>
-        <w:spacing w:line="252" w:lineRule="auto"/>
-        <w:ind w:firstLine="202"/>
-        <w:jc w:val="both"/>
-        <w:rPr>
-          <w:color w:val="000000"/>
-        </w:rPr>
-      </w:pPr>
-      <w:r>
-        <w:rPr>
-          <w:color w:val="000000"/>
-        </w:rPr>
-        <w:t>This is intended as</w:t>
-      </w:r>
-      <w:r>
-        <w:rPr>
-          <w:color w:val="000000"/>
-        </w:rPr>
-        <w:t xml:space="preserve"> an authoring template, not a final production template</w:t>
-      </w:r>
-      <w:r>
-        <w:rPr>
-          <w:color w:val="000000"/>
-        </w:rPr>
-        <w:t>.</w:t>
-      </w:r>
-      <w:r>
-        <w:rPr>
-          <w:color w:val="000000"/>
-        </w:rPr>
-        <w:t xml:space="preserve"> </w:t>
-      </w:r>
-      <w:r>
-        <w:rPr>
-          <w:color w:val="000000"/>
-        </w:rPr>
-        <w:t xml:space="preserve">It is not </w:t>
-      </w:r>
-      <w:r>
-        <w:rPr>
-          <w:color w:val="000000"/>
-        </w:rPr>
-        <w:t>intended to match the final published format.</w:t>
-      </w:r>
-      <w:r>
-        <w:rPr>
-          <w:color w:val="000000"/>
-        </w:rPr>
-        <w:t xml:space="preserve"> D</w:t>
-      </w:r>
-      <w:r>
-        <w:rPr>
-          <w:color w:val="000000"/>
-        </w:rPr>
-        <w:t>ifferences in final formatting</w:t>
-      </w:r>
-      <w:r>
-        <w:rPr>
-          <w:color w:val="000000"/>
-        </w:rPr>
-        <w:t xml:space="preserve"> are likely in the final IEEE files</w:t>
-      </w:r>
-      <w:r>
-        <w:rPr>
-          <w:color w:val="000000"/>
-        </w:rPr>
-        <w:t>.</w:t>
-      </w:r>
-      <w:r>
-        <w:rPr>
-          <w:color w:val="000000"/>
-        </w:rPr>
-        <w:t xml:space="preserve"> </w:t>
-      </w:r>
-      <w:r>
-        <w:rPr>
-          <w:color w:val="000000"/>
-        </w:rPr>
-        <w:t xml:space="preserve">Page count </w:t>
-      </w:r>
-      <w:r>
-        <w:rPr>
-          <w:color w:val="000000"/>
-        </w:rPr>
-        <w:t xml:space="preserve">in the template </w:t>
-      </w:r>
-      <w:r>
-        <w:rPr>
-          <w:color w:val="000000"/>
-        </w:rPr>
-        <w:t>is an estimate</w:t>
-      </w:r>
-      <w:r>
-        <w:rPr>
-          <w:color w:val="000000"/>
-        </w:rPr>
-        <w:t>.</w:t>
-      </w:r>
-      <w:r>
-        <w:rPr>
-          <w:color w:val="000000"/>
-        </w:rPr>
-        <w:t xml:space="preserve"> </w:t>
-      </w:r>
-      <w:r>
-        <w:rPr>
-          <w:color w:val="000000"/>
-        </w:rPr>
-        <w:t>Do not adjust line and character spacing to fit your paper to a specific length.</w:t>
-      </w:r>
-    </w:p>
-    <w:p>
-      <w:pPr>
-        <w:widowControl w:val="0"/>
-        <w:pBdr>
-          <w:top w:val="nil"/>
-          <w:left w:val="nil"/>
-          <w:bottom w:val="nil"/>
-          <w:right w:val="nil"/>
-          <w:between w:val="nil"/>
-        </w:pBdr>
-        <w:spacing w:line="252" w:lineRule="auto"/>
-        <w:ind w:firstLine="202"/>
-        <w:jc w:val="both"/>
-        <w:rPr>
-          <w:color w:val="000000"/>
-        </w:rPr>
-      </w:pPr>
-    </w:p>
-    <w:p>
-      <w:pPr>
-        <w:widowControl w:val="0"/>
-        <w:pBdr>
-          <w:top w:val="nil"/>
-          <w:left w:val="nil"/>
-          <w:bottom w:val="nil"/>
-          <w:right w:val="nil"/>
-          <w:between w:val="nil"/>
-        </w:pBdr>
-        <w:spacing w:line="252" w:lineRule="auto"/>
-        <w:ind w:firstLine="202"/>
-        <w:jc w:val="both"/>
-        <w:rPr>
-          <w:color w:val="000000"/>
-          <w:lang w:val="es-CO"/>
-        </w:rPr>
-      </w:pPr>
-      <w:r>
-        <w:rPr>
-          <w:color w:val="000000"/>
-          <w:lang w:val="es-CO"/>
-        </w:rPr>
-        <w:t xml:space="preserve">La base de datos seleccionada fue Car Price disponible en la plataforma </w:t>
-      </w:r>
-      <w:proofErr w:type="spellStart"/>
-      <w:r>
-        <w:rPr>
-          <w:color w:val="000000"/>
-          <w:lang w:val="es-CO"/>
-        </w:rPr>
-        <w:t>Kaggle</w:t>
-      </w:r>
-      <w:proofErr w:type="spellEnd"/>
-      <w:r>
-        <w:rPr>
-          <w:color w:val="000000"/>
-          <w:lang w:val="es-CO"/>
-        </w:rPr>
-        <w:t xml:space="preserve">. Este </w:t>
-      </w:r>
-      <w:proofErr w:type="spellStart"/>
-      <w:r>
-        <w:rPr>
-          <w:color w:val="000000"/>
-          <w:lang w:val="es-CO"/>
-        </w:rPr>
-        <w:t>dataset</w:t>
-      </w:r>
-      <w:proofErr w:type="spellEnd"/>
-      <w:r>
-        <w:rPr>
-          <w:color w:val="000000"/>
-          <w:lang w:val="es-CO"/>
-        </w:rPr>
-        <w:t xml:space="preserve"> recopila información de vehículos nuevos y usados ofertados en la compañía europea AutoScout24 durante el año 2019. Incluye variables técnicas y comerciales relevantes como la marca, modelo, años de uso, kilometraje, tipo de combustible, potencia del motor, transmisión, entre otras.</w:t>
-      </w:r>
-    </w:p>
-    <w:p>
-      <w:pPr>
-        <w:widowControl w:val="0"/>
-        <w:pBdr>
-          <w:top w:val="nil"/>
-          <w:left w:val="nil"/>
-          <w:bottom w:val="nil"/>
-          <w:right w:val="nil"/>
-          <w:between w:val="nil"/>
-        </w:pBdr>
-        <w:spacing w:line="252" w:lineRule="auto"/>
-        <w:ind w:firstLine="202"/>
-        <w:jc w:val="both"/>
-        <w:rPr>
-          <w:color w:val="000000"/>
-          <w:lang w:val="es-CO"/>
-        </w:rPr>
-      </w:pPr>
-    </w:p>
-    <w:p>
-      <w:pPr>
-        <w:widowControl w:val="0"/>
-        <w:pBdr>
-          <w:top w:val="nil"/>
-          <w:left w:val="nil"/>
-          <w:bottom w:val="nil"/>
-          <w:right w:val="nil"/>
-          <w:between w:val="nil"/>
-        </w:pBdr>
-        <w:spacing w:line="252" w:lineRule="auto"/>
-        <w:ind w:firstLine="202"/>
-        <w:jc w:val="both"/>
-        <w:rPr>
-          <w:color w:val="000000"/>
-          <w:lang w:val="es-CO"/>
-        </w:rPr>
-      </w:pPr>
-      <w:r>
-        <w:rPr>
-          <w:color w:val="000000"/>
-          <w:lang w:val="es-CO"/>
-        </w:rPr>
-        <w:t>Mediante las variables disponibles en la base datos, es posible realizar un análisis de cuáles de estas características se asocian de manera más significativa con el precio final de los autos, permitiendo responder a la pregunta de investigación planteada y aportar evidencia sobre los factores que más influyen en la valoración del mercado automotriz.</w:t>
-      </w:r>
-    </w:p>
-    <w:p>
-      <w:pPr>
-        <w:widowControl w:val="0"/>
-        <w:pBdr>
-          <w:top w:val="nil"/>
-          <w:left w:val="nil"/>
-          <w:bottom w:val="nil"/>
-          <w:right w:val="nil"/>
-          <w:between w:val="nil"/>
-        </w:pBdr>
-        <w:spacing w:line="252" w:lineRule="auto"/>
-        <w:ind w:firstLine="202"/>
-        <w:jc w:val="both"/>
-        <w:rPr>
-          <w:color w:val="000000"/>
-          <w:lang w:val="es-CO"/>
-        </w:rPr>
-      </w:pPr>
-    </w:p>
-    <w:p>
-      <w:pPr>
-        <w:widowControl w:val="0"/>
-        <w:pBdr>
-          <w:top w:val="nil"/>
-          <w:left w:val="nil"/>
-          <w:bottom w:val="nil"/>
-          <w:right w:val="nil"/>
-          <w:between w:val="nil"/>
-        </w:pBdr>
-        <w:spacing w:line="252" w:lineRule="auto"/>
-        <w:ind w:firstLine="202"/>
-        <w:jc w:val="both"/>
-        <w:rPr>
-          <w:color w:val="000000"/>
-          <w:lang w:val="es-CO"/>
-        </w:rPr>
-      </w:pPr>
-    </w:p>
-    <w:p>
-      <w:pPr>
-        <w:widowControl w:val="0"/>
-        <w:pBdr>
-          <w:top w:val="nil"/>
-          <w:left w:val="nil"/>
-          <w:bottom w:val="nil"/>
-          <w:right w:val="nil"/>
-          <w:between w:val="nil"/>
-        </w:pBdr>
-        <w:spacing w:line="252" w:lineRule="auto"/>
-        <w:ind w:firstLine="202"/>
-        <w:jc w:val="both"/>
-        <w:rPr>
-          <w:color w:val="000000"/>
-          <w:lang w:val="es-CO"/>
-        </w:rPr>
-      </w:pPr>
-      <w:r>
-        <w:rPr>
-          <w:noProof/>
-        </w:rPr>
-        <w:drawing>
-          <wp:inline distT="0" distB="0" distL="0" distR="0" wp14:anchorId="235B5C70" wp14:editId="7CCABB7C">
+          <wp:inline distT="0" distB="0" distL="0" distR="0" wp14:anchorId="37FCA9D8" wp14:editId="3086B2F5">
             <wp:extent cx="3063240" cy="962660"/>
             <wp:effectExtent l="0" t="0" r="3810" b="8890"/>
-            <wp:docPr id="473034614" name="Imagen 1"/>
+            <wp:docPr id="1798497271" name="Imagen 1"/>
             <wp:cNvGraphicFramePr>
               <a:graphicFrameLocks xmlns:a="http://schemas.openxmlformats.org/drawingml/2006/main" noChangeAspect="1"/>
             </wp:cNvGraphicFramePr>
@@ -3548,7 +2582,7 @@
                     </pic:cNvPicPr>
                   </pic:nvPicPr>
                   <pic:blipFill>
-                    <a:blip r:embed="rId18" cstate="print">
+                    <a:blip r:embed="rId16" cstate="print">
                       <a:extLst>
                         <a:ext uri="{28A0092B-C50C-407E-A947-70E740481C1C}">
                           <a14:useLocalDpi xmlns:a14="http://schemas.microsoft.com/office/drawing/2010/main" val="0"/>
@@ -3579,6 +2613,1544 @@
           </wp:inline>
         </w:drawing>
       </w:r>
+    </w:p>
+    <w:p>
+      <w:pPr>
+        <w:widowControl w:val="0"/>
+        <w:pBdr>
+          <w:top w:val="nil"/>
+          <w:left w:val="nil"/>
+          <w:bottom w:val="nil"/>
+          <w:right w:val="nil"/>
+          <w:between w:val="nil"/>
+        </w:pBdr>
+        <w:spacing w:line="252" w:lineRule="auto"/>
+        <w:ind w:firstLine="270"/>
+        <w:jc w:val="both"/>
+        <w:rPr>
+          <w:spacing w:val="-2"/>
+          <w:lang w:val="es-CO"/>
+        </w:rPr>
+      </w:pPr>
+    </w:p>
+    <w:p>
+      <w:pPr>
+        <w:widowControl w:val="0"/>
+        <w:pBdr>
+          <w:top w:val="nil"/>
+          <w:left w:val="nil"/>
+          <w:bottom w:val="nil"/>
+          <w:right w:val="nil"/>
+          <w:between w:val="nil"/>
+        </w:pBdr>
+        <w:spacing w:line="252" w:lineRule="auto"/>
+        <w:ind w:firstLine="270"/>
+        <w:jc w:val="both"/>
+        <w:rPr>
+          <w:spacing w:val="-2"/>
+          <w:lang w:val="es-CO"/>
+        </w:rPr>
+      </w:pPr>
+      <w:r>
+        <w:rPr>
+          <w:spacing w:val="-2"/>
+          <w:lang w:val="es-CO"/>
+        </w:rPr>
+        <w:t>Entre las variables seleccionadas para su estudio y análisis se encuentran las anteriores de la tabla 1, donde se realiza su definición y su unidad de medida y el tipo de variable ya sea continua o discreta.</w:t>
+      </w:r>
+    </w:p>
+    <w:p>
+      <w:pPr>
+        <w:widowControl w:val="0"/>
+        <w:pBdr>
+          <w:top w:val="nil"/>
+          <w:left w:val="nil"/>
+          <w:bottom w:val="nil"/>
+          <w:right w:val="nil"/>
+          <w:between w:val="nil"/>
+        </w:pBdr>
+        <w:spacing w:line="252" w:lineRule="auto"/>
+        <w:ind w:firstLine="270"/>
+        <w:jc w:val="both"/>
+        <w:rPr>
+          <w:spacing w:val="-2"/>
+          <w:lang w:val="es-CO"/>
+        </w:rPr>
+      </w:pPr>
+    </w:p>
+    <w:p>
+      <w:pPr>
+        <w:widowControl w:val="0"/>
+        <w:pBdr>
+          <w:top w:val="nil"/>
+          <w:left w:val="nil"/>
+          <w:bottom w:val="nil"/>
+          <w:right w:val="nil"/>
+          <w:between w:val="nil"/>
+        </w:pBdr>
+        <w:spacing w:line="252" w:lineRule="auto"/>
+        <w:ind w:firstLine="270"/>
+        <w:jc w:val="both"/>
+        <w:rPr>
+          <w:spacing w:val="-2"/>
+          <w:lang w:val="es-CO"/>
+        </w:rPr>
+      </w:pPr>
+      <w:r>
+        <w:rPr>
+          <w:noProof/>
+        </w:rPr>
+        <w:drawing>
+          <wp:inline distT="0" distB="0" distL="0" distR="0" wp14:anchorId="7B679A70" wp14:editId="2CF6F06A">
+            <wp:extent cx="3063240" cy="697865"/>
+            <wp:effectExtent l="0" t="0" r="3810" b="6985"/>
+            <wp:docPr id="2113923547" name="Imagen 4"/>
+            <wp:cNvGraphicFramePr>
+              <a:graphicFrameLocks xmlns:a="http://schemas.openxmlformats.org/drawingml/2006/main" noChangeAspect="1"/>
+            </wp:cNvGraphicFramePr>
+            <a:graphic xmlns:a="http://schemas.openxmlformats.org/drawingml/2006/main">
+              <a:graphicData uri="http://schemas.openxmlformats.org/drawingml/2006/picture">
+                <pic:pic xmlns:pic="http://schemas.openxmlformats.org/drawingml/2006/picture">
+                  <pic:nvPicPr>
+                    <pic:cNvPr id="0" name="Picture 8"/>
+                    <pic:cNvPicPr>
+                      <a:picLocks noChangeAspect="1" noChangeArrowheads="1"/>
+                    </pic:cNvPicPr>
+                  </pic:nvPicPr>
+                  <pic:blipFill>
+                    <a:blip r:embed="rId17" cstate="print">
+                      <a:extLst>
+                        <a:ext uri="{28A0092B-C50C-407E-A947-70E740481C1C}">
+                          <a14:useLocalDpi xmlns:a14="http://schemas.microsoft.com/office/drawing/2010/main" val="0"/>
+                        </a:ext>
+                      </a:extLst>
+                    </a:blip>
+                    <a:srcRect/>
+                    <a:stretch>
+                      <a:fillRect/>
+                    </a:stretch>
+                  </pic:blipFill>
+                  <pic:spPr bwMode="auto">
+                    <a:xfrm>
+                      <a:off x="0" y="0"/>
+                      <a:ext cx="3063240" cy="697865"/>
+                    </a:xfrm>
+                    <a:prstGeom prst="rect">
+                      <a:avLst/>
+                    </a:prstGeom>
+                    <a:noFill/>
+                    <a:ln>
+                      <a:noFill/>
+                    </a:ln>
+                  </pic:spPr>
+                </pic:pic>
+              </a:graphicData>
+            </a:graphic>
+          </wp:inline>
+        </w:drawing>
+      </w:r>
+    </w:p>
+    <w:p>
+      <w:pPr>
+        <w:widowControl w:val="0"/>
+        <w:pBdr>
+          <w:top w:val="nil"/>
+          <w:left w:val="nil"/>
+          <w:bottom w:val="nil"/>
+          <w:right w:val="nil"/>
+          <w:between w:val="nil"/>
+        </w:pBdr>
+        <w:spacing w:line="252" w:lineRule="auto"/>
+        <w:ind w:firstLine="270"/>
+        <w:jc w:val="both"/>
+        <w:rPr>
+          <w:spacing w:val="-2"/>
+          <w:lang w:val="es-CO"/>
+        </w:rPr>
+      </w:pPr>
+    </w:p>
+    <w:p>
+      <w:pPr>
+        <w:rPr>
+          <w:lang w:val="es-CO"/>
+        </w:rPr>
+      </w:pPr>
+    </w:p>
+    <w:p>
+      <w:pPr>
+        <w:rPr>
+          <w:b/>
+          <w:bCs/>
+          <w:lang w:val="es-CO"/>
+        </w:rPr>
+      </w:pPr>
+      <w:r>
+        <w:rPr>
+          <w:b/>
+          <w:bCs/>
+          <w:lang w:val="es-CO"/>
+        </w:rPr>
+        <w:t>Técnicas de análisis aplicadas</w:t>
+      </w:r>
+    </w:p>
+    <w:p>
+      <w:pPr>
+        <w:widowControl w:val="0"/>
+        <w:pBdr>
+          <w:top w:val="nil"/>
+          <w:left w:val="nil"/>
+          <w:bottom w:val="nil"/>
+          <w:right w:val="nil"/>
+          <w:between w:val="nil"/>
+        </w:pBdr>
+        <w:spacing w:line="252" w:lineRule="auto"/>
+        <w:jc w:val="both"/>
+        <w:rPr>
+          <w:b/>
+          <w:bCs/>
+          <w:lang w:val="es-CO"/>
+        </w:rPr>
+      </w:pPr>
+    </w:p>
+    <w:p>
+      <w:pPr>
+        <w:widowControl w:val="0"/>
+        <w:pBdr>
+          <w:top w:val="nil"/>
+          <w:left w:val="nil"/>
+          <w:bottom w:val="nil"/>
+          <w:right w:val="nil"/>
+          <w:between w:val="nil"/>
+        </w:pBdr>
+        <w:spacing w:line="252" w:lineRule="auto"/>
+        <w:ind w:firstLine="270"/>
+        <w:jc w:val="both"/>
+        <w:rPr>
+          <w:spacing w:val="-2"/>
+          <w:lang w:val="es-CO"/>
+        </w:rPr>
+      </w:pPr>
+      <w:r>
+        <w:rPr>
+          <w:spacing w:val="-2"/>
+          <w:lang w:val="es-CO"/>
+        </w:rPr>
+        <w:t xml:space="preserve">Para el análisis de la base datos utilizada se utilizó varias técnicas para determinar el comportamiento de las variables: </w:t>
+      </w:r>
+    </w:p>
+    <w:p>
+      <w:pPr>
+        <w:rPr>
+          <w:lang w:val="es-CO"/>
+        </w:rPr>
+      </w:pPr>
+    </w:p>
+    <w:p>
+      <w:pPr>
+        <w:pStyle w:val="Prrafodelista"/>
+        <w:numPr>
+          <w:ilvl w:val="0"/>
+          <w:numId w:val="14"/>
+        </w:numPr>
+        <w:jc w:val="both"/>
+        <w:rPr>
+          <w:lang w:val="es-CO"/>
+        </w:rPr>
+      </w:pPr>
+      <w:r>
+        <w:rPr>
+          <w:lang w:val="es-CO"/>
+        </w:rPr>
+        <w:t xml:space="preserve">Análisis </w:t>
+      </w:r>
+      <w:proofErr w:type="spellStart"/>
+      <w:r>
+        <w:rPr>
+          <w:lang w:val="es-CO"/>
+        </w:rPr>
+        <w:t>univariado</w:t>
+      </w:r>
+      <w:proofErr w:type="spellEnd"/>
+      <w:r>
+        <w:rPr>
+          <w:lang w:val="es-CO"/>
+        </w:rPr>
+        <w:t xml:space="preserve">: </w:t>
+      </w:r>
+      <w:r>
+        <w:rPr>
+          <w:lang w:val="es-CO"/>
+        </w:rPr>
+        <w:t xml:space="preserve">cada variable se interpretó con </w:t>
+      </w:r>
+      <w:r>
+        <w:rPr>
+          <w:lang w:val="es-CO"/>
+        </w:rPr>
+        <w:t>medidas de tendencia central,</w:t>
+      </w:r>
+      <w:r>
+        <w:rPr>
+          <w:lang w:val="es-CO"/>
+        </w:rPr>
+        <w:t xml:space="preserve"> como son la media, la mediana y moda; se identificó la distribución de los datos mediante los </w:t>
+      </w:r>
+      <w:r>
+        <w:rPr>
+          <w:lang w:val="es-CO"/>
+        </w:rPr>
+        <w:t xml:space="preserve">histogramas, </w:t>
+      </w:r>
+      <w:r>
+        <w:rPr>
+          <w:lang w:val="es-CO"/>
+        </w:rPr>
+        <w:t xml:space="preserve">e identificar los valores atípicos con los </w:t>
+      </w:r>
+      <w:proofErr w:type="spellStart"/>
+      <w:r>
+        <w:rPr>
+          <w:lang w:val="es-CO"/>
+        </w:rPr>
+        <w:t>boxplots</w:t>
+      </w:r>
+      <w:proofErr w:type="spellEnd"/>
+      <w:r>
+        <w:rPr>
+          <w:lang w:val="es-CO"/>
+        </w:rPr>
+        <w:t>.</w:t>
+      </w:r>
+    </w:p>
+    <w:p>
+      <w:pPr>
+        <w:pStyle w:val="Prrafodelista"/>
+        <w:ind w:left="768"/>
+        <w:jc w:val="both"/>
+        <w:rPr>
+          <w:lang w:val="es-CO"/>
+        </w:rPr>
+      </w:pPr>
+    </w:p>
+    <w:p>
+      <w:pPr>
+        <w:pStyle w:val="Prrafodelista"/>
+        <w:numPr>
+          <w:ilvl w:val="0"/>
+          <w:numId w:val="14"/>
+        </w:numPr>
+        <w:jc w:val="both"/>
+        <w:rPr>
+          <w:lang w:val="es-CO"/>
+        </w:rPr>
+      </w:pPr>
+      <w:r>
+        <w:rPr>
+          <w:lang w:val="es-CO"/>
+        </w:rPr>
+        <w:t xml:space="preserve">Análisis bivariado: </w:t>
+      </w:r>
+      <w:r>
+        <w:rPr>
+          <w:lang w:val="es-CO"/>
+        </w:rPr>
+        <w:t xml:space="preserve">en este apartado es importante conocer la matriz de correlaciones para las variables continuas mediante las </w:t>
+      </w:r>
+      <w:r>
+        <w:rPr>
+          <w:lang w:val="es-CO"/>
+        </w:rPr>
+        <w:t xml:space="preserve">correlaciones Pearson y Spearman, </w:t>
+      </w:r>
+      <w:r>
+        <w:rPr>
+          <w:lang w:val="es-CO"/>
+        </w:rPr>
+        <w:t xml:space="preserve">y se realizaron </w:t>
+      </w:r>
+      <w:r>
+        <w:rPr>
+          <w:lang w:val="es-CO"/>
+        </w:rPr>
+        <w:t xml:space="preserve">pruebas Chi-cuadrado para </w:t>
+      </w:r>
+      <w:r>
+        <w:rPr>
+          <w:lang w:val="es-CO"/>
+        </w:rPr>
+        <w:t xml:space="preserve">las variables categóricas </w:t>
+      </w:r>
+      <w:proofErr w:type="spellStart"/>
+      <w:r>
+        <w:rPr>
+          <w:lang w:val="es-CO"/>
+        </w:rPr>
+        <w:t>categóricas</w:t>
+      </w:r>
+      <w:proofErr w:type="spellEnd"/>
+      <w:r>
+        <w:rPr>
+          <w:lang w:val="es-CO"/>
+        </w:rPr>
+        <w:t>.</w:t>
+      </w:r>
+    </w:p>
+    <w:p>
+      <w:pPr>
+        <w:pStyle w:val="Prrafodelista"/>
+        <w:rPr>
+          <w:lang w:val="es-CO"/>
+        </w:rPr>
+      </w:pPr>
+    </w:p>
+    <w:p>
+      <w:pPr>
+        <w:pStyle w:val="Prrafodelista"/>
+        <w:numPr>
+          <w:ilvl w:val="0"/>
+          <w:numId w:val="14"/>
+        </w:numPr>
+        <w:rPr>
+          <w:lang w:val="es-CO"/>
+        </w:rPr>
+      </w:pPr>
+      <w:r>
+        <w:rPr>
+          <w:lang w:val="es-CO"/>
+        </w:rPr>
+        <w:t>Análisis multivariado:</w:t>
+      </w:r>
+      <w:r>
+        <w:rPr>
+          <w:lang w:val="es-CO"/>
+        </w:rPr>
+        <w:t xml:space="preserve"> con el objetivo de disminuir la </w:t>
+      </w:r>
+      <w:proofErr w:type="spellStart"/>
+      <w:r>
+        <w:rPr>
+          <w:lang w:val="es-CO"/>
+        </w:rPr>
+        <w:t>dimesionalidad</w:t>
+      </w:r>
+      <w:proofErr w:type="spellEnd"/>
+      <w:r>
+        <w:rPr>
+          <w:lang w:val="es-CO"/>
+        </w:rPr>
+        <w:t xml:space="preserve"> de las variables se utilizaron las siguientes técnicas:</w:t>
+      </w:r>
+    </w:p>
+    <w:p>
+      <w:pPr>
+        <w:rPr>
+          <w:lang w:val="es-CO"/>
+        </w:rPr>
+      </w:pPr>
+    </w:p>
+    <w:p>
+      <w:pPr>
+        <w:pStyle w:val="Prrafodelista"/>
+        <w:numPr>
+          <w:ilvl w:val="0"/>
+          <w:numId w:val="15"/>
+        </w:numPr>
+        <w:rPr>
+          <w:lang w:val="es-CO"/>
+        </w:rPr>
+      </w:pPr>
+      <w:r>
+        <w:rPr>
+          <w:lang w:val="es-CO"/>
+        </w:rPr>
+        <w:t>PCA para reducción de dimensiones.</w:t>
+      </w:r>
+    </w:p>
+    <w:p>
+      <w:pPr>
+        <w:rPr>
+          <w:lang w:val="es-CO"/>
+        </w:rPr>
+      </w:pPr>
+    </w:p>
+    <w:p>
+      <w:pPr>
+        <w:pStyle w:val="Prrafodelista"/>
+        <w:numPr>
+          <w:ilvl w:val="0"/>
+          <w:numId w:val="15"/>
+        </w:numPr>
+        <w:rPr>
+          <w:lang w:val="es-CO"/>
+        </w:rPr>
+      </w:pPr>
+      <w:r>
+        <w:rPr>
+          <w:lang w:val="es-CO"/>
+        </w:rPr>
+        <w:t>Clúster jerárquico y K-</w:t>
+      </w:r>
+      <w:proofErr w:type="spellStart"/>
+      <w:r>
+        <w:rPr>
+          <w:lang w:val="es-CO"/>
+        </w:rPr>
+        <w:t>Means</w:t>
+      </w:r>
+      <w:proofErr w:type="spellEnd"/>
+      <w:r>
+        <w:rPr>
+          <w:lang w:val="es-CO"/>
+        </w:rPr>
+        <w:t>.</w:t>
+      </w:r>
+    </w:p>
+    <w:p>
+      <w:pPr>
+        <w:rPr>
+          <w:lang w:val="es-CO"/>
+        </w:rPr>
+      </w:pPr>
+    </w:p>
+    <w:p>
+      <w:pPr>
+        <w:pStyle w:val="Prrafodelista"/>
+        <w:numPr>
+          <w:ilvl w:val="0"/>
+          <w:numId w:val="15"/>
+        </w:numPr>
+        <w:rPr>
+          <w:lang w:val="es-CO"/>
+        </w:rPr>
+      </w:pPr>
+      <w:r>
+        <w:rPr>
+          <w:lang w:val="es-CO"/>
+        </w:rPr>
+        <w:t>Interpretación de componentes y agrupaciones.</w:t>
+      </w:r>
+    </w:p>
+    <w:p>
+      <w:pPr>
+        <w:rPr>
+          <w:lang w:val="es-CO"/>
+        </w:rPr>
+      </w:pPr>
+    </w:p>
+    <w:p>
+      <w:pPr>
+        <w:pStyle w:val="Prrafodelista"/>
+        <w:numPr>
+          <w:ilvl w:val="0"/>
+          <w:numId w:val="16"/>
+        </w:numPr>
+        <w:jc w:val="both"/>
+        <w:rPr>
+          <w:lang w:val="es-CO"/>
+        </w:rPr>
+      </w:pPr>
+      <w:r>
+        <w:rPr>
+          <w:lang w:val="es-CO"/>
+        </w:rPr>
+        <w:t>Detección y tratamiento de valores atípicos</w:t>
+      </w:r>
+      <w:r>
+        <w:rPr>
+          <w:lang w:val="es-CO"/>
+        </w:rPr>
+        <w:t xml:space="preserve">: </w:t>
+      </w:r>
+      <w:r>
+        <w:rPr>
+          <w:lang w:val="es-CO"/>
+        </w:rPr>
+        <w:t>Se aplicaron tres técnicas:</w:t>
+      </w:r>
+      <w:r>
+        <w:rPr>
+          <w:lang w:val="es-CO"/>
+        </w:rPr>
+        <w:t xml:space="preserve"> </w:t>
+      </w:r>
+      <w:r>
+        <w:rPr>
+          <w:lang w:val="es-CO"/>
+        </w:rPr>
+        <w:t>IQR (rango intercuartílico</w:t>
+      </w:r>
+      <w:proofErr w:type="gramStart"/>
+      <w:r>
+        <w:rPr>
+          <w:lang w:val="es-CO"/>
+        </w:rPr>
+        <w:t>)</w:t>
+      </w:r>
+      <w:r>
+        <w:rPr>
+          <w:lang w:val="es-CO"/>
+        </w:rPr>
+        <w:t>,</w:t>
+      </w:r>
+      <w:r>
+        <w:rPr>
+          <w:lang w:val="es-CO"/>
+        </w:rPr>
+        <w:t>Z</w:t>
+      </w:r>
+      <w:proofErr w:type="gramEnd"/>
+      <w:r>
+        <w:rPr>
+          <w:lang w:val="es-CO"/>
+        </w:rPr>
+        <w:t>-Score</w:t>
+      </w:r>
+      <w:r>
+        <w:rPr>
+          <w:lang w:val="es-CO"/>
+        </w:rPr>
+        <w:t xml:space="preserve"> y </w:t>
+      </w:r>
+      <w:r>
+        <w:rPr>
+          <w:lang w:val="es-CO"/>
+        </w:rPr>
+        <w:t>DBSCAN (detección basada en densidad, multivariable)</w:t>
+      </w:r>
+      <w:r>
+        <w:rPr>
+          <w:lang w:val="es-CO"/>
+        </w:rPr>
+        <w:t>.</w:t>
+      </w:r>
+    </w:p>
+    <w:p>
+      <w:pPr>
+        <w:pStyle w:val="Prrafodelista"/>
+        <w:numPr>
+          <w:ilvl w:val="0"/>
+          <w:numId w:val="16"/>
+        </w:numPr>
+        <w:jc w:val="both"/>
+        <w:rPr>
+          <w:lang w:val="es-CO"/>
+        </w:rPr>
+      </w:pPr>
+      <w:proofErr w:type="spellStart"/>
+      <w:r>
+        <w:rPr>
+          <w:lang w:val="es-CO"/>
+        </w:rPr>
+        <w:t>Tranformacion</w:t>
+      </w:r>
+      <w:proofErr w:type="spellEnd"/>
+      <w:r>
+        <w:rPr>
+          <w:lang w:val="es-CO"/>
+        </w:rPr>
+        <w:t xml:space="preserve"> de variables: se realizo transformación de variables continuas mediante logaritmo natural, con el objetivo de hacer </w:t>
+      </w:r>
+      <w:proofErr w:type="spellStart"/>
+      <w:r>
+        <w:rPr>
+          <w:lang w:val="es-CO"/>
+        </w:rPr>
+        <w:t>mas</w:t>
+      </w:r>
+      <w:proofErr w:type="spellEnd"/>
+      <w:r>
+        <w:rPr>
+          <w:lang w:val="es-CO"/>
+        </w:rPr>
+        <w:t xml:space="preserve"> homogéneas las variables porque presentaban colas pesadas a la derecha.</w:t>
+      </w:r>
+    </w:p>
+    <w:p>
+      <w:pPr>
+        <w:rPr>
+          <w:lang w:val="es-CO"/>
+        </w:rPr>
+      </w:pPr>
+    </w:p>
+    <w:p>
+      <w:pPr>
+        <w:rPr>
+          <w:lang w:val="es-CO"/>
+        </w:rPr>
+      </w:pPr>
+      <w:r>
+        <w:rPr>
+          <w:lang w:val="es-CO"/>
+        </w:rPr>
+        <w:t>Cada una se evaluó según su pertinencia con las variables continuas.</w:t>
+      </w:r>
+    </w:p>
+    <w:p>
+      <w:pPr>
+        <w:rPr>
+          <w:lang w:val="es-CO"/>
+        </w:rPr>
+      </w:pPr>
+    </w:p>
+    <w:p>
+      <w:pPr>
+        <w:rPr>
+          <w:b/>
+          <w:bCs/>
+          <w:lang w:val="es-CO"/>
+        </w:rPr>
+      </w:pPr>
+      <w:r>
+        <w:rPr>
+          <w:b/>
+          <w:bCs/>
+          <w:lang w:val="es-CO"/>
+        </w:rPr>
+        <w:t>Herramientas utilizadas</w:t>
+      </w:r>
+    </w:p>
+    <w:p>
+      <w:pPr>
+        <w:rPr>
+          <w:lang w:val="es-CO"/>
+        </w:rPr>
+      </w:pPr>
+    </w:p>
+    <w:p>
+      <w:pPr>
+        <w:rPr>
+          <w:lang w:val="es-CO"/>
+        </w:rPr>
+      </w:pPr>
+      <w:r>
+        <w:rPr>
+          <w:lang w:val="es-CO"/>
+        </w:rPr>
+        <w:t xml:space="preserve">El lenguaje utilizado para el análisis fue </w:t>
+      </w:r>
+      <w:r>
+        <w:rPr>
+          <w:lang w:val="es-CO"/>
+        </w:rPr>
+        <w:t>Python</w:t>
+      </w:r>
+      <w:r>
+        <w:rPr>
+          <w:lang w:val="es-CO"/>
+        </w:rPr>
+        <w:t xml:space="preserve">, mediante librería importantes como </w:t>
+      </w:r>
+      <w:r>
+        <w:rPr>
+          <w:lang w:val="es-CO"/>
+        </w:rPr>
+        <w:t xml:space="preserve">pandas, </w:t>
+      </w:r>
+      <w:proofErr w:type="spellStart"/>
+      <w:r>
+        <w:rPr>
+          <w:lang w:val="es-CO"/>
+        </w:rPr>
+        <w:t>numpy</w:t>
+      </w:r>
+      <w:proofErr w:type="spellEnd"/>
+      <w:r>
+        <w:rPr>
+          <w:lang w:val="es-CO"/>
+        </w:rPr>
+        <w:t xml:space="preserve">, </w:t>
+      </w:r>
+      <w:proofErr w:type="spellStart"/>
+      <w:r>
+        <w:rPr>
+          <w:lang w:val="es-CO"/>
+        </w:rPr>
+        <w:t>seaborn</w:t>
+      </w:r>
+      <w:proofErr w:type="spellEnd"/>
+      <w:r>
+        <w:rPr>
+          <w:lang w:val="es-CO"/>
+        </w:rPr>
+        <w:t xml:space="preserve">, </w:t>
+      </w:r>
+      <w:proofErr w:type="spellStart"/>
+      <w:r>
+        <w:rPr>
+          <w:lang w:val="es-CO"/>
+        </w:rPr>
+        <w:t>matplotlib</w:t>
+      </w:r>
+      <w:proofErr w:type="spellEnd"/>
+      <w:r>
+        <w:rPr>
+          <w:lang w:val="es-CO"/>
+        </w:rPr>
+        <w:t xml:space="preserve">, </w:t>
+      </w:r>
+      <w:proofErr w:type="spellStart"/>
+      <w:r>
+        <w:rPr>
+          <w:lang w:val="es-CO"/>
+        </w:rPr>
+        <w:t>scikit-learn</w:t>
+      </w:r>
+      <w:proofErr w:type="spellEnd"/>
+      <w:r>
+        <w:rPr>
+          <w:lang w:val="es-CO"/>
+        </w:rPr>
+        <w:t xml:space="preserve">, </w:t>
+      </w:r>
+      <w:proofErr w:type="spellStart"/>
+      <w:r>
+        <w:rPr>
+          <w:lang w:val="es-CO"/>
+        </w:rPr>
+        <w:t>scipy</w:t>
+      </w:r>
+      <w:proofErr w:type="spellEnd"/>
+      <w:r>
+        <w:rPr>
+          <w:lang w:val="es-CO"/>
+        </w:rPr>
+        <w:t xml:space="preserve">, que permitieron la ejecución de las </w:t>
+      </w:r>
+      <w:proofErr w:type="spellStart"/>
+      <w:r>
+        <w:rPr>
+          <w:lang w:val="es-CO"/>
+        </w:rPr>
+        <w:t>tecincas</w:t>
+      </w:r>
+      <w:proofErr w:type="spellEnd"/>
+      <w:r>
+        <w:rPr>
+          <w:lang w:val="es-CO"/>
+        </w:rPr>
+        <w:t xml:space="preserve"> empleadas.</w:t>
+      </w:r>
+    </w:p>
+    <w:p>
+      <w:pPr>
+        <w:rPr>
+          <w:lang w:val="es-CO"/>
+        </w:rPr>
+      </w:pPr>
+    </w:p>
+    <w:p>
+      <w:pPr>
+        <w:rPr>
+          <w:b/>
+          <w:bCs/>
+          <w:lang w:val="es-CO"/>
+        </w:rPr>
+      </w:pPr>
+      <w:r>
+        <w:rPr>
+          <w:b/>
+          <w:bCs/>
+          <w:lang w:val="es-CO"/>
+        </w:rPr>
+        <w:t>Criterios de transformación y limpieza</w:t>
+      </w:r>
+    </w:p>
+    <w:p>
+      <w:pPr>
+        <w:rPr>
+          <w:lang w:val="es-CO"/>
+        </w:rPr>
+      </w:pPr>
+    </w:p>
+    <w:p>
+      <w:pPr>
+        <w:rPr>
+          <w:lang w:val="es-CO"/>
+        </w:rPr>
+      </w:pPr>
+      <w:r>
+        <w:rPr>
+          <w:lang w:val="es-CO"/>
+        </w:rPr>
+        <w:t xml:space="preserve">Normalización </w:t>
+      </w:r>
+      <w:proofErr w:type="spellStart"/>
+      <w:r>
+        <w:rPr>
+          <w:lang w:val="es-CO"/>
+        </w:rPr>
+        <w:t>MinMax</w:t>
+      </w:r>
+      <w:proofErr w:type="spellEnd"/>
+      <w:r>
+        <w:rPr>
+          <w:lang w:val="es-CO"/>
+        </w:rPr>
+        <w:t xml:space="preserve"> para PCA y clúster.</w:t>
+      </w:r>
+    </w:p>
+    <w:p>
+      <w:pPr>
+        <w:rPr>
+          <w:lang w:val="es-CO"/>
+        </w:rPr>
+      </w:pPr>
+    </w:p>
+    <w:p>
+      <w:pPr>
+        <w:rPr>
+          <w:lang w:val="es-CO"/>
+        </w:rPr>
+      </w:pPr>
+      <w:r>
+        <w:rPr>
+          <w:lang w:val="es-CO"/>
+        </w:rPr>
+        <w:t>Codificación de variables categóricas donde fue necesario.</w:t>
+      </w:r>
+    </w:p>
+    <w:p>
+      <w:pPr>
+        <w:rPr>
+          <w:lang w:val="es-CO"/>
+        </w:rPr>
+      </w:pPr>
+    </w:p>
+    <w:p>
+      <w:pPr>
+        <w:rPr>
+          <w:lang w:val="es-CO"/>
+        </w:rPr>
+      </w:pPr>
+      <w:r>
+        <w:rPr>
+          <w:lang w:val="es-CO"/>
+        </w:rPr>
+        <w:t xml:space="preserve">Eliminación únicamente de </w:t>
+      </w:r>
+      <w:proofErr w:type="spellStart"/>
+      <w:r>
+        <w:rPr>
+          <w:lang w:val="es-CO"/>
+        </w:rPr>
+        <w:t>outliers</w:t>
+      </w:r>
+      <w:proofErr w:type="spellEnd"/>
+      <w:r>
+        <w:rPr>
+          <w:lang w:val="es-CO"/>
+        </w:rPr>
+        <w:t xml:space="preserve"> con impacto evidente en el modelo (según técnica utilizada).</w:t>
+      </w:r>
+    </w:p>
+    <w:p>
+      <w:pPr>
+        <w:rPr>
+          <w:lang w:val="es-CO"/>
+        </w:rPr>
+      </w:pPr>
+    </w:p>
+    <w:p>
+      <w:pPr>
+        <w:widowControl w:val="0"/>
+        <w:pBdr>
+          <w:top w:val="nil"/>
+          <w:left w:val="nil"/>
+          <w:bottom w:val="nil"/>
+          <w:right w:val="nil"/>
+          <w:between w:val="nil"/>
+        </w:pBdr>
+        <w:spacing w:line="252" w:lineRule="auto"/>
+        <w:ind w:firstLine="202"/>
+        <w:jc w:val="both"/>
+      </w:pPr>
+      <w:r>
+        <w:rPr>
+          <w:color w:val="000000"/>
+        </w:rPr>
+        <w:t xml:space="preserve">When you open </w:t>
+      </w:r>
+      <w:r>
+        <w:rPr>
+          <w:color w:val="000000"/>
+        </w:rPr>
+        <w:t>the template</w:t>
+      </w:r>
+      <w:r>
+        <w:rPr>
+          <w:color w:val="000000"/>
+        </w:rPr>
+        <w:t xml:space="preserve">, select “Page Layout” from the “View” menu in the menu bar (View | Page Layout), (these instructions assume </w:t>
+      </w:r>
+      <w:r>
+        <w:t xml:space="preserve">Microsoft </w:t>
+      </w:r>
+      <w:r>
+        <w:rPr>
+          <w:i/>
+        </w:rPr>
+        <w:t>Word</w:t>
+      </w:r>
+      <w:r>
+        <w:rPr>
+          <w:color w:val="000000"/>
+        </w:rPr>
+        <w:t xml:space="preserve">. Some versions may have </w:t>
+      </w:r>
+      <w:r>
+        <w:rPr>
+          <w:noProof/>
+        </w:rPr>
+        <w:drawing>
+          <wp:inline distT="114300" distB="114300" distL="114300" distR="114300" wp14:anchorId="14C5FDEB" wp14:editId="0AAADB32">
+            <wp:extent cx="3029903" cy="1924050"/>
+            <wp:effectExtent l="0" t="0" r="0" b="0"/>
+            <wp:docPr id="10" name="image2.png"/>
+            <wp:cNvGraphicFramePr/>
+            <a:graphic xmlns:a="http://schemas.openxmlformats.org/drawingml/2006/main">
+              <a:graphicData uri="http://schemas.openxmlformats.org/drawingml/2006/picture">
+                <pic:pic xmlns:pic="http://schemas.openxmlformats.org/drawingml/2006/picture">
+                  <pic:nvPicPr>
+                    <pic:cNvPr id="0" name="image2.png"/>
+                    <pic:cNvPicPr preferRelativeResize="0"/>
+                  </pic:nvPicPr>
+                  <pic:blipFill>
+                    <a:blip r:embed="rId18"/>
+                    <a:srcRect/>
+                    <a:stretch>
+                      <a:fillRect/>
+                    </a:stretch>
+                  </pic:blipFill>
+                  <pic:spPr>
+                    <a:xfrm>
+                      <a:off x="0" y="0"/>
+                      <a:ext cx="3029903" cy="1924050"/>
+                    </a:xfrm>
+                    <a:prstGeom prst="rect">
+                      <a:avLst/>
+                    </a:prstGeom>
+                    <a:ln/>
+                  </pic:spPr>
+                </pic:pic>
+              </a:graphicData>
+            </a:graphic>
+          </wp:inline>
+        </w:drawing>
+      </w:r>
+      <w:r>
+        <w:rPr>
+          <w:b/>
+        </w:rPr>
+        <w:t xml:space="preserve"> </w:t>
+      </w:r>
+      <w:r>
+        <w:rPr>
+          <w:b/>
+        </w:rPr>
+        <w:t>Fig. 1.</w:t>
+      </w:r>
+      <w:r>
+        <w:t xml:space="preserve"> This is a sample of </w:t>
+      </w:r>
+      <w:proofErr w:type="gramStart"/>
+      <w:r>
+        <w:t>a figure caption</w:t>
+      </w:r>
+      <w:proofErr w:type="gramEnd"/>
+      <w:r>
+        <w:t>.</w:t>
+      </w:r>
+    </w:p>
+    <w:p>
+      <w:pPr>
+        <w:widowControl w:val="0"/>
+        <w:pBdr>
+          <w:top w:val="nil"/>
+          <w:left w:val="nil"/>
+          <w:bottom w:val="nil"/>
+          <w:right w:val="nil"/>
+          <w:between w:val="nil"/>
+        </w:pBdr>
+        <w:spacing w:line="252" w:lineRule="auto"/>
+        <w:ind w:firstLine="202"/>
+        <w:jc w:val="both"/>
+        <w:rPr>
+          <w:color w:val="000000"/>
+        </w:rPr>
+      </w:pPr>
+    </w:p>
+    <w:p>
+      <w:pPr>
+        <w:widowControl w:val="0"/>
+        <w:pBdr>
+          <w:top w:val="nil"/>
+          <w:left w:val="nil"/>
+          <w:bottom w:val="nil"/>
+          <w:right w:val="nil"/>
+          <w:between w:val="nil"/>
+        </w:pBdr>
+        <w:spacing w:line="252" w:lineRule="auto"/>
+        <w:jc w:val="both"/>
+        <w:rPr>
+          <w:color w:val="000000"/>
+          <w:spacing w:val="-2"/>
+        </w:rPr>
+      </w:pPr>
+      <w:r>
+        <w:rPr>
+          <w:color w:val="000000"/>
+          <w:spacing w:val="-2"/>
+        </w:rPr>
+        <w:t xml:space="preserve">alternate ways to access the same functionalities noted here). Then, type over sections of </w:t>
+      </w:r>
+      <w:r>
+        <w:rPr>
+          <w:color w:val="000000"/>
+          <w:spacing w:val="-2"/>
+        </w:rPr>
+        <w:t>the template</w:t>
+      </w:r>
+      <w:r>
+        <w:rPr>
+          <w:color w:val="000000"/>
+          <w:spacing w:val="-2"/>
+        </w:rPr>
+        <w:t xml:space="preserve"> or cut and paste from another document and use markup styles. The pull-down</w:t>
+      </w:r>
+      <w:r>
+        <w:rPr>
+          <w:color w:val="000000"/>
+          <w:spacing w:val="-2"/>
+        </w:rPr>
+        <w:t xml:space="preserve"> </w:t>
+      </w:r>
+      <w:r>
+        <w:rPr>
+          <w:color w:val="000000"/>
+          <w:spacing w:val="-2"/>
+        </w:rPr>
+        <w:t xml:space="preserve">style menu is </w:t>
+      </w:r>
+      <w:r>
+        <w:rPr>
+          <w:spacing w:val="-2"/>
+        </w:rPr>
+        <w:t>in</w:t>
+      </w:r>
+      <w:r>
+        <w:rPr>
+          <w:color w:val="000000"/>
+          <w:spacing w:val="-2"/>
+        </w:rPr>
+        <w:t xml:space="preserve"> the Formatting Toolbar at the top of your </w:t>
+      </w:r>
+      <w:r>
+        <w:rPr>
+          <w:i/>
+          <w:color w:val="000000"/>
+          <w:spacing w:val="-2"/>
+        </w:rPr>
+        <w:t>Word</w:t>
+      </w:r>
+      <w:r>
+        <w:rPr>
+          <w:color w:val="000000"/>
+          <w:spacing w:val="-2"/>
+        </w:rPr>
+        <w:t xml:space="preserve"> window (</w:t>
+      </w:r>
+      <w:r>
+        <w:rPr>
+          <w:color w:val="000000"/>
+          <w:spacing w:val="-2"/>
+        </w:rPr>
+        <w:t>e.g.</w:t>
+      </w:r>
+      <w:r>
+        <w:rPr>
+          <w:color w:val="000000"/>
+          <w:spacing w:val="-2"/>
+        </w:rPr>
+        <w:t>, the style at this point in the document is “Text”). Highlight a section that you want to designate with a certain style, and then select the appropriate name on the style menu. The style will adjust your fonts and line spacing. Do not change the font sizes or line spacing to squeeze more text into a limited number of pages.</w:t>
+      </w:r>
+      <w:r>
+        <w:rPr>
+          <w:b/>
+          <w:color w:val="000000"/>
+          <w:spacing w:val="-2"/>
+        </w:rPr>
+        <w:t xml:space="preserve"> </w:t>
+      </w:r>
+      <w:r>
+        <w:rPr>
+          <w:color w:val="000000"/>
+          <w:spacing w:val="-2"/>
+        </w:rPr>
+        <w:t xml:space="preserve">Use </w:t>
+      </w:r>
+      <w:r>
+        <w:rPr>
+          <w:i/>
+          <w:color w:val="000000"/>
+          <w:spacing w:val="-2"/>
+        </w:rPr>
+        <w:t>italics</w:t>
+      </w:r>
+      <w:r>
+        <w:rPr>
+          <w:color w:val="000000"/>
+          <w:spacing w:val="-2"/>
+        </w:rPr>
+        <w:t xml:space="preserve"> for emphasis; do not underline. </w:t>
+      </w:r>
+    </w:p>
+    <w:p>
+      <w:pPr>
+        <w:widowControl w:val="0"/>
+        <w:pBdr>
+          <w:top w:val="nil"/>
+          <w:left w:val="nil"/>
+          <w:bottom w:val="nil"/>
+          <w:right w:val="nil"/>
+          <w:between w:val="nil"/>
+        </w:pBdr>
+        <w:spacing w:line="252" w:lineRule="auto"/>
+        <w:ind w:firstLine="202"/>
+        <w:jc w:val="both"/>
+        <w:rPr>
+          <w:color w:val="000000"/>
+        </w:rPr>
+      </w:pPr>
+      <w:r>
+        <w:rPr>
+          <w:color w:val="000000"/>
+        </w:rPr>
+        <w:t xml:space="preserve">IEEE will do the final formatting of your </w:t>
+      </w:r>
+      <w:r>
+        <w:t>article</w:t>
+      </w:r>
+      <w:r>
+        <w:rPr>
+          <w:color w:val="000000"/>
+        </w:rPr>
+        <w:t xml:space="preserve">. If your </w:t>
+      </w:r>
+      <w:r>
+        <w:t xml:space="preserve">article </w:t>
+      </w:r>
+      <w:r>
+        <w:rPr>
+          <w:color w:val="000000"/>
+        </w:rPr>
+        <w:t>is intended for a conference, please observe the conference page limits.</w:t>
+      </w:r>
+    </w:p>
+    <w:p>
+      <w:pPr>
+        <w:widowControl w:val="0"/>
+        <w:pBdr>
+          <w:top w:val="nil"/>
+          <w:left w:val="nil"/>
+          <w:bottom w:val="nil"/>
+          <w:right w:val="nil"/>
+          <w:between w:val="nil"/>
+        </w:pBdr>
+        <w:spacing w:line="252" w:lineRule="auto"/>
+        <w:ind w:firstLine="202"/>
+        <w:jc w:val="both"/>
+        <w:rPr>
+          <w:color w:val="000000"/>
+        </w:rPr>
+      </w:pPr>
+      <w:r>
+        <w:rPr>
+          <w:color w:val="000000"/>
+        </w:rPr>
+        <w:t>This is intended as</w:t>
+      </w:r>
+      <w:r>
+        <w:rPr>
+          <w:color w:val="000000"/>
+        </w:rPr>
+        <w:t xml:space="preserve"> an authoring template, not a final production template</w:t>
+      </w:r>
+      <w:r>
+        <w:rPr>
+          <w:color w:val="000000"/>
+        </w:rPr>
+        <w:t>.</w:t>
+      </w:r>
+      <w:r>
+        <w:rPr>
+          <w:color w:val="000000"/>
+        </w:rPr>
+        <w:t xml:space="preserve"> </w:t>
+      </w:r>
+      <w:r>
+        <w:rPr>
+          <w:color w:val="000000"/>
+        </w:rPr>
+        <w:t xml:space="preserve">It is not </w:t>
+      </w:r>
+      <w:r>
+        <w:rPr>
+          <w:color w:val="000000"/>
+        </w:rPr>
+        <w:t>intended to match the final published format.</w:t>
+      </w:r>
+      <w:r>
+        <w:rPr>
+          <w:color w:val="000000"/>
+        </w:rPr>
+        <w:t xml:space="preserve"> D</w:t>
+      </w:r>
+      <w:r>
+        <w:rPr>
+          <w:color w:val="000000"/>
+        </w:rPr>
+        <w:t>ifferences in final formatting</w:t>
+      </w:r>
+      <w:r>
+        <w:rPr>
+          <w:color w:val="000000"/>
+        </w:rPr>
+        <w:t xml:space="preserve"> are likely in the final IEEE files</w:t>
+      </w:r>
+      <w:r>
+        <w:rPr>
+          <w:color w:val="000000"/>
+        </w:rPr>
+        <w:t>.</w:t>
+      </w:r>
+      <w:r>
+        <w:rPr>
+          <w:color w:val="000000"/>
+        </w:rPr>
+        <w:t xml:space="preserve"> </w:t>
+      </w:r>
+      <w:r>
+        <w:rPr>
+          <w:color w:val="000000"/>
+        </w:rPr>
+        <w:t xml:space="preserve">Page count </w:t>
+      </w:r>
+      <w:r>
+        <w:rPr>
+          <w:color w:val="000000"/>
+        </w:rPr>
+        <w:t xml:space="preserve">in the template </w:t>
+      </w:r>
+      <w:r>
+        <w:rPr>
+          <w:color w:val="000000"/>
+        </w:rPr>
+        <w:t>is an estimate</w:t>
+      </w:r>
+      <w:r>
+        <w:rPr>
+          <w:color w:val="000000"/>
+        </w:rPr>
+        <w:t>.</w:t>
+      </w:r>
+      <w:r>
+        <w:rPr>
+          <w:color w:val="000000"/>
+        </w:rPr>
+        <w:t xml:space="preserve"> </w:t>
+      </w:r>
+      <w:r>
+        <w:rPr>
+          <w:color w:val="000000"/>
+        </w:rPr>
+        <w:t>Do not adjust line and character spacing to fit your paper to a specific length.</w:t>
+      </w:r>
+    </w:p>
+    <w:p>
+      <w:pPr>
+        <w:widowControl w:val="0"/>
+        <w:pBdr>
+          <w:top w:val="nil"/>
+          <w:left w:val="nil"/>
+          <w:bottom w:val="nil"/>
+          <w:right w:val="nil"/>
+          <w:between w:val="nil"/>
+        </w:pBdr>
+        <w:spacing w:line="252" w:lineRule="auto"/>
+        <w:ind w:firstLine="202"/>
+        <w:jc w:val="both"/>
+        <w:rPr>
+          <w:color w:val="000000"/>
+        </w:rPr>
+      </w:pPr>
+    </w:p>
+    <w:p>
+      <w:pPr>
+        <w:widowControl w:val="0"/>
+        <w:pBdr>
+          <w:top w:val="nil"/>
+          <w:left w:val="nil"/>
+          <w:bottom w:val="nil"/>
+          <w:right w:val="nil"/>
+          <w:between w:val="nil"/>
+        </w:pBdr>
+        <w:spacing w:line="252" w:lineRule="auto"/>
+        <w:ind w:firstLine="202"/>
+        <w:jc w:val="both"/>
+        <w:rPr>
+          <w:color w:val="000000"/>
+          <w:lang w:val="es-CO"/>
+        </w:rPr>
+      </w:pPr>
+      <w:r>
+        <w:rPr>
+          <w:color w:val="000000"/>
+          <w:lang w:val="es-CO"/>
+        </w:rPr>
+        <w:t xml:space="preserve">La base de datos seleccionada fue Car Price disponible en la plataforma </w:t>
+      </w:r>
+      <w:proofErr w:type="spellStart"/>
+      <w:r>
+        <w:rPr>
+          <w:color w:val="000000"/>
+          <w:lang w:val="es-CO"/>
+        </w:rPr>
+        <w:t>Kaggle</w:t>
+      </w:r>
+      <w:proofErr w:type="spellEnd"/>
+      <w:r>
+        <w:rPr>
+          <w:color w:val="000000"/>
+          <w:lang w:val="es-CO"/>
+        </w:rPr>
+        <w:t xml:space="preserve">. Este </w:t>
+      </w:r>
+      <w:proofErr w:type="spellStart"/>
+      <w:r>
+        <w:rPr>
+          <w:color w:val="000000"/>
+          <w:lang w:val="es-CO"/>
+        </w:rPr>
+        <w:t>dataset</w:t>
+      </w:r>
+      <w:proofErr w:type="spellEnd"/>
+      <w:r>
+        <w:rPr>
+          <w:color w:val="000000"/>
+          <w:lang w:val="es-CO"/>
+        </w:rPr>
+        <w:t xml:space="preserve"> recopila información de vehículos nuevos y usados ofertados en la compañía europea AutoScout24 durante el año 2019. Incluye variables técnicas y </w:t>
+      </w:r>
+      <w:r>
+        <w:rPr>
+          <w:color w:val="000000"/>
+          <w:lang w:val="es-CO"/>
+        </w:rPr>
+        <w:lastRenderedPageBreak/>
+        <w:t>comerciales relevantes como la marca, modelo, años de uso, kilometraje, tipo de combustible, potencia del motor, transmisión, entre otras.</w:t>
+      </w:r>
+    </w:p>
+    <w:p>
+      <w:pPr>
+        <w:widowControl w:val="0"/>
+        <w:pBdr>
+          <w:top w:val="nil"/>
+          <w:left w:val="nil"/>
+          <w:bottom w:val="nil"/>
+          <w:right w:val="nil"/>
+          <w:between w:val="nil"/>
+        </w:pBdr>
+        <w:spacing w:line="252" w:lineRule="auto"/>
+        <w:ind w:firstLine="202"/>
+        <w:jc w:val="both"/>
+        <w:rPr>
+          <w:color w:val="000000"/>
+          <w:lang w:val="es-CO"/>
+        </w:rPr>
+      </w:pPr>
+    </w:p>
+    <w:p>
+      <w:pPr>
+        <w:widowControl w:val="0"/>
+        <w:pBdr>
+          <w:top w:val="nil"/>
+          <w:left w:val="nil"/>
+          <w:bottom w:val="nil"/>
+          <w:right w:val="nil"/>
+          <w:between w:val="nil"/>
+        </w:pBdr>
+        <w:spacing w:line="252" w:lineRule="auto"/>
+        <w:ind w:firstLine="202"/>
+        <w:jc w:val="both"/>
+        <w:rPr>
+          <w:color w:val="000000"/>
+          <w:lang w:val="es-CO"/>
+        </w:rPr>
+      </w:pPr>
+      <w:r>
+        <w:rPr>
+          <w:color w:val="000000"/>
+          <w:lang w:val="es-CO"/>
+        </w:rPr>
+        <w:t>Mediante las variables disponibles en la base datos, es posible realizar un análisis de cuáles de estas características se asocian de manera más significativa con el precio final de los autos, permitiendo responder a la pregunta de investigación planteada y aportar evidencia sobre los factores que más influyen en la valoración del mercado automotriz.</w:t>
+      </w:r>
+    </w:p>
+    <w:p>
+      <w:pPr>
+        <w:widowControl w:val="0"/>
+        <w:pBdr>
+          <w:top w:val="nil"/>
+          <w:left w:val="nil"/>
+          <w:bottom w:val="nil"/>
+          <w:right w:val="nil"/>
+          <w:between w:val="nil"/>
+        </w:pBdr>
+        <w:spacing w:line="252" w:lineRule="auto"/>
+        <w:ind w:firstLine="202"/>
+        <w:jc w:val="both"/>
+        <w:rPr>
+          <w:color w:val="000000"/>
+          <w:lang w:val="es-CO"/>
+        </w:rPr>
+      </w:pPr>
+    </w:p>
+    <w:p>
+      <w:pPr>
+        <w:widowControl w:val="0"/>
+        <w:pBdr>
+          <w:top w:val="nil"/>
+          <w:left w:val="nil"/>
+          <w:bottom w:val="nil"/>
+          <w:right w:val="nil"/>
+          <w:between w:val="nil"/>
+        </w:pBdr>
+        <w:spacing w:line="252" w:lineRule="auto"/>
+        <w:ind w:firstLine="202"/>
+        <w:jc w:val="both"/>
+        <w:rPr>
+          <w:color w:val="000000"/>
+          <w:lang w:val="es-CO"/>
+        </w:rPr>
+      </w:pPr>
+    </w:p>
+    <w:p>
+      <w:pPr>
+        <w:widowControl w:val="0"/>
+        <w:pBdr>
+          <w:top w:val="nil"/>
+          <w:left w:val="nil"/>
+          <w:bottom w:val="nil"/>
+          <w:right w:val="nil"/>
+          <w:between w:val="nil"/>
+        </w:pBdr>
+        <w:spacing w:line="252" w:lineRule="auto"/>
+        <w:ind w:firstLine="202"/>
+        <w:jc w:val="both"/>
+        <w:rPr>
+          <w:color w:val="000000"/>
+          <w:lang w:val="es-CO"/>
+        </w:rPr>
+      </w:pPr>
     </w:p>
     <w:p>
       <w:pPr>
@@ -3765,104 +4337,50 @@
           <w:lang w:val="es-CO"/>
         </w:rPr>
       </w:pPr>
+    </w:p>
+    <w:p>
+      <w:pPr>
+        <w:widowControl w:val="0"/>
+        <w:pBdr>
+          <w:top w:val="nil"/>
+          <w:left w:val="nil"/>
+          <w:bottom w:val="nil"/>
+          <w:right w:val="nil"/>
+          <w:between w:val="nil"/>
+        </w:pBdr>
+        <w:spacing w:line="252" w:lineRule="auto"/>
+        <w:ind w:firstLine="202"/>
+        <w:jc w:val="both"/>
+        <w:rPr>
+          <w:color w:val="000000"/>
+          <w:lang w:val="es-CO"/>
+        </w:rPr>
+      </w:pPr>
+    </w:p>
+    <w:p>
+      <w:pPr>
+        <w:widowControl w:val="0"/>
+        <w:pBdr>
+          <w:top w:val="nil"/>
+          <w:left w:val="nil"/>
+          <w:bottom w:val="nil"/>
+          <w:right w:val="nil"/>
+          <w:between w:val="nil"/>
+        </w:pBdr>
+        <w:spacing w:line="252" w:lineRule="auto"/>
+        <w:ind w:firstLine="202"/>
+        <w:jc w:val="both"/>
+        <w:rPr>
+          <w:color w:val="000000"/>
+          <w:lang w:val="es-CO"/>
+        </w:rPr>
+      </w:pPr>
       <w:r>
         <w:rPr>
           <w:noProof/>
-        </w:rPr>
-        <w:drawing>
-          <wp:inline distT="0" distB="0" distL="0" distR="0" wp14:anchorId="62515738" wp14:editId="0B523C59">
-            <wp:extent cx="3063240" cy="697865"/>
-            <wp:effectExtent l="0" t="0" r="3810" b="6985"/>
-            <wp:docPr id="2113923547" name="Imagen 4"/>
-            <wp:cNvGraphicFramePr>
-              <a:graphicFrameLocks xmlns:a="http://schemas.openxmlformats.org/drawingml/2006/main" noChangeAspect="1"/>
-            </wp:cNvGraphicFramePr>
-            <a:graphic xmlns:a="http://schemas.openxmlformats.org/drawingml/2006/main">
-              <a:graphicData uri="http://schemas.openxmlformats.org/drawingml/2006/picture">
-                <pic:pic xmlns:pic="http://schemas.openxmlformats.org/drawingml/2006/picture">
-                  <pic:nvPicPr>
-                    <pic:cNvPr id="0" name="Picture 8"/>
-                    <pic:cNvPicPr>
-                      <a:picLocks noChangeAspect="1" noChangeArrowheads="1"/>
-                    </pic:cNvPicPr>
-                  </pic:nvPicPr>
-                  <pic:blipFill>
-                    <a:blip r:embed="rId20" cstate="print">
-                      <a:extLst>
-                        <a:ext uri="{28A0092B-C50C-407E-A947-70E740481C1C}">
-                          <a14:useLocalDpi xmlns:a14="http://schemas.microsoft.com/office/drawing/2010/main" val="0"/>
-                        </a:ext>
-                      </a:extLst>
-                    </a:blip>
-                    <a:srcRect/>
-                    <a:stretch>
-                      <a:fillRect/>
-                    </a:stretch>
-                  </pic:blipFill>
-                  <pic:spPr bwMode="auto">
-                    <a:xfrm>
-                      <a:off x="0" y="0"/>
-                      <a:ext cx="3063240" cy="697865"/>
-                    </a:xfrm>
-                    <a:prstGeom prst="rect">
-                      <a:avLst/>
-                    </a:prstGeom>
-                    <a:noFill/>
-                    <a:ln>
-                      <a:noFill/>
-                    </a:ln>
-                  </pic:spPr>
-                </pic:pic>
-              </a:graphicData>
-            </a:graphic>
-          </wp:inline>
-        </w:drawing>
-      </w:r>
-    </w:p>
-    <w:p>
-      <w:pPr>
-        <w:widowControl w:val="0"/>
-        <w:pBdr>
-          <w:top w:val="nil"/>
-          <w:left w:val="nil"/>
-          <w:bottom w:val="nil"/>
-          <w:right w:val="nil"/>
-          <w:between w:val="nil"/>
-        </w:pBdr>
-        <w:spacing w:line="252" w:lineRule="auto"/>
-        <w:ind w:firstLine="202"/>
-        <w:jc w:val="both"/>
-        <w:rPr>
-          <w:color w:val="000000"/>
-          <w:lang w:val="es-CO"/>
-        </w:rPr>
-      </w:pPr>
-    </w:p>
-    <w:p>
-      <w:pPr>
-        <w:widowControl w:val="0"/>
-        <w:pBdr>
-          <w:top w:val="nil"/>
-          <w:left w:val="nil"/>
-          <w:bottom w:val="nil"/>
-          <w:right w:val="nil"/>
-          <w:between w:val="nil"/>
-        </w:pBdr>
-        <w:spacing w:line="252" w:lineRule="auto"/>
-        <w:ind w:firstLine="202"/>
-        <w:jc w:val="both"/>
-        <w:rPr>
-          <w:color w:val="000000"/>
-          <w:lang w:val="es-CO"/>
-        </w:rPr>
-      </w:pPr>
-      <w:r>
-        <w:rPr>
-          <w:noProof/>
-          <w:color w:val="000000"/>
-          <w:lang w:val="es-CO"/>
-        </w:rPr>
-        <w:lastRenderedPageBreak/>
+          <w:color w:val="000000"/>
+          <w:lang w:val="es-CO"/>
+        </w:rPr>
         <w:drawing>
           <wp:inline distT="0" distB="0" distL="0" distR="0" wp14:anchorId="312620AE" wp14:editId="773F8F6C">
             <wp:extent cx="3063240" cy="1794510"/>
@@ -3879,7 +4397,7 @@
                     <pic:cNvPicPr/>
                   </pic:nvPicPr>
                   <pic:blipFill>
-                    <a:blip r:embed="rId21"/>
+                    <a:blip r:embed="rId20"/>
                     <a:stretch>
                       <a:fillRect/>
                     </a:stretch>
@@ -3921,1330 +4439,6 @@
         <w:rPr>
           <w:lang w:val="es-CO"/>
         </w:rPr>
-        <w:t xml:space="preserve">Variable </w:t>
-      </w:r>
-      <w:proofErr w:type="spellStart"/>
-      <w:r>
-        <w:rPr>
-          <w:lang w:val="es-CO"/>
-        </w:rPr>
-        <w:t>price</w:t>
-      </w:r>
-      <w:proofErr w:type="spellEnd"/>
-      <w:r>
-        <w:rPr>
-          <w:lang w:val="es-CO"/>
-        </w:rPr>
-        <w:t xml:space="preserve"> (precio del auto en euros)</w:t>
-      </w:r>
-    </w:p>
-    <w:p>
-      <w:pPr>
-        <w:widowControl w:val="0"/>
-        <w:pBdr>
-          <w:top w:val="nil"/>
-          <w:left w:val="nil"/>
-          <w:bottom w:val="nil"/>
-          <w:right w:val="nil"/>
-          <w:between w:val="nil"/>
-        </w:pBdr>
-        <w:spacing w:line="252" w:lineRule="auto"/>
-        <w:ind w:firstLine="202"/>
-        <w:jc w:val="both"/>
-        <w:rPr>
-          <w:lang w:val="es-CO"/>
-        </w:rPr>
-      </w:pPr>
-    </w:p>
-    <w:p>
-      <w:pPr>
-        <w:widowControl w:val="0"/>
-        <w:pBdr>
-          <w:top w:val="nil"/>
-          <w:left w:val="nil"/>
-          <w:bottom w:val="nil"/>
-          <w:right w:val="nil"/>
-          <w:between w:val="nil"/>
-        </w:pBdr>
-        <w:spacing w:line="252" w:lineRule="auto"/>
-        <w:ind w:firstLine="202"/>
-        <w:jc w:val="both"/>
-        <w:rPr>
-          <w:lang w:val="es-CO"/>
-        </w:rPr>
-      </w:pPr>
-      <w:r>
-        <w:rPr>
-          <w:lang w:val="es-CO"/>
-        </w:rPr>
-        <w:t>Media = 18024 y Mediana = 16900; la media es mayor que la mediana lo que determina que la distribución esta sesgada a la derecha.</w:t>
-      </w:r>
-    </w:p>
-    <w:p>
-      <w:pPr>
-        <w:widowControl w:val="0"/>
-        <w:pBdr>
-          <w:top w:val="nil"/>
-          <w:left w:val="nil"/>
-          <w:bottom w:val="nil"/>
-          <w:right w:val="nil"/>
-          <w:between w:val="nil"/>
-        </w:pBdr>
-        <w:spacing w:line="252" w:lineRule="auto"/>
-        <w:ind w:firstLine="202"/>
-        <w:jc w:val="both"/>
-        <w:rPr>
-          <w:lang w:val="es-CO"/>
-        </w:rPr>
-      </w:pPr>
-      <w:r>
-        <w:rPr>
-          <w:lang w:val="es-CO"/>
-        </w:rPr>
-        <w:t>La moda es más baja, con un valor de 14990 euros lo que muestra que hay cierta concentración de precios menores al promedio.</w:t>
-      </w:r>
-    </w:p>
-    <w:p>
-      <w:pPr>
-        <w:widowControl w:val="0"/>
-        <w:pBdr>
-          <w:top w:val="nil"/>
-          <w:left w:val="nil"/>
-          <w:bottom w:val="nil"/>
-          <w:right w:val="nil"/>
-          <w:between w:val="nil"/>
-        </w:pBdr>
-        <w:spacing w:line="252" w:lineRule="auto"/>
-        <w:ind w:firstLine="202"/>
-        <w:jc w:val="both"/>
-        <w:rPr>
-          <w:lang w:val="es-CO"/>
-        </w:rPr>
-      </w:pPr>
-      <w:r>
-        <w:rPr>
-          <w:lang w:val="es-CO"/>
-        </w:rPr>
-        <w:t>Rango muy grande (4,950 a 74,600) lo que hace referencia a que presenta alta variabilidad.</w:t>
-      </w:r>
-    </w:p>
-    <w:p>
-      <w:pPr>
-        <w:widowControl w:val="0"/>
-        <w:pBdr>
-          <w:top w:val="nil"/>
-          <w:left w:val="nil"/>
-          <w:bottom w:val="nil"/>
-          <w:right w:val="nil"/>
-          <w:between w:val="nil"/>
-        </w:pBdr>
-        <w:spacing w:line="252" w:lineRule="auto"/>
-        <w:ind w:firstLine="202"/>
-        <w:jc w:val="both"/>
-        <w:rPr>
-          <w:lang w:val="es-CO"/>
-        </w:rPr>
-      </w:pPr>
-      <w:r>
-        <w:rPr>
-          <w:lang w:val="es-CO"/>
-        </w:rPr>
-        <w:t xml:space="preserve">El CV es </w:t>
-      </w:r>
-      <w:proofErr w:type="spellStart"/>
-      <w:r>
-        <w:rPr>
-          <w:lang w:val="es-CO"/>
-        </w:rPr>
-        <w:t>igaul</w:t>
-      </w:r>
-      <w:proofErr w:type="spellEnd"/>
-      <w:r>
-        <w:rPr>
-          <w:lang w:val="es-CO"/>
-        </w:rPr>
-        <w:t xml:space="preserve"> a 41%, lo que muestra que la variable presenta una variación moderada alta.</w:t>
-      </w:r>
-    </w:p>
-    <w:p>
-      <w:pPr>
-        <w:widowControl w:val="0"/>
-        <w:pBdr>
-          <w:top w:val="nil"/>
-          <w:left w:val="nil"/>
-          <w:bottom w:val="nil"/>
-          <w:right w:val="nil"/>
-          <w:between w:val="nil"/>
-        </w:pBdr>
-        <w:spacing w:line="252" w:lineRule="auto"/>
-        <w:ind w:firstLine="202"/>
-        <w:jc w:val="both"/>
-        <w:rPr>
-          <w:lang w:val="es-CO"/>
-        </w:rPr>
-      </w:pPr>
-      <w:r>
-        <w:rPr>
-          <w:lang w:val="es-CO"/>
-        </w:rPr>
-        <w:t>En el histograma, se observa una concentración importante de precios entre los 10000 y 30000 euros.</w:t>
-      </w:r>
-    </w:p>
-    <w:p>
-      <w:pPr>
-        <w:widowControl w:val="0"/>
-        <w:pBdr>
-          <w:top w:val="nil"/>
-          <w:left w:val="nil"/>
-          <w:bottom w:val="nil"/>
-          <w:right w:val="nil"/>
-          <w:between w:val="nil"/>
-        </w:pBdr>
-        <w:spacing w:line="252" w:lineRule="auto"/>
-        <w:ind w:firstLine="202"/>
-        <w:jc w:val="both"/>
-        <w:rPr>
-          <w:lang w:val="es-CO"/>
-        </w:rPr>
-      </w:pPr>
-    </w:p>
-    <w:p>
-      <w:pPr>
-        <w:widowControl w:val="0"/>
-        <w:pBdr>
-          <w:top w:val="nil"/>
-          <w:left w:val="nil"/>
-          <w:bottom w:val="nil"/>
-          <w:right w:val="nil"/>
-          <w:between w:val="nil"/>
-        </w:pBdr>
-        <w:spacing w:line="252" w:lineRule="auto"/>
-        <w:ind w:firstLine="202"/>
-        <w:jc w:val="both"/>
-        <w:rPr>
-          <w:lang w:val="es-CO"/>
-        </w:rPr>
-      </w:pPr>
-      <w:r>
-        <w:rPr>
-          <w:lang w:val="es-CO"/>
-        </w:rPr>
-        <w:t>Interpretación¶</w:t>
-      </w:r>
-    </w:p>
-    <w:p>
-      <w:pPr>
-        <w:widowControl w:val="0"/>
-        <w:pBdr>
-          <w:top w:val="nil"/>
-          <w:left w:val="nil"/>
-          <w:bottom w:val="nil"/>
-          <w:right w:val="nil"/>
-          <w:between w:val="nil"/>
-        </w:pBdr>
-        <w:spacing w:line="252" w:lineRule="auto"/>
-        <w:ind w:firstLine="202"/>
-        <w:jc w:val="both"/>
-        <w:rPr>
-          <w:lang w:val="es-CO"/>
-        </w:rPr>
-      </w:pPr>
-      <w:r>
-        <w:rPr>
-          <w:lang w:val="es-CO"/>
-        </w:rPr>
-        <w:t>Variable km (kilometraje del auto)</w:t>
-      </w:r>
-    </w:p>
-    <w:p>
-      <w:pPr>
-        <w:widowControl w:val="0"/>
-        <w:pBdr>
-          <w:top w:val="nil"/>
-          <w:left w:val="nil"/>
-          <w:bottom w:val="nil"/>
-          <w:right w:val="nil"/>
-          <w:between w:val="nil"/>
-        </w:pBdr>
-        <w:spacing w:line="252" w:lineRule="auto"/>
-        <w:ind w:firstLine="202"/>
-        <w:jc w:val="both"/>
-        <w:rPr>
-          <w:lang w:val="es-CO"/>
-        </w:rPr>
-      </w:pPr>
-    </w:p>
-    <w:p>
-      <w:pPr>
-        <w:widowControl w:val="0"/>
-        <w:pBdr>
-          <w:top w:val="nil"/>
-          <w:left w:val="nil"/>
-          <w:bottom w:val="nil"/>
-          <w:right w:val="nil"/>
-          <w:between w:val="nil"/>
-        </w:pBdr>
-        <w:spacing w:line="252" w:lineRule="auto"/>
-        <w:ind w:firstLine="202"/>
-        <w:jc w:val="both"/>
-        <w:rPr>
-          <w:lang w:val="es-CO"/>
-        </w:rPr>
-      </w:pPr>
-      <w:r>
-        <w:rPr>
-          <w:lang w:val="es-CO"/>
-        </w:rPr>
-        <w:t xml:space="preserve">Media = 32090 y Mediana = 20413; la media es mayor que la mediana lo que determina que la distribución </w:t>
-      </w:r>
-      <w:proofErr w:type="spellStart"/>
-      <w:r>
-        <w:rPr>
-          <w:lang w:val="es-CO"/>
-        </w:rPr>
-        <w:t>esta</w:t>
-      </w:r>
-      <w:proofErr w:type="spellEnd"/>
-      <w:r>
-        <w:rPr>
-          <w:lang w:val="es-CO"/>
-        </w:rPr>
-        <w:t xml:space="preserve"> fuertemente sesgada a la derecha.</w:t>
-      </w:r>
-    </w:p>
-    <w:p>
-      <w:pPr>
-        <w:widowControl w:val="0"/>
-        <w:pBdr>
-          <w:top w:val="nil"/>
-          <w:left w:val="nil"/>
-          <w:bottom w:val="nil"/>
-          <w:right w:val="nil"/>
-          <w:between w:val="nil"/>
-        </w:pBdr>
-        <w:spacing w:line="252" w:lineRule="auto"/>
-        <w:ind w:firstLine="202"/>
-        <w:jc w:val="both"/>
-        <w:rPr>
-          <w:lang w:val="es-CO"/>
-        </w:rPr>
-      </w:pPr>
-      <w:r>
-        <w:rPr>
-          <w:lang w:val="es-CO"/>
-        </w:rPr>
-        <w:t>La moda es mucho más baja, con un valor de 10 kilómetros lo que muestra que hay cierta concentración de km menores al promedio.</w:t>
-      </w:r>
-    </w:p>
-    <w:p>
-      <w:pPr>
-        <w:widowControl w:val="0"/>
-        <w:pBdr>
-          <w:top w:val="nil"/>
-          <w:left w:val="nil"/>
-          <w:bottom w:val="nil"/>
-          <w:right w:val="nil"/>
-          <w:between w:val="nil"/>
-        </w:pBdr>
-        <w:spacing w:line="252" w:lineRule="auto"/>
-        <w:ind w:firstLine="202"/>
-        <w:jc w:val="both"/>
-        <w:rPr>
-          <w:lang w:val="es-CO"/>
-        </w:rPr>
-      </w:pPr>
-      <w:r>
-        <w:rPr>
-          <w:lang w:val="es-CO"/>
-        </w:rPr>
-        <w:t>Rango muy grande (0 a 317,000), presenta muy alta variabilidad.</w:t>
-      </w:r>
-    </w:p>
-    <w:p>
-      <w:pPr>
-        <w:widowControl w:val="0"/>
-        <w:pBdr>
-          <w:top w:val="nil"/>
-          <w:left w:val="nil"/>
-          <w:bottom w:val="nil"/>
-          <w:right w:val="nil"/>
-          <w:between w:val="nil"/>
-        </w:pBdr>
-        <w:spacing w:line="252" w:lineRule="auto"/>
-        <w:ind w:firstLine="202"/>
-        <w:jc w:val="both"/>
-        <w:rPr>
-          <w:lang w:val="es-CO"/>
-        </w:rPr>
-      </w:pPr>
-      <w:r>
-        <w:rPr>
-          <w:lang w:val="es-CO"/>
-        </w:rPr>
-        <w:t xml:space="preserve">El CV tiene </w:t>
-      </w:r>
-      <w:proofErr w:type="gramStart"/>
-      <w:r>
-        <w:rPr>
-          <w:lang w:val="es-CO"/>
-        </w:rPr>
-        <w:t>una valor</w:t>
-      </w:r>
-      <w:proofErr w:type="gramEnd"/>
-      <w:r>
-        <w:rPr>
-          <w:lang w:val="es-CO"/>
-        </w:rPr>
-        <w:t xml:space="preserve"> de 115%, presenta una variación considerada alta, lo que hace que sea una variable muy dispersa y poco homogénea.</w:t>
-      </w:r>
-    </w:p>
-    <w:p>
-      <w:pPr>
-        <w:widowControl w:val="0"/>
-        <w:pBdr>
-          <w:top w:val="nil"/>
-          <w:left w:val="nil"/>
-          <w:bottom w:val="nil"/>
-          <w:right w:val="nil"/>
-          <w:between w:val="nil"/>
-        </w:pBdr>
-        <w:spacing w:line="252" w:lineRule="auto"/>
-        <w:ind w:firstLine="202"/>
-        <w:jc w:val="both"/>
-        <w:rPr>
-          <w:lang w:val="es-CO"/>
-        </w:rPr>
-      </w:pPr>
-      <w:r>
-        <w:rPr>
-          <w:lang w:val="es-CO"/>
-        </w:rPr>
-        <w:t>En el histograma, se observa una concentración importante de km entre los 0 y 50000 km.</w:t>
-      </w:r>
-    </w:p>
-    <w:p>
-      <w:pPr>
-        <w:widowControl w:val="0"/>
-        <w:pBdr>
-          <w:top w:val="nil"/>
-          <w:left w:val="nil"/>
-          <w:bottom w:val="nil"/>
-          <w:right w:val="nil"/>
-          <w:between w:val="nil"/>
-        </w:pBdr>
-        <w:spacing w:line="252" w:lineRule="auto"/>
-        <w:ind w:firstLine="202"/>
-        <w:jc w:val="both"/>
-        <w:rPr>
-          <w:lang w:val="es-CO"/>
-        </w:rPr>
-      </w:pPr>
-    </w:p>
-    <w:p>
-      <w:pPr>
-        <w:widowControl w:val="0"/>
-        <w:pBdr>
-          <w:top w:val="nil"/>
-          <w:left w:val="nil"/>
-          <w:bottom w:val="nil"/>
-          <w:right w:val="nil"/>
-          <w:between w:val="nil"/>
-        </w:pBdr>
-        <w:spacing w:line="252" w:lineRule="auto"/>
-        <w:ind w:firstLine="202"/>
-        <w:jc w:val="both"/>
-        <w:rPr>
-          <w:lang w:val="es-CO"/>
-        </w:rPr>
-      </w:pPr>
-      <w:r>
-        <w:rPr>
-          <w:lang w:val="es-CO"/>
-        </w:rPr>
-        <w:t>Interpretación¶</w:t>
-      </w:r>
-    </w:p>
-    <w:p>
-      <w:pPr>
-        <w:widowControl w:val="0"/>
-        <w:pBdr>
-          <w:top w:val="nil"/>
-          <w:left w:val="nil"/>
-          <w:bottom w:val="nil"/>
-          <w:right w:val="nil"/>
-          <w:between w:val="nil"/>
-        </w:pBdr>
-        <w:spacing w:line="252" w:lineRule="auto"/>
-        <w:ind w:firstLine="202"/>
-        <w:jc w:val="both"/>
-        <w:rPr>
-          <w:lang w:val="es-CO"/>
-        </w:rPr>
-      </w:pPr>
-      <w:r>
-        <w:rPr>
-          <w:lang w:val="es-CO"/>
-        </w:rPr>
-        <w:t xml:space="preserve">Variable </w:t>
-      </w:r>
-      <w:proofErr w:type="spellStart"/>
-      <w:r>
-        <w:rPr>
-          <w:lang w:val="es-CO"/>
-        </w:rPr>
-        <w:t>hp_kW</w:t>
-      </w:r>
-      <w:proofErr w:type="spellEnd"/>
-      <w:r>
-        <w:rPr>
-          <w:lang w:val="es-CO"/>
-        </w:rPr>
-        <w:t xml:space="preserve"> (Potencia </w:t>
-      </w:r>
-      <w:proofErr w:type="gramStart"/>
-      <w:r>
-        <w:rPr>
-          <w:lang w:val="es-CO"/>
-        </w:rPr>
-        <w:t>del auto medida</w:t>
-      </w:r>
-      <w:proofErr w:type="gramEnd"/>
-      <w:r>
-        <w:rPr>
-          <w:lang w:val="es-CO"/>
-        </w:rPr>
-        <w:t xml:space="preserve"> en kW)</w:t>
-      </w:r>
-    </w:p>
-    <w:p>
-      <w:pPr>
-        <w:widowControl w:val="0"/>
-        <w:pBdr>
-          <w:top w:val="nil"/>
-          <w:left w:val="nil"/>
-          <w:bottom w:val="nil"/>
-          <w:right w:val="nil"/>
-          <w:between w:val="nil"/>
-        </w:pBdr>
-        <w:spacing w:line="252" w:lineRule="auto"/>
-        <w:ind w:firstLine="202"/>
-        <w:jc w:val="both"/>
-        <w:rPr>
-          <w:lang w:val="es-CO"/>
-        </w:rPr>
-      </w:pPr>
-    </w:p>
-    <w:p>
-      <w:pPr>
-        <w:widowControl w:val="0"/>
-        <w:pBdr>
-          <w:top w:val="nil"/>
-          <w:left w:val="nil"/>
-          <w:bottom w:val="nil"/>
-          <w:right w:val="nil"/>
-          <w:between w:val="nil"/>
-        </w:pBdr>
-        <w:spacing w:line="252" w:lineRule="auto"/>
-        <w:ind w:firstLine="202"/>
-        <w:jc w:val="both"/>
-        <w:rPr>
-          <w:lang w:val="es-CO"/>
-        </w:rPr>
-      </w:pPr>
-      <w:r>
-        <w:rPr>
-          <w:lang w:val="es-CO"/>
-        </w:rPr>
-        <w:t xml:space="preserve">Media = 88.5 y Mediana = 85; la variable </w:t>
-      </w:r>
-      <w:proofErr w:type="spellStart"/>
-      <w:r>
-        <w:rPr>
-          <w:lang w:val="es-CO"/>
-        </w:rPr>
-        <w:t>esta</w:t>
-      </w:r>
-      <w:proofErr w:type="spellEnd"/>
-      <w:r>
-        <w:rPr>
-          <w:lang w:val="es-CO"/>
-        </w:rPr>
-        <w:t xml:space="preserve"> bastante centrada por la cercanía entre estas dos medidas, además la moda 85, pero igual presenta sesgo a la derecha</w:t>
-      </w:r>
-    </w:p>
-    <w:p>
-      <w:pPr>
-        <w:widowControl w:val="0"/>
-        <w:pBdr>
-          <w:top w:val="nil"/>
-          <w:left w:val="nil"/>
-          <w:bottom w:val="nil"/>
-          <w:right w:val="nil"/>
-          <w:between w:val="nil"/>
-        </w:pBdr>
-        <w:spacing w:line="252" w:lineRule="auto"/>
-        <w:ind w:firstLine="202"/>
-        <w:jc w:val="both"/>
-        <w:rPr>
-          <w:lang w:val="es-CO"/>
-        </w:rPr>
-      </w:pPr>
-      <w:r>
-        <w:rPr>
-          <w:lang w:val="es-CO"/>
-        </w:rPr>
-        <w:t>El Rango va de (40 a 294), presenta baja variabilidad.</w:t>
-      </w:r>
-    </w:p>
-    <w:p>
-      <w:pPr>
-        <w:widowControl w:val="0"/>
-        <w:pBdr>
-          <w:top w:val="nil"/>
-          <w:left w:val="nil"/>
-          <w:bottom w:val="nil"/>
-          <w:right w:val="nil"/>
-          <w:between w:val="nil"/>
-        </w:pBdr>
-        <w:spacing w:line="252" w:lineRule="auto"/>
-        <w:ind w:firstLine="202"/>
-        <w:jc w:val="both"/>
-        <w:rPr>
-          <w:lang w:val="es-CO"/>
-        </w:rPr>
-      </w:pPr>
-      <w:r>
-        <w:rPr>
-          <w:lang w:val="es-CO"/>
-        </w:rPr>
-        <w:t>El CV es 30%, presenta una variabilidad moderada.</w:t>
-      </w:r>
-    </w:p>
-    <w:p>
-      <w:pPr>
-        <w:widowControl w:val="0"/>
-        <w:pBdr>
-          <w:top w:val="nil"/>
-          <w:left w:val="nil"/>
-          <w:bottom w:val="nil"/>
-          <w:right w:val="nil"/>
-          <w:between w:val="nil"/>
-        </w:pBdr>
-        <w:spacing w:line="252" w:lineRule="auto"/>
-        <w:ind w:firstLine="202"/>
-        <w:jc w:val="both"/>
-        <w:rPr>
-          <w:lang w:val="es-CO"/>
-        </w:rPr>
-      </w:pPr>
-      <w:r>
-        <w:rPr>
-          <w:lang w:val="es-CO"/>
-        </w:rPr>
-        <w:t xml:space="preserve">En el histograma, se observa una concentración importante de </w:t>
-      </w:r>
-      <w:proofErr w:type="spellStart"/>
-      <w:r>
-        <w:rPr>
-          <w:lang w:val="es-CO"/>
-        </w:rPr>
-        <w:t>hp_kW</w:t>
-      </w:r>
-      <w:proofErr w:type="spellEnd"/>
-      <w:r>
-        <w:rPr>
-          <w:lang w:val="es-CO"/>
-        </w:rPr>
-        <w:t xml:space="preserve"> entre los 60 y 120.</w:t>
-      </w:r>
-    </w:p>
-    <w:p>
-      <w:pPr>
-        <w:widowControl w:val="0"/>
-        <w:pBdr>
-          <w:top w:val="nil"/>
-          <w:left w:val="nil"/>
-          <w:bottom w:val="nil"/>
-          <w:right w:val="nil"/>
-          <w:between w:val="nil"/>
-        </w:pBdr>
-        <w:spacing w:line="252" w:lineRule="auto"/>
-        <w:ind w:firstLine="202"/>
-        <w:jc w:val="both"/>
-        <w:rPr>
-          <w:lang w:val="es-CO"/>
-        </w:rPr>
-      </w:pPr>
-    </w:p>
-    <w:p>
-      <w:pPr>
-        <w:widowControl w:val="0"/>
-        <w:pBdr>
-          <w:top w:val="nil"/>
-          <w:left w:val="nil"/>
-          <w:bottom w:val="nil"/>
-          <w:right w:val="nil"/>
-          <w:between w:val="nil"/>
-        </w:pBdr>
-        <w:spacing w:line="252" w:lineRule="auto"/>
-        <w:ind w:firstLine="202"/>
-        <w:jc w:val="both"/>
-        <w:rPr>
-          <w:lang w:val="es-CO"/>
-        </w:rPr>
-      </w:pPr>
-      <w:r>
-        <w:rPr>
-          <w:lang w:val="es-CO"/>
-        </w:rPr>
-        <w:t>Interpretación</w:t>
-      </w:r>
-    </w:p>
-    <w:p>
-      <w:pPr>
-        <w:widowControl w:val="0"/>
-        <w:pBdr>
-          <w:top w:val="nil"/>
-          <w:left w:val="nil"/>
-          <w:bottom w:val="nil"/>
-          <w:right w:val="nil"/>
-          <w:between w:val="nil"/>
-        </w:pBdr>
-        <w:spacing w:line="252" w:lineRule="auto"/>
-        <w:ind w:firstLine="202"/>
-        <w:jc w:val="both"/>
-        <w:rPr>
-          <w:lang w:val="es-CO"/>
-        </w:rPr>
-      </w:pPr>
-      <w:r>
-        <w:rPr>
-          <w:lang w:val="es-CO"/>
-        </w:rPr>
-        <w:t xml:space="preserve">Variable </w:t>
-      </w:r>
-      <w:proofErr w:type="spellStart"/>
-      <w:r>
-        <w:rPr>
-          <w:lang w:val="es-CO"/>
-        </w:rPr>
-        <w:t>Displacement_cc</w:t>
-      </w:r>
-      <w:proofErr w:type="spellEnd"/>
-      <w:r>
-        <w:rPr>
-          <w:lang w:val="es-CO"/>
-        </w:rPr>
-        <w:t xml:space="preserve"> (Tamaño del motor en </w:t>
-      </w:r>
-      <w:r>
-        <w:rPr>
-          <w:lang w:val="es-CO"/>
-        </w:rPr>
-        <w:t>centímetros cúbicos)</w:t>
-      </w:r>
-    </w:p>
-    <w:p>
-      <w:pPr>
-        <w:widowControl w:val="0"/>
-        <w:pBdr>
-          <w:top w:val="nil"/>
-          <w:left w:val="nil"/>
-          <w:bottom w:val="nil"/>
-          <w:right w:val="nil"/>
-          <w:between w:val="nil"/>
-        </w:pBdr>
-        <w:spacing w:line="252" w:lineRule="auto"/>
-        <w:ind w:firstLine="202"/>
-        <w:jc w:val="both"/>
-        <w:rPr>
-          <w:lang w:val="es-CO"/>
-        </w:rPr>
-      </w:pPr>
-    </w:p>
-    <w:p>
-      <w:pPr>
-        <w:widowControl w:val="0"/>
-        <w:pBdr>
-          <w:top w:val="nil"/>
-          <w:left w:val="nil"/>
-          <w:bottom w:val="nil"/>
-          <w:right w:val="nil"/>
-          <w:between w:val="nil"/>
-        </w:pBdr>
-        <w:spacing w:line="252" w:lineRule="auto"/>
-        <w:ind w:firstLine="202"/>
-        <w:jc w:val="both"/>
-        <w:rPr>
-          <w:lang w:val="es-CO"/>
-        </w:rPr>
-      </w:pPr>
-      <w:r>
-        <w:rPr>
-          <w:lang w:val="es-CO"/>
-        </w:rPr>
-        <w:t>Media = 1429 y Mediana = 1461; valores muy cercanos, lo que da una posible distribución simétrica.</w:t>
-      </w:r>
-    </w:p>
-    <w:p>
-      <w:pPr>
-        <w:widowControl w:val="0"/>
-        <w:pBdr>
-          <w:top w:val="nil"/>
-          <w:left w:val="nil"/>
-          <w:bottom w:val="nil"/>
-          <w:right w:val="nil"/>
-          <w:between w:val="nil"/>
-        </w:pBdr>
-        <w:spacing w:line="252" w:lineRule="auto"/>
-        <w:ind w:firstLine="202"/>
-        <w:jc w:val="both"/>
-        <w:rPr>
-          <w:lang w:val="es-CO"/>
-        </w:rPr>
-      </w:pPr>
-      <w:r>
-        <w:rPr>
-          <w:lang w:val="es-CO"/>
-        </w:rPr>
-        <w:t>Rango de (890 a 2967): presenta baja variabilidad.</w:t>
-      </w:r>
-    </w:p>
-    <w:p>
-      <w:pPr>
-        <w:widowControl w:val="0"/>
-        <w:pBdr>
-          <w:top w:val="nil"/>
-          <w:left w:val="nil"/>
-          <w:bottom w:val="nil"/>
-          <w:right w:val="nil"/>
-          <w:between w:val="nil"/>
-        </w:pBdr>
-        <w:spacing w:line="252" w:lineRule="auto"/>
-        <w:ind w:firstLine="202"/>
-        <w:jc w:val="both"/>
-        <w:rPr>
-          <w:lang w:val="es-CO"/>
-        </w:rPr>
-      </w:pPr>
-      <w:r>
-        <w:rPr>
-          <w:lang w:val="es-CO"/>
-        </w:rPr>
-        <w:t>El CV es del 30%, presenta una baja variabilidad.</w:t>
-      </w:r>
-    </w:p>
-    <w:p>
-      <w:pPr>
-        <w:widowControl w:val="0"/>
-        <w:pBdr>
-          <w:top w:val="nil"/>
-          <w:left w:val="nil"/>
-          <w:bottom w:val="nil"/>
-          <w:right w:val="nil"/>
-          <w:between w:val="nil"/>
-        </w:pBdr>
-        <w:spacing w:line="252" w:lineRule="auto"/>
-        <w:ind w:firstLine="202"/>
-        <w:jc w:val="both"/>
-        <w:rPr>
-          <w:lang w:val="es-CO"/>
-        </w:rPr>
-      </w:pPr>
-      <w:r>
-        <w:rPr>
-          <w:lang w:val="es-CO"/>
-        </w:rPr>
-        <w:t xml:space="preserve">En el histograma, se observa una concentración importante de </w:t>
-      </w:r>
-      <w:proofErr w:type="spellStart"/>
-      <w:r>
-        <w:rPr>
-          <w:lang w:val="es-CO"/>
-        </w:rPr>
-        <w:t>Displacement_cc</w:t>
-      </w:r>
-      <w:proofErr w:type="spellEnd"/>
-      <w:r>
-        <w:rPr>
-          <w:lang w:val="es-CO"/>
-        </w:rPr>
-        <w:t xml:space="preserve"> entre los 1152 y 1704, pero con valores significativos menores a 1000.</w:t>
-      </w:r>
-    </w:p>
-    <w:p>
-      <w:pPr>
-        <w:widowControl w:val="0"/>
-        <w:pBdr>
-          <w:top w:val="nil"/>
-          <w:left w:val="nil"/>
-          <w:bottom w:val="nil"/>
-          <w:right w:val="nil"/>
-          <w:between w:val="nil"/>
-        </w:pBdr>
-        <w:spacing w:line="252" w:lineRule="auto"/>
-        <w:ind w:firstLine="202"/>
-        <w:jc w:val="both"/>
-        <w:rPr>
-          <w:lang w:val="es-CO"/>
-        </w:rPr>
-      </w:pPr>
-    </w:p>
-    <w:p>
-      <w:pPr>
-        <w:widowControl w:val="0"/>
-        <w:pBdr>
-          <w:top w:val="nil"/>
-          <w:left w:val="nil"/>
-          <w:bottom w:val="nil"/>
-          <w:right w:val="nil"/>
-          <w:between w:val="nil"/>
-        </w:pBdr>
-        <w:spacing w:line="252" w:lineRule="auto"/>
-        <w:ind w:firstLine="202"/>
-        <w:jc w:val="both"/>
-        <w:rPr>
-          <w:lang w:val="es-CO"/>
-        </w:rPr>
-      </w:pPr>
-      <w:r>
-        <w:rPr>
-          <w:lang w:val="es-CO"/>
-        </w:rPr>
-        <w:t>Interpretación</w:t>
-      </w:r>
-    </w:p>
-    <w:p>
-      <w:pPr>
-        <w:widowControl w:val="0"/>
-        <w:pBdr>
-          <w:top w:val="nil"/>
-          <w:left w:val="nil"/>
-          <w:bottom w:val="nil"/>
-          <w:right w:val="nil"/>
-          <w:between w:val="nil"/>
-        </w:pBdr>
-        <w:spacing w:line="252" w:lineRule="auto"/>
-        <w:ind w:firstLine="202"/>
-        <w:jc w:val="both"/>
-        <w:rPr>
-          <w:lang w:val="es-CO"/>
-        </w:rPr>
-      </w:pPr>
-      <w:r>
-        <w:rPr>
-          <w:lang w:val="es-CO"/>
-        </w:rPr>
-        <w:t xml:space="preserve">Variable </w:t>
-      </w:r>
-      <w:proofErr w:type="spellStart"/>
-      <w:r>
-        <w:rPr>
-          <w:lang w:val="es-CO"/>
-        </w:rPr>
-        <w:t>Weight_kg</w:t>
-      </w:r>
-      <w:proofErr w:type="spellEnd"/>
-      <w:r>
-        <w:rPr>
-          <w:lang w:val="es-CO"/>
-        </w:rPr>
-        <w:t xml:space="preserve"> (Peso del auto en kilogramos)</w:t>
-      </w:r>
-    </w:p>
-    <w:p>
-      <w:pPr>
-        <w:widowControl w:val="0"/>
-        <w:pBdr>
-          <w:top w:val="nil"/>
-          <w:left w:val="nil"/>
-          <w:bottom w:val="nil"/>
-          <w:right w:val="nil"/>
-          <w:between w:val="nil"/>
-        </w:pBdr>
-        <w:spacing w:line="252" w:lineRule="auto"/>
-        <w:ind w:firstLine="202"/>
-        <w:jc w:val="both"/>
-        <w:rPr>
-          <w:lang w:val="es-CO"/>
-        </w:rPr>
-      </w:pPr>
-    </w:p>
-    <w:p>
-      <w:pPr>
-        <w:widowControl w:val="0"/>
-        <w:pBdr>
-          <w:top w:val="nil"/>
-          <w:left w:val="nil"/>
-          <w:bottom w:val="nil"/>
-          <w:right w:val="nil"/>
-          <w:between w:val="nil"/>
-        </w:pBdr>
-        <w:spacing w:line="252" w:lineRule="auto"/>
-        <w:ind w:firstLine="202"/>
-        <w:jc w:val="both"/>
-        <w:rPr>
-          <w:lang w:val="es-CO"/>
-        </w:rPr>
-      </w:pPr>
-      <w:r>
-        <w:rPr>
-          <w:lang w:val="es-CO"/>
-        </w:rPr>
-        <w:t>Media = 1338 y Mediana = 1295; valores muy cercanos, lo que da una posible distribución simétrica.</w:t>
-      </w:r>
-    </w:p>
-    <w:p>
-      <w:pPr>
-        <w:widowControl w:val="0"/>
-        <w:pBdr>
-          <w:top w:val="nil"/>
-          <w:left w:val="nil"/>
-          <w:bottom w:val="nil"/>
-          <w:right w:val="nil"/>
-          <w:between w:val="nil"/>
-        </w:pBdr>
-        <w:spacing w:line="252" w:lineRule="auto"/>
-        <w:ind w:firstLine="202"/>
-        <w:jc w:val="both"/>
-        <w:rPr>
-          <w:lang w:val="es-CO"/>
-        </w:rPr>
-      </w:pPr>
-      <w:r>
-        <w:rPr>
-          <w:lang w:val="es-CO"/>
-        </w:rPr>
-        <w:t>Rango de 840 a 2471, presenta baja variabilidad.</w:t>
-      </w:r>
-    </w:p>
-    <w:p>
-      <w:pPr>
-        <w:widowControl w:val="0"/>
-        <w:pBdr>
-          <w:top w:val="nil"/>
-          <w:left w:val="nil"/>
-          <w:bottom w:val="nil"/>
-          <w:right w:val="nil"/>
-          <w:between w:val="nil"/>
-        </w:pBdr>
-        <w:spacing w:line="252" w:lineRule="auto"/>
-        <w:ind w:firstLine="202"/>
-        <w:jc w:val="both"/>
-        <w:rPr>
-          <w:lang w:val="es-CO"/>
-        </w:rPr>
-      </w:pPr>
-      <w:r>
-        <w:rPr>
-          <w:lang w:val="es-CO"/>
-        </w:rPr>
-        <w:t>El CV es del 15%, presenta una baja variabilidad, es decir presenta datos homogéneos.</w:t>
-      </w:r>
-    </w:p>
-    <w:p>
-      <w:pPr>
-        <w:widowControl w:val="0"/>
-        <w:pBdr>
-          <w:top w:val="nil"/>
-          <w:left w:val="nil"/>
-          <w:bottom w:val="nil"/>
-          <w:right w:val="nil"/>
-          <w:between w:val="nil"/>
-        </w:pBdr>
-        <w:spacing w:line="252" w:lineRule="auto"/>
-        <w:ind w:firstLine="202"/>
-        <w:jc w:val="both"/>
-        <w:rPr>
-          <w:lang w:val="es-CO"/>
-        </w:rPr>
-      </w:pPr>
-      <w:r>
-        <w:rPr>
-          <w:lang w:val="es-CO"/>
-        </w:rPr>
-        <w:t xml:space="preserve">En el histograma, se observa una concentración importante de </w:t>
-      </w:r>
-      <w:proofErr w:type="spellStart"/>
-      <w:r>
-        <w:rPr>
-          <w:lang w:val="es-CO"/>
-        </w:rPr>
-        <w:t>Weight_kg</w:t>
-      </w:r>
-      <w:proofErr w:type="spellEnd"/>
-      <w:r>
-        <w:rPr>
-          <w:lang w:val="es-CO"/>
-        </w:rPr>
-        <w:t xml:space="preserve"> entre los 1100 y 1500 aproximadamente.</w:t>
-      </w:r>
-    </w:p>
-    <w:p>
-      <w:pPr>
-        <w:widowControl w:val="0"/>
-        <w:pBdr>
-          <w:top w:val="nil"/>
-          <w:left w:val="nil"/>
-          <w:bottom w:val="nil"/>
-          <w:right w:val="nil"/>
-          <w:between w:val="nil"/>
-        </w:pBdr>
-        <w:spacing w:line="252" w:lineRule="auto"/>
-        <w:ind w:firstLine="202"/>
-        <w:jc w:val="both"/>
-        <w:rPr>
-          <w:lang w:val="es-CO"/>
-        </w:rPr>
-      </w:pPr>
-    </w:p>
-    <w:p>
-      <w:pPr>
-        <w:widowControl w:val="0"/>
-        <w:pBdr>
-          <w:top w:val="nil"/>
-          <w:left w:val="nil"/>
-          <w:bottom w:val="nil"/>
-          <w:right w:val="nil"/>
-          <w:between w:val="nil"/>
-        </w:pBdr>
-        <w:spacing w:line="252" w:lineRule="auto"/>
-        <w:ind w:firstLine="202"/>
-        <w:jc w:val="both"/>
-        <w:rPr>
-          <w:lang w:val="es-CO"/>
-        </w:rPr>
-      </w:pPr>
-      <w:r>
-        <w:rPr>
-          <w:lang w:val="es-CO"/>
-        </w:rPr>
-        <w:t>Interpretación</w:t>
-      </w:r>
-    </w:p>
-    <w:p>
-      <w:pPr>
-        <w:widowControl w:val="0"/>
-        <w:pBdr>
-          <w:top w:val="nil"/>
-          <w:left w:val="nil"/>
-          <w:bottom w:val="nil"/>
-          <w:right w:val="nil"/>
-          <w:between w:val="nil"/>
-        </w:pBdr>
-        <w:spacing w:line="252" w:lineRule="auto"/>
-        <w:ind w:firstLine="202"/>
-        <w:jc w:val="both"/>
-        <w:rPr>
-          <w:lang w:val="es-CO"/>
-        </w:rPr>
-      </w:pPr>
-      <w:r>
-        <w:rPr>
-          <w:lang w:val="es-CO"/>
-        </w:rPr>
-        <w:t xml:space="preserve">Variable </w:t>
-      </w:r>
-      <w:proofErr w:type="spellStart"/>
-      <w:r>
-        <w:rPr>
-          <w:lang w:val="es-CO"/>
-        </w:rPr>
-        <w:t>cons_comb</w:t>
-      </w:r>
-      <w:proofErr w:type="spellEnd"/>
-      <w:r>
-        <w:rPr>
-          <w:lang w:val="es-CO"/>
-        </w:rPr>
-        <w:t xml:space="preserve"> (Consumo de combustible del auto en litros por cada 100 km)</w:t>
-      </w:r>
-    </w:p>
-    <w:p>
-      <w:pPr>
-        <w:widowControl w:val="0"/>
-        <w:pBdr>
-          <w:top w:val="nil"/>
-          <w:left w:val="nil"/>
-          <w:bottom w:val="nil"/>
-          <w:right w:val="nil"/>
-          <w:between w:val="nil"/>
-        </w:pBdr>
-        <w:spacing w:line="252" w:lineRule="auto"/>
-        <w:ind w:firstLine="202"/>
-        <w:jc w:val="both"/>
-        <w:rPr>
-          <w:lang w:val="es-CO"/>
-        </w:rPr>
-      </w:pPr>
-    </w:p>
-    <w:p>
-      <w:pPr>
-        <w:widowControl w:val="0"/>
-        <w:pBdr>
-          <w:top w:val="nil"/>
-          <w:left w:val="nil"/>
-          <w:bottom w:val="nil"/>
-          <w:right w:val="nil"/>
-          <w:between w:val="nil"/>
-        </w:pBdr>
-        <w:spacing w:line="252" w:lineRule="auto"/>
-        <w:ind w:firstLine="202"/>
-        <w:jc w:val="both"/>
-        <w:rPr>
-          <w:lang w:val="es-CO"/>
-        </w:rPr>
-      </w:pPr>
-      <w:r>
-        <w:rPr>
-          <w:lang w:val="es-CO"/>
-        </w:rPr>
-        <w:t>Media = 4.83 y Mediana = 4.8; valores muy cercanos, lo que da una posible distribución simétrica.</w:t>
-      </w:r>
-    </w:p>
-    <w:p>
-      <w:pPr>
-        <w:widowControl w:val="0"/>
-        <w:pBdr>
-          <w:top w:val="nil"/>
-          <w:left w:val="nil"/>
-          <w:bottom w:val="nil"/>
-          <w:right w:val="nil"/>
-          <w:between w:val="nil"/>
-        </w:pBdr>
-        <w:spacing w:line="252" w:lineRule="auto"/>
-        <w:ind w:firstLine="202"/>
-        <w:jc w:val="both"/>
-        <w:rPr>
-          <w:lang w:val="es-CO"/>
-        </w:rPr>
-      </w:pPr>
-      <w:r>
-        <w:rPr>
-          <w:lang w:val="es-CO"/>
-        </w:rPr>
-        <w:t>Rango de 3 a 9, presenta baja variabilidad.</w:t>
-      </w:r>
-    </w:p>
-    <w:p>
-      <w:pPr>
-        <w:widowControl w:val="0"/>
-        <w:pBdr>
-          <w:top w:val="nil"/>
-          <w:left w:val="nil"/>
-          <w:bottom w:val="nil"/>
-          <w:right w:val="nil"/>
-          <w:between w:val="nil"/>
-        </w:pBdr>
-        <w:spacing w:line="252" w:lineRule="auto"/>
-        <w:ind w:firstLine="202"/>
-        <w:jc w:val="both"/>
-        <w:rPr>
-          <w:lang w:val="es-CO"/>
-        </w:rPr>
-      </w:pPr>
-      <w:r>
-        <w:rPr>
-          <w:lang w:val="es-CO"/>
-        </w:rPr>
-        <w:t>Con un CV del 18%, presenta una baja variabilidad, es decir presenta datos homogéneos.</w:t>
-      </w:r>
-    </w:p>
-    <w:p>
-      <w:pPr>
-        <w:widowControl w:val="0"/>
-        <w:pBdr>
-          <w:top w:val="nil"/>
-          <w:left w:val="nil"/>
-          <w:bottom w:val="nil"/>
-          <w:right w:val="nil"/>
-          <w:between w:val="nil"/>
-        </w:pBdr>
-        <w:spacing w:line="252" w:lineRule="auto"/>
-        <w:ind w:firstLine="202"/>
-        <w:jc w:val="both"/>
-        <w:rPr>
-          <w:lang w:val="es-CO"/>
-        </w:rPr>
-      </w:pPr>
-      <w:r>
-        <w:rPr>
-          <w:lang w:val="es-CO"/>
-        </w:rPr>
-        <w:t xml:space="preserve">En el histograma, se observa una concentración importante de </w:t>
-      </w:r>
-      <w:proofErr w:type="spellStart"/>
-      <w:r>
-        <w:rPr>
-          <w:lang w:val="es-CO"/>
-        </w:rPr>
-        <w:t>cons_comb</w:t>
-      </w:r>
-      <w:proofErr w:type="spellEnd"/>
-      <w:r>
-        <w:rPr>
-          <w:lang w:val="es-CO"/>
-        </w:rPr>
-        <w:t xml:space="preserve"> entre los 4 y 6 aproximadamente.</w:t>
-      </w:r>
-    </w:p>
-    <w:p>
-      <w:pPr>
-        <w:widowControl w:val="0"/>
-        <w:pBdr>
-          <w:top w:val="nil"/>
-          <w:left w:val="nil"/>
-          <w:bottom w:val="nil"/>
-          <w:right w:val="nil"/>
-          <w:between w:val="nil"/>
-        </w:pBdr>
-        <w:spacing w:line="252" w:lineRule="auto"/>
-        <w:ind w:firstLine="202"/>
-        <w:jc w:val="both"/>
-        <w:rPr>
-          <w:lang w:val="es-CO"/>
-        </w:rPr>
-      </w:pPr>
-    </w:p>
-    <w:p>
-      <w:pPr>
-        <w:widowControl w:val="0"/>
-        <w:pBdr>
-          <w:top w:val="nil"/>
-          <w:left w:val="nil"/>
-          <w:bottom w:val="nil"/>
-          <w:right w:val="nil"/>
-          <w:between w:val="nil"/>
-        </w:pBdr>
-        <w:spacing w:line="252" w:lineRule="auto"/>
-        <w:ind w:firstLine="202"/>
-        <w:jc w:val="both"/>
-        <w:rPr>
-          <w:lang w:val="es-CO"/>
-        </w:rPr>
-      </w:pPr>
-    </w:p>
-    <w:p>
-      <w:pPr>
-        <w:widowControl w:val="0"/>
-        <w:pBdr>
-          <w:top w:val="nil"/>
-          <w:left w:val="nil"/>
-          <w:bottom w:val="nil"/>
-          <w:right w:val="nil"/>
-          <w:between w:val="nil"/>
-        </w:pBdr>
-        <w:spacing w:line="252" w:lineRule="auto"/>
-        <w:ind w:firstLine="202"/>
-        <w:jc w:val="both"/>
-        <w:rPr>
-          <w:lang w:val="es-CO"/>
-        </w:rPr>
-      </w:pPr>
-      <w:r>
-        <w:rPr>
-          <w:lang w:val="es-CO"/>
-        </w:rPr>
         <w:t>Interpretación¶</w:t>
       </w:r>
     </w:p>
@@ -5372,7 +4566,7 @@
                     <pic:cNvPicPr/>
                   </pic:nvPicPr>
                   <pic:blipFill>
-                    <a:blip r:embed="rId22"/>
+                    <a:blip r:embed="rId21"/>
                     <a:stretch>
                       <a:fillRect/>
                     </a:stretch>
@@ -5515,7 +4709,7 @@
                     <pic:cNvPicPr/>
                   </pic:nvPicPr>
                   <pic:blipFill>
-                    <a:blip r:embed="rId23"/>
+                    <a:blip r:embed="rId22"/>
                     <a:stretch>
                       <a:fillRect/>
                     </a:stretch>
@@ -5660,6 +4854,7 @@
           <w:noProof/>
           <w:lang w:val="es-CO"/>
         </w:rPr>
+        <w:lastRenderedPageBreak/>
         <w:drawing>
           <wp:inline distT="0" distB="0" distL="0" distR="0" wp14:anchorId="78523612" wp14:editId="6E9970EF">
             <wp:extent cx="3063240" cy="2498090"/>
@@ -5676,7 +4871,7 @@
                     <pic:cNvPicPr/>
                   </pic:nvPicPr>
                   <pic:blipFill>
-                    <a:blip r:embed="rId24"/>
+                    <a:blip r:embed="rId23"/>
                     <a:stretch>
                       <a:fillRect/>
                     </a:stretch>
@@ -6006,13 +5201,7 @@
         <w:rPr>
           <w:lang w:val="es-CO"/>
         </w:rPr>
-        <w:t xml:space="preserve"> (-0.30): Los autos con </w:t>
-      </w:r>
-      <w:r>
-        <w:rPr>
-          <w:lang w:val="es-CO"/>
-        </w:rPr>
-        <w:t>más km tienden a mostrar menor consumo combinado (posible sesgo por modelos más antiguos).</w:t>
+        <w:t xml:space="preserve"> (-0.30): Los autos con más km tienden a mostrar menor consumo combinado (posible sesgo por modelos más antiguos).</w:t>
       </w:r>
     </w:p>
     <w:p>
@@ -6446,7 +5635,7 @@
                     </pic:cNvPicPr>
                   </pic:nvPicPr>
                   <pic:blipFill>
-                    <a:blip r:embed="rId25">
+                    <a:blip r:embed="rId24">
                       <a:extLst>
                         <a:ext uri="{28A0092B-C50C-407E-A947-70E740481C1C}">
                           <a14:useLocalDpi xmlns:a14="http://schemas.microsoft.com/office/drawing/2010/main" val="0"/>
@@ -6838,7 +6027,7 @@
                     <pic:cNvPicPr/>
                   </pic:nvPicPr>
                   <pic:blipFill>
-                    <a:blip r:embed="rId26"/>
+                    <a:blip r:embed="rId25"/>
                     <a:stretch>
                       <a:fillRect/>
                     </a:stretch>
@@ -7485,7 +6674,7 @@
                     <pic:cNvPicPr/>
                   </pic:nvPicPr>
                   <pic:blipFill>
-                    <a:blip r:embed="rId27"/>
+                    <a:blip r:embed="rId26"/>
                     <a:stretch>
                       <a:fillRect/>
                     </a:stretch>
@@ -7569,7 +6758,13 @@
         <w:rPr>
           <w:lang w:val="es-CO"/>
         </w:rPr>
-        <w:t>Al analizar la gráfica de varianza explicada acumulada, se observa que los dos primeros componentes principales (PC1 y PC2) concentran más del 70% de la variabilidad total de los datos, lo que indica que gran parte de la información contenida en las variables originales puede resumirse adecuadamente en un plano bidimensional. Asimismo, al incorporar el tercer componente (PC3), la varianza acumulada supera el 80%, reforzando que los tres primeros componentes capturan la mayoría de la estructura subyacente del conjunto de datos, reduciendo significativamente la dimensionalidad sin una pérdida importante de información.</w:t>
+        <w:t xml:space="preserve">Al analizar la gráfica de varianza explicada acumulada, se observa que los dos primeros componentes principales (PC1 y PC2) concentran más del 70% de la variabilidad total de los </w:t>
+      </w:r>
+      <w:r>
+        <w:rPr>
+          <w:lang w:val="es-CO"/>
+        </w:rPr>
+        <w:t>datos, lo que indica que gran parte de la información contenida en las variables originales puede resumirse adecuadamente en un plano bidimensional. Asimismo, al incorporar el tercer componente (PC3), la varianza acumulada supera el 80%, reforzando que los tres primeros componentes capturan la mayoría de la estructura subyacente del conjunto de datos, reduciendo significativamente la dimensionalidad sin una pérdida importante de información.</w:t>
       </w:r>
     </w:p>
     <w:p>
@@ -7845,14 +7040,7 @@
         <w:rPr>
           <w:lang w:val="es-CO"/>
         </w:rPr>
-        <w:t xml:space="preserve">Se detecta heterocedasticidad, se recomienda ajustar el </w:t>
-      </w:r>
-      <w:r>
-        <w:rPr>
-          <w:lang w:val="es-CO"/>
-        </w:rPr>
-        <w:lastRenderedPageBreak/>
-        <w:t>modelo utilizando errores robustos o aplicar transformaciones a la variable dependiente para estabilizar la varianza.</w:t>
+        <w:t>Se detecta heterocedasticidad, se recomienda ajustar el modelo utilizando errores robustos o aplicar transformaciones a la variable dependiente para estabilizar la varianza.</w:t>
       </w:r>
     </w:p>
     <w:p>
@@ -8069,7 +7257,7 @@
                     <pic:cNvPicPr/>
                   </pic:nvPicPr>
                   <pic:blipFill>
-                    <a:blip r:embed="rId28"/>
+                    <a:blip r:embed="rId27"/>
                     <a:stretch>
                       <a:fillRect/>
                     </a:stretch>
@@ -8464,7 +7652,7 @@
                     <pic:cNvPicPr/>
                   </pic:nvPicPr>
                   <pic:blipFill>
-                    <a:blip r:embed="rId29"/>
+                    <a:blip r:embed="rId28"/>
                     <a:stretch>
                       <a:fillRect/>
                     </a:stretch>
@@ -8541,7 +7729,7 @@
                     <pic:cNvPicPr/>
                   </pic:nvPicPr>
                   <pic:blipFill>
-                    <a:blip r:embed="rId30"/>
+                    <a:blip r:embed="rId29"/>
                     <a:stretch>
                       <a:fillRect/>
                     </a:stretch>
@@ -8927,919 +8115,2376 @@
         <w:rPr>
           <w:sz w:val="16"/>
           <w:szCs w:val="16"/>
-        </w:rPr>
-      </w:pPr>
-      <w:r>
+          <w:lang w:val="es-CO"/>
+        </w:rPr>
+      </w:pPr>
+      <w:r>
+        <w:rPr>
+          <w:lang w:val="es-CO"/>
+        </w:rPr>
         <w:t xml:space="preserve">III. </w:t>
       </w:r>
       <w:r>
+        <w:rPr>
+          <w:lang w:val="es-CO"/>
+        </w:rPr>
         <w:t>RESULTADOS</w:t>
       </w:r>
     </w:p>
+    <w:p>
+      <w:pPr>
+        <w:rPr>
+          <w:lang w:val="es-CO"/>
+        </w:rPr>
+      </w:pPr>
+    </w:p>
+    <w:p>
+      <w:pPr>
+        <w:rPr>
+          <w:b/>
+          <w:bCs/>
+          <w:lang w:val="es-CO"/>
+        </w:rPr>
+      </w:pPr>
+      <w:r>
+        <w:rPr>
+          <w:b/>
+          <w:bCs/>
+          <w:lang w:val="es-CO"/>
+        </w:rPr>
+        <w:t xml:space="preserve">Análisis </w:t>
+      </w:r>
+      <w:proofErr w:type="spellStart"/>
+      <w:r>
+        <w:rPr>
+          <w:b/>
+          <w:bCs/>
+          <w:lang w:val="es-CO"/>
+        </w:rPr>
+        <w:t>univariado</w:t>
+      </w:r>
+      <w:proofErr w:type="spellEnd"/>
+    </w:p>
+    <w:p>
+      <w:pPr>
+        <w:rPr>
+          <w:b/>
+          <w:bCs/>
+          <w:lang w:val="es-CO"/>
+        </w:rPr>
+      </w:pPr>
+    </w:p>
+    <w:p>
+      <w:pPr>
+        <w:rPr>
+          <w:lang w:val="es-CO"/>
+        </w:rPr>
+      </w:pPr>
+      <w:r>
+        <w:rPr>
+          <w:lang w:val="es-CO"/>
+        </w:rPr>
+        <w:t>La variable de análisis precio de los vehículos de la base de datos presenta el siguiente comportamiento (Fig.1)</w:t>
+      </w:r>
+    </w:p>
+    <w:p>
+      <w:pPr>
+        <w:rPr>
+          <w:lang w:val="es-CO"/>
+        </w:rPr>
+      </w:pPr>
+    </w:p>
+    <w:p>
+      <w:pPr>
+        <w:rPr>
+          <w:lang w:val="es-CO"/>
+        </w:rPr>
+      </w:pPr>
+      <w:r>
+        <w:rPr>
+          <w:noProof/>
+          <w:color w:val="000000"/>
+          <w:lang w:val="es-CO"/>
+        </w:rPr>
+        <w:drawing>
+          <wp:inline distT="0" distB="0" distL="0" distR="0" wp14:anchorId="67C3087B" wp14:editId="187B16EA">
+            <wp:extent cx="3063240" cy="1794510"/>
+            <wp:effectExtent l="0" t="0" r="3810" b="0"/>
+            <wp:docPr id="949062272" name="Imagen 1"/>
+            <wp:cNvGraphicFramePr>
+              <a:graphicFrameLocks xmlns:a="http://schemas.openxmlformats.org/drawingml/2006/main" noChangeAspect="1"/>
+            </wp:cNvGraphicFramePr>
+            <a:graphic xmlns:a="http://schemas.openxmlformats.org/drawingml/2006/main">
+              <a:graphicData uri="http://schemas.openxmlformats.org/drawingml/2006/picture">
+                <pic:pic xmlns:pic="http://schemas.openxmlformats.org/drawingml/2006/picture">
+                  <pic:nvPicPr>
+                    <pic:cNvPr id="1142360231" name=""/>
+                    <pic:cNvPicPr/>
+                  </pic:nvPicPr>
+                  <pic:blipFill>
+                    <a:blip r:embed="rId20"/>
+                    <a:stretch>
+                      <a:fillRect/>
+                    </a:stretch>
+                  </pic:blipFill>
+                  <pic:spPr>
+                    <a:xfrm>
+                      <a:off x="0" y="0"/>
+                      <a:ext cx="3063240" cy="1794510"/>
+                    </a:xfrm>
+                    <a:prstGeom prst="rect">
+                      <a:avLst/>
+                    </a:prstGeom>
+                  </pic:spPr>
+                </pic:pic>
+              </a:graphicData>
+            </a:graphic>
+          </wp:inline>
+        </w:drawing>
+      </w:r>
+    </w:p>
+    <w:p>
+      <w:pPr>
+        <w:rPr>
+          <w:lang w:val="es-CO"/>
+        </w:rPr>
+      </w:pPr>
+      <w:r>
+        <w:rPr>
+          <w:b/>
+          <w:lang w:val="es-CO"/>
+        </w:rPr>
+        <w:t>Fig. 1.</w:t>
+      </w:r>
+      <w:r>
+        <w:rPr>
+          <w:lang w:val="es-CO"/>
+        </w:rPr>
+        <w:t xml:space="preserve"> Histograma de la variable precio.</w:t>
+      </w:r>
+    </w:p>
+    <w:p>
+      <w:pPr>
+        <w:rPr>
+          <w:lang w:val="es-CO"/>
+        </w:rPr>
+      </w:pPr>
+    </w:p>
+    <w:p>
+      <w:pPr>
+        <w:widowControl w:val="0"/>
+        <w:pBdr>
+          <w:top w:val="nil"/>
+          <w:left w:val="nil"/>
+          <w:bottom w:val="nil"/>
+          <w:right w:val="nil"/>
+          <w:between w:val="nil"/>
+        </w:pBdr>
+        <w:spacing w:line="252" w:lineRule="auto"/>
+        <w:ind w:firstLine="202"/>
+        <w:jc w:val="both"/>
+        <w:rPr>
+          <w:lang w:val="es-CO"/>
+        </w:rPr>
+      </w:pPr>
+      <w:r>
+        <w:rPr>
+          <w:lang w:val="es-CO"/>
+        </w:rPr>
+        <w:t xml:space="preserve">Variable </w:t>
+      </w:r>
+      <w:proofErr w:type="spellStart"/>
+      <w:r>
+        <w:rPr>
+          <w:lang w:val="es-CO"/>
+        </w:rPr>
+        <w:t>price</w:t>
+      </w:r>
+      <w:proofErr w:type="spellEnd"/>
+      <w:r>
+        <w:rPr>
+          <w:lang w:val="es-CO"/>
+        </w:rPr>
+        <w:t xml:space="preserve"> (precio del auto en euros)</w:t>
+      </w:r>
+    </w:p>
+    <w:p>
+      <w:pPr>
+        <w:widowControl w:val="0"/>
+        <w:pBdr>
+          <w:top w:val="nil"/>
+          <w:left w:val="nil"/>
+          <w:bottom w:val="nil"/>
+          <w:right w:val="nil"/>
+          <w:between w:val="nil"/>
+        </w:pBdr>
+        <w:spacing w:line="252" w:lineRule="auto"/>
+        <w:ind w:firstLine="202"/>
+        <w:jc w:val="both"/>
+        <w:rPr>
+          <w:lang w:val="es-CO"/>
+        </w:rPr>
+      </w:pPr>
+    </w:p>
+    <w:p>
+      <w:pPr>
+        <w:widowControl w:val="0"/>
+        <w:pBdr>
+          <w:top w:val="nil"/>
+          <w:left w:val="nil"/>
+          <w:bottom w:val="nil"/>
+          <w:right w:val="nil"/>
+          <w:between w:val="nil"/>
+        </w:pBdr>
+        <w:spacing w:line="252" w:lineRule="auto"/>
+        <w:ind w:firstLine="202"/>
+        <w:jc w:val="both"/>
+        <w:rPr>
+          <w:lang w:val="es-CO"/>
+        </w:rPr>
+      </w:pPr>
+      <w:r>
+        <w:rPr>
+          <w:lang w:val="es-CO"/>
+        </w:rPr>
+        <w:t>Media = 18024 y Mediana = 16900; la media es mayor que la mediana lo que determina que la distribución esta sesgada a la derecha.</w:t>
+      </w:r>
+    </w:p>
+    <w:p>
+      <w:pPr>
+        <w:widowControl w:val="0"/>
+        <w:pBdr>
+          <w:top w:val="nil"/>
+          <w:left w:val="nil"/>
+          <w:bottom w:val="nil"/>
+          <w:right w:val="nil"/>
+          <w:between w:val="nil"/>
+        </w:pBdr>
+        <w:spacing w:line="252" w:lineRule="auto"/>
+        <w:ind w:firstLine="202"/>
+        <w:jc w:val="both"/>
+        <w:rPr>
+          <w:lang w:val="es-CO"/>
+        </w:rPr>
+      </w:pPr>
+      <w:r>
+        <w:rPr>
+          <w:lang w:val="es-CO"/>
+        </w:rPr>
+        <w:t>La moda es más baja, con un valor de 14990 euros lo que muestra que hay cierta concentración de precios menores al promedio.</w:t>
+      </w:r>
+    </w:p>
+    <w:p>
+      <w:pPr>
+        <w:widowControl w:val="0"/>
+        <w:pBdr>
+          <w:top w:val="nil"/>
+          <w:left w:val="nil"/>
+          <w:bottom w:val="nil"/>
+          <w:right w:val="nil"/>
+          <w:between w:val="nil"/>
+        </w:pBdr>
+        <w:spacing w:line="252" w:lineRule="auto"/>
+        <w:ind w:firstLine="202"/>
+        <w:jc w:val="both"/>
+        <w:rPr>
+          <w:lang w:val="es-CO"/>
+        </w:rPr>
+      </w:pPr>
+      <w:r>
+        <w:rPr>
+          <w:lang w:val="es-CO"/>
+        </w:rPr>
+        <w:t>Rango muy grande (4,950 a 74,600) lo que hace referencia a que presenta alta variabilidad.</w:t>
+      </w:r>
+    </w:p>
+    <w:p>
+      <w:pPr>
+        <w:widowControl w:val="0"/>
+        <w:pBdr>
+          <w:top w:val="nil"/>
+          <w:left w:val="nil"/>
+          <w:bottom w:val="nil"/>
+          <w:right w:val="nil"/>
+          <w:between w:val="nil"/>
+        </w:pBdr>
+        <w:spacing w:line="252" w:lineRule="auto"/>
+        <w:ind w:firstLine="202"/>
+        <w:jc w:val="both"/>
+        <w:rPr>
+          <w:lang w:val="es-CO"/>
+        </w:rPr>
+      </w:pPr>
+      <w:r>
+        <w:rPr>
+          <w:lang w:val="es-CO"/>
+        </w:rPr>
+        <w:t xml:space="preserve">El CV es </w:t>
+      </w:r>
+      <w:proofErr w:type="spellStart"/>
+      <w:r>
+        <w:rPr>
+          <w:lang w:val="es-CO"/>
+        </w:rPr>
+        <w:t>igaul</w:t>
+      </w:r>
+      <w:proofErr w:type="spellEnd"/>
+      <w:r>
+        <w:rPr>
+          <w:lang w:val="es-CO"/>
+        </w:rPr>
+        <w:t xml:space="preserve"> a 41%, lo que muestra que la variable presenta una variación moderada alta.</w:t>
+      </w:r>
+    </w:p>
+    <w:p>
+      <w:pPr>
+        <w:widowControl w:val="0"/>
+        <w:pBdr>
+          <w:top w:val="nil"/>
+          <w:left w:val="nil"/>
+          <w:bottom w:val="nil"/>
+          <w:right w:val="nil"/>
+          <w:between w:val="nil"/>
+        </w:pBdr>
+        <w:spacing w:line="252" w:lineRule="auto"/>
+        <w:ind w:firstLine="202"/>
+        <w:jc w:val="both"/>
+        <w:rPr>
+          <w:lang w:val="es-CO"/>
+        </w:rPr>
+      </w:pPr>
+      <w:r>
+        <w:rPr>
+          <w:lang w:val="es-CO"/>
+        </w:rPr>
+        <w:t>En el histograma, se observa una concentración importante de precios entre los 10000 y 30000 euros.</w:t>
+      </w:r>
+    </w:p>
+    <w:p>
+      <w:pPr>
+        <w:widowControl w:val="0"/>
+        <w:pBdr>
+          <w:top w:val="nil"/>
+          <w:left w:val="nil"/>
+          <w:bottom w:val="nil"/>
+          <w:right w:val="nil"/>
+          <w:between w:val="nil"/>
+        </w:pBdr>
+        <w:spacing w:line="252" w:lineRule="auto"/>
+        <w:ind w:firstLine="202"/>
+        <w:jc w:val="both"/>
+        <w:rPr>
+          <w:lang w:val="es-CO"/>
+        </w:rPr>
+      </w:pPr>
+    </w:p>
+    <w:p>
+      <w:pPr>
+        <w:widowControl w:val="0"/>
+        <w:pBdr>
+          <w:top w:val="nil"/>
+          <w:left w:val="nil"/>
+          <w:bottom w:val="nil"/>
+          <w:right w:val="nil"/>
+          <w:between w:val="nil"/>
+        </w:pBdr>
+        <w:spacing w:line="252" w:lineRule="auto"/>
+        <w:ind w:firstLine="202"/>
+        <w:jc w:val="both"/>
+        <w:rPr>
+          <w:lang w:val="es-CO"/>
+        </w:rPr>
+      </w:pPr>
+      <w:r>
+        <w:rPr>
+          <w:lang w:val="es-CO"/>
+        </w:rPr>
+        <w:t>Interpretación¶</w:t>
+      </w:r>
+    </w:p>
+    <w:p>
+      <w:pPr>
+        <w:widowControl w:val="0"/>
+        <w:pBdr>
+          <w:top w:val="nil"/>
+          <w:left w:val="nil"/>
+          <w:bottom w:val="nil"/>
+          <w:right w:val="nil"/>
+          <w:between w:val="nil"/>
+        </w:pBdr>
+        <w:spacing w:line="252" w:lineRule="auto"/>
+        <w:ind w:firstLine="202"/>
+        <w:jc w:val="both"/>
+        <w:rPr>
+          <w:lang w:val="es-CO"/>
+        </w:rPr>
+      </w:pPr>
+      <w:r>
+        <w:rPr>
+          <w:lang w:val="es-CO"/>
+        </w:rPr>
+        <w:t>Variable km (kilometraje del auto)</w:t>
+      </w:r>
+    </w:p>
+    <w:p>
+      <w:pPr>
+        <w:widowControl w:val="0"/>
+        <w:pBdr>
+          <w:top w:val="nil"/>
+          <w:left w:val="nil"/>
+          <w:bottom w:val="nil"/>
+          <w:right w:val="nil"/>
+          <w:between w:val="nil"/>
+        </w:pBdr>
+        <w:spacing w:line="252" w:lineRule="auto"/>
+        <w:ind w:firstLine="202"/>
+        <w:jc w:val="both"/>
+        <w:rPr>
+          <w:lang w:val="es-CO"/>
+        </w:rPr>
+      </w:pPr>
+    </w:p>
+    <w:p>
+      <w:pPr>
+        <w:widowControl w:val="0"/>
+        <w:pBdr>
+          <w:top w:val="nil"/>
+          <w:left w:val="nil"/>
+          <w:bottom w:val="nil"/>
+          <w:right w:val="nil"/>
+          <w:between w:val="nil"/>
+        </w:pBdr>
+        <w:spacing w:line="252" w:lineRule="auto"/>
+        <w:ind w:firstLine="202"/>
+        <w:jc w:val="both"/>
+        <w:rPr>
+          <w:lang w:val="es-CO"/>
+        </w:rPr>
+      </w:pPr>
+      <w:r>
+        <w:rPr>
+          <w:lang w:val="es-CO"/>
+        </w:rPr>
+        <w:t xml:space="preserve">Media = 32090 y Mediana = 20413; la media es mayor que la mediana lo que determina que la distribución </w:t>
+      </w:r>
+      <w:proofErr w:type="spellStart"/>
+      <w:r>
+        <w:rPr>
+          <w:lang w:val="es-CO"/>
+        </w:rPr>
+        <w:t>esta</w:t>
+      </w:r>
+      <w:proofErr w:type="spellEnd"/>
+      <w:r>
+        <w:rPr>
+          <w:lang w:val="es-CO"/>
+        </w:rPr>
+        <w:t xml:space="preserve"> fuertemente sesgada a la derecha.</w:t>
+      </w:r>
+    </w:p>
+    <w:p>
+      <w:pPr>
+        <w:widowControl w:val="0"/>
+        <w:pBdr>
+          <w:top w:val="nil"/>
+          <w:left w:val="nil"/>
+          <w:bottom w:val="nil"/>
+          <w:right w:val="nil"/>
+          <w:between w:val="nil"/>
+        </w:pBdr>
+        <w:spacing w:line="252" w:lineRule="auto"/>
+        <w:ind w:firstLine="202"/>
+        <w:jc w:val="both"/>
+        <w:rPr>
+          <w:lang w:val="es-CO"/>
+        </w:rPr>
+      </w:pPr>
+      <w:r>
+        <w:rPr>
+          <w:lang w:val="es-CO"/>
+        </w:rPr>
+        <w:t>La moda es mucho más baja, con un valor de 10 kilómetros lo que muestra que hay cierta concentración de km menores al promedio.</w:t>
+      </w:r>
+    </w:p>
+    <w:p>
+      <w:pPr>
+        <w:widowControl w:val="0"/>
+        <w:pBdr>
+          <w:top w:val="nil"/>
+          <w:left w:val="nil"/>
+          <w:bottom w:val="nil"/>
+          <w:right w:val="nil"/>
+          <w:between w:val="nil"/>
+        </w:pBdr>
+        <w:spacing w:line="252" w:lineRule="auto"/>
+        <w:ind w:firstLine="202"/>
+        <w:jc w:val="both"/>
+        <w:rPr>
+          <w:lang w:val="es-CO"/>
+        </w:rPr>
+      </w:pPr>
+      <w:r>
+        <w:rPr>
+          <w:lang w:val="es-CO"/>
+        </w:rPr>
+        <w:t>Rango muy grande (0 a 317,000), presenta muy alta variabilidad.</w:t>
+      </w:r>
+    </w:p>
+    <w:p>
+      <w:pPr>
+        <w:widowControl w:val="0"/>
+        <w:pBdr>
+          <w:top w:val="nil"/>
+          <w:left w:val="nil"/>
+          <w:bottom w:val="nil"/>
+          <w:right w:val="nil"/>
+          <w:between w:val="nil"/>
+        </w:pBdr>
+        <w:spacing w:line="252" w:lineRule="auto"/>
+        <w:ind w:firstLine="202"/>
+        <w:jc w:val="both"/>
+        <w:rPr>
+          <w:lang w:val="es-CO"/>
+        </w:rPr>
+      </w:pPr>
+      <w:r>
+        <w:rPr>
+          <w:lang w:val="es-CO"/>
+        </w:rPr>
+        <w:t xml:space="preserve">El CV tiene </w:t>
+      </w:r>
+      <w:proofErr w:type="gramStart"/>
+      <w:r>
+        <w:rPr>
+          <w:lang w:val="es-CO"/>
+        </w:rPr>
+        <w:t>una valor</w:t>
+      </w:r>
+      <w:proofErr w:type="gramEnd"/>
+      <w:r>
+        <w:rPr>
+          <w:lang w:val="es-CO"/>
+        </w:rPr>
+        <w:t xml:space="preserve"> de 115%, presenta una variación </w:t>
+      </w:r>
+      <w:r>
+        <w:rPr>
+          <w:lang w:val="es-CO"/>
+        </w:rPr>
+        <w:lastRenderedPageBreak/>
+        <w:t>considerada alta, lo que hace que sea una variable muy dispersa y poco homogénea.</w:t>
+      </w:r>
+    </w:p>
+    <w:p>
+      <w:pPr>
+        <w:widowControl w:val="0"/>
+        <w:pBdr>
+          <w:top w:val="nil"/>
+          <w:left w:val="nil"/>
+          <w:bottom w:val="nil"/>
+          <w:right w:val="nil"/>
+          <w:between w:val="nil"/>
+        </w:pBdr>
+        <w:spacing w:line="252" w:lineRule="auto"/>
+        <w:ind w:firstLine="202"/>
+        <w:jc w:val="both"/>
+        <w:rPr>
+          <w:lang w:val="es-CO"/>
+        </w:rPr>
+      </w:pPr>
+      <w:r>
+        <w:rPr>
+          <w:lang w:val="es-CO"/>
+        </w:rPr>
+        <w:t>En el histograma, se observa una concentración importante de km entre los 0 y 50000 km.</w:t>
+      </w:r>
+    </w:p>
+    <w:p>
+      <w:pPr>
+        <w:widowControl w:val="0"/>
+        <w:pBdr>
+          <w:top w:val="nil"/>
+          <w:left w:val="nil"/>
+          <w:bottom w:val="nil"/>
+          <w:right w:val="nil"/>
+          <w:between w:val="nil"/>
+        </w:pBdr>
+        <w:spacing w:line="252" w:lineRule="auto"/>
+        <w:ind w:firstLine="202"/>
+        <w:jc w:val="both"/>
+        <w:rPr>
+          <w:lang w:val="es-CO"/>
+        </w:rPr>
+      </w:pPr>
+    </w:p>
+    <w:p>
+      <w:pPr>
+        <w:widowControl w:val="0"/>
+        <w:pBdr>
+          <w:top w:val="nil"/>
+          <w:left w:val="nil"/>
+          <w:bottom w:val="nil"/>
+          <w:right w:val="nil"/>
+          <w:between w:val="nil"/>
+        </w:pBdr>
+        <w:spacing w:line="252" w:lineRule="auto"/>
+        <w:ind w:firstLine="202"/>
+        <w:jc w:val="both"/>
+        <w:rPr>
+          <w:lang w:val="es-CO"/>
+        </w:rPr>
+      </w:pPr>
+      <w:r>
+        <w:rPr>
+          <w:lang w:val="es-CO"/>
+        </w:rPr>
+        <w:t>Interpretación¶</w:t>
+      </w:r>
+    </w:p>
+    <w:p>
+      <w:pPr>
+        <w:widowControl w:val="0"/>
+        <w:pBdr>
+          <w:top w:val="nil"/>
+          <w:left w:val="nil"/>
+          <w:bottom w:val="nil"/>
+          <w:right w:val="nil"/>
+          <w:between w:val="nil"/>
+        </w:pBdr>
+        <w:spacing w:line="252" w:lineRule="auto"/>
+        <w:ind w:firstLine="202"/>
+        <w:jc w:val="both"/>
+        <w:rPr>
+          <w:lang w:val="es-CO"/>
+        </w:rPr>
+      </w:pPr>
+      <w:r>
+        <w:rPr>
+          <w:lang w:val="es-CO"/>
+        </w:rPr>
+        <w:t xml:space="preserve">Variable </w:t>
+      </w:r>
+      <w:proofErr w:type="spellStart"/>
+      <w:r>
+        <w:rPr>
+          <w:lang w:val="es-CO"/>
+        </w:rPr>
+        <w:t>hp_kW</w:t>
+      </w:r>
+      <w:proofErr w:type="spellEnd"/>
+      <w:r>
+        <w:rPr>
+          <w:lang w:val="es-CO"/>
+        </w:rPr>
+        <w:t xml:space="preserve"> (Potencia </w:t>
+      </w:r>
+      <w:proofErr w:type="gramStart"/>
+      <w:r>
+        <w:rPr>
+          <w:lang w:val="es-CO"/>
+        </w:rPr>
+        <w:t>del auto medida</w:t>
+      </w:r>
+      <w:proofErr w:type="gramEnd"/>
+      <w:r>
+        <w:rPr>
+          <w:lang w:val="es-CO"/>
+        </w:rPr>
+        <w:t xml:space="preserve"> en kW)</w:t>
+      </w:r>
+    </w:p>
+    <w:p>
+      <w:pPr>
+        <w:widowControl w:val="0"/>
+        <w:pBdr>
+          <w:top w:val="nil"/>
+          <w:left w:val="nil"/>
+          <w:bottom w:val="nil"/>
+          <w:right w:val="nil"/>
+          <w:between w:val="nil"/>
+        </w:pBdr>
+        <w:spacing w:line="252" w:lineRule="auto"/>
+        <w:ind w:firstLine="202"/>
+        <w:jc w:val="both"/>
+        <w:rPr>
+          <w:lang w:val="es-CO"/>
+        </w:rPr>
+      </w:pPr>
+    </w:p>
+    <w:p>
+      <w:pPr>
+        <w:widowControl w:val="0"/>
+        <w:pBdr>
+          <w:top w:val="nil"/>
+          <w:left w:val="nil"/>
+          <w:bottom w:val="nil"/>
+          <w:right w:val="nil"/>
+          <w:between w:val="nil"/>
+        </w:pBdr>
+        <w:spacing w:line="252" w:lineRule="auto"/>
+        <w:ind w:firstLine="202"/>
+        <w:jc w:val="both"/>
+        <w:rPr>
+          <w:lang w:val="es-CO"/>
+        </w:rPr>
+      </w:pPr>
+      <w:r>
+        <w:rPr>
+          <w:lang w:val="es-CO"/>
+        </w:rPr>
+        <w:t xml:space="preserve">Media = 88.5 y Mediana = 85; la variable </w:t>
+      </w:r>
+      <w:proofErr w:type="spellStart"/>
+      <w:r>
+        <w:rPr>
+          <w:lang w:val="es-CO"/>
+        </w:rPr>
+        <w:t>esta</w:t>
+      </w:r>
+      <w:proofErr w:type="spellEnd"/>
+      <w:r>
+        <w:rPr>
+          <w:lang w:val="es-CO"/>
+        </w:rPr>
+        <w:t xml:space="preserve"> bastante centrada por la cercanía entre estas dos medidas, además la moda 85, pero igual presenta sesgo a la derecha</w:t>
+      </w:r>
+    </w:p>
+    <w:p>
+      <w:pPr>
+        <w:widowControl w:val="0"/>
+        <w:pBdr>
+          <w:top w:val="nil"/>
+          <w:left w:val="nil"/>
+          <w:bottom w:val="nil"/>
+          <w:right w:val="nil"/>
+          <w:between w:val="nil"/>
+        </w:pBdr>
+        <w:spacing w:line="252" w:lineRule="auto"/>
+        <w:ind w:firstLine="202"/>
+        <w:jc w:val="both"/>
+        <w:rPr>
+          <w:lang w:val="es-CO"/>
+        </w:rPr>
+      </w:pPr>
+      <w:r>
+        <w:rPr>
+          <w:lang w:val="es-CO"/>
+        </w:rPr>
+        <w:t>El Rango va de (40 a 294), presenta baja variabilidad.</w:t>
+      </w:r>
+    </w:p>
+    <w:p>
+      <w:pPr>
+        <w:widowControl w:val="0"/>
+        <w:pBdr>
+          <w:top w:val="nil"/>
+          <w:left w:val="nil"/>
+          <w:bottom w:val="nil"/>
+          <w:right w:val="nil"/>
+          <w:between w:val="nil"/>
+        </w:pBdr>
+        <w:spacing w:line="252" w:lineRule="auto"/>
+        <w:ind w:firstLine="202"/>
+        <w:jc w:val="both"/>
+        <w:rPr>
+          <w:lang w:val="es-CO"/>
+        </w:rPr>
+      </w:pPr>
+      <w:r>
+        <w:rPr>
+          <w:lang w:val="es-CO"/>
+        </w:rPr>
+        <w:t>El CV es 30%, presenta una variabilidad moderada.</w:t>
+      </w:r>
+    </w:p>
+    <w:p>
+      <w:pPr>
+        <w:widowControl w:val="0"/>
+        <w:pBdr>
+          <w:top w:val="nil"/>
+          <w:left w:val="nil"/>
+          <w:bottom w:val="nil"/>
+          <w:right w:val="nil"/>
+          <w:between w:val="nil"/>
+        </w:pBdr>
+        <w:spacing w:line="252" w:lineRule="auto"/>
+        <w:ind w:firstLine="202"/>
+        <w:jc w:val="both"/>
+        <w:rPr>
+          <w:lang w:val="es-CO"/>
+        </w:rPr>
+      </w:pPr>
+      <w:r>
+        <w:rPr>
+          <w:lang w:val="es-CO"/>
+        </w:rPr>
+        <w:t xml:space="preserve">En el histograma, se observa una concentración importante de </w:t>
+      </w:r>
+      <w:proofErr w:type="spellStart"/>
+      <w:r>
+        <w:rPr>
+          <w:lang w:val="es-CO"/>
+        </w:rPr>
+        <w:t>hp_kW</w:t>
+      </w:r>
+      <w:proofErr w:type="spellEnd"/>
+      <w:r>
+        <w:rPr>
+          <w:lang w:val="es-CO"/>
+        </w:rPr>
+        <w:t xml:space="preserve"> entre los 60 y 120.</w:t>
+      </w:r>
+    </w:p>
+    <w:p>
+      <w:pPr>
+        <w:widowControl w:val="0"/>
+        <w:pBdr>
+          <w:top w:val="nil"/>
+          <w:left w:val="nil"/>
+          <w:bottom w:val="nil"/>
+          <w:right w:val="nil"/>
+          <w:between w:val="nil"/>
+        </w:pBdr>
+        <w:spacing w:line="252" w:lineRule="auto"/>
+        <w:ind w:firstLine="202"/>
+        <w:jc w:val="both"/>
+        <w:rPr>
+          <w:lang w:val="es-CO"/>
+        </w:rPr>
+      </w:pPr>
+    </w:p>
+    <w:p>
+      <w:pPr>
+        <w:widowControl w:val="0"/>
+        <w:pBdr>
+          <w:top w:val="nil"/>
+          <w:left w:val="nil"/>
+          <w:bottom w:val="nil"/>
+          <w:right w:val="nil"/>
+          <w:between w:val="nil"/>
+        </w:pBdr>
+        <w:spacing w:line="252" w:lineRule="auto"/>
+        <w:ind w:firstLine="202"/>
+        <w:jc w:val="both"/>
+        <w:rPr>
+          <w:lang w:val="es-CO"/>
+        </w:rPr>
+      </w:pPr>
+      <w:r>
+        <w:rPr>
+          <w:lang w:val="es-CO"/>
+        </w:rPr>
+        <w:t>Interpretación</w:t>
+      </w:r>
+    </w:p>
+    <w:p>
+      <w:pPr>
+        <w:widowControl w:val="0"/>
+        <w:pBdr>
+          <w:top w:val="nil"/>
+          <w:left w:val="nil"/>
+          <w:bottom w:val="nil"/>
+          <w:right w:val="nil"/>
+          <w:between w:val="nil"/>
+        </w:pBdr>
+        <w:spacing w:line="252" w:lineRule="auto"/>
+        <w:ind w:firstLine="202"/>
+        <w:jc w:val="both"/>
+        <w:rPr>
+          <w:lang w:val="es-CO"/>
+        </w:rPr>
+      </w:pPr>
+      <w:r>
+        <w:rPr>
+          <w:lang w:val="es-CO"/>
+        </w:rPr>
+        <w:t xml:space="preserve">Variable </w:t>
+      </w:r>
+      <w:proofErr w:type="spellStart"/>
+      <w:r>
+        <w:rPr>
+          <w:lang w:val="es-CO"/>
+        </w:rPr>
+        <w:t>Displacement_cc</w:t>
+      </w:r>
+      <w:proofErr w:type="spellEnd"/>
+      <w:r>
+        <w:rPr>
+          <w:lang w:val="es-CO"/>
+        </w:rPr>
+        <w:t xml:space="preserve"> (Tamaño del motor en centímetros cúbicos)</w:t>
+      </w:r>
+    </w:p>
+    <w:p>
+      <w:pPr>
+        <w:widowControl w:val="0"/>
+        <w:pBdr>
+          <w:top w:val="nil"/>
+          <w:left w:val="nil"/>
+          <w:bottom w:val="nil"/>
+          <w:right w:val="nil"/>
+          <w:between w:val="nil"/>
+        </w:pBdr>
+        <w:spacing w:line="252" w:lineRule="auto"/>
+        <w:ind w:firstLine="202"/>
+        <w:jc w:val="both"/>
+        <w:rPr>
+          <w:lang w:val="es-CO"/>
+        </w:rPr>
+      </w:pPr>
+    </w:p>
+    <w:p>
+      <w:pPr>
+        <w:widowControl w:val="0"/>
+        <w:pBdr>
+          <w:top w:val="nil"/>
+          <w:left w:val="nil"/>
+          <w:bottom w:val="nil"/>
+          <w:right w:val="nil"/>
+          <w:between w:val="nil"/>
+        </w:pBdr>
+        <w:spacing w:line="252" w:lineRule="auto"/>
+        <w:ind w:firstLine="202"/>
+        <w:jc w:val="both"/>
+        <w:rPr>
+          <w:lang w:val="es-CO"/>
+        </w:rPr>
+      </w:pPr>
+      <w:r>
+        <w:rPr>
+          <w:lang w:val="es-CO"/>
+        </w:rPr>
+        <w:t>Media = 1429 y Mediana = 1461; valores muy cercanos, lo que da una posible distribución simétrica.</w:t>
+      </w:r>
+    </w:p>
+    <w:p>
+      <w:pPr>
+        <w:widowControl w:val="0"/>
+        <w:pBdr>
+          <w:top w:val="nil"/>
+          <w:left w:val="nil"/>
+          <w:bottom w:val="nil"/>
+          <w:right w:val="nil"/>
+          <w:between w:val="nil"/>
+        </w:pBdr>
+        <w:spacing w:line="252" w:lineRule="auto"/>
+        <w:ind w:firstLine="202"/>
+        <w:jc w:val="both"/>
+        <w:rPr>
+          <w:lang w:val="es-CO"/>
+        </w:rPr>
+      </w:pPr>
+      <w:r>
+        <w:rPr>
+          <w:lang w:val="es-CO"/>
+        </w:rPr>
+        <w:t>Rango de (890 a 2967): presenta baja variabilidad.</w:t>
+      </w:r>
+    </w:p>
+    <w:p>
+      <w:pPr>
+        <w:widowControl w:val="0"/>
+        <w:pBdr>
+          <w:top w:val="nil"/>
+          <w:left w:val="nil"/>
+          <w:bottom w:val="nil"/>
+          <w:right w:val="nil"/>
+          <w:between w:val="nil"/>
+        </w:pBdr>
+        <w:spacing w:line="252" w:lineRule="auto"/>
+        <w:ind w:firstLine="202"/>
+        <w:jc w:val="both"/>
+        <w:rPr>
+          <w:lang w:val="es-CO"/>
+        </w:rPr>
+      </w:pPr>
+      <w:r>
+        <w:rPr>
+          <w:lang w:val="es-CO"/>
+        </w:rPr>
+        <w:t>El CV es del 30%, presenta una baja variabilidad.</w:t>
+      </w:r>
+    </w:p>
+    <w:p>
+      <w:pPr>
+        <w:widowControl w:val="0"/>
+        <w:pBdr>
+          <w:top w:val="nil"/>
+          <w:left w:val="nil"/>
+          <w:bottom w:val="nil"/>
+          <w:right w:val="nil"/>
+          <w:between w:val="nil"/>
+        </w:pBdr>
+        <w:spacing w:line="252" w:lineRule="auto"/>
+        <w:ind w:firstLine="202"/>
+        <w:jc w:val="both"/>
+        <w:rPr>
+          <w:lang w:val="es-CO"/>
+        </w:rPr>
+      </w:pPr>
+      <w:r>
+        <w:rPr>
+          <w:lang w:val="es-CO"/>
+        </w:rPr>
+        <w:t xml:space="preserve">En el histograma, se observa una concentración importante de </w:t>
+      </w:r>
+      <w:proofErr w:type="spellStart"/>
+      <w:r>
+        <w:rPr>
+          <w:lang w:val="es-CO"/>
+        </w:rPr>
+        <w:t>Displacement_cc</w:t>
+      </w:r>
+      <w:proofErr w:type="spellEnd"/>
+      <w:r>
+        <w:rPr>
+          <w:lang w:val="es-CO"/>
+        </w:rPr>
+        <w:t xml:space="preserve"> entre los 1152 y 1704, pero con valores significativos menores a 1000.</w:t>
+      </w:r>
+    </w:p>
+    <w:p>
+      <w:pPr>
+        <w:widowControl w:val="0"/>
+        <w:pBdr>
+          <w:top w:val="nil"/>
+          <w:left w:val="nil"/>
+          <w:bottom w:val="nil"/>
+          <w:right w:val="nil"/>
+          <w:between w:val="nil"/>
+        </w:pBdr>
+        <w:spacing w:line="252" w:lineRule="auto"/>
+        <w:ind w:firstLine="202"/>
+        <w:jc w:val="both"/>
+        <w:rPr>
+          <w:lang w:val="es-CO"/>
+        </w:rPr>
+      </w:pPr>
+    </w:p>
+    <w:p>
+      <w:pPr>
+        <w:widowControl w:val="0"/>
+        <w:pBdr>
+          <w:top w:val="nil"/>
+          <w:left w:val="nil"/>
+          <w:bottom w:val="nil"/>
+          <w:right w:val="nil"/>
+          <w:between w:val="nil"/>
+        </w:pBdr>
+        <w:spacing w:line="252" w:lineRule="auto"/>
+        <w:ind w:firstLine="202"/>
+        <w:jc w:val="both"/>
+        <w:rPr>
+          <w:lang w:val="es-CO"/>
+        </w:rPr>
+      </w:pPr>
+      <w:r>
+        <w:rPr>
+          <w:lang w:val="es-CO"/>
+        </w:rPr>
+        <w:t>Interpretación</w:t>
+      </w:r>
+    </w:p>
+    <w:p>
+      <w:pPr>
+        <w:widowControl w:val="0"/>
+        <w:pBdr>
+          <w:top w:val="nil"/>
+          <w:left w:val="nil"/>
+          <w:bottom w:val="nil"/>
+          <w:right w:val="nil"/>
+          <w:between w:val="nil"/>
+        </w:pBdr>
+        <w:spacing w:line="252" w:lineRule="auto"/>
+        <w:ind w:firstLine="202"/>
+        <w:jc w:val="both"/>
+        <w:rPr>
+          <w:lang w:val="es-CO"/>
+        </w:rPr>
+      </w:pPr>
+      <w:r>
+        <w:rPr>
+          <w:lang w:val="es-CO"/>
+        </w:rPr>
+        <w:t xml:space="preserve">Variable </w:t>
+      </w:r>
+      <w:proofErr w:type="spellStart"/>
+      <w:r>
+        <w:rPr>
+          <w:lang w:val="es-CO"/>
+        </w:rPr>
+        <w:t>Weight_kg</w:t>
+      </w:r>
+      <w:proofErr w:type="spellEnd"/>
+      <w:r>
+        <w:rPr>
+          <w:lang w:val="es-CO"/>
+        </w:rPr>
+        <w:t xml:space="preserve"> (Peso del auto en kilogramos)</w:t>
+      </w:r>
+    </w:p>
+    <w:p>
+      <w:pPr>
+        <w:widowControl w:val="0"/>
+        <w:pBdr>
+          <w:top w:val="nil"/>
+          <w:left w:val="nil"/>
+          <w:bottom w:val="nil"/>
+          <w:right w:val="nil"/>
+          <w:between w:val="nil"/>
+        </w:pBdr>
+        <w:spacing w:line="252" w:lineRule="auto"/>
+        <w:ind w:firstLine="202"/>
+        <w:jc w:val="both"/>
+        <w:rPr>
+          <w:lang w:val="es-CO"/>
+        </w:rPr>
+      </w:pPr>
+    </w:p>
+    <w:p>
+      <w:pPr>
+        <w:widowControl w:val="0"/>
+        <w:pBdr>
+          <w:top w:val="nil"/>
+          <w:left w:val="nil"/>
+          <w:bottom w:val="nil"/>
+          <w:right w:val="nil"/>
+          <w:between w:val="nil"/>
+        </w:pBdr>
+        <w:spacing w:line="252" w:lineRule="auto"/>
+        <w:ind w:firstLine="202"/>
+        <w:jc w:val="both"/>
+        <w:rPr>
+          <w:lang w:val="es-CO"/>
+        </w:rPr>
+      </w:pPr>
+      <w:r>
+        <w:rPr>
+          <w:lang w:val="es-CO"/>
+        </w:rPr>
+        <w:t>Media = 1338 y Mediana = 1295; valores muy cercanos, lo que da una posible distribución simétrica.</w:t>
+      </w:r>
+    </w:p>
+    <w:p>
+      <w:pPr>
+        <w:widowControl w:val="0"/>
+        <w:pBdr>
+          <w:top w:val="nil"/>
+          <w:left w:val="nil"/>
+          <w:bottom w:val="nil"/>
+          <w:right w:val="nil"/>
+          <w:between w:val="nil"/>
+        </w:pBdr>
+        <w:spacing w:line="252" w:lineRule="auto"/>
+        <w:ind w:firstLine="202"/>
+        <w:jc w:val="both"/>
+        <w:rPr>
+          <w:lang w:val="es-CO"/>
+        </w:rPr>
+      </w:pPr>
+      <w:r>
+        <w:rPr>
+          <w:lang w:val="es-CO"/>
+        </w:rPr>
+        <w:t>Rango de 840 a 2471, presenta baja variabilidad.</w:t>
+      </w:r>
+    </w:p>
+    <w:p>
+      <w:pPr>
+        <w:widowControl w:val="0"/>
+        <w:pBdr>
+          <w:top w:val="nil"/>
+          <w:left w:val="nil"/>
+          <w:bottom w:val="nil"/>
+          <w:right w:val="nil"/>
+          <w:between w:val="nil"/>
+        </w:pBdr>
+        <w:spacing w:line="252" w:lineRule="auto"/>
+        <w:ind w:firstLine="202"/>
+        <w:jc w:val="both"/>
+        <w:rPr>
+          <w:lang w:val="es-CO"/>
+        </w:rPr>
+      </w:pPr>
+      <w:r>
+        <w:rPr>
+          <w:lang w:val="es-CO"/>
+        </w:rPr>
+        <w:t>El CV es del 15%, presenta una baja variabilidad, es decir presenta datos homogéneos.</w:t>
+      </w:r>
+    </w:p>
+    <w:p>
+      <w:pPr>
+        <w:widowControl w:val="0"/>
+        <w:pBdr>
+          <w:top w:val="nil"/>
+          <w:left w:val="nil"/>
+          <w:bottom w:val="nil"/>
+          <w:right w:val="nil"/>
+          <w:between w:val="nil"/>
+        </w:pBdr>
+        <w:spacing w:line="252" w:lineRule="auto"/>
+        <w:ind w:firstLine="202"/>
+        <w:jc w:val="both"/>
+        <w:rPr>
+          <w:lang w:val="es-CO"/>
+        </w:rPr>
+      </w:pPr>
+      <w:r>
+        <w:rPr>
+          <w:lang w:val="es-CO"/>
+        </w:rPr>
+        <w:t xml:space="preserve">En el histograma, se observa una concentración importante de </w:t>
+      </w:r>
+      <w:proofErr w:type="spellStart"/>
+      <w:r>
+        <w:rPr>
+          <w:lang w:val="es-CO"/>
+        </w:rPr>
+        <w:t>Weight_kg</w:t>
+      </w:r>
+      <w:proofErr w:type="spellEnd"/>
+      <w:r>
+        <w:rPr>
+          <w:lang w:val="es-CO"/>
+        </w:rPr>
+        <w:t xml:space="preserve"> entre los 1100 y 1500 aproximadamente.</w:t>
+      </w:r>
+    </w:p>
+    <w:p>
+      <w:pPr>
+        <w:widowControl w:val="0"/>
+        <w:pBdr>
+          <w:top w:val="nil"/>
+          <w:left w:val="nil"/>
+          <w:bottom w:val="nil"/>
+          <w:right w:val="nil"/>
+          <w:between w:val="nil"/>
+        </w:pBdr>
+        <w:spacing w:line="252" w:lineRule="auto"/>
+        <w:ind w:firstLine="202"/>
+        <w:jc w:val="both"/>
+        <w:rPr>
+          <w:lang w:val="es-CO"/>
+        </w:rPr>
+      </w:pPr>
+    </w:p>
+    <w:p>
+      <w:pPr>
+        <w:widowControl w:val="0"/>
+        <w:pBdr>
+          <w:top w:val="nil"/>
+          <w:left w:val="nil"/>
+          <w:bottom w:val="nil"/>
+          <w:right w:val="nil"/>
+          <w:between w:val="nil"/>
+        </w:pBdr>
+        <w:spacing w:line="252" w:lineRule="auto"/>
+        <w:ind w:firstLine="202"/>
+        <w:jc w:val="both"/>
+        <w:rPr>
+          <w:lang w:val="es-CO"/>
+        </w:rPr>
+      </w:pPr>
+      <w:r>
+        <w:rPr>
+          <w:lang w:val="es-CO"/>
+        </w:rPr>
+        <w:t>Interpretación</w:t>
+      </w:r>
+    </w:p>
+    <w:p>
+      <w:pPr>
+        <w:widowControl w:val="0"/>
+        <w:pBdr>
+          <w:top w:val="nil"/>
+          <w:left w:val="nil"/>
+          <w:bottom w:val="nil"/>
+          <w:right w:val="nil"/>
+          <w:between w:val="nil"/>
+        </w:pBdr>
+        <w:spacing w:line="252" w:lineRule="auto"/>
+        <w:ind w:firstLine="202"/>
+        <w:jc w:val="both"/>
+        <w:rPr>
+          <w:lang w:val="es-CO"/>
+        </w:rPr>
+      </w:pPr>
+      <w:r>
+        <w:rPr>
+          <w:lang w:val="es-CO"/>
+        </w:rPr>
+        <w:t xml:space="preserve">Variable </w:t>
+      </w:r>
+      <w:proofErr w:type="spellStart"/>
+      <w:r>
+        <w:rPr>
+          <w:lang w:val="es-CO"/>
+        </w:rPr>
+        <w:t>cons_comb</w:t>
+      </w:r>
+      <w:proofErr w:type="spellEnd"/>
+      <w:r>
+        <w:rPr>
+          <w:lang w:val="es-CO"/>
+        </w:rPr>
+        <w:t xml:space="preserve"> (Consumo de combustible del auto en litros por cada 100 km)</w:t>
+      </w:r>
+    </w:p>
+    <w:p>
+      <w:pPr>
+        <w:widowControl w:val="0"/>
+        <w:pBdr>
+          <w:top w:val="nil"/>
+          <w:left w:val="nil"/>
+          <w:bottom w:val="nil"/>
+          <w:right w:val="nil"/>
+          <w:between w:val="nil"/>
+        </w:pBdr>
+        <w:spacing w:line="252" w:lineRule="auto"/>
+        <w:ind w:firstLine="202"/>
+        <w:jc w:val="both"/>
+        <w:rPr>
+          <w:lang w:val="es-CO"/>
+        </w:rPr>
+      </w:pPr>
+    </w:p>
+    <w:p>
+      <w:pPr>
+        <w:widowControl w:val="0"/>
+        <w:pBdr>
+          <w:top w:val="nil"/>
+          <w:left w:val="nil"/>
+          <w:bottom w:val="nil"/>
+          <w:right w:val="nil"/>
+          <w:between w:val="nil"/>
+        </w:pBdr>
+        <w:spacing w:line="252" w:lineRule="auto"/>
+        <w:ind w:firstLine="202"/>
+        <w:jc w:val="both"/>
+        <w:rPr>
+          <w:lang w:val="es-CO"/>
+        </w:rPr>
+      </w:pPr>
+      <w:r>
+        <w:rPr>
+          <w:lang w:val="es-CO"/>
+        </w:rPr>
+        <w:t>Media = 4.83 y Mediana = 4.8; valores muy cercanos, lo que da una posible distribución simétrica.</w:t>
+      </w:r>
+    </w:p>
+    <w:p>
+      <w:pPr>
+        <w:widowControl w:val="0"/>
+        <w:pBdr>
+          <w:top w:val="nil"/>
+          <w:left w:val="nil"/>
+          <w:bottom w:val="nil"/>
+          <w:right w:val="nil"/>
+          <w:between w:val="nil"/>
+        </w:pBdr>
+        <w:spacing w:line="252" w:lineRule="auto"/>
+        <w:ind w:firstLine="202"/>
+        <w:jc w:val="both"/>
+        <w:rPr>
+          <w:lang w:val="es-CO"/>
+        </w:rPr>
+      </w:pPr>
+      <w:r>
+        <w:rPr>
+          <w:lang w:val="es-CO"/>
+        </w:rPr>
+        <w:t>Rango de 3 a 9, presenta baja variabilidad.</w:t>
+      </w:r>
+    </w:p>
+    <w:p>
+      <w:pPr>
+        <w:widowControl w:val="0"/>
+        <w:pBdr>
+          <w:top w:val="nil"/>
+          <w:left w:val="nil"/>
+          <w:bottom w:val="nil"/>
+          <w:right w:val="nil"/>
+          <w:between w:val="nil"/>
+        </w:pBdr>
+        <w:spacing w:line="252" w:lineRule="auto"/>
+        <w:ind w:firstLine="202"/>
+        <w:jc w:val="both"/>
+        <w:rPr>
+          <w:lang w:val="es-CO"/>
+        </w:rPr>
+      </w:pPr>
+      <w:r>
+        <w:rPr>
+          <w:lang w:val="es-CO"/>
+        </w:rPr>
+        <w:t>Con un CV del 18%, presenta una baja variabilidad, es decir presenta datos homogéneos.</w:t>
+      </w:r>
+    </w:p>
+    <w:p>
+      <w:pPr>
+        <w:widowControl w:val="0"/>
+        <w:pBdr>
+          <w:top w:val="nil"/>
+          <w:left w:val="nil"/>
+          <w:bottom w:val="nil"/>
+          <w:right w:val="nil"/>
+          <w:between w:val="nil"/>
+        </w:pBdr>
+        <w:spacing w:line="252" w:lineRule="auto"/>
+        <w:ind w:firstLine="202"/>
+        <w:jc w:val="both"/>
+        <w:rPr>
+          <w:lang w:val="es-CO"/>
+        </w:rPr>
+      </w:pPr>
+      <w:r>
+        <w:rPr>
+          <w:lang w:val="es-CO"/>
+        </w:rPr>
+        <w:t xml:space="preserve">En el histograma, se observa una concentración importante de </w:t>
+      </w:r>
+      <w:proofErr w:type="spellStart"/>
+      <w:r>
+        <w:rPr>
+          <w:lang w:val="es-CO"/>
+        </w:rPr>
+        <w:t>cons_comb</w:t>
+      </w:r>
+      <w:proofErr w:type="spellEnd"/>
+      <w:r>
+        <w:rPr>
+          <w:lang w:val="es-CO"/>
+        </w:rPr>
+        <w:t xml:space="preserve"> entre los 4 y 6 aproximadamente.</w:t>
+      </w:r>
+    </w:p>
+    <w:p>
+      <w:pPr>
+        <w:widowControl w:val="0"/>
+        <w:pBdr>
+          <w:top w:val="nil"/>
+          <w:left w:val="nil"/>
+          <w:bottom w:val="nil"/>
+          <w:right w:val="nil"/>
+          <w:between w:val="nil"/>
+        </w:pBdr>
+        <w:spacing w:line="252" w:lineRule="auto"/>
+        <w:ind w:firstLine="202"/>
+        <w:jc w:val="both"/>
+        <w:rPr>
+          <w:lang w:val="es-CO"/>
+        </w:rPr>
+      </w:pPr>
+    </w:p>
+    <w:p>
+      <w:pPr>
+        <w:widowControl w:val="0"/>
+        <w:pBdr>
+          <w:top w:val="nil"/>
+          <w:left w:val="nil"/>
+          <w:bottom w:val="nil"/>
+          <w:right w:val="nil"/>
+          <w:between w:val="nil"/>
+        </w:pBdr>
+        <w:spacing w:line="252" w:lineRule="auto"/>
+        <w:ind w:firstLine="202"/>
+        <w:jc w:val="both"/>
+        <w:rPr>
+          <w:lang w:val="es-CO"/>
+        </w:rPr>
+      </w:pPr>
+    </w:p>
+    <w:p>
+      <w:pPr>
+        <w:rPr>
+          <w:lang w:val="es-CO"/>
+        </w:rPr>
+      </w:pPr>
+    </w:p>
+    <w:p>
+      <w:pPr>
+        <w:rPr>
+          <w:lang w:val="es-CO"/>
+        </w:rPr>
+      </w:pPr>
+    </w:p>
+    <w:p>
+      <w:pPr>
+        <w:rPr>
+          <w:lang w:val="es-CO"/>
+        </w:rPr>
+      </w:pPr>
+      <w:r>
+        <w:rPr>
+          <w:lang w:val="es-CO"/>
+        </w:rPr>
+        <w:t>Se evidenció que:</w:t>
+      </w:r>
+    </w:p>
+    <w:p>
+      <w:pPr>
+        <w:rPr>
+          <w:lang w:val="es-CO"/>
+        </w:rPr>
+      </w:pPr>
+    </w:p>
+    <w:p>
+      <w:pPr>
+        <w:rPr>
+          <w:lang w:val="es-CO"/>
+        </w:rPr>
+      </w:pPr>
+      <w:proofErr w:type="spellStart"/>
+      <w:r>
+        <w:rPr>
+          <w:lang w:val="es-CO"/>
+        </w:rPr>
+        <w:t>price</w:t>
+      </w:r>
+      <w:proofErr w:type="spellEnd"/>
+      <w:r>
+        <w:rPr>
+          <w:lang w:val="es-CO"/>
+        </w:rPr>
+        <w:t xml:space="preserve">, km y </w:t>
+      </w:r>
+      <w:proofErr w:type="spellStart"/>
+      <w:r>
+        <w:rPr>
+          <w:lang w:val="es-CO"/>
+        </w:rPr>
+        <w:t>hp_kW</w:t>
+      </w:r>
+      <w:proofErr w:type="spellEnd"/>
+      <w:r>
+        <w:rPr>
+          <w:lang w:val="es-CO"/>
+        </w:rPr>
+        <w:t xml:space="preserve"> presentan asimetría hacia la derecha.</w:t>
+      </w:r>
+    </w:p>
+    <w:p>
+      <w:pPr>
+        <w:rPr>
+          <w:lang w:val="es-CO"/>
+        </w:rPr>
+      </w:pPr>
+    </w:p>
+    <w:p>
+      <w:pPr>
+        <w:rPr>
+          <w:lang w:val="es-CO"/>
+        </w:rPr>
+      </w:pPr>
+      <w:proofErr w:type="spellStart"/>
+      <w:r>
+        <w:rPr>
+          <w:lang w:val="es-CO"/>
+        </w:rPr>
+        <w:t>Previous_Owners</w:t>
+      </w:r>
+      <w:proofErr w:type="spellEnd"/>
+      <w:r>
+        <w:rPr>
+          <w:lang w:val="es-CO"/>
+        </w:rPr>
+        <w:t xml:space="preserve"> está fuertemente concentrada en 1–2 dueños.</w:t>
+      </w:r>
+    </w:p>
+    <w:p>
+      <w:pPr>
+        <w:rPr>
+          <w:lang w:val="es-CO"/>
+        </w:rPr>
+      </w:pPr>
+    </w:p>
+    <w:p>
+      <w:pPr>
+        <w:rPr>
+          <w:lang w:val="es-CO"/>
+        </w:rPr>
+      </w:pPr>
+      <w:proofErr w:type="spellStart"/>
+      <w:r>
+        <w:rPr>
+          <w:lang w:val="es-CO"/>
+        </w:rPr>
+        <w:t>cons_comb</w:t>
+      </w:r>
+      <w:proofErr w:type="spellEnd"/>
+      <w:r>
+        <w:rPr>
+          <w:lang w:val="es-CO"/>
+        </w:rPr>
+        <w:t xml:space="preserve"> y </w:t>
+      </w:r>
+      <w:proofErr w:type="spellStart"/>
+      <w:r>
+        <w:rPr>
+          <w:lang w:val="es-CO"/>
+        </w:rPr>
+        <w:t>Displacement_cc</w:t>
+      </w:r>
+      <w:proofErr w:type="spellEnd"/>
+      <w:r>
+        <w:rPr>
+          <w:lang w:val="es-CO"/>
+        </w:rPr>
+        <w:t xml:space="preserve"> muestran distribuciones más homogéneas.</w:t>
+      </w:r>
+    </w:p>
+    <w:p>
+      <w:pPr>
+        <w:rPr>
+          <w:lang w:val="es-CO"/>
+        </w:rPr>
+      </w:pPr>
+    </w:p>
+    <w:p>
+      <w:pPr>
+        <w:rPr>
+          <w:lang w:val="es-CO"/>
+        </w:rPr>
+      </w:pPr>
+      <w:r>
+        <w:rPr>
+          <w:lang w:val="es-CO"/>
+        </w:rPr>
+        <w:t>3.2 Análisis bivariado</w:t>
+      </w:r>
+    </w:p>
+    <w:p>
+      <w:pPr>
+        <w:rPr>
+          <w:lang w:val="es-CO"/>
+        </w:rPr>
+      </w:pPr>
+    </w:p>
+    <w:p>
+      <w:pPr>
+        <w:rPr>
+          <w:lang w:val="es-CO"/>
+        </w:rPr>
+      </w:pPr>
+      <w:r>
+        <w:rPr>
+          <w:lang w:val="es-CO"/>
+        </w:rPr>
+        <w:t>Relaciones fuertes:</w:t>
+      </w:r>
+    </w:p>
+    <w:p>
+      <w:pPr>
+        <w:rPr>
+          <w:lang w:val="es-CO"/>
+        </w:rPr>
+      </w:pPr>
+    </w:p>
+    <w:p>
+      <w:pPr>
+        <w:rPr>
+          <w:lang w:val="es-CO"/>
+        </w:rPr>
+      </w:pPr>
+      <w:proofErr w:type="spellStart"/>
+      <w:r>
+        <w:rPr>
+          <w:lang w:val="es-CO"/>
+        </w:rPr>
+        <w:t>hp_kW</w:t>
+      </w:r>
+      <w:proofErr w:type="spellEnd"/>
+      <w:r>
+        <w:rPr>
+          <w:lang w:val="es-CO"/>
+        </w:rPr>
+        <w:t xml:space="preserve"> → correlación positiva con precio (0.70).</w:t>
+      </w:r>
+    </w:p>
+    <w:p>
+      <w:pPr>
+        <w:rPr>
+          <w:lang w:val="es-CO"/>
+        </w:rPr>
+      </w:pPr>
+    </w:p>
+    <w:p>
+      <w:pPr>
+        <w:rPr>
+          <w:lang w:val="es-CO"/>
+        </w:rPr>
+      </w:pPr>
+      <w:r>
+        <w:rPr>
+          <w:lang w:val="es-CO"/>
+        </w:rPr>
+        <w:t>km → correlación negativa moderada (–0.40).</w:t>
+      </w:r>
+    </w:p>
+    <w:p>
+      <w:pPr>
+        <w:rPr>
+          <w:lang w:val="es-CO"/>
+        </w:rPr>
+      </w:pPr>
+    </w:p>
+    <w:p>
+      <w:pPr>
+        <w:rPr>
+          <w:lang w:val="es-CO"/>
+        </w:rPr>
+      </w:pPr>
+      <w:r>
+        <w:rPr>
+          <w:lang w:val="es-CO"/>
+        </w:rPr>
+        <w:t>Variables discretas:</w:t>
+      </w:r>
+    </w:p>
+    <w:p>
+      <w:pPr>
+        <w:rPr>
+          <w:lang w:val="es-CO"/>
+        </w:rPr>
+      </w:pPr>
+      <w:r>
+        <w:rPr>
+          <w:lang w:val="es-CO"/>
+        </w:rPr>
+        <w:t>Todas las combinaciones (</w:t>
+      </w:r>
+      <w:proofErr w:type="spellStart"/>
+      <w:r>
+        <w:rPr>
+          <w:lang w:val="es-CO"/>
+        </w:rPr>
+        <w:t>Gears</w:t>
+      </w:r>
+      <w:proofErr w:type="spellEnd"/>
+      <w:r>
+        <w:rPr>
+          <w:lang w:val="es-CO"/>
+        </w:rPr>
+        <w:t>–Age, Age–</w:t>
+      </w:r>
+      <w:proofErr w:type="spellStart"/>
+      <w:r>
+        <w:rPr>
+          <w:lang w:val="es-CO"/>
+        </w:rPr>
+        <w:t>Owners</w:t>
+      </w:r>
+      <w:proofErr w:type="spellEnd"/>
+      <w:r>
+        <w:rPr>
+          <w:lang w:val="es-CO"/>
+        </w:rPr>
+        <w:t xml:space="preserve">, </w:t>
+      </w:r>
+      <w:proofErr w:type="spellStart"/>
+      <w:r>
+        <w:rPr>
+          <w:lang w:val="es-CO"/>
+        </w:rPr>
+        <w:t>Owners</w:t>
+      </w:r>
+      <w:proofErr w:type="spellEnd"/>
+      <w:r>
+        <w:rPr>
+          <w:lang w:val="es-CO"/>
+        </w:rPr>
+        <w:t>–</w:t>
+      </w:r>
+      <w:proofErr w:type="spellStart"/>
+      <w:r>
+        <w:rPr>
+          <w:lang w:val="es-CO"/>
+        </w:rPr>
+        <w:t>Inspection</w:t>
+      </w:r>
+      <w:proofErr w:type="spellEnd"/>
+      <w:r>
+        <w:rPr>
+          <w:lang w:val="es-CO"/>
+        </w:rPr>
+        <w:t>) mostraron asociación significativa (</w:t>
+      </w:r>
+      <w:r>
+        <w:t>χ</w:t>
+      </w:r>
+      <w:r>
+        <w:rPr>
+          <w:lang w:val="es-CO"/>
+        </w:rPr>
+        <w:t>² con p &lt; 0.05).</w:t>
+      </w:r>
+    </w:p>
+    <w:p>
+      <w:pPr>
+        <w:rPr>
+          <w:lang w:val="es-CO"/>
+        </w:rPr>
+      </w:pPr>
+    </w:p>
+    <w:p>
+      <w:pPr>
+        <w:rPr>
+          <w:lang w:val="es-CO"/>
+        </w:rPr>
+      </w:pPr>
+      <w:r>
+        <w:rPr>
+          <w:lang w:val="es-CO"/>
+        </w:rPr>
+        <w:t>3.3 PCA</w:t>
+      </w:r>
+    </w:p>
+    <w:p>
+      <w:pPr>
+        <w:rPr>
+          <w:lang w:val="es-CO"/>
+        </w:rPr>
+      </w:pPr>
+    </w:p>
+    <w:p>
+      <w:pPr>
+        <w:rPr>
+          <w:lang w:val="es-CO"/>
+        </w:rPr>
+      </w:pPr>
+      <w:r>
+        <w:rPr>
+          <w:lang w:val="es-CO"/>
+        </w:rPr>
+        <w:t>PC1 explica 45.64%</w:t>
+      </w:r>
+    </w:p>
+    <w:p>
+      <w:pPr>
+        <w:rPr>
+          <w:lang w:val="es-CO"/>
+        </w:rPr>
+      </w:pPr>
+    </w:p>
+    <w:p>
+      <w:pPr>
+        <w:rPr>
+          <w:lang w:val="es-CO"/>
+        </w:rPr>
+      </w:pPr>
+      <w:r>
+        <w:rPr>
+          <w:lang w:val="es-CO"/>
+        </w:rPr>
+        <w:t>PC2 explica 26.53%</w:t>
+      </w:r>
+    </w:p>
+    <w:p>
+      <w:pPr>
+        <w:rPr>
+          <w:lang w:val="es-CO"/>
+        </w:rPr>
+      </w:pPr>
+    </w:p>
+    <w:p>
+      <w:pPr>
+        <w:rPr>
+          <w:lang w:val="es-CO"/>
+        </w:rPr>
+      </w:pPr>
+      <w:r>
+        <w:rPr>
+          <w:lang w:val="es-CO"/>
+        </w:rPr>
+        <w:t>PC3 explica 12.79%</w:t>
+      </w:r>
+    </w:p>
+    <w:p>
+      <w:pPr>
+        <w:rPr>
+          <w:lang w:val="es-CO"/>
+        </w:rPr>
+      </w:pPr>
+      <w:r>
+        <w:rPr>
+          <w:rFonts w:ascii="Segoe UI Emoji" w:hAnsi="Segoe UI Emoji" w:cs="Segoe UI Emoji"/>
+        </w:rPr>
+        <w:t>📌</w:t>
+      </w:r>
+      <w:r>
+        <w:rPr>
+          <w:lang w:val="es-CO"/>
+        </w:rPr>
+        <w:t xml:space="preserve"> </w:t>
+      </w:r>
+      <w:proofErr w:type="gramStart"/>
+      <w:r>
+        <w:rPr>
+          <w:lang w:val="es-CO"/>
+        </w:rPr>
+        <w:t>Los</w:t>
+      </w:r>
+      <w:proofErr w:type="gramEnd"/>
+      <w:r>
+        <w:rPr>
+          <w:lang w:val="es-CO"/>
+        </w:rPr>
+        <w:t xml:space="preserve"> dos primeros componentes explican más del 70% de la variabilidad total del sistema.</w:t>
+      </w:r>
+    </w:p>
+    <w:p>
+      <w:pPr>
+        <w:rPr>
+          <w:lang w:val="es-CO"/>
+        </w:rPr>
+      </w:pPr>
+      <w:r>
+        <w:rPr>
+          <w:lang w:val="es-CO"/>
+        </w:rPr>
+        <w:t>Esto indica que existe estructura interna y redundancia en algunas variables.</w:t>
+      </w:r>
+    </w:p>
+    <w:p>
+      <w:pPr>
+        <w:rPr>
+          <w:lang w:val="es-CO"/>
+        </w:rPr>
+      </w:pPr>
+    </w:p>
+    <w:p>
+      <w:pPr>
+        <w:rPr>
+          <w:lang w:val="es-CO"/>
+        </w:rPr>
+      </w:pPr>
+      <w:r>
+        <w:rPr>
+          <w:lang w:val="es-CO"/>
+        </w:rPr>
+        <w:t>3.4 Clúster</w:t>
+      </w:r>
+    </w:p>
+    <w:p>
+      <w:pPr>
+        <w:rPr>
+          <w:lang w:val="es-CO"/>
+        </w:rPr>
+      </w:pPr>
+    </w:p>
+    <w:p>
+      <w:pPr>
+        <w:rPr>
+          <w:lang w:val="es-CO"/>
+        </w:rPr>
+      </w:pPr>
+      <w:r>
+        <w:rPr>
+          <w:lang w:val="es-CO"/>
+        </w:rPr>
+        <w:t>Tanto el clúster jerárquico como K-</w:t>
+      </w:r>
+      <w:proofErr w:type="spellStart"/>
+      <w:r>
+        <w:rPr>
+          <w:lang w:val="es-CO"/>
+        </w:rPr>
+        <w:t>Means</w:t>
+      </w:r>
+      <w:proofErr w:type="spellEnd"/>
+      <w:r>
+        <w:rPr>
+          <w:lang w:val="es-CO"/>
+        </w:rPr>
+        <w:t xml:space="preserve"> formaron 3 grupos claros.</w:t>
+      </w:r>
+    </w:p>
+    <w:p>
+      <w:pPr>
+        <w:rPr>
+          <w:lang w:val="es-CO"/>
+        </w:rPr>
+      </w:pPr>
+    </w:p>
+    <w:p>
+      <w:pPr>
+        <w:rPr>
+          <w:lang w:val="es-CO"/>
+        </w:rPr>
+      </w:pPr>
+      <w:r>
+        <w:rPr>
+          <w:lang w:val="es-CO"/>
+        </w:rPr>
+        <w:t>Los grupos se diferencian principalmente por:</w:t>
+      </w:r>
+    </w:p>
+    <w:p>
+      <w:pPr>
+        <w:rPr>
+          <w:lang w:val="es-CO"/>
+        </w:rPr>
+      </w:pPr>
+    </w:p>
+    <w:p>
+      <w:pPr>
+        <w:rPr>
+          <w:lang w:val="es-CO"/>
+        </w:rPr>
+      </w:pPr>
+      <w:r>
+        <w:rPr>
+          <w:lang w:val="es-CO"/>
+        </w:rPr>
+        <w:t>potencia (</w:t>
+      </w:r>
+      <w:proofErr w:type="spellStart"/>
+      <w:r>
+        <w:rPr>
+          <w:lang w:val="es-CO"/>
+        </w:rPr>
+        <w:t>hp_kW</w:t>
+      </w:r>
+      <w:proofErr w:type="spellEnd"/>
+      <w:r>
+        <w:rPr>
+          <w:lang w:val="es-CO"/>
+        </w:rPr>
+        <w:t>),</w:t>
+      </w:r>
+    </w:p>
+    <w:p>
+      <w:pPr>
+        <w:rPr>
+          <w:lang w:val="es-CO"/>
+        </w:rPr>
+      </w:pPr>
+    </w:p>
+    <w:p>
+      <w:pPr>
+        <w:rPr>
+          <w:lang w:val="es-CO"/>
+        </w:rPr>
+      </w:pPr>
+      <w:r>
+        <w:rPr>
+          <w:lang w:val="es-CO"/>
+        </w:rPr>
+        <w:t>kilometraje (km),</w:t>
+      </w:r>
+    </w:p>
+    <w:p>
+      <w:pPr>
+        <w:rPr>
+          <w:lang w:val="es-CO"/>
+        </w:rPr>
+      </w:pPr>
+    </w:p>
+    <w:p>
+      <w:pPr>
+        <w:rPr>
+          <w:lang w:val="es-CO"/>
+        </w:rPr>
+      </w:pPr>
+      <w:r>
+        <w:rPr>
+          <w:lang w:val="es-CO"/>
+        </w:rPr>
+        <w:t>peso del vehículo (</w:t>
+      </w:r>
+      <w:proofErr w:type="spellStart"/>
+      <w:r>
+        <w:rPr>
+          <w:lang w:val="es-CO"/>
+        </w:rPr>
+        <w:t>Weight_kg</w:t>
+      </w:r>
+      <w:proofErr w:type="spellEnd"/>
+      <w:r>
+        <w:rPr>
+          <w:lang w:val="es-CO"/>
+        </w:rPr>
+        <w:t>),</w:t>
+      </w:r>
+    </w:p>
+    <w:p>
+      <w:pPr>
+        <w:rPr>
+          <w:lang w:val="es-CO"/>
+        </w:rPr>
+      </w:pPr>
+    </w:p>
+    <w:p>
+      <w:pPr>
+        <w:rPr>
+          <w:lang w:val="es-CO"/>
+        </w:rPr>
+      </w:pPr>
+      <w:r>
+        <w:rPr>
+          <w:lang w:val="es-CO"/>
+        </w:rPr>
+        <w:t>y precio.</w:t>
+      </w:r>
+    </w:p>
+    <w:p>
+      <w:pPr>
+        <w:rPr>
+          <w:lang w:val="es-CO"/>
+        </w:rPr>
+      </w:pPr>
+    </w:p>
+    <w:p>
+      <w:pPr>
+        <w:rPr>
+          <w:lang w:val="es-CO"/>
+        </w:rPr>
+      </w:pPr>
+      <w:r>
+        <w:rPr>
+          <w:lang w:val="es-CO"/>
+        </w:rPr>
+        <w:t xml:space="preserve">3.5 Detección de </w:t>
+      </w:r>
+      <w:proofErr w:type="spellStart"/>
+      <w:r>
+        <w:rPr>
+          <w:lang w:val="es-CO"/>
+        </w:rPr>
+        <w:t>outliers</w:t>
+      </w:r>
+      <w:proofErr w:type="spellEnd"/>
+    </w:p>
+    <w:p>
+      <w:pPr>
+        <w:rPr>
+          <w:lang w:val="es-CO"/>
+        </w:rPr>
+      </w:pPr>
+    </w:p>
+    <w:p>
+      <w:pPr>
+        <w:rPr>
+          <w:lang w:val="es-CO"/>
+        </w:rPr>
+      </w:pPr>
+      <w:r>
+        <w:rPr>
+          <w:lang w:val="es-CO"/>
+        </w:rPr>
+        <w:t>Z-Score detectó pocos atípicos extremos (valores muy altos de precio o kilometraje).</w:t>
+      </w:r>
+    </w:p>
+    <w:p>
+      <w:pPr>
+        <w:rPr>
+          <w:lang w:val="es-CO"/>
+        </w:rPr>
+      </w:pPr>
+    </w:p>
+    <w:p>
+      <w:pPr>
+        <w:rPr>
+          <w:lang w:val="es-CO"/>
+        </w:rPr>
+      </w:pPr>
+      <w:r>
+        <w:rPr>
+          <w:lang w:val="es-CO"/>
+        </w:rPr>
+        <w:t>IQR mostró más observaciones atípicas, especialmente en km.</w:t>
+      </w:r>
+    </w:p>
+    <w:p>
+      <w:pPr>
+        <w:rPr>
+          <w:lang w:val="es-CO"/>
+        </w:rPr>
+      </w:pPr>
+    </w:p>
+    <w:p>
+      <w:pPr>
+        <w:rPr>
+          <w:lang w:val="es-CO"/>
+        </w:rPr>
+      </w:pPr>
+      <w:r>
+        <w:rPr>
+          <w:lang w:val="es-CO"/>
+        </w:rPr>
+        <w:t>DBSCAN identificó puntos de baja densidad como autos “extremos”, posiblemente de lujo o muy deteriorados.</w:t>
+      </w:r>
+    </w:p>
+    <w:p>
+      <w:pPr>
+        <w:rPr>
+          <w:lang w:val="es-CO"/>
+        </w:rPr>
+      </w:pPr>
+    </w:p>
+    <w:p>
+      <w:pPr>
+        <w:rPr>
+          <w:lang w:val="es-CO"/>
+        </w:rPr>
+      </w:pPr>
+      <w:r>
+        <w:rPr>
+          <w:lang w:val="es-CO"/>
+        </w:rPr>
+        <w:t xml:space="preserve">Conclusión del análisis de </w:t>
+      </w:r>
+      <w:proofErr w:type="spellStart"/>
+      <w:r>
+        <w:rPr>
+          <w:lang w:val="es-CO"/>
+        </w:rPr>
+        <w:t>outliers</w:t>
+      </w:r>
+      <w:proofErr w:type="spellEnd"/>
+      <w:r>
+        <w:rPr>
+          <w:lang w:val="es-CO"/>
+        </w:rPr>
+        <w:t>:</w:t>
+      </w:r>
+    </w:p>
+    <w:p>
+      <w:r>
+        <w:rPr>
+          <w:lang w:val="es-CO"/>
+        </w:rPr>
+        <w:lastRenderedPageBreak/>
+        <w:t xml:space="preserve">No deben eliminarse automáticamente; algunos representan segmentos reales del mercado (lujo o deterioro severo). </w:t>
+      </w:r>
+      <w:r>
+        <w:t xml:space="preserve">Solo se </w:t>
+      </w:r>
+      <w:proofErr w:type="spellStart"/>
+      <w:r>
+        <w:t>eliminan</w:t>
+      </w:r>
+      <w:proofErr w:type="spellEnd"/>
+      <w:r>
+        <w:t xml:space="preserve"> </w:t>
+      </w:r>
+      <w:proofErr w:type="spellStart"/>
+      <w:r>
+        <w:t>si</w:t>
+      </w:r>
+      <w:proofErr w:type="spellEnd"/>
+      <w:r>
+        <w:t xml:space="preserve"> </w:t>
+      </w:r>
+      <w:proofErr w:type="spellStart"/>
+      <w:r>
+        <w:t>interfieren</w:t>
+      </w:r>
+      <w:proofErr w:type="spellEnd"/>
+      <w:r>
+        <w:t xml:space="preserve"> con un </w:t>
+      </w:r>
+      <w:proofErr w:type="spellStart"/>
+      <w:r>
+        <w:t>modelo</w:t>
+      </w:r>
+      <w:proofErr w:type="spellEnd"/>
+      <w:r>
+        <w:t xml:space="preserve"> </w:t>
+      </w:r>
+      <w:proofErr w:type="spellStart"/>
+      <w:r>
+        <w:t>predictivo</w:t>
+      </w:r>
+      <w:proofErr w:type="spellEnd"/>
+      <w:r>
+        <w:t>.</w:t>
+      </w:r>
+    </w:p>
     <w:p/>
     <w:p>
       <w:pPr>
-        <w:rPr>
-          <w:lang w:val="es-CO"/>
-        </w:rPr>
-      </w:pPr>
-      <w:r>
-        <w:rPr>
-          <w:lang w:val="es-CO"/>
-        </w:rPr>
-        <w:t xml:space="preserve">3.1 Análisis </w:t>
+        <w:widowControl w:val="0"/>
+        <w:pBdr>
+          <w:top w:val="nil"/>
+          <w:left w:val="nil"/>
+          <w:bottom w:val="nil"/>
+          <w:right w:val="nil"/>
+          <w:between w:val="nil"/>
+        </w:pBdr>
+        <w:spacing w:line="252" w:lineRule="auto"/>
+        <w:ind w:firstLine="202"/>
+        <w:jc w:val="both"/>
+        <w:rPr>
+          <w:color w:val="000000"/>
+        </w:rPr>
+      </w:pPr>
+      <w:r>
+        <w:rPr>
+          <w:color w:val="000000"/>
+          <w:spacing w:val="-4"/>
+        </w:rPr>
+        <w:t>U</w:t>
+      </w:r>
+      <w:r>
+        <w:rPr>
+          <w:color w:val="000000"/>
+          <w:spacing w:val="-4"/>
+        </w:rPr>
+        <w:t>se either the Microsoft Equation Editor</w:t>
+      </w:r>
+      <w:r>
+        <w:rPr>
+          <w:spacing w:val="-4"/>
+        </w:rPr>
+        <w:t xml:space="preserve"> </w:t>
+      </w:r>
+      <w:r>
+        <w:rPr>
+          <w:color w:val="000000"/>
+          <w:spacing w:val="-4"/>
+        </w:rPr>
+        <w:t xml:space="preserve">or </w:t>
+      </w:r>
+      <w:r>
+        <w:rPr>
+          <w:color w:val="000000"/>
+          <w:spacing w:val="-4"/>
+        </w:rPr>
+        <w:t xml:space="preserve">the </w:t>
       </w:r>
       <w:proofErr w:type="spellStart"/>
       <w:r>
         <w:rPr>
-          <w:lang w:val="es-CO"/>
-        </w:rPr>
-        <w:t>univariado</w:t>
+          <w:color w:val="000000"/>
+          <w:spacing w:val="-4"/>
+        </w:rPr>
+        <w:t>MathType</w:t>
       </w:r>
       <w:proofErr w:type="spellEnd"/>
-    </w:p>
-    <w:p>
-      <w:pPr>
-        <w:rPr>
-          <w:lang w:val="es-CO"/>
-        </w:rPr>
-      </w:pPr>
-    </w:p>
-    <w:p>
-      <w:pPr>
-        <w:rPr>
-          <w:lang w:val="es-CO"/>
-        </w:rPr>
-      </w:pPr>
-      <w:r>
-        <w:rPr>
-          <w:lang w:val="es-CO"/>
-        </w:rPr>
-        <w:t>Se evidenció que:</w:t>
-      </w:r>
-    </w:p>
-    <w:p>
-      <w:pPr>
-        <w:rPr>
-          <w:lang w:val="es-CO"/>
-        </w:rPr>
-      </w:pPr>
-    </w:p>
-    <w:p>
-      <w:pPr>
-        <w:rPr>
-          <w:lang w:val="es-CO"/>
-        </w:rPr>
-      </w:pPr>
-      <w:proofErr w:type="spellStart"/>
-      <w:r>
-        <w:rPr>
-          <w:lang w:val="es-CO"/>
-        </w:rPr>
-        <w:t>price</w:t>
-      </w:r>
-      <w:proofErr w:type="spellEnd"/>
-      <w:r>
-        <w:rPr>
-          <w:lang w:val="es-CO"/>
-        </w:rPr>
-        <w:t xml:space="preserve">, km y </w:t>
-      </w:r>
-      <w:proofErr w:type="spellStart"/>
-      <w:r>
-        <w:rPr>
-          <w:lang w:val="es-CO"/>
-        </w:rPr>
-        <w:t>hp_kW</w:t>
-      </w:r>
-      <w:proofErr w:type="spellEnd"/>
-      <w:r>
-        <w:rPr>
-          <w:lang w:val="es-CO"/>
-        </w:rPr>
-        <w:t xml:space="preserve"> presentan asimetría hacia la derecha.</w:t>
-      </w:r>
-    </w:p>
-    <w:p>
-      <w:pPr>
-        <w:rPr>
-          <w:lang w:val="es-CO"/>
-        </w:rPr>
-      </w:pPr>
-    </w:p>
-    <w:p>
-      <w:pPr>
-        <w:rPr>
-          <w:lang w:val="es-CO"/>
-        </w:rPr>
-      </w:pPr>
-      <w:proofErr w:type="spellStart"/>
-      <w:r>
-        <w:rPr>
-          <w:lang w:val="es-CO"/>
-        </w:rPr>
-        <w:t>Previous_Owners</w:t>
-      </w:r>
-      <w:proofErr w:type="spellEnd"/>
-      <w:r>
-        <w:rPr>
-          <w:lang w:val="es-CO"/>
-        </w:rPr>
-        <w:t xml:space="preserve"> está fuertemente concentrada en 1–2 dueños.</w:t>
-      </w:r>
-    </w:p>
-    <w:p>
-      <w:pPr>
-        <w:rPr>
-          <w:lang w:val="es-CO"/>
-        </w:rPr>
-      </w:pPr>
-    </w:p>
-    <w:p>
-      <w:pPr>
-        <w:rPr>
-          <w:lang w:val="es-CO"/>
-        </w:rPr>
-      </w:pPr>
-      <w:proofErr w:type="spellStart"/>
-      <w:r>
-        <w:rPr>
-          <w:lang w:val="es-CO"/>
-        </w:rPr>
-        <w:t>cons_comb</w:t>
-      </w:r>
-      <w:proofErr w:type="spellEnd"/>
-      <w:r>
-        <w:rPr>
-          <w:lang w:val="es-CO"/>
-        </w:rPr>
-        <w:t xml:space="preserve"> y </w:t>
-      </w:r>
-      <w:proofErr w:type="spellStart"/>
-      <w:r>
-        <w:rPr>
-          <w:lang w:val="es-CO"/>
-        </w:rPr>
-        <w:t>Displacement_cc</w:t>
-      </w:r>
-      <w:proofErr w:type="spellEnd"/>
-      <w:r>
-        <w:rPr>
-          <w:lang w:val="es-CO"/>
-        </w:rPr>
-        <w:t xml:space="preserve"> muestran distribuciones más homogéneas.</w:t>
-      </w:r>
-    </w:p>
-    <w:p>
-      <w:pPr>
-        <w:rPr>
-          <w:lang w:val="es-CO"/>
-        </w:rPr>
-      </w:pPr>
-    </w:p>
-    <w:p>
-      <w:pPr>
-        <w:rPr>
-          <w:lang w:val="es-CO"/>
-        </w:rPr>
-      </w:pPr>
-      <w:r>
-        <w:rPr>
-          <w:lang w:val="es-CO"/>
-        </w:rPr>
-        <w:t>3.2 Análisis bivariado</w:t>
-      </w:r>
-    </w:p>
-    <w:p>
-      <w:pPr>
-        <w:rPr>
-          <w:lang w:val="es-CO"/>
-        </w:rPr>
-      </w:pPr>
-    </w:p>
-    <w:p>
-      <w:pPr>
-        <w:rPr>
-          <w:lang w:val="es-CO"/>
-        </w:rPr>
-      </w:pPr>
-      <w:r>
-        <w:rPr>
-          <w:lang w:val="es-CO"/>
-        </w:rPr>
-        <w:t>Relaciones fuertes:</w:t>
-      </w:r>
-    </w:p>
-    <w:p>
-      <w:pPr>
-        <w:rPr>
-          <w:lang w:val="es-CO"/>
-        </w:rPr>
-      </w:pPr>
-    </w:p>
-    <w:p>
-      <w:pPr>
-        <w:rPr>
-          <w:lang w:val="es-CO"/>
-        </w:rPr>
-      </w:pPr>
-      <w:proofErr w:type="spellStart"/>
-      <w:r>
-        <w:rPr>
-          <w:lang w:val="es-CO"/>
-        </w:rPr>
-        <w:t>hp_kW</w:t>
-      </w:r>
-      <w:proofErr w:type="spellEnd"/>
-      <w:r>
-        <w:rPr>
-          <w:lang w:val="es-CO"/>
-        </w:rPr>
-        <w:t xml:space="preserve"> → correlación positiva con precio (0.70).</w:t>
-      </w:r>
-    </w:p>
-    <w:p>
-      <w:pPr>
-        <w:rPr>
-          <w:lang w:val="es-CO"/>
-        </w:rPr>
-      </w:pPr>
-    </w:p>
-    <w:p>
-      <w:pPr>
-        <w:rPr>
-          <w:lang w:val="es-CO"/>
-        </w:rPr>
-      </w:pPr>
-      <w:r>
-        <w:rPr>
-          <w:lang w:val="es-CO"/>
-        </w:rPr>
-        <w:t>km → correlación negativa moderada (–0.40).</w:t>
-      </w:r>
-    </w:p>
-    <w:p>
-      <w:pPr>
-        <w:rPr>
-          <w:lang w:val="es-CO"/>
-        </w:rPr>
-      </w:pPr>
-    </w:p>
-    <w:p>
-      <w:pPr>
-        <w:rPr>
-          <w:lang w:val="es-CO"/>
-        </w:rPr>
-      </w:pPr>
-      <w:r>
-        <w:rPr>
-          <w:lang w:val="es-CO"/>
-        </w:rPr>
-        <w:t>Variables discretas:</w:t>
-      </w:r>
-    </w:p>
-    <w:p>
-      <w:pPr>
-        <w:rPr>
-          <w:lang w:val="es-CO"/>
-        </w:rPr>
-      </w:pPr>
-      <w:r>
-        <w:rPr>
-          <w:lang w:val="es-CO"/>
-        </w:rPr>
-        <w:t>Todas las combinaciones (</w:t>
-      </w:r>
-      <w:proofErr w:type="spellStart"/>
-      <w:r>
-        <w:rPr>
-          <w:lang w:val="es-CO"/>
-        </w:rPr>
-        <w:t>Gears</w:t>
-      </w:r>
-      <w:proofErr w:type="spellEnd"/>
-      <w:r>
-        <w:rPr>
-          <w:lang w:val="es-CO"/>
-        </w:rPr>
-        <w:t>–Age, Age–</w:t>
-      </w:r>
-      <w:proofErr w:type="spellStart"/>
-      <w:r>
-        <w:rPr>
-          <w:lang w:val="es-CO"/>
-        </w:rPr>
-        <w:t>Owners</w:t>
-      </w:r>
-      <w:proofErr w:type="spellEnd"/>
-      <w:r>
-        <w:rPr>
-          <w:lang w:val="es-CO"/>
-        </w:rPr>
-        <w:t xml:space="preserve">, </w:t>
-      </w:r>
-      <w:proofErr w:type="spellStart"/>
-      <w:r>
-        <w:rPr>
-          <w:lang w:val="es-CO"/>
-        </w:rPr>
-        <w:t>Owners</w:t>
-      </w:r>
-      <w:proofErr w:type="spellEnd"/>
-      <w:r>
-        <w:rPr>
-          <w:lang w:val="es-CO"/>
-        </w:rPr>
-        <w:t>–</w:t>
-      </w:r>
-      <w:proofErr w:type="spellStart"/>
-      <w:r>
-        <w:rPr>
-          <w:lang w:val="es-CO"/>
-        </w:rPr>
-        <w:t>Inspection</w:t>
-      </w:r>
-      <w:proofErr w:type="spellEnd"/>
-      <w:r>
-        <w:rPr>
-          <w:lang w:val="es-CO"/>
-        </w:rPr>
-        <w:t>) mostraron asociación significativa (</w:t>
-      </w:r>
-      <w:r>
-        <w:t>χ</w:t>
-      </w:r>
-      <w:r>
-        <w:rPr>
-          <w:lang w:val="es-CO"/>
-        </w:rPr>
-        <w:t>² con p &lt; 0.05).</w:t>
-      </w:r>
-    </w:p>
-    <w:p>
-      <w:pPr>
-        <w:rPr>
-          <w:lang w:val="es-CO"/>
-        </w:rPr>
-      </w:pPr>
-    </w:p>
-    <w:p>
-      <w:pPr>
-        <w:rPr>
-          <w:lang w:val="es-CO"/>
-        </w:rPr>
-      </w:pPr>
-      <w:r>
-        <w:rPr>
-          <w:lang w:val="es-CO"/>
-        </w:rPr>
-        <w:t>3.3 PCA</w:t>
-      </w:r>
-    </w:p>
-    <w:p>
-      <w:pPr>
-        <w:rPr>
-          <w:lang w:val="es-CO"/>
-        </w:rPr>
-      </w:pPr>
-    </w:p>
-    <w:p>
-      <w:pPr>
-        <w:rPr>
-          <w:lang w:val="es-CO"/>
-        </w:rPr>
-      </w:pPr>
-      <w:r>
-        <w:rPr>
-          <w:lang w:val="es-CO"/>
-        </w:rPr>
-        <w:t>PC1 explica 45.64%</w:t>
-      </w:r>
-    </w:p>
-    <w:p>
-      <w:pPr>
-        <w:rPr>
-          <w:lang w:val="es-CO"/>
-        </w:rPr>
-      </w:pPr>
-    </w:p>
-    <w:p>
-      <w:pPr>
-        <w:rPr>
-          <w:lang w:val="es-CO"/>
-        </w:rPr>
-      </w:pPr>
-      <w:r>
-        <w:rPr>
-          <w:lang w:val="es-CO"/>
-        </w:rPr>
-        <w:t>PC2 explica 26.53%</w:t>
-      </w:r>
-    </w:p>
-    <w:p>
-      <w:pPr>
-        <w:rPr>
-          <w:lang w:val="es-CO"/>
-        </w:rPr>
-      </w:pPr>
-    </w:p>
-    <w:p>
-      <w:pPr>
-        <w:rPr>
-          <w:lang w:val="es-CO"/>
-        </w:rPr>
-      </w:pPr>
-      <w:r>
-        <w:rPr>
-          <w:lang w:val="es-CO"/>
-        </w:rPr>
-        <w:t>PC3 explica 12.79%</w:t>
-      </w:r>
-    </w:p>
-    <w:p>
-      <w:pPr>
-        <w:rPr>
-          <w:lang w:val="es-CO"/>
-        </w:rPr>
-      </w:pPr>
-      <w:r>
-        <w:rPr>
-          <w:rFonts w:ascii="Segoe UI Emoji" w:hAnsi="Segoe UI Emoji" w:cs="Segoe UI Emoji"/>
-        </w:rPr>
-        <w:t>📌</w:t>
-      </w:r>
-      <w:r>
-        <w:rPr>
-          <w:lang w:val="es-CO"/>
-        </w:rPr>
-        <w:t xml:space="preserve"> </w:t>
-      </w:r>
-      <w:proofErr w:type="gramStart"/>
-      <w:r>
-        <w:rPr>
-          <w:lang w:val="es-CO"/>
-        </w:rPr>
-        <w:t>Los</w:t>
-      </w:r>
-      <w:proofErr w:type="gramEnd"/>
-      <w:r>
-        <w:rPr>
-          <w:lang w:val="es-CO"/>
-        </w:rPr>
-        <w:t xml:space="preserve"> dos primeros componentes explican más del 70% de la variabilidad total del sistema.</w:t>
-      </w:r>
-    </w:p>
-    <w:p>
-      <w:pPr>
-        <w:rPr>
-          <w:lang w:val="es-CO"/>
-        </w:rPr>
-      </w:pPr>
-      <w:r>
-        <w:rPr>
-          <w:lang w:val="es-CO"/>
-        </w:rPr>
-        <w:t>Esto indica que existe estructura interna y redundancia en algunas variables.</w:t>
-      </w:r>
-    </w:p>
-    <w:p>
-      <w:pPr>
-        <w:rPr>
-          <w:lang w:val="es-CO"/>
-        </w:rPr>
-      </w:pPr>
-    </w:p>
-    <w:p>
-      <w:pPr>
-        <w:rPr>
-          <w:lang w:val="es-CO"/>
-        </w:rPr>
-      </w:pPr>
-      <w:r>
-        <w:rPr>
-          <w:lang w:val="es-CO"/>
-        </w:rPr>
-        <w:t>3.4 Clúster</w:t>
-      </w:r>
-    </w:p>
-    <w:p>
-      <w:pPr>
-        <w:rPr>
-          <w:lang w:val="es-CO"/>
-        </w:rPr>
-      </w:pPr>
-    </w:p>
-    <w:p>
-      <w:pPr>
-        <w:rPr>
-          <w:lang w:val="es-CO"/>
-        </w:rPr>
-      </w:pPr>
-      <w:r>
-        <w:rPr>
-          <w:lang w:val="es-CO"/>
-        </w:rPr>
-        <w:t>Tanto el clúster jerárquico como K-</w:t>
-      </w:r>
-      <w:proofErr w:type="spellStart"/>
-      <w:r>
-        <w:rPr>
-          <w:lang w:val="es-CO"/>
-        </w:rPr>
-        <w:t>Means</w:t>
-      </w:r>
-      <w:proofErr w:type="spellEnd"/>
-      <w:r>
-        <w:rPr>
-          <w:lang w:val="es-CO"/>
-        </w:rPr>
-        <w:t xml:space="preserve"> formaron 3 grupos claros.</w:t>
-      </w:r>
-    </w:p>
-    <w:p>
-      <w:pPr>
-        <w:rPr>
-          <w:lang w:val="es-CO"/>
-        </w:rPr>
-      </w:pPr>
-    </w:p>
-    <w:p>
-      <w:pPr>
-        <w:rPr>
-          <w:lang w:val="es-CO"/>
-        </w:rPr>
-      </w:pPr>
-      <w:r>
-        <w:rPr>
-          <w:lang w:val="es-CO"/>
-        </w:rPr>
-        <w:t>Los grupos se diferencian principalmente por:</w:t>
-      </w:r>
-    </w:p>
-    <w:p>
-      <w:pPr>
-        <w:rPr>
-          <w:lang w:val="es-CO"/>
-        </w:rPr>
-      </w:pPr>
-    </w:p>
-    <w:p>
-      <w:pPr>
-        <w:rPr>
-          <w:lang w:val="es-CO"/>
-        </w:rPr>
-      </w:pPr>
-      <w:r>
-        <w:rPr>
-          <w:lang w:val="es-CO"/>
-        </w:rPr>
-        <w:t>potencia (</w:t>
-      </w:r>
-      <w:proofErr w:type="spellStart"/>
-      <w:r>
-        <w:rPr>
-          <w:lang w:val="es-CO"/>
-        </w:rPr>
-        <w:t>hp_kW</w:t>
-      </w:r>
-      <w:proofErr w:type="spellEnd"/>
-      <w:r>
-        <w:rPr>
-          <w:lang w:val="es-CO"/>
-        </w:rPr>
-        <w:t>),</w:t>
-      </w:r>
-    </w:p>
-    <w:p>
-      <w:pPr>
-        <w:rPr>
-          <w:lang w:val="es-CO"/>
-        </w:rPr>
-      </w:pPr>
-    </w:p>
-    <w:p>
-      <w:pPr>
-        <w:rPr>
-          <w:lang w:val="es-CO"/>
-        </w:rPr>
-      </w:pPr>
-      <w:r>
-        <w:rPr>
-          <w:lang w:val="es-CO"/>
-        </w:rPr>
-        <w:t>kilometraje (km),</w:t>
-      </w:r>
-    </w:p>
-    <w:p>
-      <w:pPr>
-        <w:rPr>
-          <w:lang w:val="es-CO"/>
-        </w:rPr>
-      </w:pPr>
-    </w:p>
-    <w:p>
-      <w:pPr>
-        <w:rPr>
-          <w:lang w:val="es-CO"/>
-        </w:rPr>
-      </w:pPr>
-      <w:r>
-        <w:rPr>
-          <w:lang w:val="es-CO"/>
-        </w:rPr>
-        <w:t>peso del vehículo (</w:t>
-      </w:r>
-      <w:proofErr w:type="spellStart"/>
-      <w:r>
-        <w:rPr>
-          <w:lang w:val="es-CO"/>
-        </w:rPr>
-        <w:t>Weight_kg</w:t>
-      </w:r>
-      <w:proofErr w:type="spellEnd"/>
-      <w:r>
-        <w:rPr>
-          <w:lang w:val="es-CO"/>
-        </w:rPr>
-        <w:t>),</w:t>
-      </w:r>
-    </w:p>
-    <w:p>
-      <w:pPr>
-        <w:rPr>
-          <w:lang w:val="es-CO"/>
-        </w:rPr>
-      </w:pPr>
-    </w:p>
-    <w:p>
-      <w:pPr>
-        <w:rPr>
-          <w:lang w:val="es-CO"/>
-        </w:rPr>
-      </w:pPr>
-      <w:r>
-        <w:rPr>
-          <w:lang w:val="es-CO"/>
-        </w:rPr>
-        <w:t>y precio.</w:t>
-      </w:r>
-    </w:p>
-    <w:p>
-      <w:pPr>
-        <w:rPr>
-          <w:lang w:val="es-CO"/>
-        </w:rPr>
-      </w:pPr>
-    </w:p>
-    <w:p>
-      <w:pPr>
-        <w:rPr>
-          <w:lang w:val="es-CO"/>
-        </w:rPr>
-      </w:pPr>
-      <w:r>
-        <w:rPr>
-          <w:lang w:val="es-CO"/>
-        </w:rPr>
-        <w:t xml:space="preserve">3.5 Detección de </w:t>
-      </w:r>
-      <w:proofErr w:type="spellStart"/>
-      <w:r>
-        <w:rPr>
-          <w:lang w:val="es-CO"/>
-        </w:rPr>
-        <w:t>outliers</w:t>
-      </w:r>
-      <w:proofErr w:type="spellEnd"/>
-    </w:p>
-    <w:p>
-      <w:pPr>
-        <w:rPr>
-          <w:lang w:val="es-CO"/>
-        </w:rPr>
-      </w:pPr>
-    </w:p>
-    <w:p>
-      <w:pPr>
-        <w:rPr>
-          <w:lang w:val="es-CO"/>
-        </w:rPr>
-      </w:pPr>
-      <w:r>
-        <w:rPr>
-          <w:lang w:val="es-CO"/>
-        </w:rPr>
-        <w:t>Z-Score detectó pocos atípicos extremos (valores muy altos de precio o kilometraje).</w:t>
-      </w:r>
-    </w:p>
-    <w:p>
-      <w:pPr>
-        <w:rPr>
-          <w:lang w:val="es-CO"/>
-        </w:rPr>
-      </w:pPr>
-    </w:p>
-    <w:p>
-      <w:pPr>
-        <w:rPr>
-          <w:lang w:val="es-CO"/>
-        </w:rPr>
-      </w:pPr>
-      <w:r>
-        <w:rPr>
-          <w:lang w:val="es-CO"/>
-        </w:rPr>
-        <w:t>IQR mostró más observaciones atípicas, especialmente en km.</w:t>
-      </w:r>
-    </w:p>
-    <w:p>
-      <w:pPr>
-        <w:rPr>
-          <w:lang w:val="es-CO"/>
-        </w:rPr>
-      </w:pPr>
-    </w:p>
-    <w:p>
-      <w:pPr>
-        <w:rPr>
-          <w:lang w:val="es-CO"/>
-        </w:rPr>
-      </w:pPr>
-      <w:r>
-        <w:rPr>
-          <w:lang w:val="es-CO"/>
-        </w:rPr>
-        <w:t>DBSCAN identificó puntos de baja densidad como autos “extremos”, posiblemente de lujo o muy deteriorados.</w:t>
-      </w:r>
-    </w:p>
-    <w:p>
-      <w:pPr>
-        <w:rPr>
-          <w:lang w:val="es-CO"/>
-        </w:rPr>
-      </w:pPr>
-    </w:p>
-    <w:p>
-      <w:pPr>
-        <w:rPr>
-          <w:lang w:val="es-CO"/>
-        </w:rPr>
-      </w:pPr>
-      <w:r>
-        <w:rPr>
-          <w:lang w:val="es-CO"/>
-        </w:rPr>
-        <w:t xml:space="preserve">Conclusión del análisis de </w:t>
-      </w:r>
-      <w:proofErr w:type="spellStart"/>
-      <w:r>
-        <w:rPr>
-          <w:lang w:val="es-CO"/>
-        </w:rPr>
-        <w:t>outliers</w:t>
-      </w:r>
-      <w:proofErr w:type="spellEnd"/>
-      <w:r>
-        <w:rPr>
-          <w:lang w:val="es-CO"/>
-        </w:rPr>
-        <w:t>:</w:t>
-      </w:r>
-    </w:p>
-    <w:p>
-      <w:r>
-        <w:rPr>
-          <w:lang w:val="es-CO"/>
-        </w:rPr>
-        <w:t xml:space="preserve">No deben eliminarse automáticamente; algunos representan segmentos reales del mercado (lujo o deterioro severo). </w:t>
-      </w:r>
-      <w:r>
-        <w:t xml:space="preserve">Solo se </w:t>
-      </w:r>
-      <w:proofErr w:type="spellStart"/>
-      <w:r>
-        <w:t>eliminan</w:t>
-      </w:r>
-      <w:proofErr w:type="spellEnd"/>
-      <w:r>
-        <w:t xml:space="preserve"> </w:t>
-      </w:r>
-      <w:proofErr w:type="spellStart"/>
-      <w:r>
-        <w:t>si</w:t>
-      </w:r>
-      <w:proofErr w:type="spellEnd"/>
-      <w:r>
-        <w:t xml:space="preserve"> </w:t>
-      </w:r>
-      <w:proofErr w:type="spellStart"/>
-      <w:r>
-        <w:t>interfieren</w:t>
-      </w:r>
-      <w:proofErr w:type="spellEnd"/>
-      <w:r>
-        <w:t xml:space="preserve"> con un </w:t>
-      </w:r>
-      <w:proofErr w:type="spellStart"/>
-      <w:r>
-        <w:t>modelo</w:t>
-      </w:r>
-      <w:proofErr w:type="spellEnd"/>
-      <w:r>
-        <w:t xml:space="preserve"> </w:t>
-      </w:r>
-      <w:proofErr w:type="spellStart"/>
-      <w:r>
-        <w:t>predictivo</w:t>
-      </w:r>
-      <w:proofErr w:type="spellEnd"/>
-      <w:r>
-        <w:t>.</w:t>
-      </w:r>
-    </w:p>
-    <w:p/>
-    <w:p>
-      <w:pPr>
-        <w:widowControl w:val="0"/>
-        <w:pBdr>
-          <w:top w:val="nil"/>
-          <w:left w:val="nil"/>
-          <w:bottom w:val="nil"/>
-          <w:right w:val="nil"/>
-          <w:between w:val="nil"/>
-        </w:pBdr>
-        <w:spacing w:line="252" w:lineRule="auto"/>
-        <w:ind w:firstLine="202"/>
-        <w:jc w:val="both"/>
-        <w:rPr>
-          <w:color w:val="000000"/>
-        </w:rPr>
-      </w:pPr>
       <w:r>
         <w:rPr>
           <w:color w:val="000000"/>
           <w:spacing w:val="-4"/>
         </w:rPr>
-        <w:t>U</w:t>
+        <w:t xml:space="preserve"> plugin, </w:t>
       </w:r>
       <w:r>
         <w:rPr>
           <w:color w:val="000000"/>
           <w:spacing w:val="-4"/>
         </w:rPr>
-        <w:t>se either the Microsoft Equation Editor</w:t>
-      </w:r>
-      <w:r>
-        <w:rPr>
+        <w:t>which can be obtained</w:t>
+      </w:r>
+      <w:r>
+        <w:rPr>
+          <w:color w:val="000000"/>
           <w:spacing w:val="-4"/>
         </w:rPr>
-        <w:t xml:space="preserve"> </w:t>
-      </w:r>
-      <w:r>
-        <w:rPr>
-          <w:color w:val="000000"/>
-          <w:spacing w:val="-4"/>
-        </w:rPr>
-        <w:t xml:space="preserve">or </w:t>
-      </w:r>
-      <w:r>
-        <w:rPr>
-          <w:color w:val="000000"/>
-          <w:spacing w:val="-4"/>
-        </w:rPr>
-        <w:t xml:space="preserve">the </w:t>
-      </w:r>
-      <w:proofErr w:type="spellStart"/>
-      <w:r>
-        <w:rPr>
-          <w:color w:val="000000"/>
-          <w:spacing w:val="-4"/>
-        </w:rPr>
-        <w:t>MathType</w:t>
-      </w:r>
-      <w:proofErr w:type="spellEnd"/>
-      <w:r>
-        <w:rPr>
-          <w:color w:val="000000"/>
-          <w:spacing w:val="-4"/>
-        </w:rPr>
-        <w:t xml:space="preserve"> plugin, </w:t>
-      </w:r>
-      <w:r>
-        <w:rPr>
-          <w:color w:val="000000"/>
-          <w:spacing w:val="-4"/>
-        </w:rPr>
-        <w:t>which can be obtained</w:t>
-      </w:r>
-      <w:r>
-        <w:rPr>
-          <w:color w:val="000000"/>
-          <w:spacing w:val="-4"/>
-        </w:rPr>
         <w:t xml:space="preserve"> from </w:t>
       </w:r>
-      <w:hyperlink r:id="rId31">
+      <w:hyperlink r:id="rId30">
         <w:r>
           <w:rPr>
             <w:color w:val="4472C4" w:themeColor="accent5"/>
@@ -9887,7 +10532,7 @@
         </w:rPr>
         <w:t xml:space="preserve"> at </w:t>
       </w:r>
-      <w:hyperlink r:id="rId32" w:history="1">
+      <w:hyperlink r:id="rId31" w:history="1">
         <w:r>
           <w:rPr>
             <w:rStyle w:val="Hipervnculo"/>
@@ -9961,7 +10606,7 @@
         </w:rPr>
         <w:t xml:space="preserve"> </w:t>
       </w:r>
-      <w:hyperlink r:id="rId33" w:history="1">
+      <w:hyperlink r:id="rId32" w:history="1">
         <w:r>
           <w:rPr>
             <w:rStyle w:val="Hipervnculo"/>
@@ -10085,7 +10730,7 @@
                     <pic:cNvPicPr preferRelativeResize="0"/>
                   </pic:nvPicPr>
                   <pic:blipFill>
-                    <a:blip r:embed="rId34"/>
+                    <a:blip r:embed="rId33"/>
                     <a:srcRect/>
                     <a:stretch>
                       <a:fillRect/>
@@ -10462,7 +11107,7 @@
           <w:noProof/>
         </w:rPr>
         <w:drawing>
-          <wp:inline distT="0" distB="0" distL="0" distR="0" wp14:anchorId="02982399" wp14:editId="2DD2CEBF">
+          <wp:inline distT="0" distB="0" distL="0" distR="0" wp14:anchorId="02982399" wp14:editId="1AA0FC2C">
             <wp:extent cx="3063240" cy="1956714"/>
             <wp:effectExtent l="0" t="0" r="3810" b="5715"/>
             <wp:docPr id="13" name="Picture 13" descr="Z:\Indesign Projects\005 Series\03 OA Word templates\Work\TJ\Work\Fig3.tif"/>
@@ -10479,7 +11124,7 @@
                     </pic:cNvPicPr>
                   </pic:nvPicPr>
                   <pic:blipFill>
-                    <a:blip r:embed="rId35" cstate="print">
+                    <a:blip r:embed="rId34" cstate="print">
                       <a:extLst>
                         <a:ext uri="{28A0092B-C50C-407E-A947-70E740481C1C}">
                           <a14:useLocalDpi xmlns:a14="http://schemas.microsoft.com/office/drawing/2010/main" val="0"/>
@@ -10516,7 +11161,6 @@
         <w:pStyle w:val="Ttulo1"/>
       </w:pPr>
       <w:r>
-        <w:lastRenderedPageBreak/>
         <w:t xml:space="preserve">IV. </w:t>
       </w:r>
       <w:r>
@@ -10927,6 +11571,7 @@
         <w:jc w:val="both"/>
       </w:pPr>
       <w:r>
+        <w:lastRenderedPageBreak/>
         <w:t xml:space="preserve">D. </w:t>
       </w:r>
       <w:r>
@@ -11660,9 +12305,9 @@
             <o:lock v:ext="edit" aspectratio="t"/>
           </v:shapetype>
           <v:shape id="_x0000_i1025" type="#_x0000_t75" alt="" style="width:6.6pt;height:6.6pt;mso-width-percent:0;mso-height-percent:0;mso-width-percent:0;mso-height-percent:0" o:ole="" fillcolor="window">
-            <v:imagedata r:id="rId36" o:title=""/>
+            <v:imagedata r:id="rId35" o:title=""/>
           </v:shape>
-          <o:OLEObject Type="Embed" ProgID="Equation.3" ShapeID="_x0000_i1025" DrawAspect="Content" ObjectID="_1825541239" r:id="rId37"/>
+          <o:OLEObject Type="Embed" ProgID="Equation.3" ShapeID="_x0000_i1025" DrawAspect="Content" ObjectID="_1825626790" r:id="rId36"/>
         </w:object>
       </w:r>
       <w:r>
@@ -12062,7 +12707,11 @@
         <w:t>replicate</w:t>
       </w:r>
       <w:r>
-        <w:t xml:space="preserve"> the abstract as the conclusion. A conclusion might elaborate on the importance of the work or suggest applications and extensions.</w:t>
+        <w:t xml:space="preserve"> the abstract as the conclusion. A conclusion might elaborate on </w:t>
+      </w:r>
+      <w:r>
+        <w:lastRenderedPageBreak/>
+        <w:t>the importance of the work or suggest applications and extensions.</w:t>
       </w:r>
     </w:p>
     <w:p>
@@ -12689,7 +13338,7 @@
                     <pic:cNvPicPr/>
                   </pic:nvPicPr>
                   <pic:blipFill>
-                    <a:blip r:embed="rId38"/>
+                    <a:blip r:embed="rId37"/>
                     <a:stretch>
                       <a:fillRect/>
                     </a:stretch>
@@ -12723,7 +13372,6 @@
           <w:noProof/>
           <w:lang w:val="es-CO"/>
         </w:rPr>
-        <w:lastRenderedPageBreak/>
         <w:drawing>
           <wp:inline distT="0" distB="0" distL="0" distR="0" wp14:anchorId="060B4AC0" wp14:editId="487E3F5D">
             <wp:extent cx="3063240" cy="1250950"/>
@@ -12740,7 +13388,7 @@
                     <pic:cNvPicPr/>
                   </pic:nvPicPr>
                   <pic:blipFill>
-                    <a:blip r:embed="rId39"/>
+                    <a:blip r:embed="rId38"/>
                     <a:stretch>
                       <a:fillRect/>
                     </a:stretch>
@@ -13011,7 +13659,14 @@
         <w:rPr>
           <w:color w:val="000000"/>
         </w:rPr>
-        <w:t xml:space="preserve">References need not be cited in text. When they are, they appear on the line, in square brackets, inside the punctuation. Multiple references are each numbered with separate brackets. When citing a section in a book, please give the relevant page numbers. In text, refer simply to the reference number. Do not use “Ref.” or “reference” except at the beginning of a sentence: “Reference [3] shows </w:t>
+        <w:t xml:space="preserve">References need not be cited in text. When they are, they appear on the line, in square brackets, inside the punctuation. Multiple references are each numbered with separate brackets. When citing a section in a book, please give the relevant page numbers. In text, refer simply to the reference number. Do not </w:t>
+      </w:r>
+      <w:r>
+        <w:rPr>
+          <w:color w:val="000000"/>
+        </w:rPr>
+        <w:lastRenderedPageBreak/>
+        <w:t xml:space="preserve">use “Ref.” or “reference” except at the beginning of a sentence: “Reference [3] shows </w:t>
       </w:r>
       <w:proofErr w:type="gramStart"/>
       <w:r>
@@ -13105,14 +13760,7 @@
           <w:color w:val="000000"/>
           <w:spacing w:val="-4"/>
         </w:rPr>
-        <w:t xml:space="preserve">ransactions, provide the </w:t>
-      </w:r>
-      <w:r>
-        <w:rPr>
-          <w:color w:val="000000"/>
-          <w:spacing w:val="-4"/>
-        </w:rPr>
-        <w:t xml:space="preserve">issue number, page range, volume number, </w:t>
+        <w:t xml:space="preserve">ransactions, provide the issue number, page range, volume number, </w:t>
       </w:r>
       <w:r>
         <w:rPr>
@@ -13245,7 +13893,7 @@
         </w:rPr>
         <w:t xml:space="preserve">at </w:t>
       </w:r>
-      <w:hyperlink r:id="rId40">
+      <w:hyperlink r:id="rId39">
         <w:r>
           <w:rPr>
             <w:color w:val="1155CC"/>
@@ -13419,7 +14067,7 @@
       <w:r>
         <w:t xml:space="preserve"> </w:t>
       </w:r>
-      <w:hyperlink r:id="rId41">
+      <w:hyperlink r:id="rId40">
         <w:r>
           <w:rPr>
             <w:color w:val="0000FF"/>
@@ -13458,7 +14106,10 @@
         <w:t>.</w:t>
       </w:r>
       <w:r>
-        <w:t xml:space="preserve"> Depending on the journal, there are various steps to the submission process; please make sure to carefully answer </w:t>
+        <w:t xml:space="preserve"> Depending on the journal, there are various steps to </w:t>
+      </w:r>
+      <w:r>
+        <w:t xml:space="preserve">the submission process; please make sure to carefully answer </w:t>
       </w:r>
       <w:proofErr w:type="gramStart"/>
       <w:r>
@@ -13535,11 +14186,7 @@
       </w:r>
       <w:proofErr w:type="spellEnd"/>
       <w:r>
-        <w:t xml:space="preserve"> Manuscripts site that will bring you to the journal’s homepage with their detailed requirements; </w:t>
-      </w:r>
-      <w:r>
-        <w:lastRenderedPageBreak/>
-        <w:t xml:space="preserve">please check these guidelines for your </w:t>
+        <w:t xml:space="preserve"> Manuscripts site that will bring you to the journal’s homepage with their detailed requirements; please check these guidelines for your </w:t>
       </w:r>
       <w:proofErr w:type="gramStart"/>
       <w:r>
@@ -13548,6 +14195,103 @@
       <w:proofErr w:type="gramEnd"/>
       <w:r>
         <w:t xml:space="preserve"> before you submit.  </w:t>
+      </w:r>
+    </w:p>
+    <w:p>
+      <w:pPr>
+        <w:ind w:firstLine="144"/>
+        <w:jc w:val="both"/>
+      </w:pPr>
+    </w:p>
+    <w:p>
+      <w:pPr>
+        <w:ind w:firstLine="144"/>
+        <w:jc w:val="both"/>
+        <w:rPr>
+          <w:b/>
+          <w:bCs/>
+          <w:lang w:val="es-CO"/>
+        </w:rPr>
+      </w:pPr>
+      <w:r>
+        <w:rPr>
+          <w:b/>
+          <w:bCs/>
+          <w:lang w:val="es-CO"/>
+        </w:rPr>
+        <w:t>Validación posterior al tratamiento de datos faltantes y duplicados</w:t>
+      </w:r>
+    </w:p>
+    <w:p>
+      <w:pPr>
+        <w:ind w:firstLine="144"/>
+        <w:jc w:val="both"/>
+        <w:rPr>
+          <w:lang w:val="es-CO"/>
+        </w:rPr>
+      </w:pPr>
+    </w:p>
+    <w:p>
+      <w:pPr>
+        <w:ind w:firstLine="144"/>
+        <w:jc w:val="both"/>
+        <w:rPr>
+          <w:lang w:val="es-CO"/>
+        </w:rPr>
+      </w:pPr>
+      <w:r>
+        <w:rPr>
+          <w:lang w:val="es-CO"/>
+        </w:rPr>
+        <w:t>En este proyecto no fue necesario aplicar técnicas de imputación, ya que el conjunto de datos no presentaba valores faltantes relevantes. Sin embargo, se identificaron y eliminaron 3033 registros duplicados, con el fin de garantizar la integridad del análisis.</w:t>
+      </w:r>
+    </w:p>
+    <w:p>
+      <w:pPr>
+        <w:ind w:firstLine="144"/>
+        <w:jc w:val="both"/>
+        <w:rPr>
+          <w:lang w:val="es-CO"/>
+        </w:rPr>
+      </w:pPr>
+    </w:p>
+    <w:p>
+      <w:pPr>
+        <w:ind w:firstLine="144"/>
+        <w:jc w:val="both"/>
+        <w:rPr>
+          <w:lang w:val="es-CO"/>
+        </w:rPr>
+      </w:pPr>
+      <w:r>
+        <w:rPr>
+          <w:lang w:val="es-CO"/>
+        </w:rPr>
+        <w:t>Para evaluar si la eliminación de duplicados generó alteraciones en la distribución de las variables continuas, se realizó una validación gráfica comparativa, utilizando histogramas antes y después del proceso de depuración.</w:t>
+      </w:r>
+    </w:p>
+    <w:p>
+      <w:pPr>
+        <w:ind w:firstLine="144"/>
+        <w:jc w:val="both"/>
+        <w:rPr>
+          <w:lang w:val="es-CO"/>
+        </w:rPr>
+      </w:pPr>
+    </w:p>
+    <w:p>
+      <w:pPr>
+        <w:ind w:firstLine="144"/>
+        <w:jc w:val="both"/>
+        <w:rPr>
+          <w:lang w:val="es-CO"/>
+        </w:rPr>
+      </w:pPr>
+      <w:r>
+        <w:rPr>
+          <w:lang w:val="es-CO"/>
+        </w:rPr>
+        <w:t>Los resultados muestran que las distribuciones mantienen su forma general, sin cambios significativos en tendencia central o dispersión. Esto confirma que la eliminación de duplicados no introduce sesgos y que las características estadísticas de la base de datos se preservan.</w:t>
       </w:r>
     </w:p>
     <w:p>
@@ -13556,6 +14300,9 @@
           <w:tab w:val="left" w:pos="360"/>
         </w:tabs>
         <w:jc w:val="both"/>
+        <w:rPr>
+          <w:lang w:val="es-CO"/>
+        </w:rPr>
       </w:pPr>
     </w:p>
     <w:p>
@@ -13652,45 +14399,54 @@
           <w:spacing w:val="-2"/>
           <w:highlight w:val="white"/>
         </w:rPr>
-        <w:t>Authors must submit an electronic IEEE Copyright Form (</w:t>
-      </w:r>
-      <w:proofErr w:type="spellStart"/>
+        <w:t xml:space="preserve">Authors must submit an electronic IEEE Copyright Form </w:t>
+      </w:r>
       <w:r>
         <w:rPr>
           <w:color w:val="222222"/>
           <w:spacing w:val="-2"/>
           <w:highlight w:val="white"/>
         </w:rPr>
-        <w:t>eCF</w:t>
-      </w:r>
-      <w:proofErr w:type="spellEnd"/>
+        <w:lastRenderedPageBreak/>
+        <w:t>(</w:t>
+      </w:r>
+      <w:proofErr w:type="spellStart"/>
       <w:r>
         <w:rPr>
           <w:color w:val="222222"/>
           <w:spacing w:val="-2"/>
           <w:highlight w:val="white"/>
         </w:rPr>
-        <w:t xml:space="preserve">) upon submitting their final manuscript files. You can access the </w:t>
-      </w:r>
-      <w:proofErr w:type="spellStart"/>
+        <w:t>eCF</w:t>
+      </w:r>
+      <w:proofErr w:type="spellEnd"/>
       <w:r>
         <w:rPr>
           <w:color w:val="222222"/>
           <w:spacing w:val="-2"/>
           <w:highlight w:val="white"/>
         </w:rPr>
-        <w:t>eCF</w:t>
-      </w:r>
-      <w:proofErr w:type="spellEnd"/>
+        <w:t xml:space="preserve">) upon submitting their final manuscript files. You can access the </w:t>
+      </w:r>
+      <w:proofErr w:type="spellStart"/>
       <w:r>
         <w:rPr>
           <w:color w:val="222222"/>
           <w:spacing w:val="-2"/>
           <w:highlight w:val="white"/>
         </w:rPr>
+        <w:t>eCF</w:t>
+      </w:r>
+      <w:proofErr w:type="spellEnd"/>
+      <w:r>
+        <w:rPr>
+          <w:color w:val="222222"/>
+          <w:spacing w:val="-2"/>
+          <w:highlight w:val="white"/>
+        </w:rPr>
         <w:t xml:space="preserve"> system through your manuscript submission system or through the Author Gateway. You are responsible for obtaining any necessary approvals and/or security clearances. For additional information on intellectual property rights, visit the IEEE Intellectual Property Rights department web page at </w:t>
       </w:r>
-      <w:hyperlink r:id="rId42" w:history="1">
+      <w:hyperlink r:id="rId41" w:history="1">
         <w:r>
           <w:rPr>
             <w:rStyle w:val="Hipervnculo"/>
@@ -13700,7 +14456,7 @@
           <w:t>https://www.ieee.org/publications/rights/index.html</w:t>
         </w:r>
       </w:hyperlink>
-      <w:hyperlink r:id="rId43">
+      <w:hyperlink r:id="rId42">
         <w:r>
           <w:rPr>
             <w:color w:val="1155CC"/>
@@ -13744,7 +14500,7 @@
         </w:rPr>
         <w:t xml:space="preserve">A full overview of IEEE publishing guidelines and policies can be found at </w:t>
       </w:r>
-      <w:hyperlink r:id="rId44" w:history="1">
+      <w:hyperlink r:id="rId43" w:history="1">
         <w:r>
           <w:rPr>
             <w:rStyle w:val="Hipervnculo"/>
@@ -16673,7 +17429,7 @@
                     <pic:cNvPicPr/>
                   </pic:nvPicPr>
                   <pic:blipFill>
-                    <a:blip r:embed="rId45" cstate="print">
+                    <a:blip r:embed="rId44" cstate="print">
                       <a:extLst>
                         <a:ext uri="{28A0092B-C50C-407E-A947-70E740481C1C}">
                           <a14:useLocalDpi xmlns:a14="http://schemas.microsoft.com/office/drawing/2010/main" val="0"/>
@@ -16872,14 +17628,7 @@
         <w:rPr>
           <w:color w:val="000000"/>
         </w:rPr>
-        <w:t xml:space="preserve">The third paragraph begins with the author’s preferred title and last name (e.g., Dr. Smith, Prof. Jones, Mr. Kajor, Ms. </w:t>
-      </w:r>
-      <w:r>
-        <w:rPr>
-          <w:color w:val="000000"/>
-        </w:rPr>
-        <w:lastRenderedPageBreak/>
-        <w:t xml:space="preserve">Hunter, Mx. Riley). List any memberships in professional societies other than the IEEE. Finally, list any awards and work for IEEE committees and publications. </w:t>
+        <w:t xml:space="preserve">The third paragraph begins with the author’s preferred title and last name (e.g., Dr. Smith, Prof. Jones, Mr. Kajor, Ms. Hunter, Mx. Riley). List any memberships in professional societies other than the IEEE. Finally, list any awards and work for IEEE committees and publications. </w:t>
       </w:r>
     </w:p>
     <w:p>
@@ -17427,6 +18176,119 @@
     </w:lvl>
   </w:abstractNum>
   <w:abstractNum w:abstractNumId="3" w15:restartNumberingAfterBreak="0">
+    <w:nsid w:val="126D101E"/>
+    <w:multiLevelType w:val="hybridMultilevel"/>
+    <w:tmpl w:val="C084188A"/>
+    <w:lvl w:ilvl="0" w:tplc="240A000B">
+      <w:start w:val="1"/>
+      <w:numFmt w:val="bullet"/>
+      <w:lvlText w:val=""/>
+      <w:lvlJc w:val="left"/>
+      <w:pPr>
+        <w:ind w:left="768" w:hanging="360"/>
+      </w:pPr>
+      <w:rPr>
+        <w:rFonts w:ascii="Wingdings" w:hAnsi="Wingdings" w:hint="default"/>
+      </w:rPr>
+    </w:lvl>
+    <w:lvl w:ilvl="1" w:tplc="240A0003" w:tentative="1">
+      <w:start w:val="1"/>
+      <w:numFmt w:val="bullet"/>
+      <w:lvlText w:val="o"/>
+      <w:lvlJc w:val="left"/>
+      <w:pPr>
+        <w:ind w:left="1488" w:hanging="360"/>
+      </w:pPr>
+      <w:rPr>
+        <w:rFonts w:ascii="Courier New" w:hAnsi="Courier New" w:cs="Courier New" w:hint="default"/>
+      </w:rPr>
+    </w:lvl>
+    <w:lvl w:ilvl="2" w:tplc="240A0005" w:tentative="1">
+      <w:start w:val="1"/>
+      <w:numFmt w:val="bullet"/>
+      <w:lvlText w:val=""/>
+      <w:lvlJc w:val="left"/>
+      <w:pPr>
+        <w:ind w:left="2208" w:hanging="360"/>
+      </w:pPr>
+      <w:rPr>
+        <w:rFonts w:ascii="Wingdings" w:hAnsi="Wingdings" w:hint="default"/>
+      </w:rPr>
+    </w:lvl>
+    <w:lvl w:ilvl="3" w:tplc="240A0001" w:tentative="1">
+      <w:start w:val="1"/>
+      <w:numFmt w:val="bullet"/>
+      <w:lvlText w:val=""/>
+      <w:lvlJc w:val="left"/>
+      <w:pPr>
+        <w:ind w:left="2928" w:hanging="360"/>
+      </w:pPr>
+      <w:rPr>
+        <w:rFonts w:ascii="Symbol" w:hAnsi="Symbol" w:hint="default"/>
+      </w:rPr>
+    </w:lvl>
+    <w:lvl w:ilvl="4" w:tplc="240A0003" w:tentative="1">
+      <w:start w:val="1"/>
+      <w:numFmt w:val="bullet"/>
+      <w:lvlText w:val="o"/>
+      <w:lvlJc w:val="left"/>
+      <w:pPr>
+        <w:ind w:left="3648" w:hanging="360"/>
+      </w:pPr>
+      <w:rPr>
+        <w:rFonts w:ascii="Courier New" w:hAnsi="Courier New" w:cs="Courier New" w:hint="default"/>
+      </w:rPr>
+    </w:lvl>
+    <w:lvl w:ilvl="5" w:tplc="240A0005" w:tentative="1">
+      <w:start w:val="1"/>
+      <w:numFmt w:val="bullet"/>
+      <w:lvlText w:val=""/>
+      <w:lvlJc w:val="left"/>
+      <w:pPr>
+        <w:ind w:left="4368" w:hanging="360"/>
+      </w:pPr>
+      <w:rPr>
+        <w:rFonts w:ascii="Wingdings" w:hAnsi="Wingdings" w:hint="default"/>
+      </w:rPr>
+    </w:lvl>
+    <w:lvl w:ilvl="6" w:tplc="240A0001" w:tentative="1">
+      <w:start w:val="1"/>
+      <w:numFmt w:val="bullet"/>
+      <w:lvlText w:val=""/>
+      <w:lvlJc w:val="left"/>
+      <w:pPr>
+        <w:ind w:left="5088" w:hanging="360"/>
+      </w:pPr>
+      <w:rPr>
+        <w:rFonts w:ascii="Symbol" w:hAnsi="Symbol" w:hint="default"/>
+      </w:rPr>
+    </w:lvl>
+    <w:lvl w:ilvl="7" w:tplc="240A0003" w:tentative="1">
+      <w:start w:val="1"/>
+      <w:numFmt w:val="bullet"/>
+      <w:lvlText w:val="o"/>
+      <w:lvlJc w:val="left"/>
+      <w:pPr>
+        <w:ind w:left="5808" w:hanging="360"/>
+      </w:pPr>
+      <w:rPr>
+        <w:rFonts w:ascii="Courier New" w:hAnsi="Courier New" w:cs="Courier New" w:hint="default"/>
+      </w:rPr>
+    </w:lvl>
+    <w:lvl w:ilvl="8" w:tplc="240A0005" w:tentative="1">
+      <w:start w:val="1"/>
+      <w:numFmt w:val="bullet"/>
+      <w:lvlText w:val=""/>
+      <w:lvlJc w:val="left"/>
+      <w:pPr>
+        <w:ind w:left="6528" w:hanging="360"/>
+      </w:pPr>
+      <w:rPr>
+        <w:rFonts w:ascii="Wingdings" w:hAnsi="Wingdings" w:hint="default"/>
+      </w:rPr>
+    </w:lvl>
+  </w:abstractNum>
+  <w:abstractNum w:abstractNumId="4" w15:restartNumberingAfterBreak="0">
     <w:nsid w:val="1BAC5DBD"/>
     <w:multiLevelType w:val="multilevel"/>
     <w:tmpl w:val="96FCB51C"/>
@@ -17519,7 +18381,119 @@
       </w:pPr>
     </w:lvl>
   </w:abstractNum>
-  <w:abstractNum w:abstractNumId="4" w15:restartNumberingAfterBreak="0">
+  <w:abstractNum w:abstractNumId="5" w15:restartNumberingAfterBreak="0">
+    <w:nsid w:val="31F54E9C"/>
+    <w:multiLevelType w:val="hybridMultilevel"/>
+    <w:tmpl w:val="F2D20808"/>
+    <w:lvl w:ilvl="0" w:tplc="EA182C54">
+      <w:numFmt w:val="bullet"/>
+      <w:lvlText w:val="-"/>
+      <w:lvlJc w:val="left"/>
+      <w:pPr>
+        <w:ind w:left="720" w:hanging="360"/>
+      </w:pPr>
+      <w:rPr>
+        <w:rFonts w:ascii="Times New Roman" w:eastAsia="Times New Roman" w:hAnsi="Times New Roman" w:cs="Times New Roman" w:hint="default"/>
+      </w:rPr>
+    </w:lvl>
+    <w:lvl w:ilvl="1" w:tplc="240A0003" w:tentative="1">
+      <w:start w:val="1"/>
+      <w:numFmt w:val="bullet"/>
+      <w:lvlText w:val="o"/>
+      <w:lvlJc w:val="left"/>
+      <w:pPr>
+        <w:ind w:left="1440" w:hanging="360"/>
+      </w:pPr>
+      <w:rPr>
+        <w:rFonts w:ascii="Courier New" w:hAnsi="Courier New" w:cs="Courier New" w:hint="default"/>
+      </w:rPr>
+    </w:lvl>
+    <w:lvl w:ilvl="2" w:tplc="240A0005" w:tentative="1">
+      <w:start w:val="1"/>
+      <w:numFmt w:val="bullet"/>
+      <w:lvlText w:val=""/>
+      <w:lvlJc w:val="left"/>
+      <w:pPr>
+        <w:ind w:left="2160" w:hanging="360"/>
+      </w:pPr>
+      <w:rPr>
+        <w:rFonts w:ascii="Wingdings" w:hAnsi="Wingdings" w:hint="default"/>
+      </w:rPr>
+    </w:lvl>
+    <w:lvl w:ilvl="3" w:tplc="240A0001" w:tentative="1">
+      <w:start w:val="1"/>
+      <w:numFmt w:val="bullet"/>
+      <w:lvlText w:val=""/>
+      <w:lvlJc w:val="left"/>
+      <w:pPr>
+        <w:ind w:left="2880" w:hanging="360"/>
+      </w:pPr>
+      <w:rPr>
+        <w:rFonts w:ascii="Symbol" w:hAnsi="Symbol" w:hint="default"/>
+      </w:rPr>
+    </w:lvl>
+    <w:lvl w:ilvl="4" w:tplc="240A0003" w:tentative="1">
+      <w:start w:val="1"/>
+      <w:numFmt w:val="bullet"/>
+      <w:lvlText w:val="o"/>
+      <w:lvlJc w:val="left"/>
+      <w:pPr>
+        <w:ind w:left="3600" w:hanging="360"/>
+      </w:pPr>
+      <w:rPr>
+        <w:rFonts w:ascii="Courier New" w:hAnsi="Courier New" w:cs="Courier New" w:hint="default"/>
+      </w:rPr>
+    </w:lvl>
+    <w:lvl w:ilvl="5" w:tplc="240A0005" w:tentative="1">
+      <w:start w:val="1"/>
+      <w:numFmt w:val="bullet"/>
+      <w:lvlText w:val=""/>
+      <w:lvlJc w:val="left"/>
+      <w:pPr>
+        <w:ind w:left="4320" w:hanging="360"/>
+      </w:pPr>
+      <w:rPr>
+        <w:rFonts w:ascii="Wingdings" w:hAnsi="Wingdings" w:hint="default"/>
+      </w:rPr>
+    </w:lvl>
+    <w:lvl w:ilvl="6" w:tplc="240A0001" w:tentative="1">
+      <w:start w:val="1"/>
+      <w:numFmt w:val="bullet"/>
+      <w:lvlText w:val=""/>
+      <w:lvlJc w:val="left"/>
+      <w:pPr>
+        <w:ind w:left="5040" w:hanging="360"/>
+      </w:pPr>
+      <w:rPr>
+        <w:rFonts w:ascii="Symbol" w:hAnsi="Symbol" w:hint="default"/>
+      </w:rPr>
+    </w:lvl>
+    <w:lvl w:ilvl="7" w:tplc="240A0003" w:tentative="1">
+      <w:start w:val="1"/>
+      <w:numFmt w:val="bullet"/>
+      <w:lvlText w:val="o"/>
+      <w:lvlJc w:val="left"/>
+      <w:pPr>
+        <w:ind w:left="5760" w:hanging="360"/>
+      </w:pPr>
+      <w:rPr>
+        <w:rFonts w:ascii="Courier New" w:hAnsi="Courier New" w:cs="Courier New" w:hint="default"/>
+      </w:rPr>
+    </w:lvl>
+    <w:lvl w:ilvl="8" w:tplc="240A0005" w:tentative="1">
+      <w:start w:val="1"/>
+      <w:numFmt w:val="bullet"/>
+      <w:lvlText w:val=""/>
+      <w:lvlJc w:val="left"/>
+      <w:pPr>
+        <w:ind w:left="6480" w:hanging="360"/>
+      </w:pPr>
+      <w:rPr>
+        <w:rFonts w:ascii="Wingdings" w:hAnsi="Wingdings" w:hint="default"/>
+      </w:rPr>
+    </w:lvl>
+  </w:abstractNum>
+  <w:abstractNum w:abstractNumId="6" w15:restartNumberingAfterBreak="0">
     <w:nsid w:val="31F66E8E"/>
     <w:multiLevelType w:val="multilevel"/>
     <w:tmpl w:val="96FCB51C"/>
@@ -17612,7 +18586,7 @@
       </w:pPr>
     </w:lvl>
   </w:abstractNum>
-  <w:abstractNum w:abstractNumId="5" w15:restartNumberingAfterBreak="0">
+  <w:abstractNum w:abstractNumId="7" w15:restartNumberingAfterBreak="0">
     <w:nsid w:val="40BB7F3B"/>
     <w:multiLevelType w:val="multilevel"/>
     <w:tmpl w:val="96FCB51C"/>
@@ -17705,7 +18679,7 @@
       </w:pPr>
     </w:lvl>
   </w:abstractNum>
-  <w:abstractNum w:abstractNumId="6" w15:restartNumberingAfterBreak="0">
+  <w:abstractNum w:abstractNumId="8" w15:restartNumberingAfterBreak="0">
     <w:nsid w:val="44604766"/>
     <w:multiLevelType w:val="multilevel"/>
     <w:tmpl w:val="C84CC298"/>
@@ -17819,7 +18793,7 @@
       </w:pPr>
     </w:lvl>
   </w:abstractNum>
-  <w:abstractNum w:abstractNumId="7" w15:restartNumberingAfterBreak="0">
+  <w:abstractNum w:abstractNumId="9" w15:restartNumberingAfterBreak="0">
     <w:nsid w:val="466B4453"/>
     <w:multiLevelType w:val="multilevel"/>
     <w:tmpl w:val="45AE852C"/>
@@ -17913,7 +18887,7 @@
       </w:pPr>
     </w:lvl>
   </w:abstractNum>
-  <w:abstractNum w:abstractNumId="8" w15:restartNumberingAfterBreak="0">
+  <w:abstractNum w:abstractNumId="10" w15:restartNumberingAfterBreak="0">
     <w:nsid w:val="4C936FD3"/>
     <w:multiLevelType w:val="multilevel"/>
     <w:tmpl w:val="82B850BA"/>
@@ -18002,7 +18976,7 @@
       </w:pPr>
     </w:lvl>
   </w:abstractNum>
-  <w:abstractNum w:abstractNumId="9" w15:restartNumberingAfterBreak="0">
+  <w:abstractNum w:abstractNumId="11" w15:restartNumberingAfterBreak="0">
     <w:nsid w:val="4CC97A8F"/>
     <w:multiLevelType w:val="multilevel"/>
     <w:tmpl w:val="51823B8A"/>
@@ -18101,7 +19075,120 @@
       </w:pPr>
     </w:lvl>
   </w:abstractNum>
-  <w:abstractNum w:abstractNumId="10" w15:restartNumberingAfterBreak="0">
+  <w:abstractNum w:abstractNumId="12" w15:restartNumberingAfterBreak="0">
+    <w:nsid w:val="512E1804"/>
+    <w:multiLevelType w:val="hybridMultilevel"/>
+    <w:tmpl w:val="22C67620"/>
+    <w:lvl w:ilvl="0" w:tplc="240A000B">
+      <w:start w:val="1"/>
+      <w:numFmt w:val="bullet"/>
+      <w:lvlText w:val=""/>
+      <w:lvlJc w:val="left"/>
+      <w:pPr>
+        <w:ind w:left="720" w:hanging="360"/>
+      </w:pPr>
+      <w:rPr>
+        <w:rFonts w:ascii="Wingdings" w:hAnsi="Wingdings" w:hint="default"/>
+      </w:rPr>
+    </w:lvl>
+    <w:lvl w:ilvl="1" w:tplc="240A0003" w:tentative="1">
+      <w:start w:val="1"/>
+      <w:numFmt w:val="bullet"/>
+      <w:lvlText w:val="o"/>
+      <w:lvlJc w:val="left"/>
+      <w:pPr>
+        <w:ind w:left="1440" w:hanging="360"/>
+      </w:pPr>
+      <w:rPr>
+        <w:rFonts w:ascii="Courier New" w:hAnsi="Courier New" w:cs="Courier New" w:hint="default"/>
+      </w:rPr>
+    </w:lvl>
+    <w:lvl w:ilvl="2" w:tplc="240A0005" w:tentative="1">
+      <w:start w:val="1"/>
+      <w:numFmt w:val="bullet"/>
+      <w:lvlText w:val=""/>
+      <w:lvlJc w:val="left"/>
+      <w:pPr>
+        <w:ind w:left="2160" w:hanging="360"/>
+      </w:pPr>
+      <w:rPr>
+        <w:rFonts w:ascii="Wingdings" w:hAnsi="Wingdings" w:hint="default"/>
+      </w:rPr>
+    </w:lvl>
+    <w:lvl w:ilvl="3" w:tplc="240A0001" w:tentative="1">
+      <w:start w:val="1"/>
+      <w:numFmt w:val="bullet"/>
+      <w:lvlText w:val=""/>
+      <w:lvlJc w:val="left"/>
+      <w:pPr>
+        <w:ind w:left="2880" w:hanging="360"/>
+      </w:pPr>
+      <w:rPr>
+        <w:rFonts w:ascii="Symbol" w:hAnsi="Symbol" w:hint="default"/>
+      </w:rPr>
+    </w:lvl>
+    <w:lvl w:ilvl="4" w:tplc="240A0003" w:tentative="1">
+      <w:start w:val="1"/>
+      <w:numFmt w:val="bullet"/>
+      <w:lvlText w:val="o"/>
+      <w:lvlJc w:val="left"/>
+      <w:pPr>
+        <w:ind w:left="3600" w:hanging="360"/>
+      </w:pPr>
+      <w:rPr>
+        <w:rFonts w:ascii="Courier New" w:hAnsi="Courier New" w:cs="Courier New" w:hint="default"/>
+      </w:rPr>
+    </w:lvl>
+    <w:lvl w:ilvl="5" w:tplc="240A0005" w:tentative="1">
+      <w:start w:val="1"/>
+      <w:numFmt w:val="bullet"/>
+      <w:lvlText w:val=""/>
+      <w:lvlJc w:val="left"/>
+      <w:pPr>
+        <w:ind w:left="4320" w:hanging="360"/>
+      </w:pPr>
+      <w:rPr>
+        <w:rFonts w:ascii="Wingdings" w:hAnsi="Wingdings" w:hint="default"/>
+      </w:rPr>
+    </w:lvl>
+    <w:lvl w:ilvl="6" w:tplc="240A0001" w:tentative="1">
+      <w:start w:val="1"/>
+      <w:numFmt w:val="bullet"/>
+      <w:lvlText w:val=""/>
+      <w:lvlJc w:val="left"/>
+      <w:pPr>
+        <w:ind w:left="5040" w:hanging="360"/>
+      </w:pPr>
+      <w:rPr>
+        <w:rFonts w:ascii="Symbol" w:hAnsi="Symbol" w:hint="default"/>
+      </w:rPr>
+    </w:lvl>
+    <w:lvl w:ilvl="7" w:tplc="240A0003" w:tentative="1">
+      <w:start w:val="1"/>
+      <w:numFmt w:val="bullet"/>
+      <w:lvlText w:val="o"/>
+      <w:lvlJc w:val="left"/>
+      <w:pPr>
+        <w:ind w:left="5760" w:hanging="360"/>
+      </w:pPr>
+      <w:rPr>
+        <w:rFonts w:ascii="Courier New" w:hAnsi="Courier New" w:cs="Courier New" w:hint="default"/>
+      </w:rPr>
+    </w:lvl>
+    <w:lvl w:ilvl="8" w:tplc="240A0005" w:tentative="1">
+      <w:start w:val="1"/>
+      <w:numFmt w:val="bullet"/>
+      <w:lvlText w:val=""/>
+      <w:lvlJc w:val="left"/>
+      <w:pPr>
+        <w:ind w:left="6480" w:hanging="360"/>
+      </w:pPr>
+      <w:rPr>
+        <w:rFonts w:ascii="Wingdings" w:hAnsi="Wingdings" w:hint="default"/>
+      </w:rPr>
+    </w:lvl>
+  </w:abstractNum>
+  <w:abstractNum w:abstractNumId="13" w15:restartNumberingAfterBreak="0">
     <w:nsid w:val="52F65CE7"/>
     <w:multiLevelType w:val="multilevel"/>
     <w:tmpl w:val="9A60EF16"/>
@@ -18250,7 +19337,7 @@
       </w:rPr>
     </w:lvl>
   </w:abstractNum>
-  <w:abstractNum w:abstractNumId="11" w15:restartNumberingAfterBreak="0">
+  <w:abstractNum w:abstractNumId="14" w15:restartNumberingAfterBreak="0">
     <w:nsid w:val="5DEA164D"/>
     <w:multiLevelType w:val="multilevel"/>
     <w:tmpl w:val="8D6CF77A"/>
@@ -18400,7 +19487,7 @@
     </w:lvl>
   </w:abstractNum>
   <w:num w:numId="1" w16cid:durableId="1704474254">
-    <w:abstractNumId w:val="9"/>
+    <w:abstractNumId w:val="11"/>
   </w:num>
   <w:num w:numId="2" w16cid:durableId="1182279118">
     <w:abstractNumId w:val="2"/>
@@ -18409,16 +19496,16 @@
     <w:abstractNumId w:val="1"/>
   </w:num>
   <w:num w:numId="4" w16cid:durableId="1311791867">
+    <w:abstractNumId w:val="10"/>
+  </w:num>
+  <w:num w:numId="5" w16cid:durableId="171183208">
+    <w:abstractNumId w:val="7"/>
+  </w:num>
+  <w:num w:numId="6" w16cid:durableId="1268463963">
     <w:abstractNumId w:val="8"/>
   </w:num>
-  <w:num w:numId="5" w16cid:durableId="171183208">
-    <w:abstractNumId w:val="5"/>
-  </w:num>
-  <w:num w:numId="6" w16cid:durableId="1268463963">
-    <w:abstractNumId w:val="6"/>
-  </w:num>
   <w:num w:numId="7" w16cid:durableId="439372643">
-    <w:abstractNumId w:val="9"/>
+    <w:abstractNumId w:val="11"/>
     <w:lvlOverride w:ilvl="0">
       <w:startOverride w:val="1"/>
     </w:lvlOverride>
@@ -18448,22 +19535,31 @@
     </w:lvlOverride>
   </w:num>
   <w:num w:numId="8" w16cid:durableId="538515103">
+    <w:abstractNumId w:val="6"/>
+  </w:num>
+  <w:num w:numId="9" w16cid:durableId="1950312838">
     <w:abstractNumId w:val="4"/>
   </w:num>
-  <w:num w:numId="9" w16cid:durableId="1950312838">
-    <w:abstractNumId w:val="3"/>
-  </w:num>
   <w:num w:numId="10" w16cid:durableId="881602541">
-    <w:abstractNumId w:val="7"/>
+    <w:abstractNumId w:val="9"/>
   </w:num>
   <w:num w:numId="11" w16cid:durableId="830146748">
     <w:abstractNumId w:val="0"/>
   </w:num>
   <w:num w:numId="12" w16cid:durableId="947540831">
-    <w:abstractNumId w:val="11"/>
+    <w:abstractNumId w:val="14"/>
   </w:num>
   <w:num w:numId="13" w16cid:durableId="1525364928">
-    <w:abstractNumId w:val="10"/>
+    <w:abstractNumId w:val="13"/>
+  </w:num>
+  <w:num w:numId="14" w16cid:durableId="1867477937">
+    <w:abstractNumId w:val="3"/>
+  </w:num>
+  <w:num w:numId="15" w16cid:durableId="839389030">
+    <w:abstractNumId w:val="5"/>
+  </w:num>
+  <w:num w:numId="16" w16cid:durableId="1477456594">
+    <w:abstractNumId w:val="12"/>
   </w:num>
 </w:numbering>
 </file>
